--- a/fra/docx/006.content.docx
+++ b/fra/docx/006.content.docx
@@ -166,26 +166,6 @@
       </w:r>
       <w:r>
         <w:rPr>
-          <w:i/>
-          <w:lang w:val="fr_FR" w:bidi="fr_FR"/>
-        </w:rPr>
-        <w:t>Faiseur de tentes, famine, Farine, Faucon, Crécerelle, Fausse couche, faux christs, faux messies, Félix, Antonius, Femme, Festus, Porcius, Fête de la Récolte, Fête des Tabernacles, Fêtes et festivals d'Israël, Fidélité, Fierté, orgueil, Fièvre, Fille de Pharaon, Fils de l'homme, Fils de l'orient, Fils du tonnerre, Fils et filles de Dieu, Firmament, Fleuve d'Égypte, Foie, Forêt d'Éphraïm, Forgeron, Forgeron, Forgeron d'airain, Forum, Forum d'Appius, Fournaise, Frange, frère, frères (et sœurs), Frères de Jésus, Frères jumeaux, Frontal, Furet</w:t>
-      </w:r>
-      <w:r>
-        <w:rPr>
-          <w:lang w:val="fr_FR" w:bidi="fr_FR"/>
-        </w:rPr>
-      </w:r>
-    </w:p>
-    <w:p>
-      <w:pPr/>
-      <w:r>
-        <w:rPr>
-          <w:lang w:val="fr_FR" w:bidi="fr_FR"/>
-        </w:rPr>
-      </w:r>
-      <w:r>
-        <w:rPr>
           <w:lang w:val="fr_FR" w:bidi="fr_FR"/>
         </w:rPr>
         <w:t xml:space="preserve"> </w:t>
@@ -7447,6 +7427,116 @@
         <w:rPr>
           <w:lang w:val="fr_FR" w:bidi="fr_FR"/>
         </w:rPr>
+        <w:t>Fiente de pigeon</w:t>
+      </w:r>
+      <w:r>
+        <w:rPr>
+          <w:lang w:val="fr_FR" w:bidi="fr_FR"/>
+        </w:rPr>
+      </w:r>
+    </w:p>
+    <w:p>
+      <w:pPr/>
+      <w:r>
+        <w:rPr>
+          <w:lang w:val="fr_FR" w:bidi="fr_FR"/>
+        </w:rPr>
+      </w:r>
+      <w:r>
+        <w:rPr>
+          <w:lang w:val="fr_FR" w:bidi="fr_FR"/>
+        </w:rPr>
+        <w:t>Source de nourriture consommée lorsque Samarie a été assiégée par Ben-Hadad, roi de Syrie (</w:t>
+      </w:r>
+      <w:hyperlink r:id="rId27">
+        <w:r>
+          <w:rPr>
+            <w:lang w:val="fr_FR" w:bidi="fr_FR"/>
+          </w:rPr>
+          <w:rPr>
+            <w:color w:val="0000EE"/>
+            <w:u w:val="single"/>
+          </w:rPr>
+          <w:t>2R 6.25</w:t>
+        </w:r>
+      </w:hyperlink>
+      <w:r>
+        <w:rPr>
+          <w:lang w:val="fr_FR" w:bidi="fr_FR"/>
+        </w:rPr>
+        <w:t>). Pris littéralement comme excréments de pigeon, la référence indiquerait à quel point les conditions étaient désespérées dans la ville affamée.</w:t>
+      </w:r>
+    </w:p>
+    <w:p>
+      <w:pPr/>
+      <w:r>
+        <w:rPr>
+          <w:lang w:val="fr_FR" w:bidi="fr_FR"/>
+        </w:rPr>
+      </w:r>
+      <w:r>
+        <w:rPr>
+          <w:lang w:val="fr_FR" w:bidi="fr_FR"/>
+        </w:rPr>
+        <w:t xml:space="preserve">Certains chercheurs suggèrent que la fiente de </w:t>
+      </w:r>
+      <w:r>
+        <w:rPr>
+          <w:lang w:val="fr_FR" w:bidi="fr_FR"/>
+        </w:rPr>
+        <w:t>pigeon</w:t>
+      </w:r>
+      <w:r>
+        <w:rPr>
+          <w:lang w:val="fr_FR" w:bidi="fr_FR"/>
+        </w:rPr>
+        <w:t xml:space="preserve"> fait référence au petit bulbe comestible de la plante étoile de Bethléem, également connue sous le nom de lait d'oiseau ou fiente d'oiseau. Le bulbe pouvait être bouilli ou rôti pour faire de la farine pour le pain. Le « kab » au verset </w:t>
+      </w:r>
+      <w:hyperlink r:id="rId27">
+        <w:r>
+          <w:rPr>
+            <w:lang w:val="fr_FR" w:bidi="fr_FR"/>
+          </w:rPr>
+          <w:rPr>
+            <w:color w:val="0000EE"/>
+            <w:u w:val="single"/>
+          </w:rPr>
+          <w:t>25</w:t>
+        </w:r>
+      </w:hyperlink>
+      <w:r>
+        <w:rPr>
+          <w:lang w:val="fr_FR" w:bidi="fr_FR"/>
+        </w:rPr>
+        <w:t xml:space="preserve"> est une unité de mesure approximant 1,2 L.</w:t>
+      </w:r>
+      <w:r>
+        <w:rPr>
+          <w:lang w:val="fr_FR" w:bidi="fr_FR"/>
+        </w:rPr>
+      </w:r>
+      <w:r>
+        <w:rPr>
+          <w:lang w:val="fr_FR" w:bidi="fr_FR"/>
+        </w:rPr>
+      </w:r>
+    </w:p>
+    <w:p>
+      <w:pPr/>
+      <w:r>
+        <w:rPr>
+          <w:lang w:val="fr_FR" w:bidi="fr_FR"/>
+        </w:rPr>
+      </w:r>
+    </w:p>
+    <w:p>
+      <w:pPr>
+        <w:pStyle w:val="Heading2"/>
+      </w:pPr>
+      <w:r>
+        <w:rPr>
+          <w:lang w:val="fr_FR" w:bidi="fr_FR"/>
+        </w:rPr>
         <w:t>Fierté, orgueil</w:t>
       </w:r>
       <w:r>
@@ -11065,6 +11155,287 @@
         <w:rPr>
           <w:lang w:val="fr_FR" w:bidi="fr_FR"/>
         </w:rPr>
+        <w:t>Fils des Prophètes</w:t>
+      </w:r>
+      <w:r>
+        <w:rPr>
+          <w:lang w:val="fr_FR" w:bidi="fr_FR"/>
+        </w:rPr>
+      </w:r>
+    </w:p>
+    <w:p>
+      <w:pPr/>
+      <w:r>
+        <w:rPr>
+          <w:lang w:val="fr_FR" w:bidi="fr_FR"/>
+        </w:rPr>
+      </w:r>
+      <w:r>
+        <w:rPr>
+          <w:lang w:val="fr_FR" w:bidi="fr_FR"/>
+        </w:rPr>
+        <w:t>« Groupe de prophètes » que Saül a rencontré (</w:t>
+      </w:r>
+      <w:hyperlink r:id="rId360">
+        <w:r>
+          <w:rPr>
+            <w:lang w:val="fr_FR" w:bidi="fr_FR"/>
+          </w:rPr>
+          <w:rPr>
+            <w:color w:val="0000EE"/>
+            <w:u w:val="single"/>
+          </w:rPr>
+          <w:t>1S 10.5–6, 10–13</w:t>
+        </w:r>
+      </w:hyperlink>
+      <w:r>
+        <w:rPr>
+          <w:lang w:val="fr_FR" w:bidi="fr_FR"/>
+        </w:rPr>
+        <w:t>), précurseurs des « écoles », « guildes » ou « fils des prophètes », qui prospérèrent sous les premiers rois d'Israël. Jézabel persécuterra ceux qui défendaient le culte de Yahvé et établira des « écoles » rivales pour propager le culte de Baal et d'Astarté (</w:t>
+      </w:r>
+      <w:hyperlink r:id="rId361">
+        <w:r>
+          <w:rPr>
+            <w:lang w:val="fr_FR" w:bidi="fr_FR"/>
+          </w:rPr>
+          <w:rPr>
+            <w:color w:val="0000EE"/>
+            <w:u w:val="single"/>
+          </w:rPr>
+          <w:t>1R 18.19–29</w:t>
+        </w:r>
+      </w:hyperlink>
+      <w:r>
+        <w:rPr>
+          <w:lang w:val="fr_FR" w:bidi="fr_FR"/>
+        </w:rPr>
+        <w:t xml:space="preserve"> ; </w:t>
+      </w:r>
+      <w:hyperlink r:id="rId362">
+        <w:r>
+          <w:rPr>
+            <w:lang w:val="fr_FR" w:bidi="fr_FR"/>
+          </w:rPr>
+          <w:rPr>
+            <w:color w:val="0000EE"/>
+            <w:u w:val="single"/>
+          </w:rPr>
+          <w:t>22.6</w:t>
+        </w:r>
+      </w:hyperlink>
+      <w:r>
+        <w:rPr>
+          <w:lang w:val="fr_FR" w:bidi="fr_FR"/>
+        </w:rPr>
+        <w:t>). L'intendant d'Achab, Abdias, abritera deux groupes de cinquante prophètes de Yahvé dans des grottes et leur fournira des provisions (</w:t>
+      </w:r>
+      <w:hyperlink r:id="rId363">
+        <w:r>
+          <w:rPr>
+            <w:lang w:val="fr_FR" w:bidi="fr_FR"/>
+          </w:rPr>
+          <w:rPr>
+            <w:color w:val="0000EE"/>
+            <w:u w:val="single"/>
+          </w:rPr>
+          <w:t>18.4</w:t>
+        </w:r>
+      </w:hyperlink>
+      <w:r>
+        <w:rPr>
+          <w:lang w:val="fr_FR" w:bidi="fr_FR"/>
+        </w:rPr>
+        <w:t>).</w:t>
+      </w:r>
+    </w:p>
+    <w:p>
+      <w:pPr/>
+      <w:r>
+        <w:rPr>
+          <w:lang w:val="fr_FR" w:bidi="fr_FR"/>
+        </w:rPr>
+      </w:r>
+      <w:hyperlink r:id="rId364">
+        <w:r>
+          <w:rPr>
+            <w:lang w:val="fr_FR" w:bidi="fr_FR"/>
+          </w:rPr>
+          <w:rPr>
+            <w:color w:val="0000EE"/>
+            <w:u w:val="single"/>
+          </w:rPr>
+          <w:t>1</w:t>
+        </w:r>
+      </w:hyperlink>
+      <w:r>
+        <w:rPr>
+          <w:lang w:val="fr_FR" w:bidi="fr_FR"/>
+        </w:rPr>
+        <w:t xml:space="preserve"> </w:t>
+      </w:r>
+      <w:hyperlink r:id="rId364">
+        <w:r>
+          <w:rPr>
+            <w:lang w:val="fr_FR" w:bidi="fr_FR"/>
+          </w:rPr>
+          <w:rPr>
+            <w:color w:val="0000EE"/>
+            <w:u w:val="single"/>
+          </w:rPr>
+          <w:t>Rois 22.5–28</w:t>
+        </w:r>
+      </w:hyperlink>
+      <w:r>
+        <w:rPr>
+          <w:lang w:val="fr_FR" w:bidi="fr_FR"/>
+        </w:rPr>
+        <w:t xml:space="preserve"> illustre le danger politique de ces guildes royales et relate l'émergence de porte-parole individuels revendiquant une inspiration spontanée. </w:t>
+      </w:r>
+      <w:hyperlink r:id="rId365">
+        <w:r>
+          <w:rPr>
+            <w:lang w:val="fr_FR" w:bidi="fr_FR"/>
+          </w:rPr>
+          <w:rPr>
+            <w:color w:val="0000EE"/>
+            <w:u w:val="single"/>
+          </w:rPr>
+          <w:t>1</w:t>
+        </w:r>
+      </w:hyperlink>
+      <w:r>
+        <w:rPr>
+          <w:lang w:val="fr_FR" w:bidi="fr_FR"/>
+        </w:rPr>
+        <w:t xml:space="preserve"> </w:t>
+      </w:r>
+      <w:hyperlink r:id="rId365">
+        <w:r>
+          <w:rPr>
+            <w:lang w:val="fr_FR" w:bidi="fr_FR"/>
+          </w:rPr>
+          <w:rPr>
+            <w:color w:val="0000EE"/>
+            <w:u w:val="single"/>
+          </w:rPr>
+          <w:t>Rois 20.35–43</w:t>
+        </w:r>
+      </w:hyperlink>
+      <w:r>
+        <w:rPr>
+          <w:lang w:val="fr_FR" w:bidi="fr_FR"/>
+        </w:rPr>
+        <w:t xml:space="preserve"> présente un autre individu, agissant de manière étrange mais reconnaissable comme un vrai prophète. Dans </w:t>
+      </w:r>
+      <w:hyperlink r:id="rId366">
+        <w:r>
+          <w:rPr>
+            <w:lang w:val="fr_FR" w:bidi="fr_FR"/>
+          </w:rPr>
+          <w:rPr>
+            <w:color w:val="0000EE"/>
+            <w:u w:val="single"/>
+          </w:rPr>
+          <w:t>2</w:t>
+        </w:r>
+      </w:hyperlink>
+      <w:r>
+        <w:rPr>
+          <w:lang w:val="fr_FR" w:bidi="fr_FR"/>
+        </w:rPr>
+        <w:t xml:space="preserve"> </w:t>
+      </w:r>
+      <w:hyperlink r:id="rId366">
+        <w:r>
+          <w:rPr>
+            <w:lang w:val="fr_FR" w:bidi="fr_FR"/>
+          </w:rPr>
+          <w:rPr>
+            <w:color w:val="0000EE"/>
+            <w:u w:val="single"/>
+          </w:rPr>
+          <w:t>Rois 2–6</w:t>
+        </w:r>
+      </w:hyperlink>
+      <w:r>
+        <w:rPr>
+          <w:lang w:val="fr_FR" w:bidi="fr_FR"/>
+        </w:rPr>
+        <w:t>, nous apprenons que des groupes ont persisté à Béthel (environ cinquante) et Guilgal (environ cent).</w:t>
+      </w:r>
+    </w:p>
+    <w:p>
+      <w:pPr/>
+      <w:r>
+        <w:rPr>
+          <w:lang w:val="fr_FR" w:bidi="fr_FR"/>
+        </w:rPr>
+      </w:r>
+      <w:r>
+        <w:rPr>
+          <w:i/>
+          <w:lang w:val="fr_FR" w:bidi="fr_FR"/>
+        </w:rPr>
+        <w:t>Voir aussi</w:t>
+      </w:r>
+      <w:r>
+        <w:rPr>
+          <w:lang w:val="fr_FR" w:bidi="fr_FR"/>
+        </w:rPr>
+        <w:t xml:space="preserve"> </w:t>
+      </w:r>
+      <w:r>
+        <w:rPr>
+          <w:lang w:val="fr_FR" w:bidi="fr_FR"/>
+        </w:rPr>
+        <w:t>Prophétie</w:t>
+      </w:r>
+      <w:r>
+        <w:rPr>
+          <w:lang w:val="fr_FR" w:bidi="fr_FR"/>
+        </w:rPr>
+        <w:t xml:space="preserve"> ; </w:t>
+      </w:r>
+      <w:r>
+        <w:rPr>
+          <w:lang w:val="fr_FR" w:bidi="fr_FR"/>
+        </w:rPr>
+        <w:t>Prophète, Prophétesse</w:t>
+      </w:r>
+      <w:r>
+        <w:rPr>
+          <w:lang w:val="fr_FR" w:bidi="fr_FR"/>
+        </w:rPr>
+        <w:t>.</w:t>
+      </w:r>
+      <w:r>
+        <w:rPr>
+          <w:lang w:val="fr_FR" w:bidi="fr_FR"/>
+        </w:rPr>
+      </w:r>
+      <w:r>
+        <w:rPr>
+          <w:lang w:val="fr_FR" w:bidi="fr_FR"/>
+        </w:rPr>
+      </w:r>
+    </w:p>
+    <w:p>
+      <w:pPr/>
+      <w:r>
+        <w:rPr>
+          <w:lang w:val="fr_FR" w:bidi="fr_FR"/>
+        </w:rPr>
+      </w:r>
+    </w:p>
+    <w:p>
+      <w:pPr>
+        <w:pStyle w:val="Heading2"/>
+      </w:pPr>
+      <w:r>
+        <w:rPr>
+          <w:lang w:val="fr_FR" w:bidi="fr_FR"/>
+        </w:rPr>
         <w:t>Fils du tonnerre</w:t>
       </w:r>
       <w:r>
@@ -11086,7 +11457,7 @@
         </w:rPr>
         <w:t>Traduction du mot « Boanergès », le nom donné par Jésus à Jacques et Jean (</w:t>
       </w:r>
-      <w:hyperlink r:id="rId360">
+      <w:hyperlink r:id="rId367">
         <w:r>
           <w:rPr>
             <w:lang w:val="fr_FR" w:bidi="fr_FR"/>
@@ -11177,7 +11548,7 @@
         </w:rPr>
         <w:t xml:space="preserve">Expression désignant les êtres humains qui sont nés de Dieu et sont devenus membres de sa famille. Lorsque la Bible parle des fils de Dieu, elle n'a pas l'intention d'exclure les femmes. Le terme « fils » inclut tous les croyants. Cependant, les Écritures utilisent presque toujours le mot « fils », avec une exception dans le Nouveau Testament, </w:t>
       </w:r>
-      <w:hyperlink r:id="rId361">
+      <w:hyperlink r:id="rId368">
         <w:r>
           <w:rPr>
             <w:lang w:val="fr_FR" w:bidi="fr_FR"/>
@@ -11209,7 +11580,7 @@
         </w:rPr>
         <w:t xml:space="preserve">Depuis le commencement, Dieu le Père désirait avoir de nombreux fils et filles partageant l'image et la ressemblance de son Fils bien-aimé. On pourrait dire que son unique Fils lui a apporté tant de satisfaction qu'il aspirait à en avoir de nombreux autres. Il s'agit peut-être là de l'impulsion derrière la création de l'univers et, plus spécifiquement, des êtres humains (voir </w:t>
       </w:r>
-      <w:hyperlink r:id="rId362">
+      <w:hyperlink r:id="rId369">
         <w:r>
           <w:rPr>
             <w:lang w:val="fr_FR" w:bidi="fr_FR"/>
@@ -11227,7 +11598,7 @@
         </w:rPr>
         <w:t xml:space="preserve">). </w:t>
       </w:r>
-      <w:hyperlink r:id="rId363">
+      <w:hyperlink r:id="rId370">
         <w:r>
           <w:rPr>
             <w:lang w:val="fr_FR" w:bidi="fr_FR"/>
@@ -11259,7 +11630,7 @@
         </w:rPr>
         <w:t xml:space="preserve">Paul emploie un mot grec dans </w:t>
       </w:r>
-      <w:hyperlink r:id="rId364">
+      <w:hyperlink r:id="rId371">
         <w:r>
           <w:rPr>
             <w:lang w:val="fr_FR" w:bidi="fr_FR"/>
@@ -11277,7 +11648,7 @@
         </w:rPr>
         <w:t xml:space="preserve"> et </w:t>
       </w:r>
-      <w:hyperlink r:id="rId365">
+      <w:hyperlink r:id="rId372">
         <w:r>
           <w:rPr>
             <w:lang w:val="fr_FR" w:bidi="fr_FR"/>
@@ -11321,7 +11692,7 @@
         </w:rPr>
         <w:t xml:space="preserve"> en grec (voir </w:t>
       </w:r>
-      <w:hyperlink r:id="rId365">
+      <w:hyperlink r:id="rId372">
         <w:r>
           <w:rPr>
             <w:lang w:val="fr_FR" w:bidi="fr_FR"/>
@@ -11352,7 +11723,7 @@
         </w:rPr>
         <w:t xml:space="preserve"> en grec, </w:t>
       </w:r>
-      <w:hyperlink r:id="rId365">
+      <w:hyperlink r:id="rId372">
         <w:r>
           <w:rPr>
             <w:lang w:val="fr_FR" w:bidi="fr_FR"/>
@@ -11370,7 +11741,7 @@
         </w:rPr>
         <w:t xml:space="preserve">). Mais derrière le plan d'architecte et le conseil ne se trouvait pas qu'un cerveau, mais un cœur d'amour, animé d'un bon plaisir. Par conséquent, Paul parle du « bon plaisir du 'désir du cœur' de Dieu » (v. </w:t>
       </w:r>
-      <w:hyperlink r:id="rId366">
+      <w:hyperlink r:id="rId373">
         <w:r>
           <w:rPr>
             <w:lang w:val="fr_FR" w:bidi="fr_FR"/>
@@ -11412,7 +11783,7 @@
         </w:rPr>
         <w:t xml:space="preserve"> » (v. </w:t>
       </w:r>
-      <w:hyperlink r:id="rId367">
+      <w:hyperlink r:id="rId374">
         <w:r>
           <w:rPr>
             <w:lang w:val="fr_FR" w:bidi="fr_FR"/>
@@ -11444,7 +11815,7 @@
         </w:rPr>
         <w:t xml:space="preserve">L'élan du dessein éternel de Dieu est né d'un désir du cœur, et ce désir était d'avoir de nombreux fils faits à l'image de son Fils unique (voir </w:t>
       </w:r>
-      <w:hyperlink r:id="rId368">
+      <w:hyperlink r:id="rId375">
         <w:r>
           <w:rPr>
             <w:lang w:val="fr_FR" w:bidi="fr_FR"/>
@@ -11462,7 +11833,7 @@
         </w:rPr>
         <w:t>). Par amour, il a prédestiné de nombreuses personnes à participer à cette « filiation » ; non par leurs propres mérites mais en vertu de leur union avec le Fils (</w:t>
       </w:r>
-      <w:hyperlink r:id="rId369">
+      <w:hyperlink r:id="rId376">
         <w:r>
           <w:rPr>
             <w:lang w:val="fr_FR" w:bidi="fr_FR"/>
@@ -11480,7 +11851,7 @@
         </w:rPr>
         <w:t xml:space="preserve">). Remarquez combien de fois dans </w:t>
       </w:r>
-      <w:hyperlink r:id="rId370">
+      <w:hyperlink r:id="rId377">
         <w:r>
           <w:rPr>
             <w:lang w:val="fr_FR" w:bidi="fr_FR"/>
@@ -11498,7 +11869,7 @@
         </w:rPr>
         <w:t xml:space="preserve"> Paul parle de la position des croyants « en lui ». En dehors de lui (le Fils), personne ne peut être fils de Dieu et personne ne peut plaire au Père. Les nombreux fils et filles doivent tous leurs privilèges divins au Bien-aimé, en tant que ceux qui ont reçu de sa part la grâce (v. </w:t>
       </w:r>
-      <w:hyperlink r:id="rId371">
+      <w:hyperlink r:id="rId378">
         <w:r>
           <w:rPr>
             <w:lang w:val="fr_FR" w:bidi="fr_FR"/>
@@ -11516,7 +11887,7 @@
         </w:rPr>
         <w:t>). Si la satisfaction de Dieu en son Fils bien-aimé n'avait pas eu lieu, l'inspiration pour la création de l'homme n'aurait pas été mise œuvre en premier lieu. L'être humain existe parce que Dieu voulait obtenir de nombreux fils et filles, chacun portant l'image du Fils unique de Dieu. Les être humains plaisent à Dieu et lui apportent satisfaction en étant unis à celui qui l'a toujours satisfait. En dehors du Fils, personne n'a accès au Père. Mais grâce à la rédemption du Fils, chaque croyant a le droit de devenir enfants de Dieu (</w:t>
       </w:r>
-      <w:hyperlink r:id="rId372">
+      <w:hyperlink r:id="rId379">
         <w:r>
           <w:rPr>
             <w:lang w:val="fr_FR" w:bidi="fr_FR"/>
@@ -11534,7 +11905,7 @@
         </w:rPr>
         <w:t>) et a maintenant accès au Père par le Fils (</w:t>
       </w:r>
-      <w:hyperlink r:id="rId373">
+      <w:hyperlink r:id="rId380">
         <w:r>
           <w:rPr>
             <w:lang w:val="fr_FR" w:bidi="fr_FR"/>
@@ -11579,101 +11950,64 @@
         <w:rPr>
           <w:lang w:val="fr_FR" w:bidi="fr_FR"/>
         </w:rPr>
-        <w:t>Firmament</w:t>
-      </w:r>
-      <w:r>
-        <w:rPr>
-          <w:lang w:val="fr_FR" w:bidi="fr_FR"/>
-        </w:rPr>
-      </w:r>
-    </w:p>
-    <w:p>
-      <w:pPr/>
-      <w:r>
-        <w:rPr>
-          <w:lang w:val="fr_FR" w:bidi="fr_FR"/>
-        </w:rPr>
-      </w:r>
-      <w:r>
-        <w:rPr>
-          <w:lang w:val="fr_FR" w:bidi="fr_FR"/>
-        </w:rPr>
-        <w:t>Mot biblique pour désigner l'atmosphère autour de la Terre. Le sens original de ce mot signifie un espace qui est étendu ou élargi. Les Hébreux considéraient le « firmament » comme le ciel vide où se trouvaient les nuages, le soleil et la lune.</w:t>
-      </w:r>
-    </w:p>
-    <w:p>
-      <w:pPr/>
-      <w:r>
-        <w:rPr>
-          <w:lang w:val="fr_FR" w:bidi="fr_FR"/>
-        </w:rPr>
-      </w:r>
-      <w:r>
-        <w:rPr>
-          <w:lang w:val="fr_FR" w:bidi="fr_FR"/>
-        </w:rPr>
-        <w:t>Au cours du deuxième jour de la Création, Dieu a créé l'atmosphère au-dessus de la terre. Il l'a fait pour séparer les eaux en dessous des eaux au-dessus. Dieu a appelé le firmament ciel (</w:t>
-      </w:r>
-      <w:hyperlink r:id="rId374">
-        <w:r>
-          <w:rPr>
-            <w:lang w:val="fr_FR" w:bidi="fr_FR"/>
-          </w:rPr>
-          <w:rPr>
-            <w:color w:val="0000EE"/>
-            <w:u w:val="single"/>
-          </w:rPr>
-          <w:t>Gn 1.6–8</w:t>
-        </w:r>
-      </w:hyperlink>
-      <w:r>
-        <w:rPr>
-          <w:lang w:val="fr_FR" w:bidi="fr_FR"/>
-        </w:rPr>
-        <w:t xml:space="preserve">). Le firmament fournit un environnement pour que le soleil, la lune, les planètes et les étoiles existent et fonctionnent comme Dieu les a créés. Le quatrième jour de la Création, Dieu a créé les lumières dans le firmament. Elles devaient distinguer la nuit du jour et indiquer les saisons. La plus grande lumière dans le firmament, le soleil, contrôlait le jour, et la lumière moindre, la lune, contrôlait la nuit (v. </w:t>
-      </w:r>
-      <w:hyperlink r:id="rId375">
-        <w:r>
-          <w:rPr>
-            <w:lang w:val="fr_FR" w:bidi="fr_FR"/>
-          </w:rPr>
-          <w:rPr>
-            <w:color w:val="0000EE"/>
-            <w:u w:val="single"/>
-          </w:rPr>
-          <w:t>14–19</w:t>
-        </w:r>
-      </w:hyperlink>
-      <w:r>
-        <w:rPr>
-          <w:lang w:val="fr_FR" w:bidi="fr_FR"/>
-        </w:rPr>
-        <w:t>).</w:t>
-      </w:r>
-    </w:p>
-    <w:p>
-      <w:pPr/>
-      <w:r>
-        <w:rPr>
-          <w:lang w:val="fr_FR" w:bidi="fr_FR"/>
-        </w:rPr>
-      </w:r>
-      <w:r>
-        <w:rPr>
-          <w:lang w:val="fr_FR" w:bidi="fr_FR"/>
-        </w:rPr>
-        <w:t>Le mot « firmament » est mentionné deux fois dans les Psaumes comme le lieu de l'œuvre de Dieu (</w:t>
-      </w:r>
-      <w:hyperlink r:id="rId376">
-        <w:r>
-          <w:rPr>
-            <w:lang w:val="fr_FR" w:bidi="fr_FR"/>
-          </w:rPr>
-          <w:rPr>
-            <w:color w:val="0000EE"/>
-            <w:u w:val="single"/>
-          </w:rPr>
-          <w:t>Ps 19.1</w:t>
+        <w:t>Fils unique (venu du Père)</w:t>
+      </w:r>
+      <w:r>
+        <w:rPr>
+          <w:lang w:val="fr_FR" w:bidi="fr_FR"/>
+        </w:rPr>
+      </w:r>
+    </w:p>
+    <w:p>
+      <w:pPr/>
+      <w:r>
+        <w:rPr>
+          <w:lang w:val="fr_FR" w:bidi="fr_FR"/>
+        </w:rPr>
+      </w:r>
+      <w:r>
+        <w:rPr>
+          <w:lang w:val="fr_FR" w:bidi="fr_FR"/>
+        </w:rPr>
+        <w:t xml:space="preserve">Il est commun dans le monde chrétien de parler de Jésus comme étant le « Fils unique » de Dieu. Tout comme en français, le terme grec traduit « unique » signifie que la personne est la seule dans cette catégorie. Par exemple, le fils « unique » d'un couple est le </w:t>
+      </w:r>
+      <w:r>
+        <w:rPr>
+          <w:i/>
+          <w:lang w:val="fr_FR" w:bidi="fr_FR"/>
+        </w:rPr>
+        <w:t>seul</w:t>
+      </w:r>
+      <w:r>
+        <w:rPr>
+          <w:lang w:val="fr_FR" w:bidi="fr_FR"/>
+        </w:rPr>
+        <w:t xml:space="preserve"> fils qu'ils ont. Il est l'unique fils qu'ils ont ; il n'en ont pas d'autre. </w:t>
+      </w:r>
+    </w:p>
+    <w:p>
+      <w:pPr/>
+      <w:r>
+        <w:rPr>
+          <w:lang w:val="fr_FR" w:bidi="fr_FR"/>
+        </w:rPr>
+      </w:r>
+      <w:r>
+        <w:rPr>
+          <w:lang w:val="fr_FR" w:bidi="fr_FR"/>
+        </w:rPr>
+        <w:t xml:space="preserve">Dans le Nouveau Testament, le mot grec qui se traduit par « unique » est utilisé neuf fois. Cinq de ces occurrences se rapportent à Jésus (toutes dans les écrits de Jean : </w:t>
+      </w:r>
+      <w:hyperlink r:id="rId381">
+        <w:r>
+          <w:rPr>
+            <w:lang w:val="fr_FR" w:bidi="fr_FR"/>
+          </w:rPr>
+          <w:rPr>
+            <w:color w:val="0000EE"/>
+            <w:u w:val="single"/>
+          </w:rPr>
+          <w:t>Jn 1.14, 18</w:t>
         </w:r>
       </w:hyperlink>
       <w:r>
@@ -11682,34 +12016,16 @@
         </w:rPr>
         <w:t xml:space="preserve"> ; </w:t>
       </w:r>
-      <w:hyperlink r:id="rId377">
-        <w:r>
-          <w:rPr>
-            <w:lang w:val="fr_FR" w:bidi="fr_FR"/>
-          </w:rPr>
-          <w:rPr>
-            <w:color w:val="0000EE"/>
-            <w:u w:val="single"/>
-          </w:rPr>
-          <w:t>150.1</w:t>
-        </w:r>
-      </w:hyperlink>
-      <w:r>
-        <w:rPr>
-          <w:lang w:val="fr_FR" w:bidi="fr_FR"/>
-        </w:rPr>
-        <w:t>). Dans les livres d'Ézéchiel (</w:t>
-      </w:r>
-      <w:hyperlink r:id="rId378">
-        <w:r>
-          <w:rPr>
-            <w:lang w:val="fr_FR" w:bidi="fr_FR"/>
-          </w:rPr>
-          <w:rPr>
-            <w:color w:val="0000EE"/>
-            <w:u w:val="single"/>
-          </w:rPr>
-          <w:t>Ez 1.22–26</w:t>
+      <w:hyperlink r:id="rId347">
+        <w:r>
+          <w:rPr>
+            <w:lang w:val="fr_FR" w:bidi="fr_FR"/>
+          </w:rPr>
+          <w:rPr>
+            <w:color w:val="0000EE"/>
+            <w:u w:val="single"/>
+          </w:rPr>
+          <w:t>3.16, 18</w:t>
         </w:r>
       </w:hyperlink>
       <w:r>
@@ -11718,195 +12034,6 @@
         </w:rPr>
         <w:t xml:space="preserve"> ; </w:t>
       </w:r>
-      <w:hyperlink r:id="rId379">
-        <w:r>
-          <w:rPr>
-            <w:lang w:val="fr_FR" w:bidi="fr_FR"/>
-          </w:rPr>
-          <w:rPr>
-            <w:color w:val="0000EE"/>
-            <w:u w:val="single"/>
-          </w:rPr>
-          <w:t>10.1</w:t>
-        </w:r>
-      </w:hyperlink>
-      <w:r>
-        <w:rPr>
-          <w:lang w:val="fr_FR" w:bidi="fr_FR"/>
-        </w:rPr>
-        <w:t>) et de Daniel (</w:t>
-      </w:r>
-      <w:hyperlink r:id="rId380">
-        <w:r>
-          <w:rPr>
-            <w:lang w:val="fr_FR" w:bidi="fr_FR"/>
-          </w:rPr>
-          <w:rPr>
-            <w:color w:val="0000EE"/>
-            <w:u w:val="single"/>
-          </w:rPr>
-          <w:t>Dn 12.3</w:t>
-        </w:r>
-      </w:hyperlink>
-      <w:r>
-        <w:rPr>
-          <w:lang w:val="fr_FR" w:bidi="fr_FR"/>
-        </w:rPr>
-        <w:t>), le firmament est toujours lié à la Création.</w:t>
-      </w:r>
-      <w:r>
-        <w:rPr>
-          <w:lang w:val="fr_FR" w:bidi="fr_FR"/>
-        </w:rPr>
-      </w:r>
-      <w:r>
-        <w:rPr>
-          <w:lang w:val="fr_FR" w:bidi="fr_FR"/>
-        </w:rPr>
-      </w:r>
-    </w:p>
-    <w:p>
-      <w:pPr/>
-      <w:r>
-        <w:rPr>
-          <w:lang w:val="fr_FR" w:bidi="fr_FR"/>
-        </w:rPr>
-      </w:r>
-    </w:p>
-    <w:p>
-      <w:pPr>
-        <w:pStyle w:val="Heading2"/>
-      </w:pPr>
-      <w:r>
-        <w:rPr>
-          <w:lang w:val="fr_FR" w:bidi="fr_FR"/>
-        </w:rPr>
-        <w:t>Fleuve d'Égypte</w:t>
-      </w:r>
-      <w:r>
-        <w:rPr>
-          <w:lang w:val="fr_FR" w:bidi="fr_FR"/>
-        </w:rPr>
-      </w:r>
-    </w:p>
-    <w:p>
-      <w:pPr/>
-      <w:r>
-        <w:rPr>
-          <w:lang w:val="fr_FR" w:bidi="fr_FR"/>
-        </w:rPr>
-      </w:r>
-      <w:r>
-        <w:rPr>
-          <w:lang w:val="fr_FR" w:bidi="fr_FR"/>
-        </w:rPr>
-        <w:t xml:space="preserve">1. Nom alternatif pour la frontière de l'Égypte (possiblement le fleuve Nil) dans </w:t>
-      </w:r>
-      <w:hyperlink r:id="rId381">
-        <w:r>
-          <w:rPr>
-            <w:lang w:val="fr_FR" w:bidi="fr_FR"/>
-          </w:rPr>
-          <w:rPr>
-            <w:color w:val="0000EE"/>
-            <w:u w:val="single"/>
-          </w:rPr>
-          <w:t>Genèse 15.18</w:t>
-        </w:r>
-      </w:hyperlink>
-      <w:r>
-        <w:rPr>
-          <w:lang w:val="fr_FR" w:bidi="fr_FR"/>
-        </w:rPr>
-        <w:t>.</w:t>
-      </w:r>
-    </w:p>
-    <w:p>
-      <w:pPr/>
-      <w:r>
-        <w:rPr>
-          <w:lang w:val="fr_FR" w:bidi="fr_FR"/>
-        </w:rPr>
-      </w:r>
-      <w:r>
-        <w:rPr>
-          <w:lang w:val="fr_FR" w:bidi="fr_FR"/>
-        </w:rPr>
-        <w:t xml:space="preserve">2. Nom alternatif pour le torrent d'Égypte. </w:t>
-      </w:r>
-      <w:r>
-        <w:rPr>
-          <w:i/>
-          <w:lang w:val="fr_FR" w:bidi="fr_FR"/>
-        </w:rPr>
-        <w:t>Voir</w:t>
-      </w:r>
-      <w:r>
-        <w:rPr>
-          <w:lang w:val="fr_FR" w:bidi="fr_FR"/>
-        </w:rPr>
-        <w:t xml:space="preserve"> </w:t>
-      </w:r>
-      <w:r>
-        <w:rPr>
-          <w:lang w:val="fr_FR" w:bidi="fr_FR"/>
-        </w:rPr>
-        <w:t>Torrent d'Égypte</w:t>
-      </w:r>
-      <w:r>
-        <w:rPr>
-          <w:lang w:val="fr_FR" w:bidi="fr_FR"/>
-        </w:rPr>
-        <w:t>.</w:t>
-      </w:r>
-      <w:r>
-        <w:rPr>
-          <w:lang w:val="fr_FR" w:bidi="fr_FR"/>
-        </w:rPr>
-      </w:r>
-      <w:r>
-        <w:rPr>
-          <w:lang w:val="fr_FR" w:bidi="fr_FR"/>
-        </w:rPr>
-      </w:r>
-    </w:p>
-    <w:p>
-      <w:pPr/>
-      <w:r>
-        <w:rPr>
-          <w:lang w:val="fr_FR" w:bidi="fr_FR"/>
-        </w:rPr>
-      </w:r>
-    </w:p>
-    <w:p>
-      <w:pPr>
-        <w:pStyle w:val="Heading2"/>
-      </w:pPr>
-      <w:r>
-        <w:rPr>
-          <w:lang w:val="fr_FR" w:bidi="fr_FR"/>
-        </w:rPr>
-        <w:t>Foie</w:t>
-      </w:r>
-      <w:r>
-        <w:rPr>
-          <w:lang w:val="fr_FR" w:bidi="fr_FR"/>
-        </w:rPr>
-      </w:r>
-    </w:p>
-    <w:p>
-      <w:pPr/>
-      <w:r>
-        <w:rPr>
-          <w:lang w:val="fr_FR" w:bidi="fr_FR"/>
-        </w:rPr>
-      </w:r>
-      <w:r>
-        <w:rPr>
-          <w:lang w:val="fr_FR" w:bidi="fr_FR"/>
-        </w:rPr>
-        <w:t>Grand organe dans l'abdomen qui remplit de nombreuses fonctions vitales. L'auteur des Proverbes savait à quel point le foie était important pour la vie lorsqu'il écrit qu'une blessure par flèche au foie causerait la mort (</w:t>
-      </w:r>
       <w:hyperlink r:id="rId382">
         <w:r>
           <w:rPr>
@@ -11916,1205 +12043,28 @@
             <w:color w:val="0000EE"/>
             <w:u w:val="single"/>
           </w:rPr>
-          <w:t>Pr 7.23</w:t>
-        </w:r>
-      </w:hyperlink>
-      <w:r>
-        <w:rPr>
-          <w:lang w:val="fr_FR" w:bidi="fr_FR"/>
-        </w:rPr>
-        <w:t>). Dans la Bible, le foie est le plus souvent mentionné lorsqu'il décrit des sacrifices d'animaux (</w:t>
-      </w:r>
-      <w:hyperlink r:id="rId383">
-        <w:r>
-          <w:rPr>
-            <w:lang w:val="fr_FR" w:bidi="fr_FR"/>
-          </w:rPr>
-          <w:rPr>
-            <w:color w:val="0000EE"/>
-            <w:u w:val="single"/>
-          </w:rPr>
-          <w:t>Ex 29.13, 22</w:t>
-        </w:r>
-      </w:hyperlink>
-      <w:r>
-        <w:rPr>
-          <w:lang w:val="fr_FR" w:bidi="fr_FR"/>
-        </w:rPr>
-        <w:t xml:space="preserve"> ; </w:t>
-      </w:r>
-      <w:hyperlink r:id="rId384">
-        <w:r>
-          <w:rPr>
-            <w:lang w:val="fr_FR" w:bidi="fr_FR"/>
-          </w:rPr>
-          <w:rPr>
-            <w:color w:val="0000EE"/>
-            <w:u w:val="single"/>
-          </w:rPr>
-          <w:t>Lv 3.4, 10, 15</w:t>
-        </w:r>
-      </w:hyperlink>
-      <w:r>
-        <w:rPr>
-          <w:lang w:val="fr_FR" w:bidi="fr_FR"/>
-        </w:rPr>
-        <w:t>).</w:t>
-      </w:r>
-    </w:p>
-    <w:p>
-      <w:pPr/>
-      <w:r>
-        <w:rPr>
-          <w:lang w:val="fr_FR" w:bidi="fr_FR"/>
-        </w:rPr>
-      </w:r>
-      <w:r>
-        <w:rPr>
-          <w:lang w:val="fr_FR" w:bidi="fr_FR"/>
-        </w:rPr>
-        <w:t xml:space="preserve">Dans la Babylone antique, le foie de mouton était parfois utilisé pour la divination. Chaque petit détail du foie était examiné pour y trouver des présages. Les archéologues ont récupéré des modèles de foies de mouton en bronze et en argile cuite. Ils datent du 16e siècle av. J.‑C. Il semblerait qu'il s'agit là de l'utilisation du foie faite par le roi de Babylone dans </w:t>
-      </w:r>
-      <w:hyperlink r:id="rId385">
-        <w:r>
-          <w:rPr>
-            <w:lang w:val="fr_FR" w:bidi="fr_FR"/>
-          </w:rPr>
-          <w:rPr>
-            <w:color w:val="0000EE"/>
-            <w:u w:val="single"/>
-          </w:rPr>
-          <w:t>Ézéchiel 21.21</w:t>
-        </w:r>
-      </w:hyperlink>
-      <w:r>
-        <w:rPr>
-          <w:lang w:val="fr_FR" w:bidi="fr_FR"/>
-        </w:rPr>
-        <w:t>. Cet usage du foie de mouton était populaire jusqu'à l'époque des Grecs. Elle rivalisera avec l'astrologie pendant de nombreux siècles.</w:t>
-      </w:r>
-      <w:r>
-        <w:rPr>
-          <w:lang w:val="fr_FR" w:bidi="fr_FR"/>
-        </w:rPr>
-      </w:r>
-      <w:r>
-        <w:rPr>
-          <w:lang w:val="fr_FR" w:bidi="fr_FR"/>
-        </w:rPr>
-      </w:r>
-    </w:p>
-    <w:p>
-      <w:pPr/>
-      <w:r>
-        <w:rPr>
-          <w:lang w:val="fr_FR" w:bidi="fr_FR"/>
-        </w:rPr>
-      </w:r>
-    </w:p>
-    <w:p>
-      <w:pPr>
-        <w:pStyle w:val="Heading2"/>
-      </w:pPr>
-      <w:r>
-        <w:rPr>
-          <w:lang w:val="fr_FR" w:bidi="fr_FR"/>
-        </w:rPr>
-        <w:t>Forêt d'Éphraïm</w:t>
-      </w:r>
-      <w:r>
-        <w:rPr>
-          <w:lang w:val="fr_FR" w:bidi="fr_FR"/>
-        </w:rPr>
-      </w:r>
-    </w:p>
-    <w:p>
-      <w:pPr/>
-      <w:r>
-        <w:rPr>
-          <w:lang w:val="fr_FR" w:bidi="fr_FR"/>
-        </w:rPr>
-      </w:r>
-      <w:r>
-        <w:rPr>
-          <w:lang w:val="fr_FR" w:bidi="fr_FR"/>
-        </w:rPr>
-        <w:t>La forêt d'Éphraïm était une région rocheuse et boisée à l'est du Jourdain, près d'un lieu appelé Mahanaïm. L'armée du roi David a vaincu Absalom dans la forêt d'Éphraïm (</w:t>
-      </w:r>
-      <w:hyperlink r:id="rId386">
-        <w:r>
-          <w:rPr>
-            <w:lang w:val="fr_FR" w:bidi="fr_FR"/>
-          </w:rPr>
-          <w:rPr>
-            <w:color w:val="0000EE"/>
-            <w:u w:val="single"/>
-          </w:rPr>
-          <w:t>2S 18.6</w:t>
-        </w:r>
-      </w:hyperlink>
-      <w:r>
-        <w:rPr>
-          <w:lang w:val="fr_FR" w:bidi="fr_FR"/>
-        </w:rPr>
-        <w:t>).</w:t>
-      </w:r>
-    </w:p>
-    <w:p>
-      <w:pPr/>
-      <w:r>
-        <w:rPr>
-          <w:lang w:val="fr_FR" w:bidi="fr_FR"/>
-        </w:rPr>
-      </w:r>
-      <w:r>
-        <w:rPr>
-          <w:lang w:val="fr_FR" w:bidi="fr_FR"/>
-        </w:rPr>
-        <w:t>Il est difficile de relier cet emplacement au territoire d'Éphraïm. La tribu d'Éphraïm pourrait avoir autrefois contrôlé des terres plus à l'est, mais elle perdra ensuite cette région après avoir été vaincue par Jephté et le peuple de Galaad lors d'une bataille près de Zaphon (</w:t>
-      </w:r>
-      <w:hyperlink r:id="rId387">
-        <w:r>
-          <w:rPr>
-            <w:lang w:val="fr_FR" w:bidi="fr_FR"/>
-          </w:rPr>
-          <w:rPr>
-            <w:color w:val="0000EE"/>
-            <w:u w:val="single"/>
-          </w:rPr>
-          <w:t>Jg 12.1–6</w:t>
-        </w:r>
-      </w:hyperlink>
-      <w:r>
-        <w:rPr>
-          <w:lang w:val="fr_FR" w:bidi="fr_FR"/>
-        </w:rPr>
-        <w:t>). C'est l'explication la plus probable.</w:t>
-      </w:r>
-    </w:p>
-    <w:p>
-      <w:pPr/>
-      <w:r>
-        <w:rPr>
-          <w:lang w:val="fr_FR" w:bidi="fr_FR"/>
-        </w:rPr>
-      </w:r>
-      <w:r>
-        <w:rPr>
-          <w:lang w:val="fr_FR" w:bidi="fr_FR"/>
-        </w:rPr>
-        <w:t>On a peut-être utilisé le nom « forêt d'Éphraïm » lorsque les Éphraïmites contrôlaient la terre. Ou peut-être l'ont-ils nommé plus tard pour se souvenir de la défaite d'Éphraïm dans cette région. C'est ce que pensent certains érudits (</w:t>
-      </w:r>
-      <w:hyperlink r:id="rId388">
-        <w:r>
-          <w:rPr>
-            <w:lang w:val="fr_FR" w:bidi="fr_FR"/>
-          </w:rPr>
-          <w:rPr>
-            <w:color w:val="0000EE"/>
-            <w:u w:val="single"/>
-          </w:rPr>
-          <w:t>Jos 17.14–18</w:t>
-        </w:r>
-      </w:hyperlink>
-      <w:r>
-        <w:rPr>
-          <w:lang w:val="fr_FR" w:bidi="fr_FR"/>
-        </w:rPr>
-        <w:t>).</w:t>
-      </w:r>
-      <w:r>
-        <w:rPr>
-          <w:lang w:val="fr_FR" w:bidi="fr_FR"/>
-        </w:rPr>
-      </w:r>
-      <w:r>
-        <w:rPr>
-          <w:lang w:val="fr_FR" w:bidi="fr_FR"/>
-        </w:rPr>
-      </w:r>
-    </w:p>
-    <w:p>
-      <w:pPr/>
-      <w:r>
-        <w:rPr>
-          <w:lang w:val="fr_FR" w:bidi="fr_FR"/>
-        </w:rPr>
-      </w:r>
-    </w:p>
-    <w:p>
-      <w:pPr>
-        <w:pStyle w:val="Heading2"/>
-      </w:pPr>
-      <w:r>
-        <w:rPr>
-          <w:lang w:val="fr_FR" w:bidi="fr_FR"/>
-        </w:rPr>
-        <w:t>Forgeron</w:t>
-      </w:r>
-      <w:r>
-        <w:rPr>
-          <w:lang w:val="fr_FR" w:bidi="fr_FR"/>
-        </w:rPr>
-      </w:r>
-    </w:p>
-    <w:p>
-      <w:pPr/>
-      <w:r>
-        <w:rPr>
-          <w:lang w:val="fr_FR" w:bidi="fr_FR"/>
-        </w:rPr>
-      </w:r>
-      <w:r>
-        <w:rPr>
-          <w:lang w:val="fr_FR" w:bidi="fr_FR"/>
-        </w:rPr>
-        <w:t>Artisan qui travaillait normalement le fer (</w:t>
-      </w:r>
-      <w:hyperlink r:id="rId389">
-        <w:r>
-          <w:rPr>
-            <w:lang w:val="fr_FR" w:bidi="fr_FR"/>
-          </w:rPr>
-          <w:rPr>
-            <w:color w:val="0000EE"/>
-            <w:u w:val="single"/>
-          </w:rPr>
-          <w:t>Es 44.12</w:t>
-        </w:r>
-      </w:hyperlink>
-      <w:r>
-        <w:rPr>
-          <w:lang w:val="fr_FR" w:bidi="fr_FR"/>
-        </w:rPr>
-        <w:t>). Le premier ouvrier du fer mentionné dans la Bible est Tubal-Caïn (</w:t>
-      </w:r>
-      <w:hyperlink r:id="rId390">
-        <w:r>
-          <w:rPr>
-            <w:lang w:val="fr_FR" w:bidi="fr_FR"/>
-          </w:rPr>
-          <w:rPr>
-            <w:color w:val="0000EE"/>
-            <w:u w:val="single"/>
-          </w:rPr>
-          <w:t>Gn 4.22</w:t>
-        </w:r>
-      </w:hyperlink>
-      <w:r>
-        <w:rPr>
-          <w:lang w:val="fr_FR" w:bidi="fr_FR"/>
-        </w:rPr>
-        <w:t>). En Israël, le fer est devenu largement connu et utilisé vers le 9e siècle av. J.‑C. (</w:t>
-      </w:r>
-      <w:hyperlink r:id="rId391">
-        <w:r>
-          <w:rPr>
-            <w:lang w:val="fr_FR" w:bidi="fr_FR"/>
-          </w:rPr>
-          <w:rPr>
-            <w:color w:val="0000EE"/>
-            <w:u w:val="single"/>
-          </w:rPr>
-          <w:t>Dt 3.11</w:t>
-        </w:r>
-      </w:hyperlink>
-      <w:r>
-        <w:rPr>
-          <w:lang w:val="fr_FR" w:bidi="fr_FR"/>
-        </w:rPr>
-        <w:t xml:space="preserve"> ; </w:t>
-      </w:r>
-      <w:hyperlink r:id="rId392">
-        <w:r>
-          <w:rPr>
-            <w:lang w:val="fr_FR" w:bidi="fr_FR"/>
-          </w:rPr>
-          <w:rPr>
-            <w:color w:val="0000EE"/>
-            <w:u w:val="single"/>
-          </w:rPr>
-          <w:t>Jos 6.19, 24</w:t>
-        </w:r>
-      </w:hyperlink>
-      <w:r>
-        <w:rPr>
-          <w:lang w:val="fr_FR" w:bidi="fr_FR"/>
-        </w:rPr>
-        <w:t xml:space="preserve"> ; </w:t>
-      </w:r>
-      <w:hyperlink r:id="rId393">
-        <w:r>
-          <w:rPr>
-            <w:lang w:val="fr_FR" w:bidi="fr_FR"/>
-          </w:rPr>
-          <w:rPr>
-            <w:color w:val="0000EE"/>
-            <w:u w:val="single"/>
-          </w:rPr>
-          <w:t>17.16</w:t>
-        </w:r>
-      </w:hyperlink>
-      <w:r>
-        <w:rPr>
-          <w:lang w:val="fr_FR" w:bidi="fr_FR"/>
-        </w:rPr>
-        <w:t xml:space="preserve"> ; </w:t>
-      </w:r>
-      <w:hyperlink r:id="rId394">
-        <w:r>
-          <w:rPr>
-            <w:lang w:val="fr_FR" w:bidi="fr_FR"/>
-          </w:rPr>
-          <w:rPr>
-            <w:color w:val="0000EE"/>
-            <w:u w:val="single"/>
-          </w:rPr>
-          <w:t>Jg 1.19</w:t>
-        </w:r>
-      </w:hyperlink>
-      <w:r>
-        <w:rPr>
-          <w:lang w:val="fr_FR" w:bidi="fr_FR"/>
-        </w:rPr>
-        <w:t xml:space="preserve"> ; </w:t>
-      </w:r>
-      <w:hyperlink r:id="rId395">
-        <w:r>
-          <w:rPr>
-            <w:lang w:val="fr_FR" w:bidi="fr_FR"/>
-          </w:rPr>
-          <w:rPr>
-            <w:color w:val="0000EE"/>
-            <w:u w:val="single"/>
-          </w:rPr>
-          <w:t>4.3, 13</w:t>
-        </w:r>
-      </w:hyperlink>
-      <w:r>
-        <w:rPr>
-          <w:lang w:val="fr_FR" w:bidi="fr_FR"/>
-        </w:rPr>
-        <w:t xml:space="preserve">). </w:t>
-      </w:r>
-      <w:r>
-        <w:rPr>
-          <w:i/>
-          <w:lang w:val="fr_FR" w:bidi="fr_FR"/>
-        </w:rPr>
-        <w:t>Voir</w:t>
-      </w:r>
-      <w:r>
-        <w:rPr>
-          <w:lang w:val="fr_FR" w:bidi="fr_FR"/>
-        </w:rPr>
-        <w:t xml:space="preserve"> </w:t>
-      </w:r>
-      <w:r>
-        <w:rPr>
-          <w:lang w:val="fr_FR" w:bidi="fr_FR"/>
-        </w:rPr>
-        <w:t>Minéraux et Métaux</w:t>
-      </w:r>
-      <w:r>
-        <w:rPr>
-          <w:lang w:val="fr_FR" w:bidi="fr_FR"/>
-        </w:rPr>
-        <w:t>.</w:t>
-      </w:r>
-      <w:r>
-        <w:rPr>
-          <w:lang w:val="fr_FR" w:bidi="fr_FR"/>
-        </w:rPr>
-      </w:r>
-      <w:r>
-        <w:rPr>
-          <w:lang w:val="fr_FR" w:bidi="fr_FR"/>
-        </w:rPr>
-      </w:r>
-    </w:p>
-    <w:p>
-      <w:pPr/>
-      <w:r>
-        <w:rPr>
-          <w:lang w:val="fr_FR" w:bidi="fr_FR"/>
-        </w:rPr>
-      </w:r>
-    </w:p>
-    <w:p>
-      <w:pPr>
-        <w:pStyle w:val="Heading2"/>
-      </w:pPr>
-      <w:r>
-        <w:rPr>
-          <w:lang w:val="fr_FR" w:bidi="fr_FR"/>
-        </w:rPr>
-        <w:t>Forgeron</w:t>
-      </w:r>
-      <w:r>
-        <w:rPr>
-          <w:lang w:val="fr_FR" w:bidi="fr_FR"/>
-        </w:rPr>
-      </w:r>
-    </w:p>
-    <w:p>
-      <w:pPr/>
-      <w:r>
-        <w:rPr>
-          <w:lang w:val="fr_FR" w:bidi="fr_FR"/>
-        </w:rPr>
-      </w:r>
-      <w:r>
-        <w:rPr>
-          <w:lang w:val="fr_FR" w:bidi="fr_FR"/>
-        </w:rPr>
-        <w:t>Ouvrier des métaux, métallurgiste. Le premier forgeron mentionné dans la Bible est Tubal-Caïn (</w:t>
-      </w:r>
-      <w:hyperlink r:id="rId390">
-        <w:r>
-          <w:rPr>
-            <w:lang w:val="fr_FR" w:bidi="fr_FR"/>
-          </w:rPr>
-          <w:rPr>
-            <w:color w:val="0000EE"/>
-            <w:u w:val="single"/>
-          </w:rPr>
-          <w:t>Gn 4.22</w:t>
-        </w:r>
-      </w:hyperlink>
-      <w:r>
-        <w:rPr>
-          <w:lang w:val="fr_FR" w:bidi="fr_FR"/>
-        </w:rPr>
-        <w:t xml:space="preserve">). Le terme couvre les métallurgistes de toutes sortes : cuivre, bronze, fer, argent et or. Les orfèvres sont mentionnés dans </w:t>
-      </w:r>
-      <w:hyperlink r:id="rId396">
-        <w:r>
-          <w:rPr>
-            <w:lang w:val="fr_FR" w:bidi="fr_FR"/>
-          </w:rPr>
-          <w:rPr>
-            <w:color w:val="0000EE"/>
-            <w:u w:val="single"/>
-          </w:rPr>
-          <w:t>Juges 17.4</w:t>
-        </w:r>
-      </w:hyperlink>
-      <w:r>
-        <w:rPr>
-          <w:lang w:val="fr_FR" w:bidi="fr_FR"/>
-        </w:rPr>
-        <w:t xml:space="preserve"> et </w:t>
-      </w:r>
-      <w:hyperlink r:id="rId397">
-        <w:r>
-          <w:rPr>
-            <w:lang w:val="fr_FR" w:bidi="fr_FR"/>
-          </w:rPr>
-          <w:rPr>
-            <w:color w:val="0000EE"/>
-            <w:u w:val="single"/>
-          </w:rPr>
-          <w:t>Actes 19.24</w:t>
-        </w:r>
-      </w:hyperlink>
-      <w:r>
-        <w:rPr>
-          <w:lang w:val="fr_FR" w:bidi="fr_FR"/>
-        </w:rPr>
-        <w:t>. Les forgerons étaient rares ou même inexistants en Israël jusqu'à l'époque de Samuel, et les Israélites devaient se rendre chez les forgerons philistins pour faire aiguiser leurs outils en fer (</w:t>
-      </w:r>
-      <w:hyperlink r:id="rId398">
-        <w:r>
-          <w:rPr>
-            <w:lang w:val="fr_FR" w:bidi="fr_FR"/>
-          </w:rPr>
-          <w:rPr>
-            <w:color w:val="0000EE"/>
-            <w:u w:val="single"/>
-          </w:rPr>
-          <w:t>1S 13.19</w:t>
-        </w:r>
-      </w:hyperlink>
-      <w:r>
-        <w:rPr>
-          <w:lang w:val="fr_FR" w:bidi="fr_FR"/>
-        </w:rPr>
-        <w:t>). À l'époque des rois, les forgerons israélites étaient actifs et seront ensuite emmenés en captivité par Nabuchodonosor (</w:t>
-      </w:r>
-      <w:hyperlink r:id="rId399">
-        <w:r>
-          <w:rPr>
-            <w:lang w:val="fr_FR" w:bidi="fr_FR"/>
-          </w:rPr>
-          <w:rPr>
-            <w:color w:val="0000EE"/>
-            <w:u w:val="single"/>
-          </w:rPr>
-          <w:t>2R 24.14–16</w:t>
-        </w:r>
-      </w:hyperlink>
-      <w:r>
-        <w:rPr>
-          <w:lang w:val="fr_FR" w:bidi="fr_FR"/>
-        </w:rPr>
-        <w:t xml:space="preserve"> ; </w:t>
-      </w:r>
-      <w:hyperlink r:id="rId400">
-        <w:r>
-          <w:rPr>
-            <w:lang w:val="fr_FR" w:bidi="fr_FR"/>
-          </w:rPr>
-          <w:rPr>
-            <w:color w:val="0000EE"/>
-            <w:u w:val="single"/>
-          </w:rPr>
-          <w:t>Jr 24.1</w:t>
-        </w:r>
-      </w:hyperlink>
-      <w:r>
-        <w:rPr>
-          <w:lang w:val="fr_FR" w:bidi="fr_FR"/>
-        </w:rPr>
-        <w:t xml:space="preserve"> ; </w:t>
-      </w:r>
-      <w:hyperlink r:id="rId401">
-        <w:r>
-          <w:rPr>
-            <w:lang w:val="fr_FR" w:bidi="fr_FR"/>
-          </w:rPr>
-          <w:rPr>
-            <w:color w:val="0000EE"/>
-            <w:u w:val="single"/>
-          </w:rPr>
-          <w:t>29.2</w:t>
-        </w:r>
-      </w:hyperlink>
-      <w:r>
-        <w:rPr>
-          <w:lang w:val="fr_FR" w:bidi="fr_FR"/>
-        </w:rPr>
-        <w:t>). Les détails du travail du forgeron sont donnés dans plusieurs récits (</w:t>
-      </w:r>
-      <w:hyperlink r:id="rId402">
-        <w:r>
-          <w:rPr>
-            <w:lang w:val="fr_FR" w:bidi="fr_FR"/>
-          </w:rPr>
-          <w:rPr>
-            <w:color w:val="0000EE"/>
-            <w:u w:val="single"/>
-          </w:rPr>
-          <w:t>Pr 25.4</w:t>
-        </w:r>
-      </w:hyperlink>
-      <w:r>
-        <w:rPr>
-          <w:lang w:val="fr_FR" w:bidi="fr_FR"/>
-        </w:rPr>
-        <w:t xml:space="preserve"> ; </w:t>
-      </w:r>
-      <w:hyperlink r:id="rId389">
-        <w:r>
-          <w:rPr>
-            <w:lang w:val="fr_FR" w:bidi="fr_FR"/>
-          </w:rPr>
-          <w:rPr>
-            <w:color w:val="0000EE"/>
-            <w:u w:val="single"/>
-          </w:rPr>
-          <w:t>Es 44.12</w:t>
-        </w:r>
-      </w:hyperlink>
-      <w:r>
-        <w:rPr>
-          <w:lang w:val="fr_FR" w:bidi="fr_FR"/>
-        </w:rPr>
-        <w:t xml:space="preserve"> ; </w:t>
-      </w:r>
-      <w:hyperlink r:id="rId403">
-        <w:r>
-          <w:rPr>
-            <w:lang w:val="fr_FR" w:bidi="fr_FR"/>
-          </w:rPr>
-          <w:rPr>
-            <w:color w:val="0000EE"/>
-            <w:u w:val="single"/>
-          </w:rPr>
-          <w:t>54.16</w:t>
-        </w:r>
-      </w:hyperlink>
-      <w:r>
-        <w:rPr>
-          <w:lang w:val="fr_FR" w:bidi="fr_FR"/>
-        </w:rPr>
-        <w:t xml:space="preserve">). Les forgerons mentionnés dans </w:t>
-      </w:r>
-      <w:hyperlink r:id="rId404">
-        <w:r>
-          <w:rPr>
-            <w:lang w:val="fr_FR" w:bidi="fr_FR"/>
-          </w:rPr>
-          <w:rPr>
-            <w:color w:val="0000EE"/>
-            <w:u w:val="single"/>
-          </w:rPr>
-          <w:t>Zacharie 1.20</w:t>
-        </w:r>
-      </w:hyperlink>
-      <w:r>
-        <w:rPr>
-          <w:lang w:val="fr_FR" w:bidi="fr_FR"/>
-        </w:rPr>
-        <w:t xml:space="preserve"> sont probablement des forgerons de fer ou d'airain.</w:t>
-      </w:r>
-    </w:p>
-    <w:p>
-      <w:pPr/>
-      <w:r>
-        <w:rPr>
-          <w:lang w:val="fr_FR" w:bidi="fr_FR"/>
-        </w:rPr>
-      </w:r>
-      <w:r>
-        <w:rPr>
-          <w:i/>
-          <w:lang w:val="fr_FR" w:bidi="fr_FR"/>
-        </w:rPr>
-        <w:t>Voir aussi</w:t>
-      </w:r>
-      <w:r>
-        <w:rPr>
-          <w:lang w:val="fr_FR" w:bidi="fr_FR"/>
-        </w:rPr>
-        <w:t xml:space="preserve"> </w:t>
-      </w:r>
-      <w:r>
-        <w:rPr>
-          <w:lang w:val="fr_FR" w:bidi="fr_FR"/>
-        </w:rPr>
-        <w:t>Minéraux et métaux</w:t>
-      </w:r>
-      <w:r>
-        <w:rPr>
-          <w:lang w:val="fr_FR" w:bidi="fr_FR"/>
-        </w:rPr>
-        <w:t xml:space="preserve"> ; </w:t>
-      </w:r>
-      <w:r>
-        <w:rPr>
-          <w:lang w:val="fr_FR" w:bidi="fr_FR"/>
-        </w:rPr>
-        <w:t>Pierres précieuses</w:t>
-      </w:r>
-      <w:r>
-        <w:rPr>
-          <w:lang w:val="fr_FR" w:bidi="fr_FR"/>
-        </w:rPr>
-        <w:t>.</w:t>
-      </w:r>
-      <w:r>
-        <w:rPr>
-          <w:lang w:val="fr_FR" w:bidi="fr_FR"/>
-        </w:rPr>
-      </w:r>
-      <w:r>
-        <w:rPr>
-          <w:lang w:val="fr_FR" w:bidi="fr_FR"/>
-        </w:rPr>
-      </w:r>
-    </w:p>
-    <w:p>
-      <w:pPr/>
-      <w:r>
-        <w:rPr>
-          <w:lang w:val="fr_FR" w:bidi="fr_FR"/>
-        </w:rPr>
-      </w:r>
-    </w:p>
-    <w:p>
-      <w:pPr>
-        <w:pStyle w:val="Heading2"/>
-      </w:pPr>
-      <w:r>
-        <w:rPr>
-          <w:lang w:val="fr_FR" w:bidi="fr_FR"/>
-        </w:rPr>
-        <w:t>Forgeron d'airain</w:t>
-      </w:r>
-      <w:r>
-        <w:rPr>
-          <w:lang w:val="fr_FR" w:bidi="fr_FR"/>
-        </w:rPr>
-      </w:r>
-    </w:p>
-    <w:p>
-      <w:pPr/>
-      <w:r>
-        <w:rPr>
-          <w:lang w:val="fr_FR" w:bidi="fr_FR"/>
-        </w:rPr>
-      </w:r>
-      <w:r>
-        <w:rPr>
-          <w:lang w:val="fr_FR" w:bidi="fr_FR"/>
-        </w:rPr>
-        <w:t>Une personne qui utilisait le bronze et l'airain pour fabriquer des outils, des instruments et des ornements (</w:t>
-      </w:r>
-      <w:hyperlink r:id="rId405">
-        <w:r>
-          <w:rPr>
-            <w:lang w:val="fr_FR" w:bidi="fr_FR"/>
-          </w:rPr>
-          <w:rPr>
-            <w:color w:val="0000EE"/>
-            <w:u w:val="single"/>
-          </w:rPr>
-          <w:t>Ex 26.11, 37</w:t>
-        </w:r>
-      </w:hyperlink>
-      <w:r>
-        <w:rPr>
-          <w:lang w:val="fr_FR" w:bidi="fr_FR"/>
-        </w:rPr>
-        <w:t xml:space="preserve">; </w:t>
-      </w:r>
-      <w:hyperlink r:id="rId406">
-        <w:r>
-          <w:rPr>
-            <w:lang w:val="fr_FR" w:bidi="fr_FR"/>
-          </w:rPr>
-          <w:rPr>
-            <w:color w:val="0000EE"/>
-            <w:u w:val="single"/>
-          </w:rPr>
-          <w:t>27.2–10</w:t>
-        </w:r>
-      </w:hyperlink>
-      <w:r>
-        <w:rPr>
-          <w:lang w:val="fr_FR" w:bidi="fr_FR"/>
-        </w:rPr>
-        <w:t xml:space="preserve">; </w:t>
-      </w:r>
-      <w:hyperlink r:id="rId392">
-        <w:r>
-          <w:rPr>
-            <w:lang w:val="fr_FR" w:bidi="fr_FR"/>
-          </w:rPr>
-          <w:rPr>
-            <w:color w:val="0000EE"/>
-            <w:u w:val="single"/>
-          </w:rPr>
-          <w:t>Jos 6.19, 24</w:t>
-        </w:r>
-      </w:hyperlink>
-      <w:r>
-        <w:rPr>
-          <w:lang w:val="fr_FR" w:bidi="fr_FR"/>
-        </w:rPr>
-        <w:t xml:space="preserve">; </w:t>
-      </w:r>
-      <w:hyperlink r:id="rId407">
-        <w:r>
-          <w:rPr>
-            <w:lang w:val="fr_FR" w:bidi="fr_FR"/>
-          </w:rPr>
-          <w:rPr>
-            <w:color w:val="0000EE"/>
-            <w:u w:val="single"/>
-          </w:rPr>
-          <w:t>1S 17.5–6</w:t>
-        </w:r>
-      </w:hyperlink>
-      <w:r>
-        <w:rPr>
-          <w:lang w:val="fr_FR" w:bidi="fr_FR"/>
-        </w:rPr>
-        <w:t xml:space="preserve">; </w:t>
-      </w:r>
-      <w:hyperlink r:id="rId408">
-        <w:r>
-          <w:rPr>
-            <w:lang w:val="fr_FR" w:bidi="fr_FR"/>
-          </w:rPr>
-          <w:rPr>
-            <w:color w:val="0000EE"/>
-            <w:u w:val="single"/>
-          </w:rPr>
-          <w:t>2S 8.8</w:t>
-        </w:r>
-      </w:hyperlink>
-      <w:r>
-        <w:rPr>
-          <w:lang w:val="fr_FR" w:bidi="fr_FR"/>
-        </w:rPr>
-        <w:t>). Le terme « forgeron » n'est utilisé que dans le Nouveau Testament (</w:t>
-      </w:r>
-      <w:hyperlink r:id="rId409">
-        <w:r>
-          <w:rPr>
-            <w:lang w:val="fr_FR" w:bidi="fr_FR"/>
-          </w:rPr>
-          <w:rPr>
-            <w:color w:val="0000EE"/>
-            <w:u w:val="single"/>
-          </w:rPr>
-          <w:t>2Tm 4.14</w:t>
-        </w:r>
-      </w:hyperlink>
-      <w:r>
-        <w:rPr>
-          <w:lang w:val="fr_FR" w:bidi="fr_FR"/>
-        </w:rPr>
-        <w:t>). Cependant, cette occupation était importante tout au long de l'histoire de la Bible.</w:t>
-      </w:r>
-    </w:p>
-    <w:p>
-      <w:pPr/>
-      <w:r>
-        <w:rPr>
-          <w:lang w:val="fr_FR" w:bidi="fr_FR"/>
-        </w:rPr>
-      </w:r>
-      <w:r>
-        <w:rPr>
-          <w:i/>
-          <w:lang w:val="fr_FR" w:bidi="fr_FR"/>
-        </w:rPr>
-        <w:t>Voir aussi</w:t>
-      </w:r>
-      <w:r>
-        <w:rPr>
-          <w:lang w:val="fr_FR" w:bidi="fr_FR"/>
-        </w:rPr>
-        <w:t xml:space="preserve"> </w:t>
-      </w:r>
-      <w:r>
-        <w:rPr>
-          <w:lang w:val="fr_FR" w:bidi="fr_FR"/>
-        </w:rPr>
-        <w:t>Minéraux et métaux</w:t>
-      </w:r>
-      <w:r>
-        <w:rPr>
-          <w:lang w:val="fr_FR" w:bidi="fr_FR"/>
-        </w:rPr>
-        <w:t>.</w:t>
-      </w:r>
-      <w:r>
-        <w:rPr>
-          <w:lang w:val="fr_FR" w:bidi="fr_FR"/>
-        </w:rPr>
-      </w:r>
-      <w:r>
-        <w:rPr>
-          <w:lang w:val="fr_FR" w:bidi="fr_FR"/>
-        </w:rPr>
-      </w:r>
-    </w:p>
-    <w:p>
-      <w:pPr/>
-      <w:r>
-        <w:rPr>
-          <w:lang w:val="fr_FR" w:bidi="fr_FR"/>
-        </w:rPr>
-      </w:r>
-    </w:p>
-    <w:p>
-      <w:pPr>
-        <w:pStyle w:val="Heading2"/>
-      </w:pPr>
-      <w:r>
-        <w:rPr>
-          <w:lang w:val="fr_FR" w:bidi="fr_FR"/>
-        </w:rPr>
-        <w:t>Forum</w:t>
-      </w:r>
-      <w:r>
-        <w:rPr>
-          <w:lang w:val="fr_FR" w:bidi="fr_FR"/>
-        </w:rPr>
-      </w:r>
-    </w:p>
-    <w:p>
-      <w:pPr/>
-      <w:r>
-        <w:rPr>
-          <w:lang w:val="fr_FR" w:bidi="fr_FR"/>
-        </w:rPr>
-      </w:r>
-      <w:r>
-        <w:rPr>
-          <w:lang w:val="fr_FR" w:bidi="fr_FR"/>
-        </w:rPr>
-        <w:t>Espace ouvert dans les villes romaines utilisé pour le commerce, les affaires politiques et les questions judiciaires. Le forum était généralement situé sur un terrain plat, de forme rectangulaire, et entouré de temples, de tribunaux, de colonnades et d'autres bâtiments publics.</w:t>
-      </w:r>
-    </w:p>
-    <w:p>
-      <w:pPr/>
-      <w:r>
-        <w:rPr>
-          <w:lang w:val="fr_FR" w:bidi="fr_FR"/>
-        </w:rPr>
-      </w:r>
-      <w:r>
-        <w:rPr>
-          <w:lang w:val="fr_FR" w:bidi="fr_FR"/>
-        </w:rPr>
-        <w:t>Le Forum d'Appius était une halte pour les voyageurs sur la Voie Appienne, à 70 km au sud de Rome, où des chrétiens de Rome ont rencontré Paul alors qu'il se rendait, sous garde protégée, vers la capitale (</w:t>
-      </w:r>
-      <w:hyperlink r:id="rId410">
-        <w:r>
-          <w:rPr>
-            <w:lang w:val="fr_FR" w:bidi="fr_FR"/>
-          </w:rPr>
-          <w:rPr>
-            <w:color w:val="0000EE"/>
-            <w:u w:val="single"/>
-          </w:rPr>
-          <w:t>Ac 28.15</w:t>
-        </w:r>
-      </w:hyperlink>
-      <w:r>
-        <w:rPr>
-          <w:lang w:val="fr_FR" w:bidi="fr_FR"/>
-        </w:rPr>
-        <w:t>).</w:t>
-      </w:r>
-    </w:p>
-    <w:p>
-      <w:pPr/>
-      <w:r>
-        <w:rPr>
-          <w:lang w:val="fr_FR" w:bidi="fr_FR"/>
-        </w:rPr>
-      </w:r>
-      <w:r>
-        <w:rPr>
-          <w:lang w:val="fr_FR" w:bidi="fr_FR"/>
-        </w:rPr>
-        <w:t>Les plus importants des forums étaient situés dans la ville de Rome. Ceux-ci ont été construits à différentes époques de son histoire, et les forums existants ont été modifiés par les constructions au fil des siècles. La Rome où Paul s'est rendu pour son procès comptait plusieurs forums, y compris ceux de Jules César (commencé par lui mais en réalité achevé par César Auguste César) et celui de César Auguste. Le plus important était le Forum Romain, centre du monde à l'époque de Paul. Ce forum se trouvait entre les deux collines centrales des sept collines sur lesquelles la ville était construite. Il contenait de nombreuses colonnes, statues, œuvres d'art et bâtiments importants dans la vie politique et religieuse de l'empire.</w:t>
-      </w:r>
-    </w:p>
-    <w:p>
-      <w:pPr/>
-      <w:r>
-        <w:rPr>
-          <w:lang w:val="fr_FR" w:bidi="fr_FR"/>
-        </w:rPr>
-      </w:r>
-      <w:r>
-        <w:rPr>
-          <w:lang w:val="fr_FR" w:bidi="fr_FR"/>
-        </w:rPr>
-        <w:t>Si Paul avait été amené directement dans la ville par le centurion qui avait la responsabilité de sa garde, il serait passé sous l'arc de triomphe d'Auguste, le temple de Castor et Pollux, ainsi que les temples dédiés à Jules et Auguste pour le culte de l'empereur. En arrivant au Forum Romain à proprement parler, il aurait remarqué au nord-ouest le célèbre centre idéal de la ville (et donc de l'empire), et au sud-ouest le milliaire doré, indiquant les distances vers des lieux aussi éloignés que Londres à l'ouest et Jérusalem à l'est. En arrière-plan se trouvait le temple de Jupiter, divinité principale du panthéon romain. Du côté sud se trouvait un grand bâtiment public, la Basilique Julie, achevée en l'an 12 apr J.‑C., le site probable où la sentence de mort de Paul sera prononcée. Du côté nord se trouvait la Basilique Æmilia, un bâtiment dont les colonnes de marbre ont été prises et utilisées dans la construction d'une église sur le site traditionnel du tombeau de Paul. Cette église a été achevée en 398 apr. J.‑C. et a tenu pendant mille quatre cents ans.</w:t>
-      </w:r>
-    </w:p>
-    <w:p>
-      <w:pPr/>
-      <w:r>
-        <w:rPr>
-          <w:lang w:val="fr_FR" w:bidi="fr_FR"/>
-        </w:rPr>
-      </w:r>
-      <w:r>
-        <w:rPr>
-          <w:i/>
-          <w:lang w:val="fr_FR" w:bidi="fr_FR"/>
-        </w:rPr>
-        <w:t>Voir aussi</w:t>
-      </w:r>
-      <w:r>
-        <w:rPr>
-          <w:lang w:val="fr_FR" w:bidi="fr_FR"/>
-        </w:rPr>
-        <w:t xml:space="preserve"> </w:t>
-      </w:r>
-      <w:r>
-        <w:rPr>
-          <w:lang w:val="fr_FR" w:bidi="fr_FR"/>
-        </w:rPr>
-        <w:t>Forum d'Appius</w:t>
-      </w:r>
-      <w:r>
-        <w:rPr>
-          <w:lang w:val="fr_FR" w:bidi="fr_FR"/>
-        </w:rPr>
-        <w:t>.</w:t>
-      </w:r>
-      <w:r>
-        <w:rPr>
-          <w:lang w:val="fr_FR" w:bidi="fr_FR"/>
-        </w:rPr>
-      </w:r>
-      <w:r>
-        <w:rPr>
-          <w:lang w:val="fr_FR" w:bidi="fr_FR"/>
-        </w:rPr>
-      </w:r>
-    </w:p>
-    <w:p>
-      <w:pPr/>
-      <w:r>
-        <w:rPr>
-          <w:lang w:val="fr_FR" w:bidi="fr_FR"/>
-        </w:rPr>
-      </w:r>
-    </w:p>
-    <w:p>
-      <w:pPr>
-        <w:pStyle w:val="Heading2"/>
-      </w:pPr>
-      <w:r>
-        <w:rPr>
-          <w:lang w:val="fr_FR" w:bidi="fr_FR"/>
-        </w:rPr>
-        <w:t>Forum d'Appius</w:t>
-      </w:r>
-      <w:r>
-        <w:rPr>
-          <w:lang w:val="fr_FR" w:bidi="fr_FR"/>
-        </w:rPr>
-      </w:r>
-    </w:p>
-    <w:p>
-      <w:pPr/>
-      <w:r>
-        <w:rPr>
-          <w:lang w:val="fr_FR" w:bidi="fr_FR"/>
-        </w:rPr>
-      </w:r>
-      <w:r>
-        <w:rPr>
-          <w:lang w:val="fr_FR" w:bidi="fr_FR"/>
-        </w:rPr>
-        <w:t xml:space="preserve">Marché mentionné dans </w:t>
-      </w:r>
-      <w:hyperlink r:id="rId410">
-        <w:r>
-          <w:rPr>
-            <w:lang w:val="fr_FR" w:bidi="fr_FR"/>
-          </w:rPr>
-          <w:rPr>
-            <w:color w:val="0000EE"/>
-            <w:u w:val="single"/>
-          </w:rPr>
-          <w:t>Actes 28.15.</w:t>
-        </w:r>
-      </w:hyperlink>
-      <w:r>
-        <w:rPr>
-          <w:lang w:val="fr_FR" w:bidi="fr_FR"/>
-        </w:rPr>
-        <w:t xml:space="preserve"> Il s'agit de l'endroit où les chrétiens ont rencontré l'apôtre Paul lorsqu'il est venu comparaître devant César. Il semble qu'il ait été nommé d'après Appius Claude, le constructeur de la voie Appienne. La voie Appienne était une grande route du sud-est de l'Italie allant vers le nord-ouest jusqu'à Rome.</w:t>
-      </w:r>
-    </w:p>
-    <w:p>
-      <w:pPr/>
-      <w:r>
-        <w:rPr>
-          <w:lang w:val="fr_FR" w:bidi="fr_FR"/>
-        </w:rPr>
-      </w:r>
-      <w:r>
-        <w:rPr>
-          <w:lang w:val="fr_FR" w:bidi="fr_FR"/>
-        </w:rPr>
-        <w:t>Autour du forum se trouvait une région de marais et de marécages. Elle était réputée dans le monde antique pour ses eaux insalubres, ses moustiques, ses tavernes coûteuses pour les voyageurs, le trafic nocturne bruyant de cargaisons et de passagers sur des barges tirées par des mules le long d'un canal traversant la zone. La Voie Appienne passait par le Forum d'Appius à environ 65 km au sud de Rome.</w:t>
-      </w:r>
-    </w:p>
-    <w:p>
-      <w:pPr/>
-      <w:r>
-        <w:rPr>
-          <w:lang w:val="fr_FR" w:bidi="fr_FR"/>
-        </w:rPr>
-      </w:r>
-      <w:r>
-        <w:rPr>
-          <w:i/>
-          <w:lang w:val="fr_FR" w:bidi="fr_FR"/>
-        </w:rPr>
-        <w:t>Voir aussi</w:t>
-      </w:r>
-      <w:r>
-        <w:rPr>
-          <w:lang w:val="fr_FR" w:bidi="fr_FR"/>
-        </w:rPr>
-        <w:t xml:space="preserve"> </w:t>
-      </w:r>
-      <w:r>
-        <w:rPr>
-          <w:lang w:val="fr_FR" w:bidi="fr_FR"/>
-        </w:rPr>
-        <w:t>Voie Appienne</w:t>
-      </w:r>
-      <w:r>
-        <w:rPr>
-          <w:lang w:val="fr_FR" w:bidi="fr_FR"/>
-        </w:rPr>
-        <w:t xml:space="preserve"> ; </w:t>
-      </w:r>
-      <w:r>
-        <w:rPr>
-          <w:lang w:val="fr_FR" w:bidi="fr_FR"/>
-        </w:rPr>
-        <w:t>Forum</w:t>
-      </w:r>
-      <w:r>
-        <w:rPr>
-          <w:lang w:val="fr_FR" w:bidi="fr_FR"/>
-        </w:rPr>
-        <w:t>.</w:t>
-      </w:r>
-      <w:r>
-        <w:rPr>
-          <w:lang w:val="fr_FR" w:bidi="fr_FR"/>
-        </w:rPr>
-      </w:r>
-      <w:r>
-        <w:rPr>
-          <w:lang w:val="fr_FR" w:bidi="fr_FR"/>
-        </w:rPr>
-      </w:r>
-    </w:p>
-    <w:p>
-      <w:pPr/>
-      <w:r>
-        <w:rPr>
-          <w:lang w:val="fr_FR" w:bidi="fr_FR"/>
-        </w:rPr>
-      </w:r>
-    </w:p>
-    <w:p>
-      <w:pPr>
-        <w:pStyle w:val="Heading2"/>
-      </w:pPr>
-      <w:r>
-        <w:rPr>
-          <w:lang w:val="fr_FR" w:bidi="fr_FR"/>
-        </w:rPr>
-        <w:t>Fournaise</w:t>
-      </w:r>
-      <w:r>
-        <w:rPr>
-          <w:lang w:val="fr_FR" w:bidi="fr_FR"/>
-        </w:rPr>
-      </w:r>
-    </w:p>
-    <w:p>
-      <w:pPr/>
-      <w:r>
-        <w:rPr>
-          <w:lang w:val="fr_FR" w:bidi="fr_FR"/>
-        </w:rPr>
-      </w:r>
-      <w:r>
-        <w:rPr>
-          <w:lang w:val="fr_FR" w:bidi="fr_FR"/>
-        </w:rPr>
-        <w:t>Structure en brique ou en pierre utilisée à diverses fins, tant domestiques que commerciales. Son design comprenait un foyer, un conduit, une chambre de chauffage et une ouverture d'accès. Les fournaises servaient à :</w:t>
+          <w:t>1 Jn 4.9</w:t>
+        </w:r>
+      </w:hyperlink>
+      <w:r>
+        <w:rPr>
+          <w:lang w:val="fr_FR" w:bidi="fr_FR"/>
+        </w:rPr>
+        <w:t xml:space="preserve">). En ce qui concerne Jésus, cet adjectif qualifie parfois le mot « Fils » et est parfois utilisé tout seul. </w:t>
+      </w:r>
+    </w:p>
+    <w:p>
+      <w:pPr/>
+      <w:r>
+        <w:rPr>
+          <w:lang w:val="fr_FR" w:bidi="fr_FR"/>
+        </w:rPr>
+      </w:r>
+      <w:r>
+        <w:rPr>
+          <w:lang w:val="fr_FR" w:bidi="fr_FR"/>
+        </w:rPr>
+        <w:t>En ce qui concerne les autres passages :</w:t>
       </w:r>
     </w:p>
     <w:p>
@@ -13132,7 +12082,79 @@
         <w:rPr>
           <w:lang w:val="fr_FR" w:bidi="fr_FR"/>
         </w:rPr>
-        <w:t>La calcination du minerai</w:t>
+        <w:t>Trois fois, ce mot désigne un fils ou une fille unique (</w:t>
+      </w:r>
+      <w:hyperlink r:id="rId383">
+        <w:r>
+          <w:rPr>
+            <w:lang w:val="fr_FR" w:bidi="fr_FR"/>
+          </w:rPr>
+          <w:rPr>
+            <w:color w:val="0000EE"/>
+            <w:u w:val="single"/>
+          </w:rPr>
+          <w:t>Lc 7.12</w:t>
+        </w:r>
+      </w:hyperlink>
+      <w:r>
+        <w:rPr>
+          <w:lang w:val="fr_FR" w:bidi="fr_FR"/>
+        </w:rPr>
+        <w:t xml:space="preserve"> ; </w:t>
+      </w:r>
+      <w:hyperlink r:id="rId384">
+        <w:r>
+          <w:rPr>
+            <w:lang w:val="fr_FR" w:bidi="fr_FR"/>
+          </w:rPr>
+          <w:rPr>
+            <w:color w:val="0000EE"/>
+            <w:u w:val="single"/>
+          </w:rPr>
+          <w:t>8.42</w:t>
+        </w:r>
+      </w:hyperlink>
+      <w:r>
+        <w:rPr>
+          <w:lang w:val="fr_FR" w:bidi="fr_FR"/>
+        </w:rPr>
+        <w:t xml:space="preserve"> ; </w:t>
+      </w:r>
+      <w:hyperlink r:id="rId385">
+        <w:r>
+          <w:rPr>
+            <w:lang w:val="fr_FR" w:bidi="fr_FR"/>
+          </w:rPr>
+          <w:rPr>
+            <w:color w:val="0000EE"/>
+            <w:u w:val="single"/>
+          </w:rPr>
+          <w:t>9.38</w:t>
+        </w:r>
+      </w:hyperlink>
+      <w:r>
+        <w:rPr>
+          <w:lang w:val="fr_FR" w:bidi="fr_FR"/>
+        </w:rPr>
+        <w:t xml:space="preserve"> ; comp. avec </w:t>
+      </w:r>
+      <w:hyperlink r:id="rId386">
+        <w:r>
+          <w:rPr>
+            <w:lang w:val="fr_FR" w:bidi="fr_FR"/>
+          </w:rPr>
+          <w:rPr>
+            <w:color w:val="0000EE"/>
+            <w:u w:val="single"/>
+          </w:rPr>
+          <w:t>Jg 11.34</w:t>
+        </w:r>
+      </w:hyperlink>
+      <w:r>
+        <w:rPr>
+          <w:lang w:val="fr_FR" w:bidi="fr_FR"/>
+        </w:rPr>
+        <w:t xml:space="preserve"> dans la Septante). </w:t>
       </w:r>
     </w:p>
     <w:p>
@@ -13150,7 +12172,2323 @@
         <w:rPr>
           <w:lang w:val="fr_FR" w:bidi="fr_FR"/>
         </w:rPr>
-        <w:t>La fusion du minerai</w:t>
+        <w:t xml:space="preserve">Dans </w:t>
+      </w:r>
+      <w:hyperlink r:id="rId387">
+        <w:r>
+          <w:rPr>
+            <w:lang w:val="fr_FR" w:bidi="fr_FR"/>
+          </w:rPr>
+          <w:rPr>
+            <w:color w:val="0000EE"/>
+            <w:u w:val="single"/>
+          </w:rPr>
+          <w:t>Hébreux 11.17</w:t>
+        </w:r>
+      </w:hyperlink>
+      <w:r>
+        <w:rPr>
+          <w:lang w:val="fr_FR" w:bidi="fr_FR"/>
+        </w:rPr>
+        <w:t>, ce mot décrit Isaac comme fils « unique » d'Abraham.</w:t>
+      </w:r>
+    </w:p>
+    <w:p>
+      <w:pPr/>
+      <w:r>
+        <w:rPr>
+          <w:lang w:val="fr_FR" w:bidi="fr_FR"/>
+        </w:rPr>
+      </w:r>
+      <w:r>
+        <w:rPr>
+          <w:lang w:val="fr_FR" w:bidi="fr_FR"/>
+        </w:rPr>
+        <w:t xml:space="preserve">Comme le terme désigne souvent un enfant unique, il exprime l'idée de quelqu'un ou de quelque chose de particulièrement précieux ou estimé. Dans le cas d'Isaac, noter qu'il n'était pas le seul fils d'Abraham. Cependant, il était le fils « unique » qu'il a eu par sa femme, Sara. Il était également </w:t>
+      </w:r>
+      <w:r>
+        <w:rPr>
+          <w:i/>
+          <w:lang w:val="fr_FR" w:bidi="fr_FR"/>
+        </w:rPr>
+        <w:t>unique</w:t>
+      </w:r>
+      <w:r>
+        <w:rPr>
+          <w:lang w:val="fr_FR" w:bidi="fr_FR"/>
+        </w:rPr>
+        <w:t xml:space="preserve"> car il était l'accomplissement de la promesse de Dieu, donnée alors que le couple était âgé et sans enfants. (Par ailleurs, Abraham a eu d'autres fils, mais qu'il a envoyés loin d'Isaac). Isaac était donc le seul fils qui restait et le seul héritier. Abraham n'a pas eu d'autres enfants de Sara.</w:t>
+      </w:r>
+    </w:p>
+    <w:p>
+      <w:pPr/>
+      <w:r>
+        <w:rPr>
+          <w:lang w:val="fr_FR" w:bidi="fr_FR"/>
+        </w:rPr>
+      </w:r>
+      <w:r>
+        <w:rPr>
+          <w:lang w:val="fr_FR" w:bidi="fr_FR"/>
+        </w:rPr>
+        <w:t xml:space="preserve">Dans la Septante (la traduction grecque ancienne de l'Ancien Testament hébreu), le mot grec est utilisé dans les </w:t>
+      </w:r>
+      <w:hyperlink r:id="rId388">
+        <w:r>
+          <w:rPr>
+            <w:lang w:val="fr_FR" w:bidi="fr_FR"/>
+          </w:rPr>
+          <w:rPr>
+            <w:color w:val="0000EE"/>
+            <w:u w:val="single"/>
+          </w:rPr>
+          <w:t>Psaumes 22.20</w:t>
+        </w:r>
+      </w:hyperlink>
+      <w:r>
+        <w:rPr>
+          <w:lang w:val="fr_FR" w:bidi="fr_FR"/>
+        </w:rPr>
+        <w:t xml:space="preserve"> et </w:t>
+      </w:r>
+      <w:hyperlink r:id="rId389">
+        <w:r>
+          <w:rPr>
+            <w:lang w:val="fr_FR" w:bidi="fr_FR"/>
+          </w:rPr>
+          <w:rPr>
+            <w:color w:val="0000EE"/>
+            <w:u w:val="single"/>
+          </w:rPr>
+          <w:t>35.17</w:t>
+        </w:r>
+      </w:hyperlink>
+      <w:r>
+        <w:rPr>
+          <w:lang w:val="fr_FR" w:bidi="fr_FR"/>
+        </w:rPr>
+        <w:t>. Dans ces deux passages, le psalmiste prie que Dieu délivre sa vie de l'oppresseur. Le mot grec est utilisé pour décrire sa vie comme précieuse. Le mot hébreu que la Septante traduit signifie également « unique » à l'origine.</w:t>
+      </w:r>
+    </w:p>
+    <w:p>
+      <w:pPr/>
+      <w:r>
+        <w:rPr>
+          <w:lang w:val="fr_FR" w:bidi="fr_FR"/>
+        </w:rPr>
+      </w:r>
+      <w:r>
+        <w:rPr>
+          <w:lang w:val="fr_FR" w:bidi="fr_FR"/>
+        </w:rPr>
+        <w:t>Ainsi, lorsque ce mot est utilisé pour décrire Jésus, il doit être compris comme signifiant que Jésus est fils de Dieu de façon unique (</w:t>
+      </w:r>
+      <w:hyperlink r:id="rId347">
+        <w:r>
+          <w:rPr>
+            <w:lang w:val="fr_FR" w:bidi="fr_FR"/>
+          </w:rPr>
+          <w:rPr>
+            <w:color w:val="0000EE"/>
+            <w:u w:val="single"/>
+          </w:rPr>
+          <w:t>Jn 3.16, 18</w:t>
+        </w:r>
+      </w:hyperlink>
+      <w:r>
+        <w:rPr>
+          <w:lang w:val="fr_FR" w:bidi="fr_FR"/>
+        </w:rPr>
+        <w:t xml:space="preserve"> ; </w:t>
+      </w:r>
+      <w:hyperlink r:id="rId382">
+        <w:r>
+          <w:rPr>
+            <w:lang w:val="fr_FR" w:bidi="fr_FR"/>
+          </w:rPr>
+          <w:rPr>
+            <w:color w:val="0000EE"/>
+            <w:u w:val="single"/>
+          </w:rPr>
+          <w:t>1 Jn 4.9</w:t>
+        </w:r>
+      </w:hyperlink>
+      <w:r>
+        <w:rPr>
+          <w:lang w:val="fr_FR" w:bidi="fr_FR"/>
+        </w:rPr>
+        <w:t>). Cette idée est également exprimée dans les récits du baptême et de la transfiguration de Jésus des Évangiles synoptiques. En effet, Dieu désigne Jésus en disant de lui qu'il est son Fils bien-aimé. Le mot grec traduit « bien-aimé » que Dieu utilise pour désigner Jésus est parfois utilisé dans la Septante comme traduction du mot qui normalement signifie « unique » en hébreu. Ainsi, même si les disciples de Jésus sont aussi appelés des fils et filles de Dieu et bien-aimés, Jésus l'est d'une façon unique et supérieure.</w:t>
+      </w:r>
+    </w:p>
+    <w:p>
+      <w:pPr/>
+      <w:r>
+        <w:rPr>
+          <w:lang w:val="fr_FR" w:bidi="fr_FR"/>
+        </w:rPr>
+      </w:r>
+      <w:r>
+        <w:rPr>
+          <w:lang w:val="fr_FR" w:bidi="fr_FR"/>
+        </w:rPr>
+        <w:t xml:space="preserve">Dans </w:t>
+      </w:r>
+      <w:hyperlink r:id="rId381">
+        <w:r>
+          <w:rPr>
+            <w:lang w:val="fr_FR" w:bidi="fr_FR"/>
+          </w:rPr>
+          <w:rPr>
+            <w:color w:val="0000EE"/>
+            <w:u w:val="single"/>
+          </w:rPr>
+          <w:t>Jn 1.14</w:t>
+        </w:r>
+      </w:hyperlink>
+      <w:r>
+        <w:rPr>
+          <w:lang w:val="fr_FR" w:bidi="fr_FR"/>
+        </w:rPr>
+        <w:t xml:space="preserve">, le mot « unique » est utilisé pour souligner que Jésus, étant la Parole, est venu dans le monde en devenant humain. Il est dans ce sens, </w:t>
+      </w:r>
+      <w:r>
+        <w:rPr>
+          <w:i/>
+          <w:lang w:val="fr_FR" w:bidi="fr_FR"/>
+        </w:rPr>
+        <w:t>l'unique</w:t>
+      </w:r>
+      <w:r>
+        <w:rPr>
+          <w:lang w:val="fr_FR" w:bidi="fr_FR"/>
+        </w:rPr>
+        <w:t xml:space="preserve">, qui est venu du Père. </w:t>
+      </w:r>
+      <w:hyperlink r:id="rId348">
+        <w:r>
+          <w:rPr>
+            <w:lang w:val="fr_FR" w:bidi="fr_FR"/>
+          </w:rPr>
+          <w:rPr>
+            <w:color w:val="0000EE"/>
+            <w:u w:val="single"/>
+          </w:rPr>
+          <w:t>Jean 1.18</w:t>
+        </w:r>
+      </w:hyperlink>
+      <w:r>
+        <w:rPr>
+          <w:lang w:val="fr_FR" w:bidi="fr_FR"/>
+        </w:rPr>
+        <w:t xml:space="preserve"> est particulièrement intéressant car certains manuscrits ont pour texte « le Fils unique » alors que d'autres ont « le seul Dieu ». Les scribes auraient pu corriger les manuscrits qui disent « seul Dieu » s'ils avaient cru que c'était une erreur, puisque les versets qui précèdent ont « Fils unique ». Par ailleurs, les manuscrits qui ont pour texte « seul Dieu » sont considérés comme plus fiables. Ainsi, ce passage serait le témoignage le plus fort sur l'identité de Jésus, la Parole incarnée devenue humaine. Personne n'a jamais vu Dieu, mais le Dieu unique (ou seul), qui est proche du Père, l'a révélé.</w:t>
+      </w:r>
+    </w:p>
+    <w:p>
+      <w:pPr/>
+      <w:r>
+        <w:rPr>
+          <w:lang w:val="fr_FR" w:bidi="fr_FR"/>
+        </w:rPr>
+      </w:r>
+      <w:r>
+        <w:rPr>
+          <w:i/>
+          <w:lang w:val="fr_FR" w:bidi="fr_FR"/>
+        </w:rPr>
+        <w:t>Voir aussi</w:t>
+      </w:r>
+      <w:r>
+        <w:rPr>
+          <w:lang w:val="fr_FR" w:bidi="fr_FR"/>
+        </w:rPr>
+        <w:t xml:space="preserve"> </w:t>
+      </w:r>
+      <w:r>
+        <w:rPr>
+          <w:lang w:val="fr_FR" w:bidi="fr_FR"/>
+        </w:rPr>
+        <w:t>Christologie</w:t>
+      </w:r>
+      <w:r>
+        <w:rPr>
+          <w:lang w:val="fr_FR" w:bidi="fr_FR"/>
+        </w:rPr>
+        <w:t>.</w:t>
+      </w:r>
+      <w:r>
+        <w:rPr>
+          <w:lang w:val="fr_FR" w:bidi="fr_FR"/>
+        </w:rPr>
+      </w:r>
+      <w:r>
+        <w:rPr>
+          <w:lang w:val="fr_FR" w:bidi="fr_FR"/>
+        </w:rPr>
+      </w:r>
+    </w:p>
+    <w:p>
+      <w:pPr/>
+      <w:r>
+        <w:rPr>
+          <w:lang w:val="fr_FR" w:bidi="fr_FR"/>
+        </w:rPr>
+      </w:r>
+    </w:p>
+    <w:p>
+      <w:pPr>
+        <w:pStyle w:val="Heading2"/>
+      </w:pPr>
+      <w:r>
+        <w:rPr>
+          <w:lang w:val="fr_FR" w:bidi="fr_FR"/>
+        </w:rPr>
+        <w:t>Firmament</w:t>
+      </w:r>
+      <w:r>
+        <w:rPr>
+          <w:lang w:val="fr_FR" w:bidi="fr_FR"/>
+        </w:rPr>
+      </w:r>
+    </w:p>
+    <w:p>
+      <w:pPr/>
+      <w:r>
+        <w:rPr>
+          <w:lang w:val="fr_FR" w:bidi="fr_FR"/>
+        </w:rPr>
+      </w:r>
+      <w:r>
+        <w:rPr>
+          <w:lang w:val="fr_FR" w:bidi="fr_FR"/>
+        </w:rPr>
+        <w:t>Mot biblique pour désigner l'atmosphère autour de la Terre. Le sens original de ce mot signifie un espace qui est étendu ou élargi. Les Hébreux considéraient le « firmament » comme le ciel vide où se trouvaient les nuages, le soleil et la lune.</w:t>
+      </w:r>
+    </w:p>
+    <w:p>
+      <w:pPr/>
+      <w:r>
+        <w:rPr>
+          <w:lang w:val="fr_FR" w:bidi="fr_FR"/>
+        </w:rPr>
+      </w:r>
+      <w:r>
+        <w:rPr>
+          <w:lang w:val="fr_FR" w:bidi="fr_FR"/>
+        </w:rPr>
+        <w:t>Au cours du deuxième jour de la Création, Dieu a créé l'atmosphère au-dessus de la terre. Il l'a fait pour séparer les eaux en dessous des eaux au-dessus. Dieu a appelé le firmament ciel (</w:t>
+      </w:r>
+      <w:hyperlink r:id="rId390">
+        <w:r>
+          <w:rPr>
+            <w:lang w:val="fr_FR" w:bidi="fr_FR"/>
+          </w:rPr>
+          <w:rPr>
+            <w:color w:val="0000EE"/>
+            <w:u w:val="single"/>
+          </w:rPr>
+          <w:t>Gn 1.6–8</w:t>
+        </w:r>
+      </w:hyperlink>
+      <w:r>
+        <w:rPr>
+          <w:lang w:val="fr_FR" w:bidi="fr_FR"/>
+        </w:rPr>
+        <w:t xml:space="preserve">). Le firmament fournit un environnement pour que le soleil, la lune, les planètes et les étoiles existent et fonctionnent comme Dieu les a créés. Le quatrième jour de la Création, Dieu a créé les lumières dans le firmament. Elles devaient distinguer la nuit du jour et indiquer les saisons. La plus grande lumière dans le firmament, le soleil, contrôlait le jour, et la lumière moindre, la lune, contrôlait la nuit (v. </w:t>
+      </w:r>
+      <w:hyperlink r:id="rId391">
+        <w:r>
+          <w:rPr>
+            <w:lang w:val="fr_FR" w:bidi="fr_FR"/>
+          </w:rPr>
+          <w:rPr>
+            <w:color w:val="0000EE"/>
+            <w:u w:val="single"/>
+          </w:rPr>
+          <w:t>14–19</w:t>
+        </w:r>
+      </w:hyperlink>
+      <w:r>
+        <w:rPr>
+          <w:lang w:val="fr_FR" w:bidi="fr_FR"/>
+        </w:rPr>
+        <w:t>).</w:t>
+      </w:r>
+    </w:p>
+    <w:p>
+      <w:pPr/>
+      <w:r>
+        <w:rPr>
+          <w:lang w:val="fr_FR" w:bidi="fr_FR"/>
+        </w:rPr>
+      </w:r>
+      <w:r>
+        <w:rPr>
+          <w:lang w:val="fr_FR" w:bidi="fr_FR"/>
+        </w:rPr>
+        <w:t>Le mot « firmament » est mentionné deux fois dans les Psaumes comme le lieu de l'œuvre de Dieu (</w:t>
+      </w:r>
+      <w:hyperlink r:id="rId392">
+        <w:r>
+          <w:rPr>
+            <w:lang w:val="fr_FR" w:bidi="fr_FR"/>
+          </w:rPr>
+          <w:rPr>
+            <w:color w:val="0000EE"/>
+            <w:u w:val="single"/>
+          </w:rPr>
+          <w:t>Ps 19.1</w:t>
+        </w:r>
+      </w:hyperlink>
+      <w:r>
+        <w:rPr>
+          <w:lang w:val="fr_FR" w:bidi="fr_FR"/>
+        </w:rPr>
+        <w:t xml:space="preserve"> ; </w:t>
+      </w:r>
+      <w:hyperlink r:id="rId393">
+        <w:r>
+          <w:rPr>
+            <w:lang w:val="fr_FR" w:bidi="fr_FR"/>
+          </w:rPr>
+          <w:rPr>
+            <w:color w:val="0000EE"/>
+            <w:u w:val="single"/>
+          </w:rPr>
+          <w:t>150.1</w:t>
+        </w:r>
+      </w:hyperlink>
+      <w:r>
+        <w:rPr>
+          <w:lang w:val="fr_FR" w:bidi="fr_FR"/>
+        </w:rPr>
+        <w:t>). Dans les livres d'Ézéchiel (</w:t>
+      </w:r>
+      <w:hyperlink r:id="rId394">
+        <w:r>
+          <w:rPr>
+            <w:lang w:val="fr_FR" w:bidi="fr_FR"/>
+          </w:rPr>
+          <w:rPr>
+            <w:color w:val="0000EE"/>
+            <w:u w:val="single"/>
+          </w:rPr>
+          <w:t>Ez 1.22–26</w:t>
+        </w:r>
+      </w:hyperlink>
+      <w:r>
+        <w:rPr>
+          <w:lang w:val="fr_FR" w:bidi="fr_FR"/>
+        </w:rPr>
+        <w:t xml:space="preserve"> ; </w:t>
+      </w:r>
+      <w:hyperlink r:id="rId395">
+        <w:r>
+          <w:rPr>
+            <w:lang w:val="fr_FR" w:bidi="fr_FR"/>
+          </w:rPr>
+          <w:rPr>
+            <w:color w:val="0000EE"/>
+            <w:u w:val="single"/>
+          </w:rPr>
+          <w:t>10.1</w:t>
+        </w:r>
+      </w:hyperlink>
+      <w:r>
+        <w:rPr>
+          <w:lang w:val="fr_FR" w:bidi="fr_FR"/>
+        </w:rPr>
+        <w:t>) et de Daniel (</w:t>
+      </w:r>
+      <w:hyperlink r:id="rId396">
+        <w:r>
+          <w:rPr>
+            <w:lang w:val="fr_FR" w:bidi="fr_FR"/>
+          </w:rPr>
+          <w:rPr>
+            <w:color w:val="0000EE"/>
+            <w:u w:val="single"/>
+          </w:rPr>
+          <w:t>Dn 12.3</w:t>
+        </w:r>
+      </w:hyperlink>
+      <w:r>
+        <w:rPr>
+          <w:lang w:val="fr_FR" w:bidi="fr_FR"/>
+        </w:rPr>
+        <w:t>), le firmament est toujours lié à la Création.</w:t>
+      </w:r>
+      <w:r>
+        <w:rPr>
+          <w:lang w:val="fr_FR" w:bidi="fr_FR"/>
+        </w:rPr>
+      </w:r>
+      <w:r>
+        <w:rPr>
+          <w:lang w:val="fr_FR" w:bidi="fr_FR"/>
+        </w:rPr>
+      </w:r>
+    </w:p>
+    <w:p>
+      <w:pPr/>
+      <w:r>
+        <w:rPr>
+          <w:lang w:val="fr_FR" w:bidi="fr_FR"/>
+        </w:rPr>
+      </w:r>
+    </w:p>
+    <w:p>
+      <w:pPr>
+        <w:pStyle w:val="Heading2"/>
+      </w:pPr>
+      <w:r>
+        <w:rPr>
+          <w:lang w:val="fr_FR" w:bidi="fr_FR"/>
+        </w:rPr>
+        <w:t>Fleuve d'Égypte</w:t>
+      </w:r>
+      <w:r>
+        <w:rPr>
+          <w:lang w:val="fr_FR" w:bidi="fr_FR"/>
+        </w:rPr>
+      </w:r>
+    </w:p>
+    <w:p>
+      <w:pPr/>
+      <w:r>
+        <w:rPr>
+          <w:lang w:val="fr_FR" w:bidi="fr_FR"/>
+        </w:rPr>
+      </w:r>
+      <w:r>
+        <w:rPr>
+          <w:lang w:val="fr_FR" w:bidi="fr_FR"/>
+        </w:rPr>
+        <w:t xml:space="preserve">1. Nom alternatif pour la frontière de l'Égypte (possiblement le fleuve Nil) dans </w:t>
+      </w:r>
+      <w:hyperlink r:id="rId397">
+        <w:r>
+          <w:rPr>
+            <w:lang w:val="fr_FR" w:bidi="fr_FR"/>
+          </w:rPr>
+          <w:rPr>
+            <w:color w:val="0000EE"/>
+            <w:u w:val="single"/>
+          </w:rPr>
+          <w:t>Genèse 15.18</w:t>
+        </w:r>
+      </w:hyperlink>
+      <w:r>
+        <w:rPr>
+          <w:lang w:val="fr_FR" w:bidi="fr_FR"/>
+        </w:rPr>
+        <w:t>.</w:t>
+      </w:r>
+    </w:p>
+    <w:p>
+      <w:pPr/>
+      <w:r>
+        <w:rPr>
+          <w:lang w:val="fr_FR" w:bidi="fr_FR"/>
+        </w:rPr>
+      </w:r>
+      <w:r>
+        <w:rPr>
+          <w:lang w:val="fr_FR" w:bidi="fr_FR"/>
+        </w:rPr>
+        <w:t xml:space="preserve">2. Nom alternatif pour le torrent d'Égypte. </w:t>
+      </w:r>
+      <w:r>
+        <w:rPr>
+          <w:i/>
+          <w:lang w:val="fr_FR" w:bidi="fr_FR"/>
+        </w:rPr>
+        <w:t>Voir</w:t>
+      </w:r>
+      <w:r>
+        <w:rPr>
+          <w:lang w:val="fr_FR" w:bidi="fr_FR"/>
+        </w:rPr>
+        <w:t xml:space="preserve"> </w:t>
+      </w:r>
+      <w:r>
+        <w:rPr>
+          <w:lang w:val="fr_FR" w:bidi="fr_FR"/>
+        </w:rPr>
+        <w:t>Torrent d'Égypte</w:t>
+      </w:r>
+      <w:r>
+        <w:rPr>
+          <w:lang w:val="fr_FR" w:bidi="fr_FR"/>
+        </w:rPr>
+        <w:t>.</w:t>
+      </w:r>
+      <w:r>
+        <w:rPr>
+          <w:lang w:val="fr_FR" w:bidi="fr_FR"/>
+        </w:rPr>
+      </w:r>
+      <w:r>
+        <w:rPr>
+          <w:lang w:val="fr_FR" w:bidi="fr_FR"/>
+        </w:rPr>
+      </w:r>
+    </w:p>
+    <w:p>
+      <w:pPr/>
+      <w:r>
+        <w:rPr>
+          <w:lang w:val="fr_FR" w:bidi="fr_FR"/>
+        </w:rPr>
+      </w:r>
+    </w:p>
+    <w:p>
+      <w:pPr>
+        <w:pStyle w:val="Heading2"/>
+      </w:pPr>
+      <w:r>
+        <w:rPr>
+          <w:lang w:val="fr_FR" w:bidi="fr_FR"/>
+        </w:rPr>
+        <w:t>Foie</w:t>
+      </w:r>
+      <w:r>
+        <w:rPr>
+          <w:lang w:val="fr_FR" w:bidi="fr_FR"/>
+        </w:rPr>
+      </w:r>
+    </w:p>
+    <w:p>
+      <w:pPr/>
+      <w:r>
+        <w:rPr>
+          <w:lang w:val="fr_FR" w:bidi="fr_FR"/>
+        </w:rPr>
+      </w:r>
+      <w:r>
+        <w:rPr>
+          <w:lang w:val="fr_FR" w:bidi="fr_FR"/>
+        </w:rPr>
+        <w:t>Grand organe dans l'abdomen qui remplit de nombreuses fonctions vitales. L'auteur des Proverbes savait à quel point le foie était important pour la vie lorsqu'il écrit qu'une blessure par flèche au foie causerait la mort (</w:t>
+      </w:r>
+      <w:hyperlink r:id="rId398">
+        <w:r>
+          <w:rPr>
+            <w:lang w:val="fr_FR" w:bidi="fr_FR"/>
+          </w:rPr>
+          <w:rPr>
+            <w:color w:val="0000EE"/>
+            <w:u w:val="single"/>
+          </w:rPr>
+          <w:t>Pr 7.23</w:t>
+        </w:r>
+      </w:hyperlink>
+      <w:r>
+        <w:rPr>
+          <w:lang w:val="fr_FR" w:bidi="fr_FR"/>
+        </w:rPr>
+        <w:t>). Dans la Bible, le foie est le plus souvent mentionné lorsqu'il décrit des sacrifices d'animaux (</w:t>
+      </w:r>
+      <w:hyperlink r:id="rId399">
+        <w:r>
+          <w:rPr>
+            <w:lang w:val="fr_FR" w:bidi="fr_FR"/>
+          </w:rPr>
+          <w:rPr>
+            <w:color w:val="0000EE"/>
+            <w:u w:val="single"/>
+          </w:rPr>
+          <w:t>Ex 29.13, 22</w:t>
+        </w:r>
+      </w:hyperlink>
+      <w:r>
+        <w:rPr>
+          <w:lang w:val="fr_FR" w:bidi="fr_FR"/>
+        </w:rPr>
+        <w:t xml:space="preserve"> ; </w:t>
+      </w:r>
+      <w:hyperlink r:id="rId400">
+        <w:r>
+          <w:rPr>
+            <w:lang w:val="fr_FR" w:bidi="fr_FR"/>
+          </w:rPr>
+          <w:rPr>
+            <w:color w:val="0000EE"/>
+            <w:u w:val="single"/>
+          </w:rPr>
+          <w:t>Lv 3.4, 10, 15</w:t>
+        </w:r>
+      </w:hyperlink>
+      <w:r>
+        <w:rPr>
+          <w:lang w:val="fr_FR" w:bidi="fr_FR"/>
+        </w:rPr>
+        <w:t>).</w:t>
+      </w:r>
+    </w:p>
+    <w:p>
+      <w:pPr/>
+      <w:r>
+        <w:rPr>
+          <w:lang w:val="fr_FR" w:bidi="fr_FR"/>
+        </w:rPr>
+      </w:r>
+      <w:r>
+        <w:rPr>
+          <w:lang w:val="fr_FR" w:bidi="fr_FR"/>
+        </w:rPr>
+        <w:t xml:space="preserve">Dans la Babylone antique, le foie de mouton était parfois utilisé pour la divination. Chaque petit détail du foie était examiné pour y trouver des présages. Les archéologues ont récupéré des modèles de foies de mouton en bronze et en argile cuite. Ils datent du 16e siècle av. J.‑C. Il semblerait qu'il s'agit là de l'utilisation du foie faite par le roi de Babylone dans </w:t>
+      </w:r>
+      <w:hyperlink r:id="rId401">
+        <w:r>
+          <w:rPr>
+            <w:lang w:val="fr_FR" w:bidi="fr_FR"/>
+          </w:rPr>
+          <w:rPr>
+            <w:color w:val="0000EE"/>
+            <w:u w:val="single"/>
+          </w:rPr>
+          <w:t>Ézéchiel 21.21</w:t>
+        </w:r>
+      </w:hyperlink>
+      <w:r>
+        <w:rPr>
+          <w:lang w:val="fr_FR" w:bidi="fr_FR"/>
+        </w:rPr>
+        <w:t>. Cet usage du foie de mouton était populaire jusqu'à l'époque des Grecs. Elle rivalisera avec l'astrologie pendant de nombreux siècles.</w:t>
+      </w:r>
+      <w:r>
+        <w:rPr>
+          <w:lang w:val="fr_FR" w:bidi="fr_FR"/>
+        </w:rPr>
+      </w:r>
+      <w:r>
+        <w:rPr>
+          <w:lang w:val="fr_FR" w:bidi="fr_FR"/>
+        </w:rPr>
+      </w:r>
+    </w:p>
+    <w:p>
+      <w:pPr/>
+      <w:r>
+        <w:rPr>
+          <w:lang w:val="fr_FR" w:bidi="fr_FR"/>
+        </w:rPr>
+      </w:r>
+    </w:p>
+    <w:p>
+      <w:pPr>
+        <w:pStyle w:val="Heading2"/>
+      </w:pPr>
+      <w:r>
+        <w:rPr>
+          <w:lang w:val="fr_FR" w:bidi="fr_FR"/>
+        </w:rPr>
+        <w:t>Forêt d'Éphraïm</w:t>
+      </w:r>
+      <w:r>
+        <w:rPr>
+          <w:lang w:val="fr_FR" w:bidi="fr_FR"/>
+        </w:rPr>
+      </w:r>
+    </w:p>
+    <w:p>
+      <w:pPr/>
+      <w:r>
+        <w:rPr>
+          <w:lang w:val="fr_FR" w:bidi="fr_FR"/>
+        </w:rPr>
+      </w:r>
+      <w:r>
+        <w:rPr>
+          <w:lang w:val="fr_FR" w:bidi="fr_FR"/>
+        </w:rPr>
+        <w:t>La forêt d'Éphraïm était une région rocheuse et boisée à l'est du Jourdain, près d'un lieu appelé Mahanaïm. L'armée du roi David a vaincu Absalom dans la forêt d'Éphraïm (</w:t>
+      </w:r>
+      <w:hyperlink r:id="rId402">
+        <w:r>
+          <w:rPr>
+            <w:lang w:val="fr_FR" w:bidi="fr_FR"/>
+          </w:rPr>
+          <w:rPr>
+            <w:color w:val="0000EE"/>
+            <w:u w:val="single"/>
+          </w:rPr>
+          <w:t>2S 18.6</w:t>
+        </w:r>
+      </w:hyperlink>
+      <w:r>
+        <w:rPr>
+          <w:lang w:val="fr_FR" w:bidi="fr_FR"/>
+        </w:rPr>
+        <w:t>).</w:t>
+      </w:r>
+    </w:p>
+    <w:p>
+      <w:pPr/>
+      <w:r>
+        <w:rPr>
+          <w:lang w:val="fr_FR" w:bidi="fr_FR"/>
+        </w:rPr>
+      </w:r>
+      <w:r>
+        <w:rPr>
+          <w:lang w:val="fr_FR" w:bidi="fr_FR"/>
+        </w:rPr>
+        <w:t>Il est difficile de relier cet emplacement au territoire d'Éphraïm. La tribu d'Éphraïm pourrait avoir autrefois contrôlé des terres plus à l'est, mais elle perdra ensuite cette région après avoir été vaincue par Jephté et le peuple de Galaad lors d'une bataille près de Zaphon (</w:t>
+      </w:r>
+      <w:hyperlink r:id="rId403">
+        <w:r>
+          <w:rPr>
+            <w:lang w:val="fr_FR" w:bidi="fr_FR"/>
+          </w:rPr>
+          <w:rPr>
+            <w:color w:val="0000EE"/>
+            <w:u w:val="single"/>
+          </w:rPr>
+          <w:t>Jg 12.1–6</w:t>
+        </w:r>
+      </w:hyperlink>
+      <w:r>
+        <w:rPr>
+          <w:lang w:val="fr_FR" w:bidi="fr_FR"/>
+        </w:rPr>
+        <w:t>). C'est l'explication la plus probable.</w:t>
+      </w:r>
+    </w:p>
+    <w:p>
+      <w:pPr/>
+      <w:r>
+        <w:rPr>
+          <w:lang w:val="fr_FR" w:bidi="fr_FR"/>
+        </w:rPr>
+      </w:r>
+      <w:r>
+        <w:rPr>
+          <w:lang w:val="fr_FR" w:bidi="fr_FR"/>
+        </w:rPr>
+        <w:t>On a peut-être utilisé le nom « forêt d'Éphraïm » lorsque les Éphraïmites contrôlaient la terre. Ou peut-être l'ont-ils nommé plus tard pour se souvenir de la défaite d'Éphraïm dans cette région. C'est ce que pensent certains érudits (</w:t>
+      </w:r>
+      <w:hyperlink r:id="rId404">
+        <w:r>
+          <w:rPr>
+            <w:lang w:val="fr_FR" w:bidi="fr_FR"/>
+          </w:rPr>
+          <w:rPr>
+            <w:color w:val="0000EE"/>
+            <w:u w:val="single"/>
+          </w:rPr>
+          <w:t>Jos 17.14–18</w:t>
+        </w:r>
+      </w:hyperlink>
+      <w:r>
+        <w:rPr>
+          <w:lang w:val="fr_FR" w:bidi="fr_FR"/>
+        </w:rPr>
+        <w:t>).</w:t>
+      </w:r>
+      <w:r>
+        <w:rPr>
+          <w:lang w:val="fr_FR" w:bidi="fr_FR"/>
+        </w:rPr>
+      </w:r>
+      <w:r>
+        <w:rPr>
+          <w:lang w:val="fr_FR" w:bidi="fr_FR"/>
+        </w:rPr>
+      </w:r>
+    </w:p>
+    <w:p>
+      <w:pPr/>
+      <w:r>
+        <w:rPr>
+          <w:lang w:val="fr_FR" w:bidi="fr_FR"/>
+        </w:rPr>
+      </w:r>
+    </w:p>
+    <w:p>
+      <w:pPr>
+        <w:pStyle w:val="Heading2"/>
+      </w:pPr>
+      <w:r>
+        <w:rPr>
+          <w:lang w:val="fr_FR" w:bidi="fr_FR"/>
+        </w:rPr>
+        <w:t>Forgeron</w:t>
+      </w:r>
+      <w:r>
+        <w:rPr>
+          <w:lang w:val="fr_FR" w:bidi="fr_FR"/>
+        </w:rPr>
+      </w:r>
+    </w:p>
+    <w:p>
+      <w:pPr/>
+      <w:r>
+        <w:rPr>
+          <w:lang w:val="fr_FR" w:bidi="fr_FR"/>
+        </w:rPr>
+      </w:r>
+      <w:r>
+        <w:rPr>
+          <w:lang w:val="fr_FR" w:bidi="fr_FR"/>
+        </w:rPr>
+        <w:t>Artisan qui travaillait normalement le fer (</w:t>
+      </w:r>
+      <w:hyperlink r:id="rId405">
+        <w:r>
+          <w:rPr>
+            <w:lang w:val="fr_FR" w:bidi="fr_FR"/>
+          </w:rPr>
+          <w:rPr>
+            <w:color w:val="0000EE"/>
+            <w:u w:val="single"/>
+          </w:rPr>
+          <w:t>Es 44.12</w:t>
+        </w:r>
+      </w:hyperlink>
+      <w:r>
+        <w:rPr>
+          <w:lang w:val="fr_FR" w:bidi="fr_FR"/>
+        </w:rPr>
+        <w:t>). Le premier ouvrier du fer mentionné dans la Bible est Tubal-Caïn (</w:t>
+      </w:r>
+      <w:hyperlink r:id="rId406">
+        <w:r>
+          <w:rPr>
+            <w:lang w:val="fr_FR" w:bidi="fr_FR"/>
+          </w:rPr>
+          <w:rPr>
+            <w:color w:val="0000EE"/>
+            <w:u w:val="single"/>
+          </w:rPr>
+          <w:t>Gn 4.22</w:t>
+        </w:r>
+      </w:hyperlink>
+      <w:r>
+        <w:rPr>
+          <w:lang w:val="fr_FR" w:bidi="fr_FR"/>
+        </w:rPr>
+        <w:t>). En Israël, le fer est devenu largement connu et utilisé vers le 9e siècle av. J.‑C. (</w:t>
+      </w:r>
+      <w:hyperlink r:id="rId407">
+        <w:r>
+          <w:rPr>
+            <w:lang w:val="fr_FR" w:bidi="fr_FR"/>
+          </w:rPr>
+          <w:rPr>
+            <w:color w:val="0000EE"/>
+            <w:u w:val="single"/>
+          </w:rPr>
+          <w:t>Dt 3.11</w:t>
+        </w:r>
+      </w:hyperlink>
+      <w:r>
+        <w:rPr>
+          <w:lang w:val="fr_FR" w:bidi="fr_FR"/>
+        </w:rPr>
+        <w:t xml:space="preserve"> ; </w:t>
+      </w:r>
+      <w:hyperlink r:id="rId408">
+        <w:r>
+          <w:rPr>
+            <w:lang w:val="fr_FR" w:bidi="fr_FR"/>
+          </w:rPr>
+          <w:rPr>
+            <w:color w:val="0000EE"/>
+            <w:u w:val="single"/>
+          </w:rPr>
+          <w:t>Jos 6.19, 24</w:t>
+        </w:r>
+      </w:hyperlink>
+      <w:r>
+        <w:rPr>
+          <w:lang w:val="fr_FR" w:bidi="fr_FR"/>
+        </w:rPr>
+        <w:t xml:space="preserve"> ; </w:t>
+      </w:r>
+      <w:hyperlink r:id="rId409">
+        <w:r>
+          <w:rPr>
+            <w:lang w:val="fr_FR" w:bidi="fr_FR"/>
+          </w:rPr>
+          <w:rPr>
+            <w:color w:val="0000EE"/>
+            <w:u w:val="single"/>
+          </w:rPr>
+          <w:t>17.16</w:t>
+        </w:r>
+      </w:hyperlink>
+      <w:r>
+        <w:rPr>
+          <w:lang w:val="fr_FR" w:bidi="fr_FR"/>
+        </w:rPr>
+        <w:t xml:space="preserve"> ; </w:t>
+      </w:r>
+      <w:hyperlink r:id="rId410">
+        <w:r>
+          <w:rPr>
+            <w:lang w:val="fr_FR" w:bidi="fr_FR"/>
+          </w:rPr>
+          <w:rPr>
+            <w:color w:val="0000EE"/>
+            <w:u w:val="single"/>
+          </w:rPr>
+          <w:t>Jg 1.19</w:t>
+        </w:r>
+      </w:hyperlink>
+      <w:r>
+        <w:rPr>
+          <w:lang w:val="fr_FR" w:bidi="fr_FR"/>
+        </w:rPr>
+        <w:t xml:space="preserve"> ; </w:t>
+      </w:r>
+      <w:hyperlink r:id="rId411">
+        <w:r>
+          <w:rPr>
+            <w:lang w:val="fr_FR" w:bidi="fr_FR"/>
+          </w:rPr>
+          <w:rPr>
+            <w:color w:val="0000EE"/>
+            <w:u w:val="single"/>
+          </w:rPr>
+          <w:t>4.3, 13</w:t>
+        </w:r>
+      </w:hyperlink>
+      <w:r>
+        <w:rPr>
+          <w:lang w:val="fr_FR" w:bidi="fr_FR"/>
+        </w:rPr>
+        <w:t xml:space="preserve">). </w:t>
+      </w:r>
+      <w:r>
+        <w:rPr>
+          <w:i/>
+          <w:lang w:val="fr_FR" w:bidi="fr_FR"/>
+        </w:rPr>
+        <w:t>Voir</w:t>
+      </w:r>
+      <w:r>
+        <w:rPr>
+          <w:lang w:val="fr_FR" w:bidi="fr_FR"/>
+        </w:rPr>
+        <w:t xml:space="preserve"> </w:t>
+      </w:r>
+      <w:r>
+        <w:rPr>
+          <w:lang w:val="fr_FR" w:bidi="fr_FR"/>
+        </w:rPr>
+        <w:t>Minéraux et Métaux</w:t>
+      </w:r>
+      <w:r>
+        <w:rPr>
+          <w:lang w:val="fr_FR" w:bidi="fr_FR"/>
+        </w:rPr>
+        <w:t>.</w:t>
+      </w:r>
+      <w:r>
+        <w:rPr>
+          <w:lang w:val="fr_FR" w:bidi="fr_FR"/>
+        </w:rPr>
+      </w:r>
+      <w:r>
+        <w:rPr>
+          <w:lang w:val="fr_FR" w:bidi="fr_FR"/>
+        </w:rPr>
+      </w:r>
+    </w:p>
+    <w:p>
+      <w:pPr/>
+      <w:r>
+        <w:rPr>
+          <w:lang w:val="fr_FR" w:bidi="fr_FR"/>
+        </w:rPr>
+      </w:r>
+    </w:p>
+    <w:p>
+      <w:pPr>
+        <w:pStyle w:val="Heading2"/>
+      </w:pPr>
+      <w:r>
+        <w:rPr>
+          <w:lang w:val="fr_FR" w:bidi="fr_FR"/>
+        </w:rPr>
+        <w:t>Forgeron</w:t>
+      </w:r>
+      <w:r>
+        <w:rPr>
+          <w:lang w:val="fr_FR" w:bidi="fr_FR"/>
+        </w:rPr>
+      </w:r>
+    </w:p>
+    <w:p>
+      <w:pPr/>
+      <w:r>
+        <w:rPr>
+          <w:lang w:val="fr_FR" w:bidi="fr_FR"/>
+        </w:rPr>
+      </w:r>
+      <w:r>
+        <w:rPr>
+          <w:lang w:val="fr_FR" w:bidi="fr_FR"/>
+        </w:rPr>
+        <w:t>Ouvrier des métaux, métallurgiste. Le premier forgeron mentionné dans la Bible est Tubal-Caïn (</w:t>
+      </w:r>
+      <w:hyperlink r:id="rId406">
+        <w:r>
+          <w:rPr>
+            <w:lang w:val="fr_FR" w:bidi="fr_FR"/>
+          </w:rPr>
+          <w:rPr>
+            <w:color w:val="0000EE"/>
+            <w:u w:val="single"/>
+          </w:rPr>
+          <w:t>Gn 4.22</w:t>
+        </w:r>
+      </w:hyperlink>
+      <w:r>
+        <w:rPr>
+          <w:lang w:val="fr_FR" w:bidi="fr_FR"/>
+        </w:rPr>
+        <w:t xml:space="preserve">). Le terme couvre les métallurgistes de toutes sortes : cuivre, bronze, fer, argent et or. Les orfèvres sont mentionnés dans </w:t>
+      </w:r>
+      <w:hyperlink r:id="rId412">
+        <w:r>
+          <w:rPr>
+            <w:lang w:val="fr_FR" w:bidi="fr_FR"/>
+          </w:rPr>
+          <w:rPr>
+            <w:color w:val="0000EE"/>
+            <w:u w:val="single"/>
+          </w:rPr>
+          <w:t>Juges 17.4</w:t>
+        </w:r>
+      </w:hyperlink>
+      <w:r>
+        <w:rPr>
+          <w:lang w:val="fr_FR" w:bidi="fr_FR"/>
+        </w:rPr>
+        <w:t xml:space="preserve"> et </w:t>
+      </w:r>
+      <w:hyperlink r:id="rId413">
+        <w:r>
+          <w:rPr>
+            <w:lang w:val="fr_FR" w:bidi="fr_FR"/>
+          </w:rPr>
+          <w:rPr>
+            <w:color w:val="0000EE"/>
+            <w:u w:val="single"/>
+          </w:rPr>
+          <w:t>Actes 19.24</w:t>
+        </w:r>
+      </w:hyperlink>
+      <w:r>
+        <w:rPr>
+          <w:lang w:val="fr_FR" w:bidi="fr_FR"/>
+        </w:rPr>
+        <w:t>. Les forgerons étaient rares ou même inexistants en Israël jusqu'à l'époque de Samuel, et les Israélites devaient se rendre chez les forgerons philistins pour faire aiguiser leurs outils en fer (</w:t>
+      </w:r>
+      <w:hyperlink r:id="rId414">
+        <w:r>
+          <w:rPr>
+            <w:lang w:val="fr_FR" w:bidi="fr_FR"/>
+          </w:rPr>
+          <w:rPr>
+            <w:color w:val="0000EE"/>
+            <w:u w:val="single"/>
+          </w:rPr>
+          <w:t>1S 13.19</w:t>
+        </w:r>
+      </w:hyperlink>
+      <w:r>
+        <w:rPr>
+          <w:lang w:val="fr_FR" w:bidi="fr_FR"/>
+        </w:rPr>
+        <w:t>). À l'époque des rois, les forgerons israélites étaient actifs et seront ensuite emmenés en captivité par Nabuchodonosor (</w:t>
+      </w:r>
+      <w:hyperlink r:id="rId415">
+        <w:r>
+          <w:rPr>
+            <w:lang w:val="fr_FR" w:bidi="fr_FR"/>
+          </w:rPr>
+          <w:rPr>
+            <w:color w:val="0000EE"/>
+            <w:u w:val="single"/>
+          </w:rPr>
+          <w:t>2R 24.14–16</w:t>
+        </w:r>
+      </w:hyperlink>
+      <w:r>
+        <w:rPr>
+          <w:lang w:val="fr_FR" w:bidi="fr_FR"/>
+        </w:rPr>
+        <w:t xml:space="preserve"> ; </w:t>
+      </w:r>
+      <w:hyperlink r:id="rId416">
+        <w:r>
+          <w:rPr>
+            <w:lang w:val="fr_FR" w:bidi="fr_FR"/>
+          </w:rPr>
+          <w:rPr>
+            <w:color w:val="0000EE"/>
+            <w:u w:val="single"/>
+          </w:rPr>
+          <w:t>Jr 24.1</w:t>
+        </w:r>
+      </w:hyperlink>
+      <w:r>
+        <w:rPr>
+          <w:lang w:val="fr_FR" w:bidi="fr_FR"/>
+        </w:rPr>
+        <w:t xml:space="preserve"> ; </w:t>
+      </w:r>
+      <w:hyperlink r:id="rId417">
+        <w:r>
+          <w:rPr>
+            <w:lang w:val="fr_FR" w:bidi="fr_FR"/>
+          </w:rPr>
+          <w:rPr>
+            <w:color w:val="0000EE"/>
+            <w:u w:val="single"/>
+          </w:rPr>
+          <w:t>29.2</w:t>
+        </w:r>
+      </w:hyperlink>
+      <w:r>
+        <w:rPr>
+          <w:lang w:val="fr_FR" w:bidi="fr_FR"/>
+        </w:rPr>
+        <w:t>). Les détails du travail du forgeron sont donnés dans plusieurs récits (</w:t>
+      </w:r>
+      <w:hyperlink r:id="rId418">
+        <w:r>
+          <w:rPr>
+            <w:lang w:val="fr_FR" w:bidi="fr_FR"/>
+          </w:rPr>
+          <w:rPr>
+            <w:color w:val="0000EE"/>
+            <w:u w:val="single"/>
+          </w:rPr>
+          <w:t>Pr 25.4</w:t>
+        </w:r>
+      </w:hyperlink>
+      <w:r>
+        <w:rPr>
+          <w:lang w:val="fr_FR" w:bidi="fr_FR"/>
+        </w:rPr>
+        <w:t xml:space="preserve"> ; </w:t>
+      </w:r>
+      <w:hyperlink r:id="rId405">
+        <w:r>
+          <w:rPr>
+            <w:lang w:val="fr_FR" w:bidi="fr_FR"/>
+          </w:rPr>
+          <w:rPr>
+            <w:color w:val="0000EE"/>
+            <w:u w:val="single"/>
+          </w:rPr>
+          <w:t>Es 44.12</w:t>
+        </w:r>
+      </w:hyperlink>
+      <w:r>
+        <w:rPr>
+          <w:lang w:val="fr_FR" w:bidi="fr_FR"/>
+        </w:rPr>
+        <w:t xml:space="preserve"> ; </w:t>
+      </w:r>
+      <w:hyperlink r:id="rId419">
+        <w:r>
+          <w:rPr>
+            <w:lang w:val="fr_FR" w:bidi="fr_FR"/>
+          </w:rPr>
+          <w:rPr>
+            <w:color w:val="0000EE"/>
+            <w:u w:val="single"/>
+          </w:rPr>
+          <w:t>54.16</w:t>
+        </w:r>
+      </w:hyperlink>
+      <w:r>
+        <w:rPr>
+          <w:lang w:val="fr_FR" w:bidi="fr_FR"/>
+        </w:rPr>
+        <w:t xml:space="preserve">). Les forgerons mentionnés dans </w:t>
+      </w:r>
+      <w:hyperlink r:id="rId420">
+        <w:r>
+          <w:rPr>
+            <w:lang w:val="fr_FR" w:bidi="fr_FR"/>
+          </w:rPr>
+          <w:rPr>
+            <w:color w:val="0000EE"/>
+            <w:u w:val="single"/>
+          </w:rPr>
+          <w:t>Zacharie 1.20</w:t>
+        </w:r>
+      </w:hyperlink>
+      <w:r>
+        <w:rPr>
+          <w:lang w:val="fr_FR" w:bidi="fr_FR"/>
+        </w:rPr>
+        <w:t xml:space="preserve"> sont probablement des forgerons de fer ou d'airain.</w:t>
+      </w:r>
+    </w:p>
+    <w:p>
+      <w:pPr/>
+      <w:r>
+        <w:rPr>
+          <w:lang w:val="fr_FR" w:bidi="fr_FR"/>
+        </w:rPr>
+      </w:r>
+      <w:r>
+        <w:rPr>
+          <w:i/>
+          <w:lang w:val="fr_FR" w:bidi="fr_FR"/>
+        </w:rPr>
+        <w:t>Voir aussi</w:t>
+      </w:r>
+      <w:r>
+        <w:rPr>
+          <w:lang w:val="fr_FR" w:bidi="fr_FR"/>
+        </w:rPr>
+        <w:t xml:space="preserve"> </w:t>
+      </w:r>
+      <w:r>
+        <w:rPr>
+          <w:lang w:val="fr_FR" w:bidi="fr_FR"/>
+        </w:rPr>
+        <w:t>Minéraux et métaux</w:t>
+      </w:r>
+      <w:r>
+        <w:rPr>
+          <w:lang w:val="fr_FR" w:bidi="fr_FR"/>
+        </w:rPr>
+        <w:t xml:space="preserve"> ; </w:t>
+      </w:r>
+      <w:r>
+        <w:rPr>
+          <w:lang w:val="fr_FR" w:bidi="fr_FR"/>
+        </w:rPr>
+        <w:t>Pierres précieuses</w:t>
+      </w:r>
+      <w:r>
+        <w:rPr>
+          <w:lang w:val="fr_FR" w:bidi="fr_FR"/>
+        </w:rPr>
+        <w:t>.</w:t>
+      </w:r>
+      <w:r>
+        <w:rPr>
+          <w:lang w:val="fr_FR" w:bidi="fr_FR"/>
+        </w:rPr>
+      </w:r>
+      <w:r>
+        <w:rPr>
+          <w:lang w:val="fr_FR" w:bidi="fr_FR"/>
+        </w:rPr>
+      </w:r>
+    </w:p>
+    <w:p>
+      <w:pPr/>
+      <w:r>
+        <w:rPr>
+          <w:lang w:val="fr_FR" w:bidi="fr_FR"/>
+        </w:rPr>
+      </w:r>
+    </w:p>
+    <w:p>
+      <w:pPr>
+        <w:pStyle w:val="Heading2"/>
+      </w:pPr>
+      <w:r>
+        <w:rPr>
+          <w:lang w:val="fr_FR" w:bidi="fr_FR"/>
+        </w:rPr>
+        <w:t>Forgeron d'airain</w:t>
+      </w:r>
+      <w:r>
+        <w:rPr>
+          <w:lang w:val="fr_FR" w:bidi="fr_FR"/>
+        </w:rPr>
+      </w:r>
+    </w:p>
+    <w:p>
+      <w:pPr/>
+      <w:r>
+        <w:rPr>
+          <w:lang w:val="fr_FR" w:bidi="fr_FR"/>
+        </w:rPr>
+      </w:r>
+      <w:r>
+        <w:rPr>
+          <w:lang w:val="fr_FR" w:bidi="fr_FR"/>
+        </w:rPr>
+        <w:t>Une personne qui utilisait le bronze et l'airain pour fabriquer des outils, des instruments et des ornements (</w:t>
+      </w:r>
+      <w:hyperlink r:id="rId421">
+        <w:r>
+          <w:rPr>
+            <w:lang w:val="fr_FR" w:bidi="fr_FR"/>
+          </w:rPr>
+          <w:rPr>
+            <w:color w:val="0000EE"/>
+            <w:u w:val="single"/>
+          </w:rPr>
+          <w:t>Ex 26.11, 37</w:t>
+        </w:r>
+      </w:hyperlink>
+      <w:r>
+        <w:rPr>
+          <w:lang w:val="fr_FR" w:bidi="fr_FR"/>
+        </w:rPr>
+        <w:t xml:space="preserve">; </w:t>
+      </w:r>
+      <w:hyperlink r:id="rId422">
+        <w:r>
+          <w:rPr>
+            <w:lang w:val="fr_FR" w:bidi="fr_FR"/>
+          </w:rPr>
+          <w:rPr>
+            <w:color w:val="0000EE"/>
+            <w:u w:val="single"/>
+          </w:rPr>
+          <w:t>27.2–10</w:t>
+        </w:r>
+      </w:hyperlink>
+      <w:r>
+        <w:rPr>
+          <w:lang w:val="fr_FR" w:bidi="fr_FR"/>
+        </w:rPr>
+        <w:t xml:space="preserve">; </w:t>
+      </w:r>
+      <w:hyperlink r:id="rId408">
+        <w:r>
+          <w:rPr>
+            <w:lang w:val="fr_FR" w:bidi="fr_FR"/>
+          </w:rPr>
+          <w:rPr>
+            <w:color w:val="0000EE"/>
+            <w:u w:val="single"/>
+          </w:rPr>
+          <w:t>Jos 6.19, 24</w:t>
+        </w:r>
+      </w:hyperlink>
+      <w:r>
+        <w:rPr>
+          <w:lang w:val="fr_FR" w:bidi="fr_FR"/>
+        </w:rPr>
+        <w:t xml:space="preserve">; </w:t>
+      </w:r>
+      <w:hyperlink r:id="rId423">
+        <w:r>
+          <w:rPr>
+            <w:lang w:val="fr_FR" w:bidi="fr_FR"/>
+          </w:rPr>
+          <w:rPr>
+            <w:color w:val="0000EE"/>
+            <w:u w:val="single"/>
+          </w:rPr>
+          <w:t>1S 17.5–6</w:t>
+        </w:r>
+      </w:hyperlink>
+      <w:r>
+        <w:rPr>
+          <w:lang w:val="fr_FR" w:bidi="fr_FR"/>
+        </w:rPr>
+        <w:t xml:space="preserve">; </w:t>
+      </w:r>
+      <w:hyperlink r:id="rId424">
+        <w:r>
+          <w:rPr>
+            <w:lang w:val="fr_FR" w:bidi="fr_FR"/>
+          </w:rPr>
+          <w:rPr>
+            <w:color w:val="0000EE"/>
+            <w:u w:val="single"/>
+          </w:rPr>
+          <w:t>2S 8.8</w:t>
+        </w:r>
+      </w:hyperlink>
+      <w:r>
+        <w:rPr>
+          <w:lang w:val="fr_FR" w:bidi="fr_FR"/>
+        </w:rPr>
+        <w:t>). Le terme « forgeron » n'est utilisé que dans le Nouveau Testament (</w:t>
+      </w:r>
+      <w:hyperlink r:id="rId425">
+        <w:r>
+          <w:rPr>
+            <w:lang w:val="fr_FR" w:bidi="fr_FR"/>
+          </w:rPr>
+          <w:rPr>
+            <w:color w:val="0000EE"/>
+            <w:u w:val="single"/>
+          </w:rPr>
+          <w:t>2Tm 4.14</w:t>
+        </w:r>
+      </w:hyperlink>
+      <w:r>
+        <w:rPr>
+          <w:lang w:val="fr_FR" w:bidi="fr_FR"/>
+        </w:rPr>
+        <w:t>). Cependant, cette occupation était importante tout au long de l'histoire de la Bible.</w:t>
+      </w:r>
+    </w:p>
+    <w:p>
+      <w:pPr/>
+      <w:r>
+        <w:rPr>
+          <w:lang w:val="fr_FR" w:bidi="fr_FR"/>
+        </w:rPr>
+      </w:r>
+      <w:r>
+        <w:rPr>
+          <w:i/>
+          <w:lang w:val="fr_FR" w:bidi="fr_FR"/>
+        </w:rPr>
+        <w:t>Voir aussi</w:t>
+      </w:r>
+      <w:r>
+        <w:rPr>
+          <w:lang w:val="fr_FR" w:bidi="fr_FR"/>
+        </w:rPr>
+        <w:t xml:space="preserve"> </w:t>
+      </w:r>
+      <w:r>
+        <w:rPr>
+          <w:lang w:val="fr_FR" w:bidi="fr_FR"/>
+        </w:rPr>
+        <w:t>Minéraux et métaux</w:t>
+      </w:r>
+      <w:r>
+        <w:rPr>
+          <w:lang w:val="fr_FR" w:bidi="fr_FR"/>
+        </w:rPr>
+        <w:t>.</w:t>
+      </w:r>
+      <w:r>
+        <w:rPr>
+          <w:lang w:val="fr_FR" w:bidi="fr_FR"/>
+        </w:rPr>
+      </w:r>
+      <w:r>
+        <w:rPr>
+          <w:lang w:val="fr_FR" w:bidi="fr_FR"/>
+        </w:rPr>
+      </w:r>
+    </w:p>
+    <w:p>
+      <w:pPr/>
+      <w:r>
+        <w:rPr>
+          <w:lang w:val="fr_FR" w:bidi="fr_FR"/>
+        </w:rPr>
+      </w:r>
+    </w:p>
+    <w:p>
+      <w:pPr>
+        <w:pStyle w:val="Heading2"/>
+      </w:pPr>
+      <w:r>
+        <w:rPr>
+          <w:lang w:val="fr_FR" w:bidi="fr_FR"/>
+        </w:rPr>
+        <w:t>Fort, Fortification</w:t>
+      </w:r>
+      <w:r>
+        <w:rPr>
+          <w:lang w:val="fr_FR" w:bidi="fr_FR"/>
+        </w:rPr>
+      </w:r>
+    </w:p>
+    <w:p>
+      <w:pPr/>
+      <w:r>
+        <w:rPr>
+          <w:lang w:val="fr_FR" w:bidi="fr_FR"/>
+        </w:rPr>
+      </w:r>
+      <w:r>
+        <w:rPr>
+          <w:lang w:val="fr_FR" w:bidi="fr_FR"/>
+        </w:rPr>
+        <w:t>Un fort est un bâtiment ou un lieu solide conçu pour la défense. Une fortification est toute structure construite pour protéger un lieu contre une attaque. Dans les temps anciens, les villes étaient protégées par des murs, de solides forteresses centrales (appelées citadelles) et parfois des fossés remplis d'eau (appelés douves).</w:t>
+      </w:r>
+    </w:p>
+    <w:p>
+      <w:pPr>
+        <w:pStyle w:val="Heading3"/>
+      </w:pPr>
+      <w:r>
+        <w:rPr>
+          <w:lang w:val="fr_FR" w:bidi="fr_FR"/>
+        </w:rPr>
+        <w:t>Villes fortifiées</w:t>
+      </w:r>
+    </w:p>
+    <w:p>
+      <w:pPr/>
+      <w:r>
+        <w:rPr>
+          <w:lang w:val="fr_FR" w:bidi="fr_FR"/>
+        </w:rPr>
+      </w:r>
+      <w:r>
+        <w:rPr>
+          <w:lang w:val="fr_FR" w:bidi="fr_FR"/>
+        </w:rPr>
+        <w:t>Les fortifications suivaient le paysage naturel de la région entourant une ville. Les premières défenses de la ville étaient simples. Elles étaient construites en amassant de la terre contre les murs et les structures extérieures, ce qui rendait difficile l'approche et l'entrée des forces ennemies dans la ville. Lors de la construction d'une ville, on cherchait des endroits naturellement faciles à défendre. On préférait les endroits élevés comme les collines escarpées ou les zones isolées qui offraient une protection naturelle.</w:t>
+      </w:r>
+    </w:p>
+    <w:p>
+      <w:pPr/>
+      <w:r>
+        <w:rPr>
+          <w:lang w:val="fr_FR" w:bidi="fr_FR"/>
+        </w:rPr>
+      </w:r>
+      <w:r>
+        <w:rPr>
+          <w:lang w:val="fr_FR" w:bidi="fr_FR"/>
+        </w:rPr>
+        <w:t>On a également construit des villes dans des lieux avec beaucoup d'eau, un accès aux voies navigables pour voyager, ou à l'intersection de routes importantes. Ces lieux étaient toutefois plus difficiles à défendre. Ainsi, construire des murs solides et des défenses demandait plus de temps et d'argent.</w:t>
+      </w:r>
+    </w:p>
+    <w:p>
+      <w:pPr>
+        <w:pStyle w:val="Heading3"/>
+      </w:pPr>
+      <w:r>
+        <w:rPr>
+          <w:lang w:val="fr_FR" w:bidi="fr_FR"/>
+        </w:rPr>
+        <w:t>Matériaux de construction</w:t>
+      </w:r>
+    </w:p>
+    <w:p>
+      <w:pPr/>
+      <w:r>
+        <w:rPr>
+          <w:lang w:val="fr_FR" w:bidi="fr_FR"/>
+        </w:rPr>
+      </w:r>
+      <w:r>
+        <w:rPr>
+          <w:lang w:val="fr_FR" w:bidi="fr_FR"/>
+        </w:rPr>
+        <w:t>On construisait des fortifications en utilisant tous les matériaux que l'on pouvait trouver, tels que des pierres cassées, des rochers et de la terre tassée. On recouvrait ces matériaux d'une épaisse couche d'argile ou de plâtre pour dissimuler ce qui se trouvait en dessous. Cela rendait plus difficile pour les ennemis de déterminer la solidité réelle des murs. Devant les murs, on creusait de profonds fossés ou douves, parfois en les taillant dans la roche solide. Ces fossés compliquaient l'approche des ennemis vers les murs ou le creusement de tunnels en dessous.</w:t>
+      </w:r>
+    </w:p>
+    <w:p>
+      <w:pPr>
+        <w:pStyle w:val="Heading3"/>
+      </w:pPr>
+      <w:r>
+        <w:rPr>
+          <w:lang w:val="fr_FR" w:bidi="fr_FR"/>
+        </w:rPr>
+        <w:t>Tours</w:t>
+      </w:r>
+    </w:p>
+    <w:p>
+      <w:pPr/>
+      <w:r>
+        <w:rPr>
+          <w:lang w:val="fr_FR" w:bidi="fr_FR"/>
+        </w:rPr>
+      </w:r>
+      <w:r>
+        <w:rPr>
+          <w:lang w:val="fr_FR" w:bidi="fr_FR"/>
+        </w:rPr>
+        <w:t>Des tours étaient construites aux endroits les plus vulnérables des murs, comme les coins, les portes et les points d'entrée de l'eau dans la ville. Ces tours renforçaient les défenses. À l'intérieur de chaque tour se trouvaient des escaliers et des pièces où les soldats restaient pour protéger la ville. Des guetteurs spécialisés dans les tours avertissaient tout le monde lorsqu'ils voyaient le danger approcher.</w:t>
+      </w:r>
+    </w:p>
+    <w:p>
+      <w:pPr>
+        <w:pStyle w:val="Heading3"/>
+      </w:pPr>
+      <w:r>
+        <w:rPr>
+          <w:lang w:val="fr_FR" w:bidi="fr_FR"/>
+        </w:rPr>
+        <w:t>Portails</w:t>
+      </w:r>
+    </w:p>
+    <w:p>
+      <w:pPr/>
+      <w:r>
+        <w:rPr>
+          <w:lang w:val="fr_FR" w:bidi="fr_FR"/>
+        </w:rPr>
+      </w:r>
+      <w:r>
+        <w:rPr>
+          <w:lang w:val="fr_FR" w:bidi="fr_FR"/>
+        </w:rPr>
+        <w:t>Les portes de la ville étaient très solides. Elles étaient faites de barres et de boulons épais en bronze ou en fer. Chaque porte était suspendue à des poteaux robustes fixés dans le sol en dessous et à la poutre au-dessus de l'entrée. Afin de rendre les portes encore plus difficiles à franchir, les villes avaient souvent plusieurs portes, l'une derrière l'autre. Entre ces portes se trouvaient des pièces où restaient les gardes.</w:t>
+      </w:r>
+    </w:p>
+    <w:p>
+      <w:pPr>
+        <w:pStyle w:val="Heading3"/>
+      </w:pPr>
+      <w:r>
+        <w:rPr>
+          <w:lang w:val="fr_FR" w:bidi="fr_FR"/>
+        </w:rPr>
+        <w:t>Comment les fortifications ont-elles évolué au fil du temps ?</w:t>
+      </w:r>
+    </w:p>
+    <w:p>
+      <w:pPr/>
+      <w:r>
+        <w:rPr>
+          <w:lang w:val="fr_FR" w:bidi="fr_FR"/>
+        </w:rPr>
+      </w:r>
+      <w:r>
+        <w:rPr>
+          <w:lang w:val="fr_FR" w:bidi="fr_FR"/>
+        </w:rPr>
+        <w:t>Les fouilles archéologiques des anciens forts montrent comment les méthodes de construction se sont améliorées au fil du temps, des débuts simples jusqu'à l'époque de Jésus. Les premiers forts étaient construits avec des briques basiques et des pierres grossières. Les pierres utilisées dans les murs étaient de tailles et de formes différentes et n'étaient pas taillées de manière lisse. Les constructeurs comblaient les espaces entre les pierres avec de petits rochers et des morceaux de calcaire.</w:t>
+      </w:r>
+    </w:p>
+    <w:p>
+      <w:pPr/>
+      <w:r>
+        <w:rPr>
+          <w:lang w:val="fr_FR" w:bidi="fr_FR"/>
+        </w:rPr>
+      </w:r>
+      <w:r>
+        <w:rPr>
+          <w:lang w:val="fr_FR" w:bidi="fr_FR"/>
+        </w:rPr>
+        <w:t>Plus tard, les constructeurs apprendront à fabriquer un matériau de revêtement solide (appelé mortier) à étaler sur les murs, ce qui les rendait plus robustes. Ce n'est que bien plus tard, à l'époque où le peuple juif gouvernait sa terre, que les constructeurs commenceront à utiliser des pierres soigneusement taillées et façonnées.</w:t>
+      </w:r>
+    </w:p>
+    <w:p>
+      <w:pPr>
+        <w:pStyle w:val="Heading3"/>
+      </w:pPr>
+      <w:r>
+        <w:rPr>
+          <w:lang w:val="fr_FR" w:bidi="fr_FR"/>
+        </w:rPr>
+        <w:t>Dieu, une forteresse</w:t>
+      </w:r>
+    </w:p>
+    <w:p>
+      <w:pPr/>
+      <w:r>
+        <w:rPr>
+          <w:lang w:val="fr_FR" w:bidi="fr_FR"/>
+        </w:rPr>
+      </w:r>
+      <w:r>
+        <w:rPr>
+          <w:lang w:val="fr_FR" w:bidi="fr_FR"/>
+        </w:rPr>
+        <w:t>La Bible compare souvent Dieu à une forteresse ou une tour haute. Cela nous aide à comprendre comment Dieu protège ceux qui ont confiance en lui. Les prophètes ont enseigné que la véritable force de la nation venait de Dieu, et non des murs de brique et de pierre. Ils diront au peuple de faire confiance à Dieu comme leur lieu sûr ou refuge (</w:t>
+      </w:r>
+      <w:hyperlink r:id="rId426">
+        <w:r>
+          <w:rPr>
+            <w:lang w:val="fr_FR" w:bidi="fr_FR"/>
+          </w:rPr>
+          <w:rPr>
+            <w:color w:val="0000EE"/>
+            <w:u w:val="single"/>
+          </w:rPr>
+          <w:t>2S 22.2–3, 33</w:t>
+        </w:r>
+      </w:hyperlink>
+      <w:r>
+        <w:rPr>
+          <w:lang w:val="fr_FR" w:bidi="fr_FR"/>
+        </w:rPr>
+        <w:t xml:space="preserve"> ; </w:t>
+      </w:r>
+      <w:hyperlink r:id="rId427">
+        <w:r>
+          <w:rPr>
+            <w:lang w:val="fr_FR" w:bidi="fr_FR"/>
+          </w:rPr>
+          <w:rPr>
+            <w:color w:val="0000EE"/>
+            <w:u w:val="single"/>
+          </w:rPr>
+          <w:t>Pr 10.29</w:t>
+        </w:r>
+      </w:hyperlink>
+      <w:r>
+        <w:rPr>
+          <w:lang w:val="fr_FR" w:bidi="fr_FR"/>
+        </w:rPr>
+        <w:t xml:space="preserve"> ; </w:t>
+      </w:r>
+      <w:hyperlink r:id="rId428">
+        <w:r>
+          <w:rPr>
+            <w:lang w:val="fr_FR" w:bidi="fr_FR"/>
+          </w:rPr>
+          <w:rPr>
+            <w:color w:val="0000EE"/>
+            <w:u w:val="single"/>
+          </w:rPr>
+          <w:t>Es 25.4</w:t>
+        </w:r>
+      </w:hyperlink>
+      <w:r>
+        <w:rPr>
+          <w:lang w:val="fr_FR" w:bidi="fr_FR"/>
+        </w:rPr>
+        <w:t xml:space="preserve"> ; </w:t>
+      </w:r>
+      <w:hyperlink r:id="rId429">
+        <w:r>
+          <w:rPr>
+            <w:lang w:val="fr_FR" w:bidi="fr_FR"/>
+          </w:rPr>
+          <w:rPr>
+            <w:color w:val="0000EE"/>
+            <w:u w:val="single"/>
+          </w:rPr>
+          <w:t>Jr 16.19</w:t>
+        </w:r>
+      </w:hyperlink>
+      <w:r>
+        <w:rPr>
+          <w:lang w:val="fr_FR" w:bidi="fr_FR"/>
+        </w:rPr>
+        <w:t xml:space="preserve"> ; </w:t>
+      </w:r>
+      <w:hyperlink r:id="rId430">
+        <w:r>
+          <w:rPr>
+            <w:lang w:val="fr_FR" w:bidi="fr_FR"/>
+          </w:rPr>
+          <w:rPr>
+            <w:color w:val="0000EE"/>
+            <w:u w:val="single"/>
+          </w:rPr>
+          <w:t>Os 8.14</w:t>
+        </w:r>
+      </w:hyperlink>
+      <w:r>
+        <w:rPr>
+          <w:lang w:val="fr_FR" w:bidi="fr_FR"/>
+        </w:rPr>
+        <w:t xml:space="preserve"> ; </w:t>
+      </w:r>
+      <w:hyperlink r:id="rId431">
+        <w:r>
+          <w:rPr>
+            <w:lang w:val="fr_FR" w:bidi="fr_FR"/>
+          </w:rPr>
+          <w:rPr>
+            <w:color w:val="0000EE"/>
+            <w:u w:val="single"/>
+          </w:rPr>
+          <w:t>Jl 3.16</w:t>
+        </w:r>
+      </w:hyperlink>
+      <w:r>
+        <w:rPr>
+          <w:lang w:val="fr_FR" w:bidi="fr_FR"/>
+        </w:rPr>
+        <w:t xml:space="preserve"> ; </w:t>
+      </w:r>
+      <w:hyperlink r:id="rId432">
+        <w:r>
+          <w:rPr>
+            <w:lang w:val="fr_FR" w:bidi="fr_FR"/>
+          </w:rPr>
+          <w:rPr>
+            <w:color w:val="0000EE"/>
+            <w:u w:val="single"/>
+          </w:rPr>
+          <w:t>Na 1.7</w:t>
+        </w:r>
+      </w:hyperlink>
+      <w:r>
+        <w:rPr>
+          <w:lang w:val="fr_FR" w:bidi="fr_FR"/>
+        </w:rPr>
+        <w:t>).</w:t>
+      </w:r>
+    </w:p>
+    <w:p>
+      <w:pPr/>
+      <w:r>
+        <w:rPr>
+          <w:lang w:val="fr_FR" w:bidi="fr_FR"/>
+        </w:rPr>
+      </w:r>
+      <w:r>
+        <w:rPr>
+          <w:i/>
+          <w:lang w:val="fr_FR" w:bidi="fr_FR"/>
+        </w:rPr>
+        <w:t>Voir aussi</w:t>
+      </w:r>
+      <w:r>
+        <w:rPr>
+          <w:lang w:val="fr_FR" w:bidi="fr_FR"/>
+        </w:rPr>
+        <w:t xml:space="preserve"> </w:t>
+      </w:r>
+      <w:r>
+        <w:rPr>
+          <w:lang w:val="fr_FR" w:bidi="fr_FR"/>
+        </w:rPr>
+        <w:t>Guerre</w:t>
+      </w:r>
+      <w:r>
+        <w:rPr>
+          <w:lang w:val="fr_FR" w:bidi="fr_FR"/>
+        </w:rPr>
+        <w:t xml:space="preserve"> ; </w:t>
+      </w:r>
+      <w:r>
+        <w:rPr>
+          <w:lang w:val="fr_FR" w:bidi="fr_FR"/>
+        </w:rPr>
+        <w:t>Ville</w:t>
+      </w:r>
+      <w:r>
+        <w:rPr>
+          <w:lang w:val="fr_FR" w:bidi="fr_FR"/>
+        </w:rPr>
+        <w:t xml:space="preserve"> ; </w:t>
+      </w:r>
+      <w:r>
+        <w:rPr>
+          <w:lang w:val="fr_FR" w:bidi="fr_FR"/>
+        </w:rPr>
+        <w:t>Tour de guet</w:t>
+      </w:r>
+      <w:r>
+        <w:rPr>
+          <w:lang w:val="fr_FR" w:bidi="fr_FR"/>
+        </w:rPr>
+        <w:t>.</w:t>
+      </w:r>
+      <w:r>
+        <w:rPr>
+          <w:lang w:val="fr_FR" w:bidi="fr_FR"/>
+        </w:rPr>
+      </w:r>
+      <w:r>
+        <w:rPr>
+          <w:lang w:val="fr_FR" w:bidi="fr_FR"/>
+        </w:rPr>
+      </w:r>
+    </w:p>
+    <w:p>
+      <w:pPr/>
+      <w:r>
+        <w:rPr>
+          <w:lang w:val="fr_FR" w:bidi="fr_FR"/>
+        </w:rPr>
+      </w:r>
+    </w:p>
+    <w:p>
+      <w:pPr>
+        <w:pStyle w:val="Heading2"/>
+      </w:pPr>
+      <w:r>
+        <w:rPr>
+          <w:lang w:val="fr_FR" w:bidi="fr_FR"/>
+        </w:rPr>
+        <w:t>Forum</w:t>
+      </w:r>
+      <w:r>
+        <w:rPr>
+          <w:lang w:val="fr_FR" w:bidi="fr_FR"/>
+        </w:rPr>
+      </w:r>
+    </w:p>
+    <w:p>
+      <w:pPr/>
+      <w:r>
+        <w:rPr>
+          <w:lang w:val="fr_FR" w:bidi="fr_FR"/>
+        </w:rPr>
+      </w:r>
+      <w:r>
+        <w:rPr>
+          <w:lang w:val="fr_FR" w:bidi="fr_FR"/>
+        </w:rPr>
+        <w:t>Espace ouvert dans les villes romaines utilisé pour le commerce, les affaires politiques et les questions judiciaires. Le forum était généralement situé sur un terrain plat, de forme rectangulaire, et entouré de temples, de tribunaux, de colonnades et d'autres bâtiments publics.</w:t>
+      </w:r>
+    </w:p>
+    <w:p>
+      <w:pPr/>
+      <w:r>
+        <w:rPr>
+          <w:lang w:val="fr_FR" w:bidi="fr_FR"/>
+        </w:rPr>
+      </w:r>
+      <w:r>
+        <w:rPr>
+          <w:lang w:val="fr_FR" w:bidi="fr_FR"/>
+        </w:rPr>
+        <w:t>Le Forum d'Appius était une halte pour les voyageurs sur la Voie Appienne, à 70 km au sud de Rome, où des chrétiens de Rome ont rencontré Paul alors qu'il se rendait, sous garde protégée, vers la capitale (</w:t>
+      </w:r>
+      <w:hyperlink r:id="rId433">
+        <w:r>
+          <w:rPr>
+            <w:lang w:val="fr_FR" w:bidi="fr_FR"/>
+          </w:rPr>
+          <w:rPr>
+            <w:color w:val="0000EE"/>
+            <w:u w:val="single"/>
+          </w:rPr>
+          <w:t>Ac 28.15</w:t>
+        </w:r>
+      </w:hyperlink>
+      <w:r>
+        <w:rPr>
+          <w:lang w:val="fr_FR" w:bidi="fr_FR"/>
+        </w:rPr>
+        <w:t>).</w:t>
+      </w:r>
+    </w:p>
+    <w:p>
+      <w:pPr/>
+      <w:r>
+        <w:rPr>
+          <w:lang w:val="fr_FR" w:bidi="fr_FR"/>
+        </w:rPr>
+      </w:r>
+      <w:r>
+        <w:rPr>
+          <w:lang w:val="fr_FR" w:bidi="fr_FR"/>
+        </w:rPr>
+        <w:t>Les plus importants des forums étaient situés dans la ville de Rome. Ceux-ci ont été construits à différentes époques de son histoire, et les forums existants ont été modifiés par les constructions au fil des siècles. La Rome où Paul s'est rendu pour son procès comptait plusieurs forums, y compris ceux de Jules César (commencé par lui mais en réalité achevé par César Auguste César) et celui de César Auguste. Le plus important était le Forum Romain, centre du monde à l'époque de Paul. Ce forum se trouvait entre les deux collines centrales des sept collines sur lesquelles la ville était construite. Il contenait de nombreuses colonnes, statues, œuvres d'art et bâtiments importants dans la vie politique et religieuse de l'empire.</w:t>
+      </w:r>
+    </w:p>
+    <w:p>
+      <w:pPr/>
+      <w:r>
+        <w:rPr>
+          <w:lang w:val="fr_FR" w:bidi="fr_FR"/>
+        </w:rPr>
+      </w:r>
+      <w:r>
+        <w:rPr>
+          <w:lang w:val="fr_FR" w:bidi="fr_FR"/>
+        </w:rPr>
+        <w:t>Si Paul avait été amené directement dans la ville par le centurion qui avait la responsabilité de sa garde, il serait passé sous l'arc de triomphe d'Auguste, le temple de Castor et Pollux, ainsi que les temples dédiés à Jules et Auguste pour le culte de l'empereur. En arrivant au Forum Romain à proprement parler, il aurait remarqué au nord-ouest le célèbre centre idéal de la ville (et donc de l'empire), et au sud-ouest le milliaire doré, indiquant les distances vers des lieux aussi éloignés que Londres à l'ouest et Jérusalem à l'est. En arrière-plan se trouvait le temple de Jupiter, divinité principale du panthéon romain. Du côté sud se trouvait un grand bâtiment public, la Basilique Julie, achevée en l'an 12 apr J.‑C., le site probable où la sentence de mort de Paul sera prononcée. Du côté nord se trouvait la Basilique Æmilia, un bâtiment dont les colonnes de marbre ont été prises et utilisées dans la construction d'une église sur le site traditionnel du tombeau de Paul. Cette église a été achevée en 398 apr. J.‑C. et a tenu pendant mille quatre cents ans.</w:t>
+      </w:r>
+    </w:p>
+    <w:p>
+      <w:pPr/>
+      <w:r>
+        <w:rPr>
+          <w:lang w:val="fr_FR" w:bidi="fr_FR"/>
+        </w:rPr>
+      </w:r>
+      <w:r>
+        <w:rPr>
+          <w:i/>
+          <w:lang w:val="fr_FR" w:bidi="fr_FR"/>
+        </w:rPr>
+        <w:t>Voir aussi</w:t>
+      </w:r>
+      <w:r>
+        <w:rPr>
+          <w:lang w:val="fr_FR" w:bidi="fr_FR"/>
+        </w:rPr>
+        <w:t xml:space="preserve"> </w:t>
+      </w:r>
+      <w:r>
+        <w:rPr>
+          <w:lang w:val="fr_FR" w:bidi="fr_FR"/>
+        </w:rPr>
+        <w:t>Forum d'Appius</w:t>
+      </w:r>
+      <w:r>
+        <w:rPr>
+          <w:lang w:val="fr_FR" w:bidi="fr_FR"/>
+        </w:rPr>
+        <w:t>.</w:t>
+      </w:r>
+      <w:r>
+        <w:rPr>
+          <w:lang w:val="fr_FR" w:bidi="fr_FR"/>
+        </w:rPr>
+      </w:r>
+      <w:r>
+        <w:rPr>
+          <w:lang w:val="fr_FR" w:bidi="fr_FR"/>
+        </w:rPr>
+      </w:r>
+    </w:p>
+    <w:p>
+      <w:pPr/>
+      <w:r>
+        <w:rPr>
+          <w:lang w:val="fr_FR" w:bidi="fr_FR"/>
+        </w:rPr>
+      </w:r>
+    </w:p>
+    <w:p>
+      <w:pPr>
+        <w:pStyle w:val="Heading2"/>
+      </w:pPr>
+      <w:r>
+        <w:rPr>
+          <w:lang w:val="fr_FR" w:bidi="fr_FR"/>
+        </w:rPr>
+        <w:t>Forum d'Appius</w:t>
+      </w:r>
+      <w:r>
+        <w:rPr>
+          <w:lang w:val="fr_FR" w:bidi="fr_FR"/>
+        </w:rPr>
+      </w:r>
+    </w:p>
+    <w:p>
+      <w:pPr/>
+      <w:r>
+        <w:rPr>
+          <w:lang w:val="fr_FR" w:bidi="fr_FR"/>
+        </w:rPr>
+      </w:r>
+      <w:r>
+        <w:rPr>
+          <w:lang w:val="fr_FR" w:bidi="fr_FR"/>
+        </w:rPr>
+        <w:t xml:space="preserve">Marché mentionné dans </w:t>
+      </w:r>
+      <w:hyperlink r:id="rId433">
+        <w:r>
+          <w:rPr>
+            <w:lang w:val="fr_FR" w:bidi="fr_FR"/>
+          </w:rPr>
+          <w:rPr>
+            <w:color w:val="0000EE"/>
+            <w:u w:val="single"/>
+          </w:rPr>
+          <w:t>Actes 28.15.</w:t>
+        </w:r>
+      </w:hyperlink>
+      <w:r>
+        <w:rPr>
+          <w:lang w:val="fr_FR" w:bidi="fr_FR"/>
+        </w:rPr>
+        <w:t xml:space="preserve"> Il s'agit de l'endroit où les chrétiens ont rencontré l'apôtre Paul lorsqu'il est venu comparaître devant César. Il semble qu'il ait été nommé d'après Appius Claude, le constructeur de la voie Appienne. La voie Appienne était une grande route du sud-est de l'Italie allant vers le nord-ouest jusqu'à Rome.</w:t>
+      </w:r>
+    </w:p>
+    <w:p>
+      <w:pPr/>
+      <w:r>
+        <w:rPr>
+          <w:lang w:val="fr_FR" w:bidi="fr_FR"/>
+        </w:rPr>
+      </w:r>
+      <w:r>
+        <w:rPr>
+          <w:lang w:val="fr_FR" w:bidi="fr_FR"/>
+        </w:rPr>
+        <w:t>Autour du forum se trouvait une région de marais et de marécages. Elle était réputée dans le monde antique pour ses eaux insalubres, ses moustiques, ses tavernes coûteuses pour les voyageurs, le trafic nocturne bruyant de cargaisons et de passagers sur des barges tirées par des mules le long d'un canal traversant la zone. La Voie Appienne passait par le Forum d'Appius à environ 65 km au sud de Rome.</w:t>
+      </w:r>
+    </w:p>
+    <w:p>
+      <w:pPr/>
+      <w:r>
+        <w:rPr>
+          <w:lang w:val="fr_FR" w:bidi="fr_FR"/>
+        </w:rPr>
+      </w:r>
+      <w:r>
+        <w:rPr>
+          <w:i/>
+          <w:lang w:val="fr_FR" w:bidi="fr_FR"/>
+        </w:rPr>
+        <w:t>Voir aussi</w:t>
+      </w:r>
+      <w:r>
+        <w:rPr>
+          <w:lang w:val="fr_FR" w:bidi="fr_FR"/>
+        </w:rPr>
+        <w:t xml:space="preserve"> </w:t>
+      </w:r>
+      <w:r>
+        <w:rPr>
+          <w:lang w:val="fr_FR" w:bidi="fr_FR"/>
+        </w:rPr>
+        <w:t>Voie Appienne</w:t>
+      </w:r>
+      <w:r>
+        <w:rPr>
+          <w:lang w:val="fr_FR" w:bidi="fr_FR"/>
+        </w:rPr>
+        <w:t xml:space="preserve"> ; </w:t>
+      </w:r>
+      <w:r>
+        <w:rPr>
+          <w:lang w:val="fr_FR" w:bidi="fr_FR"/>
+        </w:rPr>
+        <w:t>Forum</w:t>
+      </w:r>
+      <w:r>
+        <w:rPr>
+          <w:lang w:val="fr_FR" w:bidi="fr_FR"/>
+        </w:rPr>
+        <w:t>.</w:t>
+      </w:r>
+      <w:r>
+        <w:rPr>
+          <w:lang w:val="fr_FR" w:bidi="fr_FR"/>
+        </w:rPr>
+      </w:r>
+      <w:r>
+        <w:rPr>
+          <w:lang w:val="fr_FR" w:bidi="fr_FR"/>
+        </w:rPr>
+      </w:r>
+    </w:p>
+    <w:p>
+      <w:pPr/>
+      <w:r>
+        <w:rPr>
+          <w:lang w:val="fr_FR" w:bidi="fr_FR"/>
+        </w:rPr>
+      </w:r>
+    </w:p>
+    <w:p>
+      <w:pPr>
+        <w:pStyle w:val="Heading2"/>
+      </w:pPr>
+      <w:r>
+        <w:rPr>
+          <w:lang w:val="fr_FR" w:bidi="fr_FR"/>
+        </w:rPr>
+        <w:t>Foulon</w:t>
+      </w:r>
+      <w:r>
+        <w:rPr>
+          <w:lang w:val="fr_FR" w:bidi="fr_FR"/>
+        </w:rPr>
+      </w:r>
+    </w:p>
+    <w:p>
+      <w:pPr/>
+      <w:r>
+        <w:rPr>
+          <w:lang w:val="fr_FR" w:bidi="fr_FR"/>
+        </w:rPr>
+      </w:r>
+      <w:r>
+        <w:rPr>
+          <w:lang w:val="fr_FR" w:bidi="fr_FR"/>
+        </w:rPr>
+        <w:t>Celui qui nettoie, rétrécit, épaissit ou teint le tissu ou la laine nouvellement tondue. C'était le travail du foulon de préparer les fibres utilisées pour le tissage en les nettoyant de l'huile et d'autres impuretés. Les matériaux de nettoyage utilisés par le foulon étaient l'argile blanche, l'urine et les cendres de plantes spéciales. L'atelier du foulon se trouvait à l'extérieur de la ville en raison des odeurs désagréables et parce que de l'espace était nécessaire pour étendre les fibres à sécher, comme c'était le cas du Champ du Foulon à l'extérieur de Jérusalem à l'époque d'Ésaïe (</w:t>
+      </w:r>
+      <w:hyperlink r:id="rId434">
+        <w:r>
+          <w:rPr>
+            <w:lang w:val="fr_FR" w:bidi="fr_FR"/>
+          </w:rPr>
+          <w:rPr>
+            <w:color w:val="0000EE"/>
+            <w:u w:val="single"/>
+          </w:rPr>
+          <w:t>2R 18.17</w:t>
+        </w:r>
+      </w:hyperlink>
+      <w:r>
+        <w:rPr>
+          <w:lang w:val="fr_FR" w:bidi="fr_FR"/>
+        </w:rPr>
+        <w:t xml:space="preserve"> ; </w:t>
+      </w:r>
+      <w:hyperlink r:id="rId435">
+        <w:r>
+          <w:rPr>
+            <w:lang w:val="fr_FR" w:bidi="fr_FR"/>
+          </w:rPr>
+          <w:rPr>
+            <w:color w:val="0000EE"/>
+            <w:u w:val="single"/>
+          </w:rPr>
+          <w:t>Es 7.3</w:t>
+        </w:r>
+      </w:hyperlink>
+      <w:r>
+        <w:rPr>
+          <w:lang w:val="fr_FR" w:bidi="fr_FR"/>
+        </w:rPr>
+        <w:t xml:space="preserve"> ; </w:t>
+      </w:r>
+      <w:hyperlink r:id="rId436">
+        <w:r>
+          <w:rPr>
+            <w:lang w:val="fr_FR" w:bidi="fr_FR"/>
+          </w:rPr>
+          <w:rPr>
+            <w:color w:val="0000EE"/>
+            <w:u w:val="single"/>
+          </w:rPr>
+          <w:t>36.2</w:t>
+        </w:r>
+      </w:hyperlink>
+      <w:r>
+        <w:rPr>
+          <w:lang w:val="fr_FR" w:bidi="fr_FR"/>
+        </w:rPr>
+        <w:t>).</w:t>
+      </w:r>
+      <w:r>
+        <w:rPr>
+          <w:lang w:val="fr_FR" w:bidi="fr_FR"/>
+        </w:rPr>
+      </w:r>
+      <w:r>
+        <w:rPr>
+          <w:lang w:val="fr_FR" w:bidi="fr_FR"/>
+        </w:rPr>
+      </w:r>
+    </w:p>
+    <w:p>
+      <w:pPr/>
+      <w:r>
+        <w:rPr>
+          <w:lang w:val="fr_FR" w:bidi="fr_FR"/>
+        </w:rPr>
+      </w:r>
+    </w:p>
+    <w:p>
+      <w:pPr>
+        <w:pStyle w:val="Heading2"/>
+      </w:pPr>
+      <w:r>
+        <w:rPr>
+          <w:lang w:val="fr_FR" w:bidi="fr_FR"/>
+        </w:rPr>
+        <w:t>Fournaise</w:t>
+      </w:r>
+      <w:r>
+        <w:rPr>
+          <w:lang w:val="fr_FR" w:bidi="fr_FR"/>
+        </w:rPr>
+      </w:r>
+    </w:p>
+    <w:p>
+      <w:pPr/>
+      <w:r>
+        <w:rPr>
+          <w:lang w:val="fr_FR" w:bidi="fr_FR"/>
+        </w:rPr>
+      </w:r>
+      <w:r>
+        <w:rPr>
+          <w:lang w:val="fr_FR" w:bidi="fr_FR"/>
+        </w:rPr>
+        <w:t>Structure en brique ou en pierre utilisée à diverses fins, tant domestiques que commerciales. Son design comprenait un foyer, un conduit, une chambre de chauffage et une ouverture d'accès. Les fournaises servaient à :</w:t>
       </w:r>
     </w:p>
     <w:p>
@@ -13168,7 +14506,7 @@
         <w:rPr>
           <w:lang w:val="fr_FR" w:bidi="fr_FR"/>
         </w:rPr>
-        <w:t>La forge</w:t>
+        <w:t>La calcination du minerai</w:t>
       </w:r>
     </w:p>
     <w:p>
@@ -13186,7 +14524,7 @@
         <w:rPr>
           <w:lang w:val="fr_FR" w:bidi="fr_FR"/>
         </w:rPr>
-        <w:t>La cuisson de la céramique</w:t>
+        <w:t>La fusion du minerai</w:t>
       </w:r>
     </w:p>
     <w:p>
@@ -13204,7 +14542,7 @@
         <w:rPr>
           <w:lang w:val="fr_FR" w:bidi="fr_FR"/>
         </w:rPr>
-        <w:t>La cuisson des briques</w:t>
+        <w:t>La forge</w:t>
       </w:r>
     </w:p>
     <w:p>
@@ -13222,567 +14560,7 @@
         <w:rPr>
           <w:lang w:val="fr_FR" w:bidi="fr_FR"/>
         </w:rPr>
-        <w:t>La fabrication de la chaux</w:t>
-      </w:r>
-    </w:p>
-    <w:p>
-      <w:pPr/>
-      <w:r>
-        <w:rPr>
-          <w:lang w:val="fr_FR" w:bidi="fr_FR"/>
-        </w:rPr>
-      </w:r>
-      <w:r>
-        <w:rPr>
-          <w:lang w:val="fr_FR" w:bidi="fr_FR"/>
-        </w:rPr>
-        <w:t xml:space="preserve">La Bible mentionne différents types de fournaises. La fournaise du potier, utilisée pour fabriquer de la chaux et cuire la poterie, est mentionné dans </w:t>
-      </w:r>
-      <w:hyperlink r:id="rId411">
-        <w:r>
-          <w:rPr>
-            <w:lang w:val="fr_FR" w:bidi="fr_FR"/>
-          </w:rPr>
-          <w:rPr>
-            <w:color w:val="0000EE"/>
-            <w:u w:val="single"/>
-          </w:rPr>
-          <w:t>Genèse 19.28</w:t>
-        </w:r>
-      </w:hyperlink>
-      <w:r>
-        <w:rPr>
-          <w:lang w:val="fr_FR" w:bidi="fr_FR"/>
-        </w:rPr>
-        <w:t xml:space="preserve"> ; </w:t>
-      </w:r>
-      <w:hyperlink r:id="rId412">
-        <w:r>
-          <w:rPr>
-            <w:lang w:val="fr_FR" w:bidi="fr_FR"/>
-          </w:rPr>
-          <w:rPr>
-            <w:color w:val="0000EE"/>
-            <w:u w:val="single"/>
-          </w:rPr>
-          <w:t>Exode 9.8, 10</w:t>
-        </w:r>
-      </w:hyperlink>
-      <w:r>
-        <w:rPr>
-          <w:lang w:val="fr_FR" w:bidi="fr_FR"/>
-        </w:rPr>
-        <w:t xml:space="preserve"> ; </w:t>
-      </w:r>
-      <w:hyperlink r:id="rId413">
-        <w:r>
-          <w:rPr>
-            <w:lang w:val="fr_FR" w:bidi="fr_FR"/>
-          </w:rPr>
-          <w:rPr>
-            <w:color w:val="0000EE"/>
-            <w:u w:val="single"/>
-          </w:rPr>
-          <w:t>19.18</w:t>
-        </w:r>
-      </w:hyperlink>
-      <w:r>
-        <w:rPr>
-          <w:lang w:val="fr_FR" w:bidi="fr_FR"/>
-        </w:rPr>
-        <w:t>. Ces fournaises en forme de dôme, souvent faits de calcaire, avaient une cheminée et un trou pour le combustible en bas, produisant une fumée épaisse et sombre.</w:t>
-      </w:r>
-    </w:p>
-    <w:p>
-      <w:pPr/>
-      <w:r>
-        <w:rPr>
-          <w:lang w:val="fr_FR" w:bidi="fr_FR"/>
-        </w:rPr>
-      </w:r>
-      <w:r>
-        <w:rPr>
-          <w:lang w:val="fr_FR" w:bidi="fr_FR"/>
-        </w:rPr>
-        <w:t>Bien que les Hébreux aient rarement utilisé de grandes fournaises de fusion, sauf peut-être pendant le règne de Salomon, ils avaient connaissance de leur existence grâce à leur utilisation au Liban. De nombreuses références à de telles fournaises dans l'Ancien Testament sont d'ordre symbolique (</w:t>
-      </w:r>
-      <w:hyperlink r:id="rId414">
-        <w:r>
-          <w:rPr>
-            <w:lang w:val="fr_FR" w:bidi="fr_FR"/>
-          </w:rPr>
-          <w:rPr>
-            <w:color w:val="0000EE"/>
-            <w:u w:val="single"/>
-          </w:rPr>
-          <w:t>Dt 4.20</w:t>
-        </w:r>
-      </w:hyperlink>
-      <w:r>
-        <w:rPr>
-          <w:lang w:val="fr_FR" w:bidi="fr_FR"/>
-        </w:rPr>
-        <w:t xml:space="preserve"> ; </w:t>
-      </w:r>
-      <w:hyperlink r:id="rId415">
-        <w:r>
-          <w:rPr>
-            <w:lang w:val="fr_FR" w:bidi="fr_FR"/>
-          </w:rPr>
-          <w:rPr>
-            <w:color w:val="0000EE"/>
-            <w:u w:val="single"/>
-          </w:rPr>
-          <w:t>1R 8.51</w:t>
-        </w:r>
-      </w:hyperlink>
-      <w:r>
-        <w:rPr>
-          <w:lang w:val="fr_FR" w:bidi="fr_FR"/>
-        </w:rPr>
-        <w:t xml:space="preserve"> ; </w:t>
-      </w:r>
-      <w:hyperlink r:id="rId416">
-        <w:r>
-          <w:rPr>
-            <w:lang w:val="fr_FR" w:bidi="fr_FR"/>
-          </w:rPr>
-          <w:rPr>
-            <w:color w:val="0000EE"/>
-            <w:u w:val="single"/>
-          </w:rPr>
-          <w:t>Pr 17.3</w:t>
-        </w:r>
-      </w:hyperlink>
-      <w:r>
-        <w:rPr>
-          <w:lang w:val="fr_FR" w:bidi="fr_FR"/>
-        </w:rPr>
-        <w:t xml:space="preserve"> ; </w:t>
-      </w:r>
-      <w:hyperlink r:id="rId417">
-        <w:r>
-          <w:rPr>
-            <w:lang w:val="fr_FR" w:bidi="fr_FR"/>
-          </w:rPr>
-          <w:rPr>
-            <w:color w:val="0000EE"/>
-            <w:u w:val="single"/>
-          </w:rPr>
-          <w:t>27.21</w:t>
-        </w:r>
-      </w:hyperlink>
-      <w:r>
-        <w:rPr>
-          <w:lang w:val="fr_FR" w:bidi="fr_FR"/>
-        </w:rPr>
-        <w:t xml:space="preserve"> ; </w:t>
-      </w:r>
-      <w:hyperlink r:id="rId418">
-        <w:r>
-          <w:rPr>
-            <w:lang w:val="fr_FR" w:bidi="fr_FR"/>
-          </w:rPr>
-          <w:rPr>
-            <w:color w:val="0000EE"/>
-            <w:u w:val="single"/>
-          </w:rPr>
-          <w:t>Es 48.10</w:t>
-        </w:r>
-      </w:hyperlink>
-      <w:r>
-        <w:rPr>
-          <w:lang w:val="fr_FR" w:bidi="fr_FR"/>
-        </w:rPr>
-        <w:t xml:space="preserve"> ; </w:t>
-      </w:r>
-      <w:hyperlink r:id="rId419">
-        <w:r>
-          <w:rPr>
-            <w:lang w:val="fr_FR" w:bidi="fr_FR"/>
-          </w:rPr>
-          <w:rPr>
-            <w:color w:val="0000EE"/>
-            <w:u w:val="single"/>
-          </w:rPr>
-          <w:t>Jr 11.4</w:t>
-        </w:r>
-      </w:hyperlink>
-      <w:r>
-        <w:rPr>
-          <w:lang w:val="fr_FR" w:bidi="fr_FR"/>
-        </w:rPr>
-        <w:t xml:space="preserve"> ; </w:t>
-      </w:r>
-      <w:hyperlink r:id="rId420">
-        <w:r>
-          <w:rPr>
-            <w:lang w:val="fr_FR" w:bidi="fr_FR"/>
-          </w:rPr>
-          <w:rPr>
-            <w:color w:val="0000EE"/>
-            <w:u w:val="single"/>
-          </w:rPr>
-          <w:t>Ez 22.18–22</w:t>
-        </w:r>
-      </w:hyperlink>
-      <w:r>
-        <w:rPr>
-          <w:lang w:val="fr_FR" w:bidi="fr_FR"/>
-        </w:rPr>
-        <w:t xml:space="preserve">). Une histoire notable impliquant une grande fournaise est celle de Schadrac, Méschac et Abed-Nego dans </w:t>
-      </w:r>
-      <w:hyperlink r:id="rId421">
-        <w:r>
-          <w:rPr>
-            <w:lang w:val="fr_FR" w:bidi="fr_FR"/>
-          </w:rPr>
-          <w:rPr>
-            <w:color w:val="0000EE"/>
-            <w:u w:val="single"/>
-          </w:rPr>
-          <w:t>Daniel 3</w:t>
-        </w:r>
-      </w:hyperlink>
-      <w:r>
-        <w:rPr>
-          <w:lang w:val="fr_FR" w:bidi="fr_FR"/>
-        </w:rPr>
-        <w:t>.</w:t>
-      </w:r>
-    </w:p>
-    <w:p>
-      <w:pPr/>
-      <w:r>
-        <w:rPr>
-          <w:lang w:val="fr_FR" w:bidi="fr_FR"/>
-        </w:rPr>
-      </w:r>
-      <w:r>
-        <w:rPr>
-          <w:lang w:val="fr_FR" w:bidi="fr_FR"/>
-        </w:rPr>
-        <w:t>La Bible utilise souvent le terme « fournaise » de manière métaphorique pour représenter la discipline de Dieu, la punition ou le raffinement du caractère (</w:t>
-      </w:r>
-      <w:hyperlink r:id="rId414">
-        <w:r>
-          <w:rPr>
-            <w:lang w:val="fr_FR" w:bidi="fr_FR"/>
-          </w:rPr>
-          <w:rPr>
-            <w:color w:val="0000EE"/>
-            <w:u w:val="single"/>
-          </w:rPr>
-          <w:t>Dt 4.20</w:t>
-        </w:r>
-      </w:hyperlink>
-      <w:r>
-        <w:rPr>
-          <w:lang w:val="fr_FR" w:bidi="fr_FR"/>
-        </w:rPr>
-        <w:t xml:space="preserve"> ; </w:t>
-      </w:r>
-      <w:hyperlink r:id="rId415">
-        <w:r>
-          <w:rPr>
-            <w:lang w:val="fr_FR" w:bidi="fr_FR"/>
-          </w:rPr>
-          <w:rPr>
-            <w:color w:val="0000EE"/>
-            <w:u w:val="single"/>
-          </w:rPr>
-          <w:t>1R 8.51</w:t>
-        </w:r>
-      </w:hyperlink>
-      <w:r>
-        <w:rPr>
-          <w:lang w:val="fr_FR" w:bidi="fr_FR"/>
-        </w:rPr>
-        <w:t xml:space="preserve"> ; </w:t>
-      </w:r>
-      <w:hyperlink r:id="rId418">
-        <w:r>
-          <w:rPr>
-            <w:lang w:val="fr_FR" w:bidi="fr_FR"/>
-          </w:rPr>
-          <w:rPr>
-            <w:color w:val="0000EE"/>
-            <w:u w:val="single"/>
-          </w:rPr>
-          <w:t>Es 48.10</w:t>
-        </w:r>
-      </w:hyperlink>
-      <w:r>
-        <w:rPr>
-          <w:lang w:val="fr_FR" w:bidi="fr_FR"/>
-        </w:rPr>
-        <w:t xml:space="preserve"> ; </w:t>
-      </w:r>
-      <w:hyperlink r:id="rId422">
-        <w:r>
-          <w:rPr>
-            <w:lang w:val="fr_FR" w:bidi="fr_FR"/>
-          </w:rPr>
-          <w:rPr>
-            <w:color w:val="0000EE"/>
-            <w:u w:val="single"/>
-          </w:rPr>
-          <w:t>Jr 6.27–30</w:t>
-        </w:r>
-      </w:hyperlink>
-      <w:r>
-        <w:rPr>
-          <w:lang w:val="fr_FR" w:bidi="fr_FR"/>
-        </w:rPr>
-        <w:t xml:space="preserve"> ; </w:t>
-      </w:r>
-      <w:hyperlink r:id="rId420">
-        <w:r>
-          <w:rPr>
-            <w:lang w:val="fr_FR" w:bidi="fr_FR"/>
-          </w:rPr>
-          <w:rPr>
-            <w:color w:val="0000EE"/>
-            <w:u w:val="single"/>
-          </w:rPr>
-          <w:t>Ez 22.18–22</w:t>
-        </w:r>
-      </w:hyperlink>
-      <w:r>
-        <w:rPr>
-          <w:lang w:val="fr_FR" w:bidi="fr_FR"/>
-        </w:rPr>
-        <w:t>). Dans le Nouveau Testament, la « fournaise » symbolise l'enfer (</w:t>
-      </w:r>
-      <w:hyperlink r:id="rId423">
-        <w:r>
-          <w:rPr>
-            <w:lang w:val="fr_FR" w:bidi="fr_FR"/>
-          </w:rPr>
-          <w:rPr>
-            <w:color w:val="0000EE"/>
-            <w:u w:val="single"/>
-          </w:rPr>
-          <w:t>Mt 13.42, 50</w:t>
-        </w:r>
-      </w:hyperlink>
-      <w:r>
-        <w:rPr>
-          <w:lang w:val="fr_FR" w:bidi="fr_FR"/>
-        </w:rPr>
-        <w:t xml:space="preserve"> ; </w:t>
-      </w:r>
-      <w:hyperlink r:id="rId424">
-        <w:r>
-          <w:rPr>
-            <w:lang w:val="fr_FR" w:bidi="fr_FR"/>
-          </w:rPr>
-          <w:rPr>
-            <w:color w:val="0000EE"/>
-            <w:u w:val="single"/>
-          </w:rPr>
-          <w:t>Ap 9.2</w:t>
-        </w:r>
-      </w:hyperlink>
-      <w:r>
-        <w:rPr>
-          <w:lang w:val="fr_FR" w:bidi="fr_FR"/>
-        </w:rPr>
-        <w:t>). L'image du raffinement représente également les épreuves de la vie préparant à l'au-delà (</w:t>
-      </w:r>
-      <w:hyperlink r:id="rId425">
-        <w:r>
-          <w:rPr>
-            <w:lang w:val="fr_FR" w:bidi="fr_FR"/>
-          </w:rPr>
-          <w:rPr>
-            <w:color w:val="0000EE"/>
-            <w:u w:val="single"/>
-          </w:rPr>
-          <w:t>Jc 1.12</w:t>
-        </w:r>
-      </w:hyperlink>
-      <w:r>
-        <w:rPr>
-          <w:lang w:val="fr_FR" w:bidi="fr_FR"/>
-        </w:rPr>
-        <w:t xml:space="preserve"> ; </w:t>
-      </w:r>
-      <w:hyperlink r:id="rId426">
-        <w:r>
-          <w:rPr>
-            <w:lang w:val="fr_FR" w:bidi="fr_FR"/>
-          </w:rPr>
-          <w:rPr>
-            <w:color w:val="0000EE"/>
-            <w:u w:val="single"/>
-          </w:rPr>
-          <w:t>1P 1.7</w:t>
-        </w:r>
-      </w:hyperlink>
-      <w:r>
-        <w:rPr>
-          <w:lang w:val="fr_FR" w:bidi="fr_FR"/>
-        </w:rPr>
-        <w:t>).</w:t>
-      </w:r>
-    </w:p>
-    <w:p>
-      <w:pPr/>
-      <w:r>
-        <w:rPr>
-          <w:lang w:val="fr_FR" w:bidi="fr_FR"/>
-        </w:rPr>
-      </w:r>
-      <w:r>
-        <w:rPr>
-          <w:lang w:val="fr_FR" w:bidi="fr_FR"/>
-        </w:rPr>
-        <w:t xml:space="preserve">Dans </w:t>
-      </w:r>
-      <w:hyperlink r:id="rId427">
-        <w:r>
-          <w:rPr>
-            <w:lang w:val="fr_FR" w:bidi="fr_FR"/>
-          </w:rPr>
-          <w:rPr>
-            <w:color w:val="0000EE"/>
-            <w:u w:val="single"/>
-          </w:rPr>
-          <w:t>Apocalypse 1.15</w:t>
-        </w:r>
-      </w:hyperlink>
-      <w:r>
-        <w:rPr>
-          <w:lang w:val="fr_FR" w:bidi="fr_FR"/>
-        </w:rPr>
-        <w:t xml:space="preserve">, la vision de Jean décrit le Fils de l'Homme avec des pieds « </w:t>
-      </w:r>
-      <w:r>
-        <w:rPr>
-          <w:lang w:val="fr_FR" w:bidi="fr_FR"/>
-        </w:rPr>
-        <w:t>semblables à de l’airain ardent, comme s’il eût été embrasé dans une fournaise</w:t>
-      </w:r>
-      <w:r>
-        <w:rPr>
-          <w:lang w:val="fr_FR" w:bidi="fr_FR"/>
-        </w:rPr>
-        <w:t xml:space="preserve"> ». Cette image de bronze raffiné symbolise le pouvoir de Christ dans la victoire contre ses ennemis.</w:t>
-      </w:r>
-      <w:r>
-        <w:rPr>
-          <w:lang w:val="fr_FR" w:bidi="fr_FR"/>
-        </w:rPr>
-      </w:r>
-      <w:r>
-        <w:rPr>
-          <w:lang w:val="fr_FR" w:bidi="fr_FR"/>
-        </w:rPr>
-      </w:r>
-    </w:p>
-    <w:p>
-      <w:pPr/>
-      <w:r>
-        <w:rPr>
-          <w:lang w:val="fr_FR" w:bidi="fr_FR"/>
-        </w:rPr>
-      </w:r>
-    </w:p>
-    <w:p>
-      <w:pPr>
-        <w:pStyle w:val="Heading2"/>
-      </w:pPr>
-      <w:r>
-        <w:rPr>
-          <w:lang w:val="fr_FR" w:bidi="fr_FR"/>
-        </w:rPr>
-        <w:t>Frange</w:t>
-      </w:r>
-      <w:r>
-        <w:rPr>
-          <w:lang w:val="fr_FR" w:bidi="fr_FR"/>
-        </w:rPr>
-      </w:r>
-    </w:p>
-    <w:p>
-      <w:pPr/>
-      <w:r>
-        <w:rPr>
-          <w:lang w:val="fr_FR" w:bidi="fr_FR"/>
-        </w:rPr>
-      </w:r>
-      <w:r>
-        <w:rPr>
-          <w:lang w:val="fr_FR" w:bidi="fr_FR"/>
-        </w:rPr>
-        <w:t>Bordure d'un vêtement, ou un « gland ». Les hommes juifs portaient quatre franges sur leurs vêtements supérieurs parce que Dieu leur avait ordonné de le faire (</w:t>
-      </w:r>
-      <w:hyperlink r:id="rId428">
-        <w:r>
-          <w:rPr>
-            <w:lang w:val="fr_FR" w:bidi="fr_FR"/>
-          </w:rPr>
-          <w:rPr>
-            <w:color w:val="0000EE"/>
-            <w:u w:val="single"/>
-          </w:rPr>
-          <w:t>Dt 22.12</w:t>
-        </w:r>
-      </w:hyperlink>
-      <w:r>
-        <w:rPr>
-          <w:lang w:val="fr_FR" w:bidi="fr_FR"/>
-        </w:rPr>
-        <w:t>). Ces glands étaient des rappels des lois de Dieu.</w:t>
-      </w:r>
-      <w:r>
-        <w:rPr>
-          <w:lang w:val="fr_FR" w:bidi="fr_FR"/>
-        </w:rPr>
-      </w:r>
-      <w:r>
-        <w:rPr>
-          <w:lang w:val="fr_FR" w:bidi="fr_FR"/>
-        </w:rPr>
-      </w:r>
-    </w:p>
-    <w:p>
-      <w:pPr/>
-      <w:r>
-        <w:rPr>
-          <w:lang w:val="fr_FR" w:bidi="fr_FR"/>
-        </w:rPr>
-      </w:r>
-    </w:p>
-    <w:p>
-      <w:pPr>
-        <w:pStyle w:val="Heading2"/>
-      </w:pPr>
-      <w:r>
-        <w:rPr>
-          <w:lang w:val="fr_FR" w:bidi="fr_FR"/>
-        </w:rPr>
-        <w:t>frère</w:t>
-      </w:r>
-      <w:r>
-        <w:rPr>
-          <w:lang w:val="fr_FR" w:bidi="fr_FR"/>
-        </w:rPr>
-      </w:r>
-    </w:p>
-    <w:p>
-      <w:pPr/>
-      <w:r>
-        <w:rPr>
-          <w:lang w:val="fr_FR" w:bidi="fr_FR"/>
-        </w:rPr>
-      </w:r>
-      <w:r>
-        <w:rPr>
-          <w:lang w:val="fr_FR" w:bidi="fr_FR"/>
-        </w:rPr>
-        <w:t>Dans la Bible, le mot « frère » peut décrire :</w:t>
+        <w:t>La cuisson de la céramique</w:t>
       </w:r>
     </w:p>
     <w:p>
@@ -13800,7 +14578,7 @@
         <w:rPr>
           <w:lang w:val="fr_FR" w:bidi="fr_FR"/>
         </w:rPr>
-        <w:t>Un homme ou un garçon en relation aux autres enfants de ses parents.</w:t>
+        <w:t>La cuisson des briques</w:t>
       </w:r>
     </w:p>
     <w:p>
@@ -13818,7 +14596,651 @@
         <w:rPr>
           <w:lang w:val="fr_FR" w:bidi="fr_FR"/>
         </w:rPr>
-        <w:t>Un ami proche.</w:t>
+        <w:t>La fabrication de la chaux</w:t>
+      </w:r>
+    </w:p>
+    <w:p>
+      <w:pPr/>
+      <w:r>
+        <w:rPr>
+          <w:lang w:val="fr_FR" w:bidi="fr_FR"/>
+        </w:rPr>
+      </w:r>
+      <w:r>
+        <w:rPr>
+          <w:lang w:val="fr_FR" w:bidi="fr_FR"/>
+        </w:rPr>
+        <w:t xml:space="preserve">La Bible mentionne différents types de fournaises. La fournaise du potier, utilisée pour fabriquer de la chaux et cuire la poterie, est mentionné dans </w:t>
+      </w:r>
+      <w:hyperlink r:id="rId437">
+        <w:r>
+          <w:rPr>
+            <w:lang w:val="fr_FR" w:bidi="fr_FR"/>
+          </w:rPr>
+          <w:rPr>
+            <w:color w:val="0000EE"/>
+            <w:u w:val="single"/>
+          </w:rPr>
+          <w:t>Genèse 19.28</w:t>
+        </w:r>
+      </w:hyperlink>
+      <w:r>
+        <w:rPr>
+          <w:lang w:val="fr_FR" w:bidi="fr_FR"/>
+        </w:rPr>
+        <w:t xml:space="preserve"> ; </w:t>
+      </w:r>
+      <w:hyperlink r:id="rId438">
+        <w:r>
+          <w:rPr>
+            <w:lang w:val="fr_FR" w:bidi="fr_FR"/>
+          </w:rPr>
+          <w:rPr>
+            <w:color w:val="0000EE"/>
+            <w:u w:val="single"/>
+          </w:rPr>
+          <w:t>Exode 9.8, 10</w:t>
+        </w:r>
+      </w:hyperlink>
+      <w:r>
+        <w:rPr>
+          <w:lang w:val="fr_FR" w:bidi="fr_FR"/>
+        </w:rPr>
+        <w:t xml:space="preserve"> ; </w:t>
+      </w:r>
+      <w:hyperlink r:id="rId439">
+        <w:r>
+          <w:rPr>
+            <w:lang w:val="fr_FR" w:bidi="fr_FR"/>
+          </w:rPr>
+          <w:rPr>
+            <w:color w:val="0000EE"/>
+            <w:u w:val="single"/>
+          </w:rPr>
+          <w:t>19.18</w:t>
+        </w:r>
+      </w:hyperlink>
+      <w:r>
+        <w:rPr>
+          <w:lang w:val="fr_FR" w:bidi="fr_FR"/>
+        </w:rPr>
+        <w:t>. Ces fournaises en forme de dôme, souvent faits de calcaire, avaient une cheminée et un trou pour le combustible en bas, produisant une fumée épaisse et sombre.</w:t>
+      </w:r>
+    </w:p>
+    <w:p>
+      <w:pPr/>
+      <w:r>
+        <w:rPr>
+          <w:lang w:val="fr_FR" w:bidi="fr_FR"/>
+        </w:rPr>
+      </w:r>
+      <w:r>
+        <w:rPr>
+          <w:lang w:val="fr_FR" w:bidi="fr_FR"/>
+        </w:rPr>
+        <w:t>Bien que les Hébreux aient rarement utilisé de grandes fournaises de fusion, sauf peut-être pendant le règne de Salomon, ils avaient connaissance de leur existence grâce à leur utilisation au Liban. De nombreuses références à de telles fournaises dans l'Ancien Testament sont d'ordre symbolique (</w:t>
+      </w:r>
+      <w:hyperlink r:id="rId440">
+        <w:r>
+          <w:rPr>
+            <w:lang w:val="fr_FR" w:bidi="fr_FR"/>
+          </w:rPr>
+          <w:rPr>
+            <w:color w:val="0000EE"/>
+            <w:u w:val="single"/>
+          </w:rPr>
+          <w:t>Dt 4.20</w:t>
+        </w:r>
+      </w:hyperlink>
+      <w:r>
+        <w:rPr>
+          <w:lang w:val="fr_FR" w:bidi="fr_FR"/>
+        </w:rPr>
+        <w:t xml:space="preserve"> ; </w:t>
+      </w:r>
+      <w:hyperlink r:id="rId441">
+        <w:r>
+          <w:rPr>
+            <w:lang w:val="fr_FR" w:bidi="fr_FR"/>
+          </w:rPr>
+          <w:rPr>
+            <w:color w:val="0000EE"/>
+            <w:u w:val="single"/>
+          </w:rPr>
+          <w:t>1R 8.51</w:t>
+        </w:r>
+      </w:hyperlink>
+      <w:r>
+        <w:rPr>
+          <w:lang w:val="fr_FR" w:bidi="fr_FR"/>
+        </w:rPr>
+        <w:t xml:space="preserve"> ; </w:t>
+      </w:r>
+      <w:hyperlink r:id="rId442">
+        <w:r>
+          <w:rPr>
+            <w:lang w:val="fr_FR" w:bidi="fr_FR"/>
+          </w:rPr>
+          <w:rPr>
+            <w:color w:val="0000EE"/>
+            <w:u w:val="single"/>
+          </w:rPr>
+          <w:t>Pr 17.3</w:t>
+        </w:r>
+      </w:hyperlink>
+      <w:r>
+        <w:rPr>
+          <w:lang w:val="fr_FR" w:bidi="fr_FR"/>
+        </w:rPr>
+        <w:t xml:space="preserve"> ; </w:t>
+      </w:r>
+      <w:hyperlink r:id="rId443">
+        <w:r>
+          <w:rPr>
+            <w:lang w:val="fr_FR" w:bidi="fr_FR"/>
+          </w:rPr>
+          <w:rPr>
+            <w:color w:val="0000EE"/>
+            <w:u w:val="single"/>
+          </w:rPr>
+          <w:t>27.21</w:t>
+        </w:r>
+      </w:hyperlink>
+      <w:r>
+        <w:rPr>
+          <w:lang w:val="fr_FR" w:bidi="fr_FR"/>
+        </w:rPr>
+        <w:t xml:space="preserve"> ; </w:t>
+      </w:r>
+      <w:hyperlink r:id="rId444">
+        <w:r>
+          <w:rPr>
+            <w:lang w:val="fr_FR" w:bidi="fr_FR"/>
+          </w:rPr>
+          <w:rPr>
+            <w:color w:val="0000EE"/>
+            <w:u w:val="single"/>
+          </w:rPr>
+          <w:t>Es 48.10</w:t>
+        </w:r>
+      </w:hyperlink>
+      <w:r>
+        <w:rPr>
+          <w:lang w:val="fr_FR" w:bidi="fr_FR"/>
+        </w:rPr>
+        <w:t xml:space="preserve"> ; </w:t>
+      </w:r>
+      <w:hyperlink r:id="rId445">
+        <w:r>
+          <w:rPr>
+            <w:lang w:val="fr_FR" w:bidi="fr_FR"/>
+          </w:rPr>
+          <w:rPr>
+            <w:color w:val="0000EE"/>
+            <w:u w:val="single"/>
+          </w:rPr>
+          <w:t>Jr 11.4</w:t>
+        </w:r>
+      </w:hyperlink>
+      <w:r>
+        <w:rPr>
+          <w:lang w:val="fr_FR" w:bidi="fr_FR"/>
+        </w:rPr>
+        <w:t xml:space="preserve"> ; </w:t>
+      </w:r>
+      <w:hyperlink r:id="rId446">
+        <w:r>
+          <w:rPr>
+            <w:lang w:val="fr_FR" w:bidi="fr_FR"/>
+          </w:rPr>
+          <w:rPr>
+            <w:color w:val="0000EE"/>
+            <w:u w:val="single"/>
+          </w:rPr>
+          <w:t>Ez 22.18–22</w:t>
+        </w:r>
+      </w:hyperlink>
+      <w:r>
+        <w:rPr>
+          <w:lang w:val="fr_FR" w:bidi="fr_FR"/>
+        </w:rPr>
+        <w:t xml:space="preserve">). Une histoire notable impliquant une grande fournaise est celle de Schadrac, Méschac et Abed-Nego dans </w:t>
+      </w:r>
+      <w:hyperlink r:id="rId447">
+        <w:r>
+          <w:rPr>
+            <w:lang w:val="fr_FR" w:bidi="fr_FR"/>
+          </w:rPr>
+          <w:rPr>
+            <w:color w:val="0000EE"/>
+            <w:u w:val="single"/>
+          </w:rPr>
+          <w:t>Daniel 3</w:t>
+        </w:r>
+      </w:hyperlink>
+      <w:r>
+        <w:rPr>
+          <w:lang w:val="fr_FR" w:bidi="fr_FR"/>
+        </w:rPr>
+        <w:t>.</w:t>
+      </w:r>
+    </w:p>
+    <w:p>
+      <w:pPr/>
+      <w:r>
+        <w:rPr>
+          <w:lang w:val="fr_FR" w:bidi="fr_FR"/>
+        </w:rPr>
+      </w:r>
+      <w:r>
+        <w:rPr>
+          <w:lang w:val="fr_FR" w:bidi="fr_FR"/>
+        </w:rPr>
+        <w:t>La Bible utilise souvent le terme « fournaise » de manière métaphorique pour représenter la discipline de Dieu, la punition ou le raffinement du caractère (</w:t>
+      </w:r>
+      <w:hyperlink r:id="rId440">
+        <w:r>
+          <w:rPr>
+            <w:lang w:val="fr_FR" w:bidi="fr_FR"/>
+          </w:rPr>
+          <w:rPr>
+            <w:color w:val="0000EE"/>
+            <w:u w:val="single"/>
+          </w:rPr>
+          <w:t>Dt 4.20</w:t>
+        </w:r>
+      </w:hyperlink>
+      <w:r>
+        <w:rPr>
+          <w:lang w:val="fr_FR" w:bidi="fr_FR"/>
+        </w:rPr>
+        <w:t xml:space="preserve"> ; </w:t>
+      </w:r>
+      <w:hyperlink r:id="rId441">
+        <w:r>
+          <w:rPr>
+            <w:lang w:val="fr_FR" w:bidi="fr_FR"/>
+          </w:rPr>
+          <w:rPr>
+            <w:color w:val="0000EE"/>
+            <w:u w:val="single"/>
+          </w:rPr>
+          <w:t>1R 8.51</w:t>
+        </w:r>
+      </w:hyperlink>
+      <w:r>
+        <w:rPr>
+          <w:lang w:val="fr_FR" w:bidi="fr_FR"/>
+        </w:rPr>
+        <w:t xml:space="preserve"> ; </w:t>
+      </w:r>
+      <w:hyperlink r:id="rId444">
+        <w:r>
+          <w:rPr>
+            <w:lang w:val="fr_FR" w:bidi="fr_FR"/>
+          </w:rPr>
+          <w:rPr>
+            <w:color w:val="0000EE"/>
+            <w:u w:val="single"/>
+          </w:rPr>
+          <w:t>Es 48.10</w:t>
+        </w:r>
+      </w:hyperlink>
+      <w:r>
+        <w:rPr>
+          <w:lang w:val="fr_FR" w:bidi="fr_FR"/>
+        </w:rPr>
+        <w:t xml:space="preserve"> ; </w:t>
+      </w:r>
+      <w:hyperlink r:id="rId448">
+        <w:r>
+          <w:rPr>
+            <w:lang w:val="fr_FR" w:bidi="fr_FR"/>
+          </w:rPr>
+          <w:rPr>
+            <w:color w:val="0000EE"/>
+            <w:u w:val="single"/>
+          </w:rPr>
+          <w:t>Jr 6.27–30</w:t>
+        </w:r>
+      </w:hyperlink>
+      <w:r>
+        <w:rPr>
+          <w:lang w:val="fr_FR" w:bidi="fr_FR"/>
+        </w:rPr>
+        <w:t xml:space="preserve"> ; </w:t>
+      </w:r>
+      <w:hyperlink r:id="rId446">
+        <w:r>
+          <w:rPr>
+            <w:lang w:val="fr_FR" w:bidi="fr_FR"/>
+          </w:rPr>
+          <w:rPr>
+            <w:color w:val="0000EE"/>
+            <w:u w:val="single"/>
+          </w:rPr>
+          <w:t>Ez 22.18–22</w:t>
+        </w:r>
+      </w:hyperlink>
+      <w:r>
+        <w:rPr>
+          <w:lang w:val="fr_FR" w:bidi="fr_FR"/>
+        </w:rPr>
+        <w:t>). Dans le Nouveau Testament, la « fournaise » symbolise l'enfer (</w:t>
+      </w:r>
+      <w:hyperlink r:id="rId449">
+        <w:r>
+          <w:rPr>
+            <w:lang w:val="fr_FR" w:bidi="fr_FR"/>
+          </w:rPr>
+          <w:rPr>
+            <w:color w:val="0000EE"/>
+            <w:u w:val="single"/>
+          </w:rPr>
+          <w:t>Mt 13.42, 50</w:t>
+        </w:r>
+      </w:hyperlink>
+      <w:r>
+        <w:rPr>
+          <w:lang w:val="fr_FR" w:bidi="fr_FR"/>
+        </w:rPr>
+        <w:t xml:space="preserve"> ; </w:t>
+      </w:r>
+      <w:hyperlink r:id="rId450">
+        <w:r>
+          <w:rPr>
+            <w:lang w:val="fr_FR" w:bidi="fr_FR"/>
+          </w:rPr>
+          <w:rPr>
+            <w:color w:val="0000EE"/>
+            <w:u w:val="single"/>
+          </w:rPr>
+          <w:t>Ap 9.2</w:t>
+        </w:r>
+      </w:hyperlink>
+      <w:r>
+        <w:rPr>
+          <w:lang w:val="fr_FR" w:bidi="fr_FR"/>
+        </w:rPr>
+        <w:t>). L'image du raffinement représente également les épreuves de la vie préparant à l'au-delà (</w:t>
+      </w:r>
+      <w:hyperlink r:id="rId451">
+        <w:r>
+          <w:rPr>
+            <w:lang w:val="fr_FR" w:bidi="fr_FR"/>
+          </w:rPr>
+          <w:rPr>
+            <w:color w:val="0000EE"/>
+            <w:u w:val="single"/>
+          </w:rPr>
+          <w:t>Jc 1.12</w:t>
+        </w:r>
+      </w:hyperlink>
+      <w:r>
+        <w:rPr>
+          <w:lang w:val="fr_FR" w:bidi="fr_FR"/>
+        </w:rPr>
+        <w:t xml:space="preserve"> ; </w:t>
+      </w:r>
+      <w:hyperlink r:id="rId452">
+        <w:r>
+          <w:rPr>
+            <w:lang w:val="fr_FR" w:bidi="fr_FR"/>
+          </w:rPr>
+          <w:rPr>
+            <w:color w:val="0000EE"/>
+            <w:u w:val="single"/>
+          </w:rPr>
+          <w:t>1P 1.7</w:t>
+        </w:r>
+      </w:hyperlink>
+      <w:r>
+        <w:rPr>
+          <w:lang w:val="fr_FR" w:bidi="fr_FR"/>
+        </w:rPr>
+        <w:t>).</w:t>
+      </w:r>
+    </w:p>
+    <w:p>
+      <w:pPr/>
+      <w:r>
+        <w:rPr>
+          <w:lang w:val="fr_FR" w:bidi="fr_FR"/>
+        </w:rPr>
+      </w:r>
+      <w:r>
+        <w:rPr>
+          <w:lang w:val="fr_FR" w:bidi="fr_FR"/>
+        </w:rPr>
+        <w:t xml:space="preserve">Dans </w:t>
+      </w:r>
+      <w:hyperlink r:id="rId453">
+        <w:r>
+          <w:rPr>
+            <w:lang w:val="fr_FR" w:bidi="fr_FR"/>
+          </w:rPr>
+          <w:rPr>
+            <w:color w:val="0000EE"/>
+            <w:u w:val="single"/>
+          </w:rPr>
+          <w:t>Apocalypse 1.15</w:t>
+        </w:r>
+      </w:hyperlink>
+      <w:r>
+        <w:rPr>
+          <w:lang w:val="fr_FR" w:bidi="fr_FR"/>
+        </w:rPr>
+        <w:t xml:space="preserve">, la vision de Jean décrit le Fils de l'Homme avec des pieds « </w:t>
+      </w:r>
+      <w:r>
+        <w:rPr>
+          <w:lang w:val="fr_FR" w:bidi="fr_FR"/>
+        </w:rPr>
+        <w:t>semblables à de l’airain ardent, comme s’il eût été embrasé dans une fournaise</w:t>
+      </w:r>
+      <w:r>
+        <w:rPr>
+          <w:lang w:val="fr_FR" w:bidi="fr_FR"/>
+        </w:rPr>
+        <w:t xml:space="preserve"> ». Cette image de bronze raffiné symbolise le pouvoir de Christ dans la victoire contre ses ennemis.</w:t>
+      </w:r>
+      <w:r>
+        <w:rPr>
+          <w:lang w:val="fr_FR" w:bidi="fr_FR"/>
+        </w:rPr>
+      </w:r>
+      <w:r>
+        <w:rPr>
+          <w:lang w:val="fr_FR" w:bidi="fr_FR"/>
+        </w:rPr>
+      </w:r>
+    </w:p>
+    <w:p>
+      <w:pPr/>
+      <w:r>
+        <w:rPr>
+          <w:lang w:val="fr_FR" w:bidi="fr_FR"/>
+        </w:rPr>
+      </w:r>
+    </w:p>
+    <w:p>
+      <w:pPr>
+        <w:pStyle w:val="Heading2"/>
+      </w:pPr>
+      <w:r>
+        <w:rPr>
+          <w:lang w:val="fr_FR" w:bidi="fr_FR"/>
+        </w:rPr>
+        <w:t>Fours, Tour des</w:t>
+      </w:r>
+      <w:r>
+        <w:rPr>
+          <w:lang w:val="fr_FR" w:bidi="fr_FR"/>
+        </w:rPr>
+      </w:r>
+    </w:p>
+    <w:p>
+      <w:pPr/>
+      <w:r>
+        <w:rPr>
+          <w:lang w:val="fr_FR" w:bidi="fr_FR"/>
+        </w:rPr>
+      </w:r>
+      <w:r>
+        <w:rPr>
+          <w:lang w:val="fr_FR" w:bidi="fr_FR"/>
+        </w:rPr>
+        <w:t>Structure dans le mur de Jérusalem restaurée par Néhémie et ses ouvriers après l'exil (</w:t>
+      </w:r>
+      <w:hyperlink r:id="rId454">
+        <w:r>
+          <w:rPr>
+            <w:lang w:val="fr_FR" w:bidi="fr_FR"/>
+          </w:rPr>
+          <w:rPr>
+            <w:color w:val="0000EE"/>
+            <w:u w:val="single"/>
+          </w:rPr>
+          <w:t>Né 3.11</w:t>
+        </w:r>
+      </w:hyperlink>
+      <w:r>
+        <w:rPr>
+          <w:lang w:val="fr_FR" w:bidi="fr_FR"/>
+        </w:rPr>
+        <w:t xml:space="preserve"> ; </w:t>
+      </w:r>
+      <w:hyperlink r:id="rId455">
+        <w:r>
+          <w:rPr>
+            <w:lang w:val="fr_FR" w:bidi="fr_FR"/>
+          </w:rPr>
+          <w:rPr>
+            <w:color w:val="0000EE"/>
+            <w:u w:val="single"/>
+          </w:rPr>
+          <w:t>12.38</w:t>
+        </w:r>
+      </w:hyperlink>
+      <w:r>
+        <w:rPr>
+          <w:lang w:val="fr_FR" w:bidi="fr_FR"/>
+        </w:rPr>
+        <w:t>). Malkija, fils de Harim, et Haschub, fils de Pachath-Moab, sont nommés comme ses constructeurs. La tour était probablement une œuvre défensive sur la section nord-ouest du mur, nommée pour sa proximité avec des fours à pain voisins.</w:t>
+      </w:r>
+      <w:r>
+        <w:rPr>
+          <w:lang w:val="fr_FR" w:bidi="fr_FR"/>
+        </w:rPr>
+      </w:r>
+      <w:r>
+        <w:rPr>
+          <w:lang w:val="fr_FR" w:bidi="fr_FR"/>
+        </w:rPr>
+      </w:r>
+    </w:p>
+    <w:p>
+      <w:pPr/>
+      <w:r>
+        <w:rPr>
+          <w:lang w:val="fr_FR" w:bidi="fr_FR"/>
+        </w:rPr>
+      </w:r>
+    </w:p>
+    <w:p>
+      <w:pPr>
+        <w:pStyle w:val="Heading2"/>
+      </w:pPr>
+      <w:r>
+        <w:rPr>
+          <w:lang w:val="fr_FR" w:bidi="fr_FR"/>
+        </w:rPr>
+        <w:t>Frange</w:t>
+      </w:r>
+      <w:r>
+        <w:rPr>
+          <w:lang w:val="fr_FR" w:bidi="fr_FR"/>
+        </w:rPr>
+      </w:r>
+    </w:p>
+    <w:p>
+      <w:pPr/>
+      <w:r>
+        <w:rPr>
+          <w:lang w:val="fr_FR" w:bidi="fr_FR"/>
+        </w:rPr>
+      </w:r>
+      <w:r>
+        <w:rPr>
+          <w:lang w:val="fr_FR" w:bidi="fr_FR"/>
+        </w:rPr>
+        <w:t>Bordure d'un vêtement, ou un « gland ». Les hommes juifs portaient quatre franges sur leurs vêtements supérieurs parce que Dieu leur avait ordonné de le faire (</w:t>
+      </w:r>
+      <w:hyperlink r:id="rId456">
+        <w:r>
+          <w:rPr>
+            <w:lang w:val="fr_FR" w:bidi="fr_FR"/>
+          </w:rPr>
+          <w:rPr>
+            <w:color w:val="0000EE"/>
+            <w:u w:val="single"/>
+          </w:rPr>
+          <w:t>Dt 22.12</w:t>
+        </w:r>
+      </w:hyperlink>
+      <w:r>
+        <w:rPr>
+          <w:lang w:val="fr_FR" w:bidi="fr_FR"/>
+        </w:rPr>
+        <w:t>). Ces glands étaient des rappels des lois de Dieu.</w:t>
+      </w:r>
+      <w:r>
+        <w:rPr>
+          <w:lang w:val="fr_FR" w:bidi="fr_FR"/>
+        </w:rPr>
+      </w:r>
+      <w:r>
+        <w:rPr>
+          <w:lang w:val="fr_FR" w:bidi="fr_FR"/>
+        </w:rPr>
+      </w:r>
+    </w:p>
+    <w:p>
+      <w:pPr/>
+      <w:r>
+        <w:rPr>
+          <w:lang w:val="fr_FR" w:bidi="fr_FR"/>
+        </w:rPr>
+      </w:r>
+    </w:p>
+    <w:p>
+      <w:pPr>
+        <w:pStyle w:val="Heading2"/>
+      </w:pPr>
+      <w:r>
+        <w:rPr>
+          <w:lang w:val="fr_FR" w:bidi="fr_FR"/>
+        </w:rPr>
+        <w:t>frère</w:t>
+      </w:r>
+      <w:r>
+        <w:rPr>
+          <w:lang w:val="fr_FR" w:bidi="fr_FR"/>
+        </w:rPr>
+      </w:r>
+    </w:p>
+    <w:p>
+      <w:pPr/>
+      <w:r>
+        <w:rPr>
+          <w:lang w:val="fr_FR" w:bidi="fr_FR"/>
+        </w:rPr>
+      </w:r>
+      <w:r>
+        <w:rPr>
+          <w:lang w:val="fr_FR" w:bidi="fr_FR"/>
+        </w:rPr>
+        <w:t>Dans la Bible, le mot « frère » peut décrire :</w:t>
       </w:r>
     </w:p>
     <w:p>
@@ -13836,532 +15258,7 @@
         <w:rPr>
           <w:lang w:val="fr_FR" w:bidi="fr_FR"/>
         </w:rPr>
-        <w:t>Quelqu'un du même peuple, de la même foi, de la même profession ou de la même organisation.</w:t>
-      </w:r>
-    </w:p>
-    <w:p>
-      <w:pPr>
-        <w:pStyle w:val="Heading3"/>
-      </w:pPr>
-      <w:r>
-        <w:rPr>
-          <w:b/>
-          <w:lang w:val="fr_FR" w:bidi="fr_FR"/>
-        </w:rPr>
-        <w:t>Le concept de frère dans l'Ancien Testament</w:t>
-      </w:r>
-    </w:p>
-    <w:p>
-      <w:pPr/>
-      <w:r>
-        <w:rPr>
-          <w:lang w:val="fr_FR" w:bidi="fr_FR"/>
-        </w:rPr>
-      </w:r>
-      <w:r>
-        <w:rPr>
-          <w:lang w:val="fr_FR" w:bidi="fr_FR"/>
-        </w:rPr>
-        <w:t>Dans l'Ancien Testament, le mot hébreu qui se traduit « frère » désigne des garçons ou des hommes qui ont au moins un parent en commun. Joseph et Benjamin étaient tous deux des enfants de Jacob et de Rachel (</w:t>
-      </w:r>
-      <w:hyperlink r:id="rId429">
-        <w:r>
-          <w:rPr>
-            <w:lang w:val="fr_FR" w:bidi="fr_FR"/>
-          </w:rPr>
-          <w:rPr>
-            <w:color w:val="0000EE"/>
-            <w:u w:val="single"/>
-          </w:rPr>
-          <w:t>Gn 35.24</w:t>
-        </w:r>
-      </w:hyperlink>
-      <w:r>
-        <w:rPr>
-          <w:lang w:val="fr_FR" w:bidi="fr_FR"/>
-        </w:rPr>
-        <w:t>). Pourtant, les autres fils de Jacob étaient aussi considérés les frères de Joseph (</w:t>
-      </w:r>
-      <w:hyperlink r:id="rId430">
-        <w:r>
-          <w:rPr>
-            <w:lang w:val="fr_FR" w:bidi="fr_FR"/>
-          </w:rPr>
-          <w:rPr>
-            <w:color w:val="0000EE"/>
-            <w:u w:val="single"/>
-          </w:rPr>
-          <w:t>Gn 42.6</w:t>
-        </w:r>
-      </w:hyperlink>
-      <w:r>
-        <w:rPr>
-          <w:lang w:val="fr_FR" w:bidi="fr_FR"/>
-        </w:rPr>
-        <w:t>).</w:t>
-      </w:r>
-    </w:p>
-    <w:p>
-      <w:pPr/>
-      <w:r>
-        <w:rPr>
-          <w:lang w:val="fr_FR" w:bidi="fr_FR"/>
-        </w:rPr>
-      </w:r>
-      <w:r>
-        <w:rPr>
-          <w:lang w:val="fr_FR" w:bidi="fr_FR"/>
-        </w:rPr>
-        <w:t>L'amour que Joseph portait particulièrement à Benjamin ne régnait pas toujours entre frères. Caïn a tué son frère Abel (</w:t>
-      </w:r>
-      <w:hyperlink r:id="rId431">
-        <w:r>
-          <w:rPr>
-            <w:lang w:val="fr_FR" w:bidi="fr_FR"/>
-          </w:rPr>
-          <w:rPr>
-            <w:color w:val="0000EE"/>
-            <w:u w:val="single"/>
-          </w:rPr>
-          <w:t>Gn 4.8</w:t>
-        </w:r>
-      </w:hyperlink>
-      <w:r>
-        <w:rPr>
-          <w:lang w:val="fr_FR" w:bidi="fr_FR"/>
-        </w:rPr>
-        <w:t>). Ésaü haïssait son frère, Jacob (</w:t>
-      </w:r>
-      <w:hyperlink r:id="rId432">
-        <w:r>
-          <w:rPr>
-            <w:lang w:val="fr_FR" w:bidi="fr_FR"/>
-          </w:rPr>
-          <w:rPr>
-            <w:color w:val="0000EE"/>
-            <w:u w:val="single"/>
-          </w:rPr>
-          <w:t>Gn 27.41</w:t>
-        </w:r>
-      </w:hyperlink>
-      <w:r>
-        <w:rPr>
-          <w:lang w:val="fr_FR" w:bidi="fr_FR"/>
-        </w:rPr>
-        <w:t>). Un frère peut être une mauvaise influence (</w:t>
-      </w:r>
-      <w:hyperlink r:id="rId433">
-        <w:r>
-          <w:rPr>
-            <w:lang w:val="fr_FR" w:bidi="fr_FR"/>
-          </w:rPr>
-          <w:rPr>
-            <w:color w:val="0000EE"/>
-            <w:u w:val="single"/>
-          </w:rPr>
-          <w:t>Dt 13.6</w:t>
-        </w:r>
-      </w:hyperlink>
-      <w:r>
-        <w:rPr>
-          <w:lang w:val="fr_FR" w:bidi="fr_FR"/>
-        </w:rPr>
-        <w:t>–</w:t>
-      </w:r>
-      <w:hyperlink r:id="rId433">
-        <w:r>
-          <w:rPr>
-            <w:lang w:val="fr_FR" w:bidi="fr_FR"/>
-          </w:rPr>
-          <w:rPr>
-            <w:color w:val="0000EE"/>
-            <w:u w:val="single"/>
-          </w:rPr>
-          <w:t>7</w:t>
-        </w:r>
-      </w:hyperlink>
-      <w:r>
-        <w:rPr>
-          <w:lang w:val="fr_FR" w:bidi="fr_FR"/>
-        </w:rPr>
-        <w:t>), mais l'idéal est qu'un frère est quelqu'un sur qui compter en cas de besoin (</w:t>
-      </w:r>
-      <w:hyperlink r:id="rId434">
-        <w:r>
-          <w:rPr>
-            <w:lang w:val="fr_FR" w:bidi="fr_FR"/>
-          </w:rPr>
-          <w:rPr>
-            <w:color w:val="0000EE"/>
-            <w:u w:val="single"/>
-          </w:rPr>
-          <w:t>Pr 17.17</w:t>
-        </w:r>
-      </w:hyperlink>
-      <w:r>
-        <w:rPr>
-          <w:lang w:val="fr_FR" w:bidi="fr_FR"/>
-        </w:rPr>
-        <w:t>). La loi du mariage léviratique signifiait que si un homme mourait en laissant une veuve sans enfant, son frère devait l'épouser et avoir des enfants avec elle pour préserver la lignée de son frère (</w:t>
-      </w:r>
-      <w:hyperlink r:id="rId435">
-        <w:r>
-          <w:rPr>
-            <w:lang w:val="fr_FR" w:bidi="fr_FR"/>
-          </w:rPr>
-          <w:rPr>
-            <w:color w:val="0000EE"/>
-            <w:u w:val="single"/>
-          </w:rPr>
-          <w:t>Dt 25.5</w:t>
-        </w:r>
-      </w:hyperlink>
-      <w:r>
-        <w:rPr>
-          <w:lang w:val="fr_FR" w:bidi="fr_FR"/>
-        </w:rPr>
-        <w:t>).</w:t>
-      </w:r>
-    </w:p>
-    <w:p>
-      <w:pPr/>
-      <w:r>
-        <w:rPr>
-          <w:lang w:val="fr_FR" w:bidi="fr_FR"/>
-        </w:rPr>
-      </w:r>
-      <w:r>
-        <w:rPr>
-          <w:lang w:val="fr_FR" w:bidi="fr_FR"/>
-        </w:rPr>
-        <w:t>David appelait Jonathan son « frère » même s'ils n'étaient pas de la même famille (</w:t>
-      </w:r>
-      <w:hyperlink r:id="rId436">
-        <w:r>
-          <w:rPr>
-            <w:lang w:val="fr_FR" w:bidi="fr_FR"/>
-          </w:rPr>
-          <w:rPr>
-            <w:color w:val="0000EE"/>
-            <w:u w:val="single"/>
-          </w:rPr>
-          <w:t>2S 1.26</w:t>
-        </w:r>
-      </w:hyperlink>
-      <w:r>
-        <w:rPr>
-          <w:lang w:val="fr_FR" w:bidi="fr_FR"/>
-        </w:rPr>
-        <w:t>). Le terme était aussi utilisé au sens large entre compatriotes israélites. Cette relation impliquait certaines obligations : personne ne pouvait exiger d'intérêt de son frère ni l'asservir (</w:t>
-      </w:r>
-      <w:hyperlink r:id="rId437">
-        <w:r>
-          <w:rPr>
-            <w:lang w:val="fr_FR" w:bidi="fr_FR"/>
-          </w:rPr>
-          <w:rPr>
-            <w:color w:val="0000EE"/>
-            <w:u w:val="single"/>
-          </w:rPr>
-          <w:t>Lv 25.35</w:t>
-        </w:r>
-      </w:hyperlink>
-      <w:r>
-        <w:rPr>
-          <w:lang w:val="fr_FR" w:bidi="fr_FR"/>
-        </w:rPr>
-        <w:t>–</w:t>
-      </w:r>
-      <w:hyperlink r:id="rId437">
-        <w:r>
-          <w:rPr>
-            <w:lang w:val="fr_FR" w:bidi="fr_FR"/>
-          </w:rPr>
-          <w:rPr>
-            <w:color w:val="0000EE"/>
-            <w:u w:val="single"/>
-          </w:rPr>
-          <w:t>43</w:t>
-        </w:r>
-      </w:hyperlink>
-      <w:r>
-        <w:rPr>
-          <w:lang w:val="fr_FR" w:bidi="fr_FR"/>
-        </w:rPr>
-        <w:t>).</w:t>
-      </w:r>
-    </w:p>
-    <w:p>
-      <w:pPr>
-        <w:pStyle w:val="Heading3"/>
-      </w:pPr>
-      <w:r>
-        <w:rPr>
-          <w:lang w:val="fr_FR" w:bidi="fr_FR"/>
-        </w:rPr>
-        <w:t>Le concept de frère dans le Nouveau Testament</w:t>
-      </w:r>
-    </w:p>
-    <w:p>
-      <w:pPr/>
-      <w:r>
-        <w:rPr>
-          <w:lang w:val="fr_FR" w:bidi="fr_FR"/>
-        </w:rPr>
-      </w:r>
-      <w:r>
-        <w:rPr>
-          <w:lang w:val="fr_FR" w:bidi="fr_FR"/>
-        </w:rPr>
-        <w:t>Dans le Nouveau Testament, le mot grec décrit des frères de sang, tels qu'André et Pierre (</w:t>
-      </w:r>
-      <w:hyperlink r:id="rId438">
-        <w:r>
-          <w:rPr>
-            <w:lang w:val="fr_FR" w:bidi="fr_FR"/>
-          </w:rPr>
-          <w:rPr>
-            <w:color w:val="0000EE"/>
-            <w:u w:val="single"/>
-          </w:rPr>
-          <w:t>Jn 1.41</w:t>
-        </w:r>
-      </w:hyperlink>
-      <w:r>
-        <w:rPr>
-          <w:lang w:val="fr_FR" w:bidi="fr_FR"/>
-        </w:rPr>
-        <w:t>). Jésus avait quatre frères (</w:t>
-      </w:r>
-      <w:hyperlink r:id="rId439">
-        <w:r>
-          <w:rPr>
-            <w:lang w:val="fr_FR" w:bidi="fr_FR"/>
-          </w:rPr>
-          <w:rPr>
-            <w:color w:val="0000EE"/>
-            <w:u w:val="single"/>
-          </w:rPr>
-          <w:t>Mc 6.3</w:t>
-        </w:r>
-      </w:hyperlink>
-      <w:r>
-        <w:rPr>
-          <w:lang w:val="fr_FR" w:bidi="fr_FR"/>
-        </w:rPr>
-        <w:t>). Certains affirment qu'il s'agissait de cousins de Jésus, mais ce n'est pas le mot grec qui signifie « cousin » qui est utilisé dans ce passage. Les frères de Jésus ne croyaient pas en lui au début (</w:t>
-      </w:r>
-      <w:hyperlink r:id="rId440">
-        <w:r>
-          <w:rPr>
-            <w:lang w:val="fr_FR" w:bidi="fr_FR"/>
-          </w:rPr>
-          <w:rPr>
-            <w:color w:val="0000EE"/>
-            <w:u w:val="single"/>
-          </w:rPr>
-          <w:t>Jn 7.5</w:t>
-        </w:r>
-      </w:hyperlink>
-      <w:r>
-        <w:rPr>
-          <w:lang w:val="fr_FR" w:bidi="fr_FR"/>
-        </w:rPr>
-        <w:t>). Pourtant, après la résurrection, ils sont devenus membres de l'Église (</w:t>
-      </w:r>
-      <w:hyperlink r:id="rId441">
-        <w:r>
-          <w:rPr>
-            <w:lang w:val="fr_FR" w:bidi="fr_FR"/>
-          </w:rPr>
-          <w:rPr>
-            <w:color w:val="0000EE"/>
-            <w:u w:val="single"/>
-          </w:rPr>
-          <w:t>Ac 1.14</w:t>
-        </w:r>
-      </w:hyperlink>
-      <w:r>
-        <w:rPr>
-          <w:lang w:val="fr_FR" w:bidi="fr_FR"/>
-        </w:rPr>
-        <w:t xml:space="preserve">). Jésus enseigne que ses disciples ont un seul Père (Dieu) et sont donc tous frères (et sœurs, </w:t>
-      </w:r>
-      <w:hyperlink r:id="rId442">
-        <w:r>
-          <w:rPr>
-            <w:lang w:val="fr_FR" w:bidi="fr_FR"/>
-          </w:rPr>
-          <w:rPr>
-            <w:color w:val="0000EE"/>
-            <w:u w:val="single"/>
-          </w:rPr>
-          <w:t>Mt 23.8</w:t>
-        </w:r>
-      </w:hyperlink>
-      <w:r>
-        <w:rPr>
-          <w:lang w:val="fr_FR" w:bidi="fr_FR"/>
-        </w:rPr>
-        <w:t>–</w:t>
-      </w:r>
-      <w:hyperlink r:id="rId442">
-        <w:r>
-          <w:rPr>
-            <w:lang w:val="fr_FR" w:bidi="fr_FR"/>
-          </w:rPr>
-          <w:rPr>
-            <w:color w:val="0000EE"/>
-            <w:u w:val="single"/>
-          </w:rPr>
-          <w:t>9</w:t>
-        </w:r>
-      </w:hyperlink>
-      <w:r>
-        <w:rPr>
-          <w:lang w:val="fr_FR" w:bidi="fr_FR"/>
-        </w:rPr>
-        <w:t>). Jésus appelle aussi ses disciples ses frères (</w:t>
-      </w:r>
-      <w:hyperlink r:id="rId443">
-        <w:r>
-          <w:rPr>
-            <w:lang w:val="fr_FR" w:bidi="fr_FR"/>
-          </w:rPr>
-          <w:rPr>
-            <w:color w:val="0000EE"/>
-            <w:u w:val="single"/>
-          </w:rPr>
-          <w:t>Mt 28.10</w:t>
-        </w:r>
-      </w:hyperlink>
-      <w:r>
-        <w:rPr>
-          <w:lang w:val="fr_FR" w:bidi="fr_FR"/>
-        </w:rPr>
-        <w:t>).</w:t>
-      </w:r>
-    </w:p>
-    <w:p>
-      <w:pPr/>
-      <w:r>
-        <w:rPr>
-          <w:lang w:val="fr_FR" w:bidi="fr_FR"/>
-        </w:rPr>
-      </w:r>
-      <w:r>
-        <w:rPr>
-          <w:lang w:val="fr_FR" w:bidi="fr_FR"/>
-        </w:rPr>
-        <w:t>Les premiers chrétiens s'appelaient « frères » entre eux (</w:t>
-      </w:r>
-      <w:hyperlink r:id="rId444">
-        <w:r>
-          <w:rPr>
-            <w:lang w:val="fr_FR" w:bidi="fr_FR"/>
-          </w:rPr>
-          <w:rPr>
-            <w:color w:val="0000EE"/>
-            <w:u w:val="single"/>
-          </w:rPr>
-          <w:t>Ac 9.17</w:t>
-        </w:r>
-      </w:hyperlink>
-      <w:r>
-        <w:rPr>
-          <w:lang w:val="fr_FR" w:bidi="fr_FR"/>
-        </w:rPr>
-        <w:t xml:space="preserve"> ; </w:t>
-      </w:r>
-      <w:hyperlink r:id="rId445">
-        <w:r>
-          <w:rPr>
-            <w:lang w:val="fr_FR" w:bidi="fr_FR"/>
-          </w:rPr>
-          <w:rPr>
-            <w:color w:val="0000EE"/>
-            <w:u w:val="single"/>
-          </w:rPr>
-          <w:t>Col 1.1</w:t>
-        </w:r>
-      </w:hyperlink>
-      <w:r>
-        <w:rPr>
-          <w:lang w:val="fr_FR" w:bidi="fr_FR"/>
-        </w:rPr>
-        <w:t xml:space="preserve">). Le mot traduit « les frères » qui désigne la communauté des chrétiens dans </w:t>
-      </w:r>
-      <w:hyperlink r:id="rId446">
-        <w:r>
-          <w:rPr>
-            <w:lang w:val="fr_FR" w:bidi="fr_FR"/>
-          </w:rPr>
-          <w:rPr>
-            <w:color w:val="0000EE"/>
-            <w:u w:val="single"/>
-          </w:rPr>
-          <w:t>1Pierre 2.17</w:t>
-        </w:r>
-      </w:hyperlink>
-      <w:r>
-        <w:rPr>
-          <w:lang w:val="fr_FR" w:bidi="fr_FR"/>
-        </w:rPr>
-        <w:t xml:space="preserve"> ; </w:t>
-      </w:r>
-      <w:hyperlink r:id="rId447">
-        <w:r>
-          <w:rPr>
-            <w:lang w:val="fr_FR" w:bidi="fr_FR"/>
-          </w:rPr>
-          <w:rPr>
-            <w:color w:val="0000EE"/>
-            <w:u w:val="single"/>
-          </w:rPr>
-          <w:t xml:space="preserve">5.9 </w:t>
-        </w:r>
-      </w:hyperlink>
-      <w:r>
-        <w:rPr>
-          <w:lang w:val="fr_FR" w:bidi="fr_FR"/>
-        </w:rPr>
-        <w:t>signifie littéralement « la fratrie » (</w:t>
-      </w:r>
-      <w:hyperlink r:id="rId446">
-        <w:r>
-          <w:rPr>
-            <w:lang w:val="fr_FR" w:bidi="fr_FR"/>
-          </w:rPr>
-          <w:rPr>
-            <w:color w:val="0000EE"/>
-            <w:u w:val="single"/>
-          </w:rPr>
-          <w:t>1P 2.17</w:t>
-        </w:r>
-      </w:hyperlink>
-      <w:r>
-        <w:rPr>
-          <w:lang w:val="fr_FR" w:bidi="fr_FR"/>
-        </w:rPr>
-        <w:t xml:space="preserve"> ; </w:t>
-      </w:r>
-      <w:hyperlink r:id="rId447">
-        <w:r>
-          <w:rPr>
-            <w:lang w:val="fr_FR" w:bidi="fr_FR"/>
-          </w:rPr>
-          <w:rPr>
-            <w:color w:val="0000EE"/>
-            <w:u w:val="single"/>
-          </w:rPr>
-          <w:t>5.9</w:t>
-        </w:r>
-      </w:hyperlink>
-      <w:r>
-        <w:rPr>
-          <w:lang w:val="fr_FR" w:bidi="fr_FR"/>
-        </w:rPr>
-        <w:t>). En faire partie établit certaines responsabilités entre frères (et sœurs) :</w:t>
+        <w:t>Un homme ou un garçon en relation aux autres enfants de ses parents.</w:t>
       </w:r>
     </w:p>
     <w:p>
@@ -14379,25 +15276,7 @@
         <w:rPr>
           <w:lang w:val="fr_FR" w:bidi="fr_FR"/>
         </w:rPr>
-        <w:t>Le respect des droits. Cette instruction s'applique soit aux affaires de façon générale, soit à la conduite sexuelle mentionnée dans le verset précédent (</w:t>
-      </w:r>
-      <w:hyperlink r:id="rId448">
-        <w:r>
-          <w:rPr>
-            <w:lang w:val="fr_FR" w:bidi="fr_FR"/>
-          </w:rPr>
-          <w:rPr>
-            <w:color w:val="0000EE"/>
-            <w:u w:val="single"/>
-          </w:rPr>
-          <w:t>1Th 4.6</w:t>
-        </w:r>
-      </w:hyperlink>
-      <w:r>
-        <w:rPr>
-          <w:lang w:val="fr_FR" w:bidi="fr_FR"/>
-        </w:rPr>
-        <w:t>).</w:t>
+        <w:t>Un ami proche.</w:t>
       </w:r>
     </w:p>
     <w:p>
@@ -14415,18 +15294,130 @@
         <w:rPr>
           <w:lang w:val="fr_FR" w:bidi="fr_FR"/>
         </w:rPr>
-        <w:t>L'aide à ceux qui sont dans le besoin (</w:t>
-      </w:r>
-      <w:hyperlink r:id="rId449">
-        <w:r>
-          <w:rPr>
-            <w:lang w:val="fr_FR" w:bidi="fr_FR"/>
-          </w:rPr>
-          <w:rPr>
-            <w:color w:val="0000EE"/>
-            <w:u w:val="single"/>
-          </w:rPr>
-          <w:t>Jc 2.15</w:t>
+        <w:t>Quelqu'un du même peuple, de la même foi, de la même profession ou de la même organisation.</w:t>
+      </w:r>
+    </w:p>
+    <w:p>
+      <w:pPr>
+        <w:pStyle w:val="Heading3"/>
+      </w:pPr>
+      <w:r>
+        <w:rPr>
+          <w:b/>
+          <w:lang w:val="fr_FR" w:bidi="fr_FR"/>
+        </w:rPr>
+        <w:t>Le concept de frère dans l'Ancien Testament</w:t>
+      </w:r>
+    </w:p>
+    <w:p>
+      <w:pPr/>
+      <w:r>
+        <w:rPr>
+          <w:lang w:val="fr_FR" w:bidi="fr_FR"/>
+        </w:rPr>
+      </w:r>
+      <w:r>
+        <w:rPr>
+          <w:lang w:val="fr_FR" w:bidi="fr_FR"/>
+        </w:rPr>
+        <w:t>Dans l'Ancien Testament, le mot hébreu qui se traduit « frère » désigne des garçons ou des hommes qui ont au moins un parent en commun. Joseph et Benjamin étaient tous deux des enfants de Jacob et de Rachel (</w:t>
+      </w:r>
+      <w:hyperlink r:id="rId457">
+        <w:r>
+          <w:rPr>
+            <w:lang w:val="fr_FR" w:bidi="fr_FR"/>
+          </w:rPr>
+          <w:rPr>
+            <w:color w:val="0000EE"/>
+            <w:u w:val="single"/>
+          </w:rPr>
+          <w:t>Gn 35.24</w:t>
+        </w:r>
+      </w:hyperlink>
+      <w:r>
+        <w:rPr>
+          <w:lang w:val="fr_FR" w:bidi="fr_FR"/>
+        </w:rPr>
+        <w:t>). Pourtant, les autres fils de Jacob étaient aussi considérés les frères de Joseph (</w:t>
+      </w:r>
+      <w:hyperlink r:id="rId458">
+        <w:r>
+          <w:rPr>
+            <w:lang w:val="fr_FR" w:bidi="fr_FR"/>
+          </w:rPr>
+          <w:rPr>
+            <w:color w:val="0000EE"/>
+            <w:u w:val="single"/>
+          </w:rPr>
+          <w:t>Gn 42.6</w:t>
+        </w:r>
+      </w:hyperlink>
+      <w:r>
+        <w:rPr>
+          <w:lang w:val="fr_FR" w:bidi="fr_FR"/>
+        </w:rPr>
+        <w:t>).</w:t>
+      </w:r>
+    </w:p>
+    <w:p>
+      <w:pPr/>
+      <w:r>
+        <w:rPr>
+          <w:lang w:val="fr_FR" w:bidi="fr_FR"/>
+        </w:rPr>
+      </w:r>
+      <w:r>
+        <w:rPr>
+          <w:lang w:val="fr_FR" w:bidi="fr_FR"/>
+        </w:rPr>
+        <w:t>L'amour que Joseph portait particulièrement à Benjamin ne régnait pas toujours entre frères. Caïn a tué son frère Abel (</w:t>
+      </w:r>
+      <w:hyperlink r:id="rId459">
+        <w:r>
+          <w:rPr>
+            <w:lang w:val="fr_FR" w:bidi="fr_FR"/>
+          </w:rPr>
+          <w:rPr>
+            <w:color w:val="0000EE"/>
+            <w:u w:val="single"/>
+          </w:rPr>
+          <w:t>Gn 4.8</w:t>
+        </w:r>
+      </w:hyperlink>
+      <w:r>
+        <w:rPr>
+          <w:lang w:val="fr_FR" w:bidi="fr_FR"/>
+        </w:rPr>
+        <w:t>). Ésaü haïssait son frère, Jacob (</w:t>
+      </w:r>
+      <w:hyperlink r:id="rId460">
+        <w:r>
+          <w:rPr>
+            <w:lang w:val="fr_FR" w:bidi="fr_FR"/>
+          </w:rPr>
+          <w:rPr>
+            <w:color w:val="0000EE"/>
+            <w:u w:val="single"/>
+          </w:rPr>
+          <w:t>Gn 27.41</w:t>
+        </w:r>
+      </w:hyperlink>
+      <w:r>
+        <w:rPr>
+          <w:lang w:val="fr_FR" w:bidi="fr_FR"/>
+        </w:rPr>
+        <w:t>). Un frère peut être une mauvaise influence (</w:t>
+      </w:r>
+      <w:hyperlink r:id="rId461">
+        <w:r>
+          <w:rPr>
+            <w:lang w:val="fr_FR" w:bidi="fr_FR"/>
+          </w:rPr>
+          <w:rPr>
+            <w:color w:val="0000EE"/>
+            <w:u w:val="single"/>
+          </w:rPr>
+          <w:t>Dt 13.6</w:t>
         </w:r>
       </w:hyperlink>
       <w:r>
@@ -14435,16 +15426,52 @@
         </w:rPr>
         <w:t>–</w:t>
       </w:r>
-      <w:hyperlink r:id="rId449">
-        <w:r>
-          <w:rPr>
-            <w:lang w:val="fr_FR" w:bidi="fr_FR"/>
-          </w:rPr>
-          <w:rPr>
-            <w:color w:val="0000EE"/>
-            <w:u w:val="single"/>
-          </w:rPr>
-          <w:t>16</w:t>
+      <w:hyperlink r:id="rId461">
+        <w:r>
+          <w:rPr>
+            <w:lang w:val="fr_FR" w:bidi="fr_FR"/>
+          </w:rPr>
+          <w:rPr>
+            <w:color w:val="0000EE"/>
+            <w:u w:val="single"/>
+          </w:rPr>
+          <w:t>7</w:t>
+        </w:r>
+      </w:hyperlink>
+      <w:r>
+        <w:rPr>
+          <w:lang w:val="fr_FR" w:bidi="fr_FR"/>
+        </w:rPr>
+        <w:t>), mais l'idéal est qu'un frère est quelqu'un sur qui compter en cas de besoin (</w:t>
+      </w:r>
+      <w:hyperlink r:id="rId462">
+        <w:r>
+          <w:rPr>
+            <w:lang w:val="fr_FR" w:bidi="fr_FR"/>
+          </w:rPr>
+          <w:rPr>
+            <w:color w:val="0000EE"/>
+            <w:u w:val="single"/>
+          </w:rPr>
+          <w:t>Pr 17.17</w:t>
+        </w:r>
+      </w:hyperlink>
+      <w:r>
+        <w:rPr>
+          <w:lang w:val="fr_FR" w:bidi="fr_FR"/>
+        </w:rPr>
+        <w:t>). La loi du mariage léviratique signifiait que si un homme mourait en laissant une veuve sans enfant, son frère devait l'épouser et avoir des enfants avec elle pour préserver la lignée de son frère (</w:t>
+      </w:r>
+      <w:hyperlink r:id="rId463">
+        <w:r>
+          <w:rPr>
+            <w:lang w:val="fr_FR" w:bidi="fr_FR"/>
+          </w:rPr>
+          <w:rPr>
+            <w:color w:val="0000EE"/>
+            <w:u w:val="single"/>
+          </w:rPr>
+          <w:t>Dt 25.5</w:t>
         </w:r>
       </w:hyperlink>
       <w:r>
@@ -14452,6 +15479,347 @@
           <w:lang w:val="fr_FR" w:bidi="fr_FR"/>
         </w:rPr>
         <w:t>).</w:t>
+      </w:r>
+    </w:p>
+    <w:p>
+      <w:pPr/>
+      <w:r>
+        <w:rPr>
+          <w:lang w:val="fr_FR" w:bidi="fr_FR"/>
+        </w:rPr>
+      </w:r>
+      <w:r>
+        <w:rPr>
+          <w:lang w:val="fr_FR" w:bidi="fr_FR"/>
+        </w:rPr>
+        <w:t>David appelait Jonathan son « frère » même s'ils n'étaient pas de la même famille (</w:t>
+      </w:r>
+      <w:hyperlink r:id="rId464">
+        <w:r>
+          <w:rPr>
+            <w:lang w:val="fr_FR" w:bidi="fr_FR"/>
+          </w:rPr>
+          <w:rPr>
+            <w:color w:val="0000EE"/>
+            <w:u w:val="single"/>
+          </w:rPr>
+          <w:t>2S 1.26</w:t>
+        </w:r>
+      </w:hyperlink>
+      <w:r>
+        <w:rPr>
+          <w:lang w:val="fr_FR" w:bidi="fr_FR"/>
+        </w:rPr>
+        <w:t>). Le terme était aussi utilisé au sens large entre compatriotes israélites. Cette relation impliquait certaines obligations : personne ne pouvait exiger d'intérêt de son frère ni l'asservir (</w:t>
+      </w:r>
+      <w:hyperlink r:id="rId465">
+        <w:r>
+          <w:rPr>
+            <w:lang w:val="fr_FR" w:bidi="fr_FR"/>
+          </w:rPr>
+          <w:rPr>
+            <w:color w:val="0000EE"/>
+            <w:u w:val="single"/>
+          </w:rPr>
+          <w:t>Lv 25.35</w:t>
+        </w:r>
+      </w:hyperlink>
+      <w:r>
+        <w:rPr>
+          <w:lang w:val="fr_FR" w:bidi="fr_FR"/>
+        </w:rPr>
+        <w:t>–</w:t>
+      </w:r>
+      <w:hyperlink r:id="rId465">
+        <w:r>
+          <w:rPr>
+            <w:lang w:val="fr_FR" w:bidi="fr_FR"/>
+          </w:rPr>
+          <w:rPr>
+            <w:color w:val="0000EE"/>
+            <w:u w:val="single"/>
+          </w:rPr>
+          <w:t>43</w:t>
+        </w:r>
+      </w:hyperlink>
+      <w:r>
+        <w:rPr>
+          <w:lang w:val="fr_FR" w:bidi="fr_FR"/>
+        </w:rPr>
+        <w:t>).</w:t>
+      </w:r>
+    </w:p>
+    <w:p>
+      <w:pPr>
+        <w:pStyle w:val="Heading3"/>
+      </w:pPr>
+      <w:r>
+        <w:rPr>
+          <w:lang w:val="fr_FR" w:bidi="fr_FR"/>
+        </w:rPr>
+        <w:t>Le concept de frère dans le Nouveau Testament</w:t>
+      </w:r>
+    </w:p>
+    <w:p>
+      <w:pPr/>
+      <w:r>
+        <w:rPr>
+          <w:lang w:val="fr_FR" w:bidi="fr_FR"/>
+        </w:rPr>
+      </w:r>
+      <w:r>
+        <w:rPr>
+          <w:lang w:val="fr_FR" w:bidi="fr_FR"/>
+        </w:rPr>
+        <w:t>Dans le Nouveau Testament, le mot grec décrit des frères de sang, tels qu'André et Pierre (</w:t>
+      </w:r>
+      <w:hyperlink r:id="rId466">
+        <w:r>
+          <w:rPr>
+            <w:lang w:val="fr_FR" w:bidi="fr_FR"/>
+          </w:rPr>
+          <w:rPr>
+            <w:color w:val="0000EE"/>
+            <w:u w:val="single"/>
+          </w:rPr>
+          <w:t>Jn 1.41</w:t>
+        </w:r>
+      </w:hyperlink>
+      <w:r>
+        <w:rPr>
+          <w:lang w:val="fr_FR" w:bidi="fr_FR"/>
+        </w:rPr>
+        <w:t>). Jésus avait quatre frères (</w:t>
+      </w:r>
+      <w:hyperlink r:id="rId467">
+        <w:r>
+          <w:rPr>
+            <w:lang w:val="fr_FR" w:bidi="fr_FR"/>
+          </w:rPr>
+          <w:rPr>
+            <w:color w:val="0000EE"/>
+            <w:u w:val="single"/>
+          </w:rPr>
+          <w:t>Mc 6.3</w:t>
+        </w:r>
+      </w:hyperlink>
+      <w:r>
+        <w:rPr>
+          <w:lang w:val="fr_FR" w:bidi="fr_FR"/>
+        </w:rPr>
+        <w:t>). Certains affirment qu'il s'agissait de cousins de Jésus, mais ce n'est pas le mot grec qui signifie « cousin » qui est utilisé dans ce passage. Les frères de Jésus ne croyaient pas en lui au début (</w:t>
+      </w:r>
+      <w:hyperlink r:id="rId468">
+        <w:r>
+          <w:rPr>
+            <w:lang w:val="fr_FR" w:bidi="fr_FR"/>
+          </w:rPr>
+          <w:rPr>
+            <w:color w:val="0000EE"/>
+            <w:u w:val="single"/>
+          </w:rPr>
+          <w:t>Jn 7.5</w:t>
+        </w:r>
+      </w:hyperlink>
+      <w:r>
+        <w:rPr>
+          <w:lang w:val="fr_FR" w:bidi="fr_FR"/>
+        </w:rPr>
+        <w:t>). Pourtant, après la résurrection, ils sont devenus membres de l'Église (</w:t>
+      </w:r>
+      <w:hyperlink r:id="rId469">
+        <w:r>
+          <w:rPr>
+            <w:lang w:val="fr_FR" w:bidi="fr_FR"/>
+          </w:rPr>
+          <w:rPr>
+            <w:color w:val="0000EE"/>
+            <w:u w:val="single"/>
+          </w:rPr>
+          <w:t>Ac 1.14</w:t>
+        </w:r>
+      </w:hyperlink>
+      <w:r>
+        <w:rPr>
+          <w:lang w:val="fr_FR" w:bidi="fr_FR"/>
+        </w:rPr>
+        <w:t xml:space="preserve">). Jésus enseigne que ses disciples ont un seul Père (Dieu) et sont donc tous frères (et sœurs, </w:t>
+      </w:r>
+      <w:hyperlink r:id="rId470">
+        <w:r>
+          <w:rPr>
+            <w:lang w:val="fr_FR" w:bidi="fr_FR"/>
+          </w:rPr>
+          <w:rPr>
+            <w:color w:val="0000EE"/>
+            <w:u w:val="single"/>
+          </w:rPr>
+          <w:t>Mt 23.8</w:t>
+        </w:r>
+      </w:hyperlink>
+      <w:r>
+        <w:rPr>
+          <w:lang w:val="fr_FR" w:bidi="fr_FR"/>
+        </w:rPr>
+        <w:t>–</w:t>
+      </w:r>
+      <w:hyperlink r:id="rId470">
+        <w:r>
+          <w:rPr>
+            <w:lang w:val="fr_FR" w:bidi="fr_FR"/>
+          </w:rPr>
+          <w:rPr>
+            <w:color w:val="0000EE"/>
+            <w:u w:val="single"/>
+          </w:rPr>
+          <w:t>9</w:t>
+        </w:r>
+      </w:hyperlink>
+      <w:r>
+        <w:rPr>
+          <w:lang w:val="fr_FR" w:bidi="fr_FR"/>
+        </w:rPr>
+        <w:t>). Jésus appelle aussi ses disciples ses frères (</w:t>
+      </w:r>
+      <w:hyperlink r:id="rId471">
+        <w:r>
+          <w:rPr>
+            <w:lang w:val="fr_FR" w:bidi="fr_FR"/>
+          </w:rPr>
+          <w:rPr>
+            <w:color w:val="0000EE"/>
+            <w:u w:val="single"/>
+          </w:rPr>
+          <w:t>Mt 28.10</w:t>
+        </w:r>
+      </w:hyperlink>
+      <w:r>
+        <w:rPr>
+          <w:lang w:val="fr_FR" w:bidi="fr_FR"/>
+        </w:rPr>
+        <w:t>).</w:t>
+      </w:r>
+    </w:p>
+    <w:p>
+      <w:pPr/>
+      <w:r>
+        <w:rPr>
+          <w:lang w:val="fr_FR" w:bidi="fr_FR"/>
+        </w:rPr>
+      </w:r>
+      <w:r>
+        <w:rPr>
+          <w:lang w:val="fr_FR" w:bidi="fr_FR"/>
+        </w:rPr>
+        <w:t>Les premiers chrétiens s'appelaient « frères » entre eux (</w:t>
+      </w:r>
+      <w:hyperlink r:id="rId472">
+        <w:r>
+          <w:rPr>
+            <w:lang w:val="fr_FR" w:bidi="fr_FR"/>
+          </w:rPr>
+          <w:rPr>
+            <w:color w:val="0000EE"/>
+            <w:u w:val="single"/>
+          </w:rPr>
+          <w:t>Ac 9.17</w:t>
+        </w:r>
+      </w:hyperlink>
+      <w:r>
+        <w:rPr>
+          <w:lang w:val="fr_FR" w:bidi="fr_FR"/>
+        </w:rPr>
+        <w:t xml:space="preserve"> ; </w:t>
+      </w:r>
+      <w:hyperlink r:id="rId473">
+        <w:r>
+          <w:rPr>
+            <w:lang w:val="fr_FR" w:bidi="fr_FR"/>
+          </w:rPr>
+          <w:rPr>
+            <w:color w:val="0000EE"/>
+            <w:u w:val="single"/>
+          </w:rPr>
+          <w:t>Col 1.1</w:t>
+        </w:r>
+      </w:hyperlink>
+      <w:r>
+        <w:rPr>
+          <w:lang w:val="fr_FR" w:bidi="fr_FR"/>
+        </w:rPr>
+        <w:t xml:space="preserve">). Le mot traduit « les frères » qui désigne la communauté des chrétiens dans </w:t>
+      </w:r>
+      <w:hyperlink r:id="rId474">
+        <w:r>
+          <w:rPr>
+            <w:lang w:val="fr_FR" w:bidi="fr_FR"/>
+          </w:rPr>
+          <w:rPr>
+            <w:color w:val="0000EE"/>
+            <w:u w:val="single"/>
+          </w:rPr>
+          <w:t>1Pierre 2.17</w:t>
+        </w:r>
+      </w:hyperlink>
+      <w:r>
+        <w:rPr>
+          <w:lang w:val="fr_FR" w:bidi="fr_FR"/>
+        </w:rPr>
+        <w:t xml:space="preserve"> ; </w:t>
+      </w:r>
+      <w:hyperlink r:id="rId475">
+        <w:r>
+          <w:rPr>
+            <w:lang w:val="fr_FR" w:bidi="fr_FR"/>
+          </w:rPr>
+          <w:rPr>
+            <w:color w:val="0000EE"/>
+            <w:u w:val="single"/>
+          </w:rPr>
+          <w:t xml:space="preserve">5.9 </w:t>
+        </w:r>
+      </w:hyperlink>
+      <w:r>
+        <w:rPr>
+          <w:lang w:val="fr_FR" w:bidi="fr_FR"/>
+        </w:rPr>
+        <w:t>signifie littéralement « la fratrie » (</w:t>
+      </w:r>
+      <w:hyperlink r:id="rId474">
+        <w:r>
+          <w:rPr>
+            <w:lang w:val="fr_FR" w:bidi="fr_FR"/>
+          </w:rPr>
+          <w:rPr>
+            <w:color w:val="0000EE"/>
+            <w:u w:val="single"/>
+          </w:rPr>
+          <w:t>1P 2.17</w:t>
+        </w:r>
+      </w:hyperlink>
+      <w:r>
+        <w:rPr>
+          <w:lang w:val="fr_FR" w:bidi="fr_FR"/>
+        </w:rPr>
+        <w:t xml:space="preserve"> ; </w:t>
+      </w:r>
+      <w:hyperlink r:id="rId475">
+        <w:r>
+          <w:rPr>
+            <w:lang w:val="fr_FR" w:bidi="fr_FR"/>
+          </w:rPr>
+          <w:rPr>
+            <w:color w:val="0000EE"/>
+            <w:u w:val="single"/>
+          </w:rPr>
+          <w:t>5.9</w:t>
+        </w:r>
+      </w:hyperlink>
+      <w:r>
+        <w:rPr>
+          <w:lang w:val="fr_FR" w:bidi="fr_FR"/>
+        </w:rPr>
+        <w:t>). En faire partie établit certaines responsabilités entre frères (et sœurs) :</w:t>
       </w:r>
     </w:p>
     <w:p>
@@ -14469,18 +15837,18 @@
         <w:rPr>
           <w:lang w:val="fr_FR" w:bidi="fr_FR"/>
         </w:rPr>
-        <w:t>Le besoin d'éviter de faire chuter autrui (</w:t>
-      </w:r>
-      <w:hyperlink r:id="rId450">
-        <w:r>
-          <w:rPr>
-            <w:lang w:val="fr_FR" w:bidi="fr_FR"/>
-          </w:rPr>
-          <w:rPr>
-            <w:color w:val="0000EE"/>
-            <w:u w:val="single"/>
-          </w:rPr>
-          <w:t>Rm 14.13</w:t>
+        <w:t>Le respect des droits. Cette instruction s'applique soit aux affaires de façon générale, soit à la conduite sexuelle mentionnée dans le verset précédent (</w:t>
+      </w:r>
+      <w:hyperlink r:id="rId476">
+        <w:r>
+          <w:rPr>
+            <w:lang w:val="fr_FR" w:bidi="fr_FR"/>
+          </w:rPr>
+          <w:rPr>
+            <w:color w:val="0000EE"/>
+            <w:u w:val="single"/>
+          </w:rPr>
+          <w:t>1Th 4.6</w:t>
         </w:r>
       </w:hyperlink>
       <w:r>
@@ -14505,18 +15873,18 @@
         <w:rPr>
           <w:lang w:val="fr_FR" w:bidi="fr_FR"/>
         </w:rPr>
-        <w:t>L'abstention de poursuivre en justice des frères dans la foi (</w:t>
-      </w:r>
-      <w:hyperlink r:id="rId451">
-        <w:r>
-          <w:rPr>
-            <w:lang w:val="fr_FR" w:bidi="fr_FR"/>
-          </w:rPr>
-          <w:rPr>
-            <w:color w:val="0000EE"/>
-            <w:u w:val="single"/>
-          </w:rPr>
-          <w:t>1Co 6.5</w:t>
+        <w:t>L'aide à ceux qui sont dans le besoin (</w:t>
+      </w:r>
+      <w:hyperlink r:id="rId477">
+        <w:r>
+          <w:rPr>
+            <w:lang w:val="fr_FR" w:bidi="fr_FR"/>
+          </w:rPr>
+          <w:rPr>
+            <w:color w:val="0000EE"/>
+            <w:u w:val="single"/>
+          </w:rPr>
+          <w:t>Jc 2.15</w:t>
         </w:r>
       </w:hyperlink>
       <w:r>
@@ -14525,16 +15893,16 @@
         </w:rPr>
         <w:t>–</w:t>
       </w:r>
-      <w:hyperlink r:id="rId451">
-        <w:r>
-          <w:rPr>
-            <w:lang w:val="fr_FR" w:bidi="fr_FR"/>
-          </w:rPr>
-          <w:rPr>
-            <w:color w:val="0000EE"/>
-            <w:u w:val="single"/>
-          </w:rPr>
-          <w:t>6</w:t>
+      <w:hyperlink r:id="rId477">
+        <w:r>
+          <w:rPr>
+            <w:lang w:val="fr_FR" w:bidi="fr_FR"/>
+          </w:rPr>
+          <w:rPr>
+            <w:color w:val="0000EE"/>
+            <w:u w:val="single"/>
+          </w:rPr>
+          <w:t>16</w:t>
         </w:r>
       </w:hyperlink>
       <w:r>
@@ -14559,9 +15927,99 @@
         <w:rPr>
           <w:lang w:val="fr_FR" w:bidi="fr_FR"/>
         </w:rPr>
+        <w:t>Le besoin d'éviter de faire chuter autrui (</w:t>
+      </w:r>
+      <w:hyperlink r:id="rId478">
+        <w:r>
+          <w:rPr>
+            <w:lang w:val="fr_FR" w:bidi="fr_FR"/>
+          </w:rPr>
+          <w:rPr>
+            <w:color w:val="0000EE"/>
+            <w:u w:val="single"/>
+          </w:rPr>
+          <w:t>Rm 14.13</w:t>
+        </w:r>
+      </w:hyperlink>
+      <w:r>
+        <w:rPr>
+          <w:lang w:val="fr_FR" w:bidi="fr_FR"/>
+        </w:rPr>
+        <w:t>).</w:t>
+      </w:r>
+    </w:p>
+    <w:p>
+      <w:pPr>
+        <w:pStyle w:val="ListBullet"/>
+        <w:spacing w:line="240" w:lineRule="auto"/>
+        <w:ind w:left="720"/>
+      </w:pPr>
+      <w:r>
+        <w:rPr>
+          <w:lang w:val="fr_FR" w:bidi="fr_FR"/>
+        </w:rPr>
+      </w:r>
+      <w:r>
+        <w:rPr>
+          <w:lang w:val="fr_FR" w:bidi="fr_FR"/>
+        </w:rPr>
+        <w:t>L'abstention de poursuivre en justice des frères dans la foi (</w:t>
+      </w:r>
+      <w:hyperlink r:id="rId479">
+        <w:r>
+          <w:rPr>
+            <w:lang w:val="fr_FR" w:bidi="fr_FR"/>
+          </w:rPr>
+          <w:rPr>
+            <w:color w:val="0000EE"/>
+            <w:u w:val="single"/>
+          </w:rPr>
+          <w:t>1Co 6.5</w:t>
+        </w:r>
+      </w:hyperlink>
+      <w:r>
+        <w:rPr>
+          <w:lang w:val="fr_FR" w:bidi="fr_FR"/>
+        </w:rPr>
+        <w:t>–</w:t>
+      </w:r>
+      <w:hyperlink r:id="rId479">
+        <w:r>
+          <w:rPr>
+            <w:lang w:val="fr_FR" w:bidi="fr_FR"/>
+          </w:rPr>
+          <w:rPr>
+            <w:color w:val="0000EE"/>
+            <w:u w:val="single"/>
+          </w:rPr>
+          <w:t>6</w:t>
+        </w:r>
+      </w:hyperlink>
+      <w:r>
+        <w:rPr>
+          <w:lang w:val="fr_FR" w:bidi="fr_FR"/>
+        </w:rPr>
+        <w:t>).</w:t>
+      </w:r>
+    </w:p>
+    <w:p>
+      <w:pPr>
+        <w:pStyle w:val="ListBullet"/>
+        <w:spacing w:line="240" w:lineRule="auto"/>
+        <w:ind w:left="720"/>
+      </w:pPr>
+      <w:r>
+        <w:rPr>
+          <w:lang w:val="fr_FR" w:bidi="fr_FR"/>
+        </w:rPr>
+      </w:r>
+      <w:r>
+        <w:rPr>
+          <w:lang w:val="fr_FR" w:bidi="fr_FR"/>
+        </w:rPr>
         <w:t>La responsabilité de reprendre les péchés en personne et au besoin en faisant intervenir l'Église (</w:t>
       </w:r>
-      <w:hyperlink r:id="rId452">
+      <w:hyperlink r:id="rId480">
         <w:r>
           <w:rPr>
             <w:lang w:val="fr_FR" w:bidi="fr_FR"/>
@@ -14579,7 +16037,7 @@
         </w:rPr>
         <w:t>–</w:t>
       </w:r>
-      <w:hyperlink r:id="rId452">
+      <w:hyperlink r:id="rId480">
         <w:r>
           <w:rPr>
             <w:lang w:val="fr_FR" w:bidi="fr_FR"/>
@@ -14611,7 +16069,7 @@
         </w:rPr>
         <w:t>La relation fraternelle entre chrétiens est importante. En effet, le chrétien ne doit pas venir devant Dieu avant d'avoir réparé ses fautes envers son frère (</w:t>
       </w:r>
-      <w:hyperlink r:id="rId453">
+      <w:hyperlink r:id="rId481">
         <w:r>
           <w:rPr>
             <w:lang w:val="fr_FR" w:bidi="fr_FR"/>
@@ -14629,7 +16087,7 @@
         </w:rPr>
         <w:t>–</w:t>
       </w:r>
-      <w:hyperlink r:id="rId453">
+      <w:hyperlink r:id="rId481">
         <w:r>
           <w:rPr>
             <w:lang w:val="fr_FR" w:bidi="fr_FR"/>
@@ -14754,7 +16212,7 @@
         </w:rPr>
         <w:t>À l'époque de Jésus, les Juifs utilisaient souvent le mot « frères » pour désigner leurs compatriotes ou ceux qui croyaient en Dieu (</w:t>
       </w:r>
-      <w:hyperlink r:id="rId454">
+      <w:hyperlink r:id="rId482">
         <w:r>
           <w:rPr>
             <w:lang w:val="fr_FR" w:bidi="fr_FR"/>
@@ -14772,7 +16230,7 @@
         </w:rPr>
         <w:t xml:space="preserve"> ; </w:t>
       </w:r>
-      <w:hyperlink r:id="rId455">
+      <w:hyperlink r:id="rId483">
         <w:r>
           <w:rPr>
             <w:lang w:val="fr_FR" w:bidi="fr_FR"/>
@@ -14790,7 +16248,7 @@
         </w:rPr>
         <w:t xml:space="preserve"> ; </w:t>
       </w:r>
-      <w:hyperlink r:id="rId456">
+      <w:hyperlink r:id="rId484">
         <w:r>
           <w:rPr>
             <w:lang w:val="fr_FR" w:bidi="fr_FR"/>
@@ -14808,7 +16266,7 @@
         </w:rPr>
         <w:t xml:space="preserve"> ; </w:t>
       </w:r>
-      <w:hyperlink r:id="rId457">
+      <w:hyperlink r:id="rId485">
         <w:r>
           <w:rPr>
             <w:lang w:val="fr_FR" w:bidi="fr_FR"/>
@@ -14826,7 +16284,7 @@
         </w:rPr>
         <w:t xml:space="preserve"> ; </w:t>
       </w:r>
-      <w:hyperlink r:id="rId458">
+      <w:hyperlink r:id="rId486">
         <w:r>
           <w:rPr>
             <w:lang w:val="fr_FR" w:bidi="fr_FR"/>
@@ -14844,7 +16302,7 @@
         </w:rPr>
         <w:t>). Les premiers chrétiens étaient des Juifs. Il était donc naturel pour eux d'utiliser ce même terme pour s'adresser aux autres chrétiens juifs. Le terme « frères » était utilisé pour désigner un groupe qui pouvait inclure des hommes et des femmes (</w:t>
       </w:r>
-      <w:hyperlink r:id="rId459">
+      <w:hyperlink r:id="rId487">
         <w:r>
           <w:rPr>
             <w:lang w:val="fr_FR" w:bidi="fr_FR"/>
@@ -14862,7 +16320,7 @@
         </w:rPr>
         <w:t xml:space="preserve"> ; </w:t>
       </w:r>
-      <w:hyperlink r:id="rId460">
+      <w:hyperlink r:id="rId488">
         <w:r>
           <w:rPr>
             <w:lang w:val="fr_FR" w:bidi="fr_FR"/>
@@ -14880,7 +16338,7 @@
         </w:rPr>
         <w:t xml:space="preserve"> ; </w:t>
       </w:r>
-      <w:hyperlink r:id="rId461">
+      <w:hyperlink r:id="rId489">
         <w:r>
           <w:rPr>
             <w:lang w:val="fr_FR" w:bidi="fr_FR"/>
@@ -14912,7 +16370,7 @@
         </w:rPr>
         <w:t>Il était aussi coutumier parmi les non-juifs de s'appeler « frères » entre membres d'une même communauté. Les chrétiens non-juifs ont donc eux aussi adopté cet usage pour s'adresser les uns aux autres en tant que membres de la famille de Dieu (</w:t>
       </w:r>
-      <w:hyperlink r:id="rId462">
+      <w:hyperlink r:id="rId490">
         <w:r>
           <w:rPr>
             <w:lang w:val="fr_FR" w:bidi="fr_FR"/>
@@ -14930,7 +16388,7 @@
         </w:rPr>
         <w:t xml:space="preserve"> ; </w:t>
       </w:r>
-      <w:hyperlink r:id="rId463">
+      <w:hyperlink r:id="rId491">
         <w:r>
           <w:rPr>
             <w:lang w:val="fr_FR" w:bidi="fr_FR"/>
@@ -14948,7 +16406,7 @@
         </w:rPr>
         <w:t xml:space="preserve"> ; </w:t>
       </w:r>
-      <w:hyperlink r:id="rId464">
+      <w:hyperlink r:id="rId492">
         <w:r>
           <w:rPr>
             <w:lang w:val="fr_FR" w:bidi="fr_FR"/>
@@ -14994,7 +16452,7 @@
         </w:rPr>
         <w:t>Chaque chrétien était appelé un « frère » ou une « sœur ». Ce nom montrait qu'il était important pour les chrétiens de se traiter comme des proches. Cette relation pouvait se comparer à celle des membres d'une même famille. Selon Jésus, la relation entre ceux qui font la volonté de Dieu est encore plus proche que celle qu'ils ont avec les membres de leurs familles naturelles (</w:t>
       </w:r>
-      <w:hyperlink r:id="rId465">
+      <w:hyperlink r:id="rId493">
         <w:r>
           <w:rPr>
             <w:lang w:val="fr_FR" w:bidi="fr_FR"/>
@@ -15026,7 +16484,7 @@
         </w:rPr>
         <w:t>Dans 1 Jean et Jacques, ce lien fraternel implique la responsabilité que les chrétiens ont de s'aimer et de s'entraider (</w:t>
       </w:r>
-      <w:hyperlink r:id="rId466">
+      <w:hyperlink r:id="rId494">
         <w:r>
           <w:rPr>
             <w:lang w:val="fr_FR" w:bidi="fr_FR"/>
@@ -15044,6 +16502,108 @@
         </w:rPr>
         <w:t xml:space="preserve"> ; </w:t>
       </w:r>
+      <w:hyperlink r:id="rId495">
+        <w:r>
+          <w:rPr>
+            <w:lang w:val="fr_FR" w:bidi="fr_FR"/>
+          </w:rPr>
+          <w:rPr>
+            <w:color w:val="0000EE"/>
+            <w:u w:val="single"/>
+          </w:rPr>
+          <w:t>1Jn 3.10–18</w:t>
+        </w:r>
+      </w:hyperlink>
+      <w:r>
+        <w:rPr>
+          <w:lang w:val="fr_FR" w:bidi="fr_FR"/>
+        </w:rPr>
+        <w:t xml:space="preserve"> ; </w:t>
+      </w:r>
+      <w:hyperlink r:id="rId496">
+        <w:r>
+          <w:rPr>
+            <w:lang w:val="fr_FR" w:bidi="fr_FR"/>
+          </w:rPr>
+          <w:rPr>
+            <w:color w:val="0000EE"/>
+            <w:u w:val="single"/>
+          </w:rPr>
+          <w:t>4.20–21</w:t>
+        </w:r>
+      </w:hyperlink>
+      <w:r>
+        <w:rPr>
+          <w:lang w:val="fr_FR" w:bidi="fr_FR"/>
+        </w:rPr>
+        <w:t>). Le mot « frères » exprime aussi que les chrétiens sont tout aussi importants les uns que les autres en tant que fils et filles de leur Père céleste.</w:t>
+      </w:r>
+      <w:r>
+        <w:rPr>
+          <w:lang w:val="fr_FR" w:bidi="fr_FR"/>
+        </w:rPr>
+      </w:r>
+      <w:r>
+        <w:rPr>
+          <w:lang w:val="fr_FR" w:bidi="fr_FR"/>
+        </w:rPr>
+      </w:r>
+    </w:p>
+    <w:p>
+      <w:pPr/>
+      <w:r>
+        <w:rPr>
+          <w:lang w:val="fr_FR" w:bidi="fr_FR"/>
+        </w:rPr>
+      </w:r>
+    </w:p>
+    <w:p>
+      <w:pPr>
+        <w:pStyle w:val="Heading2"/>
+      </w:pPr>
+      <w:r>
+        <w:rPr>
+          <w:lang w:val="fr_FR" w:bidi="fr_FR"/>
+        </w:rPr>
+        <w:t>Frères de Jésus</w:t>
+      </w:r>
+      <w:r>
+        <w:rPr>
+          <w:lang w:val="fr_FR" w:bidi="fr_FR"/>
+        </w:rPr>
+      </w:r>
+    </w:p>
+    <w:p>
+      <w:pPr/>
+      <w:r>
+        <w:rPr>
+          <w:lang w:val="fr_FR" w:bidi="fr_FR"/>
+        </w:rPr>
+      </w:r>
+      <w:r>
+        <w:rPr>
+          <w:lang w:val="fr_FR" w:bidi="fr_FR"/>
+        </w:rPr>
+        <w:t>Jacques, Joses (ou Joseph), Simon et Judas (ou Jude) sont des membres de la famille de Jésus qui sont mentionnés dans le NT (</w:t>
+      </w:r>
+      <w:hyperlink r:id="rId497">
+        <w:r>
+          <w:rPr>
+            <w:lang w:val="fr_FR" w:bidi="fr_FR"/>
+          </w:rPr>
+          <w:rPr>
+            <w:color w:val="0000EE"/>
+            <w:u w:val="single"/>
+          </w:rPr>
+          <w:t>Mt 13.55</w:t>
+        </w:r>
+      </w:hyperlink>
+      <w:r>
+        <w:rPr>
+          <w:lang w:val="fr_FR" w:bidi="fr_FR"/>
+        </w:rPr>
+        <w:t xml:space="preserve"> ; </w:t>
+      </w:r>
       <w:hyperlink r:id="rId467">
         <w:r>
           <w:rPr>
@@ -15053,7 +16613,25 @@
             <w:color w:val="0000EE"/>
             <w:u w:val="single"/>
           </w:rPr>
-          <w:t>1Jn 3.10–18</w:t>
+          <w:t>Mc 6.3</w:t>
+        </w:r>
+      </w:hyperlink>
+      <w:r>
+        <w:rPr>
+          <w:lang w:val="fr_FR" w:bidi="fr_FR"/>
+        </w:rPr>
+        <w:t>). Avec Marie, la mère de Jésus, ils vont le voir pendant qu'il prêche et guérit au milieu de la foule (</w:t>
+      </w:r>
+      <w:hyperlink r:id="rId498">
+        <w:r>
+          <w:rPr>
+            <w:lang w:val="fr_FR" w:bidi="fr_FR"/>
+          </w:rPr>
+          <w:rPr>
+            <w:color w:val="0000EE"/>
+            <w:u w:val="single"/>
+          </w:rPr>
+          <w:t>Mt 12.47–50</w:t>
         </w:r>
       </w:hyperlink>
       <w:r>
@@ -15062,23 +16640,538 @@
         </w:rPr>
         <w:t xml:space="preserve"> ; </w:t>
       </w:r>
-      <w:hyperlink r:id="rId468">
-        <w:r>
-          <w:rPr>
-            <w:lang w:val="fr_FR" w:bidi="fr_FR"/>
-          </w:rPr>
-          <w:rPr>
-            <w:color w:val="0000EE"/>
-            <w:u w:val="single"/>
-          </w:rPr>
-          <w:t>4.20–21</w:t>
-        </w:r>
-      </w:hyperlink>
-      <w:r>
-        <w:rPr>
-          <w:lang w:val="fr_FR" w:bidi="fr_FR"/>
-        </w:rPr>
-        <w:t>). Le mot « frères » exprime aussi que les chrétiens sont tout aussi importants les uns que les autres en tant que fils et filles de leur Père céleste.</w:t>
+      <w:hyperlink r:id="rId499">
+        <w:r>
+          <w:rPr>
+            <w:lang w:val="fr_FR" w:bidi="fr_FR"/>
+          </w:rPr>
+          <w:rPr>
+            <w:color w:val="0000EE"/>
+            <w:u w:val="single"/>
+          </w:rPr>
+          <w:t>Mc 3.34–35</w:t>
+        </w:r>
+      </w:hyperlink>
+      <w:r>
+        <w:rPr>
+          <w:lang w:val="fr_FR" w:bidi="fr_FR"/>
+        </w:rPr>
+        <w:t xml:space="preserve"> ; </w:t>
+      </w:r>
+      <w:hyperlink r:id="rId500">
+        <w:r>
+          <w:rPr>
+            <w:lang w:val="fr_FR" w:bidi="fr_FR"/>
+          </w:rPr>
+          <w:rPr>
+            <w:color w:val="0000EE"/>
+            <w:u w:val="single"/>
+          </w:rPr>
+          <w:t>Lc 8.19–21</w:t>
+        </w:r>
+      </w:hyperlink>
+      <w:r>
+        <w:rPr>
+          <w:lang w:val="fr_FR" w:bidi="fr_FR"/>
+        </w:rPr>
+        <w:t>). Ils l'entendent déclarer que tous ceux qui font la volonté de Dieu sont ses frères, ses sœurs et ses mères.</w:t>
+      </w:r>
+    </w:p>
+    <w:p>
+      <w:pPr/>
+      <w:r>
+        <w:rPr>
+          <w:lang w:val="fr_FR" w:bidi="fr_FR"/>
+        </w:rPr>
+      </w:r>
+      <w:r>
+        <w:rPr>
+          <w:lang w:val="fr_FR" w:bidi="fr_FR"/>
+        </w:rPr>
+        <w:t xml:space="preserve">Quand Jésus retourne à Nazareth pour y prêcher, ils y sont suffisamment connus pour que les gens demandent : « </w:t>
+      </w:r>
+      <w:r>
+        <w:rPr>
+          <w:lang w:val="fr_FR" w:bidi="fr_FR"/>
+        </w:rPr>
+        <w:t xml:space="preserve">N'est-ce pas le charpentier, le fils de Marie, le frère de Jacques, de Joses, de Jude et de Simon? et ses sœurs ne sont-elles pas ici parmi nous ? </w:t>
+      </w:r>
+      <w:r>
+        <w:rPr>
+          <w:lang w:val="fr_FR" w:bidi="fr_FR"/>
+        </w:rPr>
+        <w:t>» (</w:t>
+      </w:r>
+      <w:hyperlink r:id="rId467">
+        <w:r>
+          <w:rPr>
+            <w:lang w:val="fr_FR" w:bidi="fr_FR"/>
+          </w:rPr>
+          <w:rPr>
+            <w:color w:val="0000EE"/>
+            <w:u w:val="single"/>
+          </w:rPr>
+          <w:t>Mc 6.3</w:t>
+        </w:r>
+      </w:hyperlink>
+      <w:r>
+        <w:rPr>
+          <w:lang w:val="fr_FR" w:bidi="fr_FR"/>
+        </w:rPr>
+        <w:t>). Dans l'Évangile de Matthieu, l'ordre des noms des deux derniers frères est inversé (</w:t>
+      </w:r>
+      <w:hyperlink r:id="rId497">
+        <w:r>
+          <w:rPr>
+            <w:lang w:val="fr_FR" w:bidi="fr_FR"/>
+          </w:rPr>
+          <w:rPr>
+            <w:color w:val="0000EE"/>
+            <w:u w:val="single"/>
+          </w:rPr>
+          <w:t>Mt 13.55</w:t>
+        </w:r>
+      </w:hyperlink>
+      <w:r>
+        <w:rPr>
+          <w:lang w:val="fr_FR" w:bidi="fr_FR"/>
+        </w:rPr>
+        <w:t xml:space="preserve">). Quand Jésus et ses disciples se rendent à </w:t>
+      </w:r>
+      <w:r>
+        <w:rPr>
+          <w:lang w:val="fr_FR" w:bidi="fr_FR"/>
+        </w:rPr>
+        <w:t>Capernaüm</w:t>
+      </w:r>
+      <w:r>
+        <w:rPr>
+          <w:lang w:val="fr_FR" w:bidi="fr_FR"/>
+        </w:rPr>
+        <w:t>, ils y sont accompagnés par Marie et les frères de Jésus (</w:t>
+      </w:r>
+      <w:hyperlink r:id="rId501">
+        <w:r>
+          <w:rPr>
+            <w:lang w:val="fr_FR" w:bidi="fr_FR"/>
+          </w:rPr>
+          <w:rPr>
+            <w:color w:val="0000EE"/>
+            <w:u w:val="single"/>
+          </w:rPr>
+          <w:t>Jn 2.12</w:t>
+        </w:r>
+      </w:hyperlink>
+      <w:r>
+        <w:rPr>
+          <w:lang w:val="fr_FR" w:bidi="fr_FR"/>
+        </w:rPr>
+        <w:t>). Juste avant la fête des Tabernacles, ils essayent de persuader Jésus d'aller à Jérusalem pour cette occasion. Ils ne croient pas en ses miracles, mais lui disent néanmoins qu'il devrait les montrer en public pour être reconnu (</w:t>
+      </w:r>
+      <w:hyperlink r:id="rId502">
+        <w:r>
+          <w:rPr>
+            <w:lang w:val="fr_FR" w:bidi="fr_FR"/>
+          </w:rPr>
+          <w:rPr>
+            <w:color w:val="0000EE"/>
+            <w:u w:val="single"/>
+          </w:rPr>
+          <w:t>Jn 7.4</w:t>
+        </w:r>
+      </w:hyperlink>
+      <w:r>
+        <w:rPr>
+          <w:lang w:val="fr_FR" w:bidi="fr_FR"/>
+        </w:rPr>
+        <w:t xml:space="preserve">). Jésus fait allusion à de l'opposition parmi des membres de sa famille lorsqu'il déclare : « </w:t>
+      </w:r>
+      <w:r>
+        <w:rPr>
+          <w:lang w:val="fr_FR" w:bidi="fr_FR"/>
+        </w:rPr>
+        <w:t>C’est seulement dans sa patrie et dans sa propre famille que l’on refuse d’honorer un prophète</w:t>
+      </w:r>
+      <w:r>
+        <w:rPr>
+          <w:lang w:val="fr_FR" w:bidi="fr_FR"/>
+        </w:rPr>
+        <w:t xml:space="preserve"> » (</w:t>
+      </w:r>
+      <w:hyperlink r:id="rId503">
+        <w:r>
+          <w:rPr>
+            <w:lang w:val="fr_FR" w:bidi="fr_FR"/>
+          </w:rPr>
+          <w:rPr>
+            <w:color w:val="0000EE"/>
+            <w:u w:val="single"/>
+          </w:rPr>
+          <w:t>Mt 13.57</w:t>
+        </w:r>
+      </w:hyperlink>
+      <w:r>
+        <w:rPr>
+          <w:lang w:val="fr_FR" w:bidi="fr_FR"/>
+        </w:rPr>
+        <w:t>, BDS). Alors que les foules viennent en masse vers lui au début de son ministère, ses frères ou d'autres proches pensent qu'il a perdu contact avec la réalité (</w:t>
+      </w:r>
+      <w:hyperlink r:id="rId504">
+        <w:r>
+          <w:rPr>
+            <w:lang w:val="fr_FR" w:bidi="fr_FR"/>
+          </w:rPr>
+          <w:rPr>
+            <w:color w:val="0000EE"/>
+            <w:u w:val="single"/>
+          </w:rPr>
+          <w:t>Mc 3.21</w:t>
+        </w:r>
+      </w:hyperlink>
+      <w:r>
+        <w:rPr>
+          <w:lang w:val="fr_FR" w:bidi="fr_FR"/>
+        </w:rPr>
+        <w:t xml:space="preserve">). </w:t>
+      </w:r>
+    </w:p>
+    <w:p>
+      <w:pPr/>
+      <w:r>
+        <w:rPr>
+          <w:lang w:val="fr_FR" w:bidi="fr_FR"/>
+        </w:rPr>
+      </w:r>
+      <w:r>
+        <w:rPr>
+          <w:lang w:val="fr_FR" w:bidi="fr_FR"/>
+        </w:rPr>
+        <w:t>Même s'ils ne croient tout d'abord pas en lui, les frères de Jésus deviennent en fin de compte des membres actifs de l'Église de Jérusalem, dès ses débuts. Avec Marie, ils font partie des membres du groupe qui priait fréquemment dans la chambre haute (</w:t>
+      </w:r>
+      <w:hyperlink r:id="rId469">
+        <w:r>
+          <w:rPr>
+            <w:lang w:val="fr_FR" w:bidi="fr_FR"/>
+          </w:rPr>
+          <w:rPr>
+            <w:color w:val="0000EE"/>
+            <w:u w:val="single"/>
+          </w:rPr>
+          <w:t>Ac 1.14</w:t>
+        </w:r>
+      </w:hyperlink>
+      <w:r>
+        <w:rPr>
+          <w:lang w:val="fr_FR" w:bidi="fr_FR"/>
+        </w:rPr>
+        <w:t>). Cela démontre un changement remarquable par rapport à leur manque de foi antérieur. L'une des apparitions de Jésus ressuscité est à Jacques (</w:t>
+      </w:r>
+      <w:hyperlink r:id="rId505">
+        <w:r>
+          <w:rPr>
+            <w:lang w:val="fr_FR" w:bidi="fr_FR"/>
+          </w:rPr>
+          <w:rPr>
+            <w:color w:val="0000EE"/>
+            <w:u w:val="single"/>
+          </w:rPr>
+          <w:t>1Co 15.7</w:t>
+        </w:r>
+      </w:hyperlink>
+      <w:r>
+        <w:rPr>
+          <w:lang w:val="fr_FR" w:bidi="fr_FR"/>
+        </w:rPr>
+        <w:t>). Quand Paul retourne à Jérusalem après sa conversion, il y rencontre Pierre et Jacques, « le frère du Seigneur », mais pas les autres apôtres (</w:t>
+      </w:r>
+      <w:hyperlink r:id="rId506">
+        <w:r>
+          <w:rPr>
+            <w:lang w:val="fr_FR" w:bidi="fr_FR"/>
+          </w:rPr>
+          <w:rPr>
+            <w:color w:val="0000EE"/>
+            <w:u w:val="single"/>
+          </w:rPr>
+          <w:t>Ga 1.19</w:t>
+        </w:r>
+      </w:hyperlink>
+      <w:r>
+        <w:rPr>
+          <w:lang w:val="fr_FR" w:bidi="fr_FR"/>
+        </w:rPr>
+        <w:t xml:space="preserve">). Quand l'apôtre Pierre est libéré de prison, il se rend chez Marie, la mère de Jean Marc. Malgré les réactions enthousiastes à sa libération, il demande tout de suite au groupe de l'annoncer « </w:t>
+      </w:r>
+      <w:r>
+        <w:rPr>
+          <w:lang w:val="fr_FR" w:bidi="fr_FR"/>
+        </w:rPr>
+        <w:t>à Jacques et aux frères</w:t>
+      </w:r>
+      <w:r>
+        <w:rPr>
+          <w:lang w:val="fr_FR" w:bidi="fr_FR"/>
+        </w:rPr>
+        <w:t xml:space="preserve"> » (</w:t>
+      </w:r>
+      <w:hyperlink r:id="rId507">
+        <w:r>
+          <w:rPr>
+            <w:lang w:val="fr_FR" w:bidi="fr_FR"/>
+          </w:rPr>
+          <w:rPr>
+            <w:color w:val="0000EE"/>
+            <w:u w:val="single"/>
+          </w:rPr>
+          <w:t>Ac 12.17</w:t>
+        </w:r>
+      </w:hyperlink>
+      <w:r>
+        <w:rPr>
+          <w:lang w:val="fr_FR" w:bidi="fr_FR"/>
+        </w:rPr>
+        <w:t>). Plusieurs passages dans Actes montrent que Jacques était un dirigeant important et respecté dans l'Église de Jérusalem (</w:t>
+      </w:r>
+      <w:hyperlink r:id="rId508">
+        <w:r>
+          <w:rPr>
+            <w:lang w:val="fr_FR" w:bidi="fr_FR"/>
+          </w:rPr>
+          <w:rPr>
+            <w:color w:val="0000EE"/>
+            <w:u w:val="single"/>
+          </w:rPr>
+          <w:t>Ac 15.13–21</w:t>
+        </w:r>
+      </w:hyperlink>
+      <w:r>
+        <w:rPr>
+          <w:lang w:val="fr_FR" w:bidi="fr_FR"/>
+        </w:rPr>
+        <w:t xml:space="preserve"> ; </w:t>
+      </w:r>
+      <w:hyperlink r:id="rId509">
+        <w:r>
+          <w:rPr>
+            <w:lang w:val="fr_FR" w:bidi="fr_FR"/>
+          </w:rPr>
+          <w:rPr>
+            <w:color w:val="0000EE"/>
+            <w:u w:val="single"/>
+          </w:rPr>
+          <w:t>21.18</w:t>
+        </w:r>
+      </w:hyperlink>
+      <w:r>
+        <w:rPr>
+          <w:lang w:val="fr_FR" w:bidi="fr_FR"/>
+        </w:rPr>
+        <w:t>). Lors du concile de Jérusalem, il déclare fermement son point de vue sur la question de l'acceptation des Gentils dans l'Église. Paul lui rend visite plus tard et lui raconte ce qu'il a fait en tant que missionnaire et les nombreuses conversions qui se sont produites parmi les Gentils. Jacques est celui qui est le plus souvent nommé dans le NT, mais tous les frères de Jésus semblent avoir été bien respectés à cette époque. Quand Paul explique que lui aussi aurait le droit de prendre une épouse pour l'accompagner dans ses voyages, il donne pour exemple le fait que c'est ce que font aussi les frères de Jésus (</w:t>
+      </w:r>
+      <w:hyperlink r:id="rId510">
+        <w:r>
+          <w:rPr>
+            <w:lang w:val="fr_FR" w:bidi="fr_FR"/>
+          </w:rPr>
+          <w:rPr>
+            <w:color w:val="0000EE"/>
+            <w:u w:val="single"/>
+          </w:rPr>
+          <w:t>1Co 9.5</w:t>
+        </w:r>
+      </w:hyperlink>
+      <w:r>
+        <w:rPr>
+          <w:lang w:val="fr_FR" w:bidi="fr_FR"/>
+        </w:rPr>
+        <w:t>).</w:t>
+      </w:r>
+    </w:p>
+    <w:p>
+      <w:pPr/>
+      <w:r>
+        <w:rPr>
+          <w:lang w:val="fr_FR" w:bidi="fr_FR"/>
+        </w:rPr>
+      </w:r>
+      <w:r>
+        <w:rPr>
+          <w:lang w:val="fr_FR" w:bidi="fr_FR"/>
+        </w:rPr>
+        <w:t>L'auteur de l'Épître de Jacques est probablement le Jacques qui est le frère du Seigneur, même s'il ne le mentionne pas quand il se présente (</w:t>
+      </w:r>
+      <w:hyperlink r:id="rId511">
+        <w:r>
+          <w:rPr>
+            <w:lang w:val="fr_FR" w:bidi="fr_FR"/>
+          </w:rPr>
+          <w:rPr>
+            <w:color w:val="0000EE"/>
+            <w:u w:val="single"/>
+          </w:rPr>
+          <w:t>1.1</w:t>
+        </w:r>
+      </w:hyperlink>
+      <w:r>
+        <w:rPr>
+          <w:lang w:val="fr_FR" w:bidi="fr_FR"/>
+        </w:rPr>
+        <w:t>). On dirait bien que l'auteur écrit en tant que dirigeant reconnu dans l'Église. Il serait donc logique de conclure que c'est bien du frère du Seigneur qu'il s'agit. L'auteur de l'Épître de Jude se présente comme frère de Jacques. Encore une fois, il s'agit très probablement du Jacques bien connu, c'est à dire du dirigeant mentionné dans Actes et de l'auteur probable de l'autre épître. Jude semble donc être le frère du Seigneur qui est aussi appelé Judas dans les Évangiles (</w:t>
+      </w:r>
+      <w:hyperlink r:id="rId497">
+        <w:r>
+          <w:rPr>
+            <w:lang w:val="fr_FR" w:bidi="fr_FR"/>
+          </w:rPr>
+          <w:rPr>
+            <w:color w:val="0000EE"/>
+            <w:u w:val="single"/>
+          </w:rPr>
+          <w:t>Mt 13.55</w:t>
+        </w:r>
+      </w:hyperlink>
+      <w:r>
+        <w:rPr>
+          <w:lang w:val="fr_FR" w:bidi="fr_FR"/>
+        </w:rPr>
+        <w:t xml:space="preserve"> ; </w:t>
+      </w:r>
+      <w:hyperlink r:id="rId467">
+        <w:r>
+          <w:rPr>
+            <w:lang w:val="fr_FR" w:bidi="fr_FR"/>
+          </w:rPr>
+          <w:rPr>
+            <w:color w:val="0000EE"/>
+            <w:u w:val="single"/>
+          </w:rPr>
+          <w:t>Mc 6.3</w:t>
+        </w:r>
+      </w:hyperlink>
+      <w:r>
+        <w:rPr>
+          <w:lang w:val="fr_FR" w:bidi="fr_FR"/>
+        </w:rPr>
+        <w:t>).</w:t>
+      </w:r>
+    </w:p>
+    <w:p>
+      <w:pPr/>
+      <w:r>
+        <w:rPr>
+          <w:lang w:val="fr_FR" w:bidi="fr_FR"/>
+        </w:rPr>
+      </w:r>
+      <w:r>
+        <w:rPr>
+          <w:lang w:val="fr_FR" w:bidi="fr_FR"/>
+        </w:rPr>
+        <w:t>Dans tout le NT, les frères de Jésus sont toujours présentés comme un autre groupe que celui des douze apôtres. Juste après avoir nommé les apôtres, Luc continue : « Tous, d'un commun accord, persévéraient dans la prière, avec les femmes, Marie, mère de Jésus, et avec les frères de Jésus » (</w:t>
+      </w:r>
+      <w:hyperlink r:id="rId512">
+        <w:r>
+          <w:rPr>
+            <w:lang w:val="fr_FR" w:bidi="fr_FR"/>
+          </w:rPr>
+          <w:rPr>
+            <w:color w:val="0000EE"/>
+            <w:u w:val="single"/>
+          </w:rPr>
+          <w:t>Ac 1.13–14</w:t>
+        </w:r>
+      </w:hyperlink>
+      <w:r>
+        <w:rPr>
+          <w:lang w:val="fr_FR" w:bidi="fr_FR"/>
+        </w:rPr>
+        <w:t>). L'apôtre Paul parle lui aussi des frères du Seigneur comme d'un groupe différent de celui des apôtres (</w:t>
+      </w:r>
+      <w:hyperlink r:id="rId510">
+        <w:r>
+          <w:rPr>
+            <w:lang w:val="fr_FR" w:bidi="fr_FR"/>
+          </w:rPr>
+          <w:rPr>
+            <w:color w:val="0000EE"/>
+            <w:u w:val="single"/>
+          </w:rPr>
+          <w:t>1Co 9.5</w:t>
+        </w:r>
+      </w:hyperlink>
+      <w:r>
+        <w:rPr>
+          <w:lang w:val="fr_FR" w:bidi="fr_FR"/>
+        </w:rPr>
+        <w:t>). A chaque fois qu'ils sont mentionnés dans les Évangiles, ils sont décrits comme des membres de la famille de Jésus, et pas comme disciples.</w:t>
+      </w:r>
+    </w:p>
+    <w:p>
+      <w:pPr/>
+      <w:r>
+        <w:rPr>
+          <w:lang w:val="fr_FR" w:bidi="fr_FR"/>
+        </w:rPr>
+      </w:r>
+      <w:r>
+        <w:rPr>
+          <w:i/>
+          <w:lang w:val="fr_FR" w:bidi="fr_FR"/>
+        </w:rPr>
+        <w:t>Voir aussi</w:t>
+      </w:r>
+      <w:r>
+        <w:rPr>
+          <w:lang w:val="fr_FR" w:bidi="fr_FR"/>
+        </w:rPr>
+        <w:t xml:space="preserve"> </w:t>
+      </w:r>
+      <w:r>
+        <w:rPr>
+          <w:lang w:val="fr_FR" w:bidi="fr_FR"/>
+        </w:rPr>
+        <w:t>Jacques (personne) n° 1</w:t>
+      </w:r>
+      <w:r>
+        <w:rPr>
+          <w:lang w:val="fr_FR" w:bidi="fr_FR"/>
+        </w:rPr>
+        <w:t xml:space="preserve"> ; </w:t>
+      </w:r>
+      <w:r>
+        <w:rPr>
+          <w:lang w:val="fr_FR" w:bidi="fr_FR"/>
+        </w:rPr>
+        <w:t>Joseph n° 7</w:t>
+      </w:r>
+      <w:r>
+        <w:rPr>
+          <w:lang w:val="fr_FR" w:bidi="fr_FR"/>
+        </w:rPr>
+        <w:t xml:space="preserve"> ; </w:t>
+      </w:r>
+      <w:r>
+        <w:rPr>
+          <w:lang w:val="fr_FR" w:bidi="fr_FR"/>
+        </w:rPr>
+        <w:t>Jude (personne)</w:t>
+      </w:r>
+      <w:r>
+        <w:rPr>
+          <w:lang w:val="fr_FR" w:bidi="fr_FR"/>
+        </w:rPr>
+        <w:t xml:space="preserve"> ; </w:t>
+      </w:r>
+      <w:r>
+        <w:rPr>
+          <w:lang w:val="fr_FR" w:bidi="fr_FR"/>
+        </w:rPr>
+        <w:t>Marie n° 1</w:t>
+      </w:r>
+      <w:r>
+        <w:rPr>
+          <w:lang w:val="fr_FR" w:bidi="fr_FR"/>
+        </w:rPr>
+        <w:t>.</w:t>
       </w:r>
       <w:r>
         <w:rPr>
@@ -15107,37 +17200,136 @@
         <w:rPr>
           <w:lang w:val="fr_FR" w:bidi="fr_FR"/>
         </w:rPr>
-        <w:t>Frères de Jésus</w:t>
-      </w:r>
-      <w:r>
-        <w:rPr>
-          <w:lang w:val="fr_FR" w:bidi="fr_FR"/>
-        </w:rPr>
-      </w:r>
-    </w:p>
-    <w:p>
-      <w:pPr/>
-      <w:r>
-        <w:rPr>
-          <w:lang w:val="fr_FR" w:bidi="fr_FR"/>
-        </w:rPr>
-      </w:r>
-      <w:r>
-        <w:rPr>
-          <w:lang w:val="fr_FR" w:bidi="fr_FR"/>
-        </w:rPr>
-        <w:t>Jacques, Joses (ou Joseph), Simon et Judas (ou Jude) sont des membres de la famille de Jésus qui sont mentionnés dans le NT (</w:t>
-      </w:r>
-      <w:hyperlink r:id="rId469">
-        <w:r>
-          <w:rPr>
-            <w:lang w:val="fr_FR" w:bidi="fr_FR"/>
-          </w:rPr>
-          <w:rPr>
-            <w:color w:val="0000EE"/>
-            <w:u w:val="single"/>
-          </w:rPr>
-          <w:t>Mt 13.55</w:t>
+        <w:t>Frères jumeaux</w:t>
+      </w:r>
+      <w:r>
+        <w:rPr>
+          <w:lang w:val="fr_FR" w:bidi="fr_FR"/>
+        </w:rPr>
+      </w:r>
+    </w:p>
+    <w:p>
+      <w:pPr/>
+      <w:r>
+        <w:rPr>
+          <w:lang w:val="fr_FR" w:bidi="fr_FR"/>
+        </w:rPr>
+      </w:r>
+      <w:r>
+        <w:rPr>
+          <w:lang w:val="fr_FR" w:bidi="fr_FR"/>
+        </w:rPr>
+        <w:t>Les fils jumeaux de Zeus dans la mythologie grecque, également connus sous le nom de Castor et Pollux ou les Dioscures. Paul a navigué de Malte à Rome sur un navire qui portait ces frères jumeaux comme figure de proue (</w:t>
+      </w:r>
+      <w:hyperlink r:id="rId513">
+        <w:r>
+          <w:rPr>
+            <w:lang w:val="fr_FR" w:bidi="fr_FR"/>
+          </w:rPr>
+          <w:rPr>
+            <w:color w:val="0000EE"/>
+            <w:u w:val="single"/>
+          </w:rPr>
+          <w:t>Ac 28.11</w:t>
+        </w:r>
+      </w:hyperlink>
+      <w:r>
+        <w:rPr>
+          <w:lang w:val="fr_FR" w:bidi="fr_FR"/>
+        </w:rPr>
+        <w:t>).</w:t>
+      </w:r>
+    </w:p>
+    <w:p>
+      <w:pPr/>
+      <w:r>
+        <w:rPr>
+          <w:lang w:val="fr_FR" w:bidi="fr_FR"/>
+        </w:rPr>
+      </w:r>
+      <w:r>
+        <w:rPr>
+          <w:i/>
+          <w:lang w:val="fr_FR" w:bidi="fr_FR"/>
+        </w:rPr>
+        <w:t>Voir</w:t>
+      </w:r>
+      <w:r>
+        <w:rPr>
+          <w:lang w:val="fr_FR" w:bidi="fr_FR"/>
+        </w:rPr>
+        <w:t xml:space="preserve"> </w:t>
+      </w:r>
+      <w:r>
+        <w:rPr>
+          <w:lang w:val="fr_FR" w:bidi="fr_FR"/>
+        </w:rPr>
+        <w:t>Dioscures</w:t>
+      </w:r>
+      <w:r>
+        <w:rPr>
+          <w:lang w:val="fr_FR" w:bidi="fr_FR"/>
+        </w:rPr>
+        <w:t>.</w:t>
+      </w:r>
+      <w:r>
+        <w:rPr>
+          <w:lang w:val="fr_FR" w:bidi="fr_FR"/>
+        </w:rPr>
+      </w:r>
+      <w:r>
+        <w:rPr>
+          <w:lang w:val="fr_FR" w:bidi="fr_FR"/>
+        </w:rPr>
+      </w:r>
+    </w:p>
+    <w:p>
+      <w:pPr/>
+      <w:r>
+        <w:rPr>
+          <w:lang w:val="fr_FR" w:bidi="fr_FR"/>
+        </w:rPr>
+      </w:r>
+    </w:p>
+    <w:p>
+      <w:pPr>
+        <w:pStyle w:val="Heading2"/>
+      </w:pPr>
+      <w:r>
+        <w:rPr>
+          <w:lang w:val="fr_FR" w:bidi="fr_FR"/>
+        </w:rPr>
+        <w:t>Frontal</w:t>
+      </w:r>
+      <w:r>
+        <w:rPr>
+          <w:lang w:val="fr_FR" w:bidi="fr_FR"/>
+        </w:rPr>
+      </w:r>
+    </w:p>
+    <w:p>
+      <w:pPr/>
+      <w:r>
+        <w:rPr>
+          <w:lang w:val="fr_FR" w:bidi="fr_FR"/>
+        </w:rPr>
+      </w:r>
+      <w:r>
+        <w:rPr>
+          <w:lang w:val="fr_FR" w:bidi="fr_FR"/>
+        </w:rPr>
+        <w:t>Traduction d'un mot hébreu se réfère à tout ce qui est lié sur le front (</w:t>
+      </w:r>
+      <w:hyperlink r:id="rId514">
+        <w:r>
+          <w:rPr>
+            <w:lang w:val="fr_FR" w:bidi="fr_FR"/>
+          </w:rPr>
+          <w:rPr>
+            <w:color w:val="0000EE"/>
+            <w:u w:val="single"/>
+          </w:rPr>
+          <w:t>Ex 13.16</w:t>
         </w:r>
       </w:hyperlink>
       <w:r>
@@ -15146,34 +17338,16 @@
         </w:rPr>
         <w:t xml:space="preserve"> ; </w:t>
       </w:r>
-      <w:hyperlink r:id="rId439">
-        <w:r>
-          <w:rPr>
-            <w:lang w:val="fr_FR" w:bidi="fr_FR"/>
-          </w:rPr>
-          <w:rPr>
-            <w:color w:val="0000EE"/>
-            <w:u w:val="single"/>
-          </w:rPr>
-          <w:t>Mc 6.3</w:t>
-        </w:r>
-      </w:hyperlink>
-      <w:r>
-        <w:rPr>
-          <w:lang w:val="fr_FR" w:bidi="fr_FR"/>
-        </w:rPr>
-        <w:t>). Avec Marie, la mère de Jésus, ils vont le voir pendant qu'il prêche et guérit au milieu de la foule (</w:t>
-      </w:r>
-      <w:hyperlink r:id="rId470">
-        <w:r>
-          <w:rPr>
-            <w:lang w:val="fr_FR" w:bidi="fr_FR"/>
-          </w:rPr>
-          <w:rPr>
-            <w:color w:val="0000EE"/>
-            <w:u w:val="single"/>
-          </w:rPr>
-          <w:t>Mt 12.47–50</w:t>
+      <w:hyperlink r:id="rId515">
+        <w:r>
+          <w:rPr>
+            <w:lang w:val="fr_FR" w:bidi="fr_FR"/>
+          </w:rPr>
+          <w:rPr>
+            <w:color w:val="0000EE"/>
+            <w:u w:val="single"/>
+          </w:rPr>
+          <w:t>Dt 6.8</w:t>
         </w:r>
       </w:hyperlink>
       <w:r>
@@ -15182,16 +17356,52 @@
         </w:rPr>
         <w:t xml:space="preserve"> ; </w:t>
       </w:r>
-      <w:hyperlink r:id="rId471">
-        <w:r>
-          <w:rPr>
-            <w:lang w:val="fr_FR" w:bidi="fr_FR"/>
-          </w:rPr>
-          <w:rPr>
-            <w:color w:val="0000EE"/>
-            <w:u w:val="single"/>
-          </w:rPr>
-          <w:t>Mc 3.34–35</w:t>
+      <w:hyperlink r:id="rId516">
+        <w:r>
+          <w:rPr>
+            <w:lang w:val="fr_FR" w:bidi="fr_FR"/>
+          </w:rPr>
+          <w:rPr>
+            <w:color w:val="0000EE"/>
+            <w:u w:val="single"/>
+          </w:rPr>
+          <w:t>11.18</w:t>
+        </w:r>
+      </w:hyperlink>
+      <w:r>
+        <w:rPr>
+          <w:lang w:val="fr_FR" w:bidi="fr_FR"/>
+        </w:rPr>
+        <w:t>). Les phylactères (boîtes en cuir) du temps de Jésus (</w:t>
+      </w:r>
+      <w:hyperlink r:id="rId517">
+        <w:r>
+          <w:rPr>
+            <w:lang w:val="fr_FR" w:bidi="fr_FR"/>
+          </w:rPr>
+          <w:rPr>
+            <w:color w:val="0000EE"/>
+            <w:u w:val="single"/>
+          </w:rPr>
+          <w:t>Mt 23.5</w:t>
+        </w:r>
+      </w:hyperlink>
+      <w:r>
+        <w:rPr>
+          <w:lang w:val="fr_FR" w:bidi="fr_FR"/>
+        </w:rPr>
+        <w:t>) étaient portés quotidiennement lors de la prière du matin par chaque Israélite mâle de plus de 13 ans. Ils consistaient en quatre passages des Écritures (</w:t>
+      </w:r>
+      <w:hyperlink r:id="rId518">
+        <w:r>
+          <w:rPr>
+            <w:lang w:val="fr_FR" w:bidi="fr_FR"/>
+          </w:rPr>
+          <w:rPr>
+            <w:color w:val="0000EE"/>
+            <w:u w:val="single"/>
+          </w:rPr>
+          <w:t>Ex 13.1–10</w:t>
         </w:r>
       </w:hyperlink>
       <w:r>
@@ -15200,290 +17410,16 @@
         </w:rPr>
         <w:t xml:space="preserve"> ; </w:t>
       </w:r>
-      <w:hyperlink r:id="rId472">
-        <w:r>
-          <w:rPr>
-            <w:lang w:val="fr_FR" w:bidi="fr_FR"/>
-          </w:rPr>
-          <w:rPr>
-            <w:color w:val="0000EE"/>
-            <w:u w:val="single"/>
-          </w:rPr>
-          <w:t>Lc 8.19–21</w:t>
-        </w:r>
-      </w:hyperlink>
-      <w:r>
-        <w:rPr>
-          <w:lang w:val="fr_FR" w:bidi="fr_FR"/>
-        </w:rPr>
-        <w:t>). Ils l'entendent déclarer que tous ceux qui font la volonté de Dieu sont ses frères, ses sœurs et ses mères.</w:t>
-      </w:r>
-    </w:p>
-    <w:p>
-      <w:pPr/>
-      <w:r>
-        <w:rPr>
-          <w:lang w:val="fr_FR" w:bidi="fr_FR"/>
-        </w:rPr>
-      </w:r>
-      <w:r>
-        <w:rPr>
-          <w:lang w:val="fr_FR" w:bidi="fr_FR"/>
-        </w:rPr>
-        <w:t xml:space="preserve">Quand Jésus retourne à Nazareth pour y prêcher, ils y sont suffisamment connus pour que les gens demandent : « </w:t>
-      </w:r>
-      <w:r>
-        <w:rPr>
-          <w:lang w:val="fr_FR" w:bidi="fr_FR"/>
-        </w:rPr>
-        <w:t xml:space="preserve">N'est-ce pas le charpentier, le fils de Marie, le frère de Jacques, de Joses, de Jude et de Simon? et ses sœurs ne sont-elles pas ici parmi nous ? </w:t>
-      </w:r>
-      <w:r>
-        <w:rPr>
-          <w:lang w:val="fr_FR" w:bidi="fr_FR"/>
-        </w:rPr>
-        <w:t>» (</w:t>
-      </w:r>
-      <w:hyperlink r:id="rId439">
-        <w:r>
-          <w:rPr>
-            <w:lang w:val="fr_FR" w:bidi="fr_FR"/>
-          </w:rPr>
-          <w:rPr>
-            <w:color w:val="0000EE"/>
-            <w:u w:val="single"/>
-          </w:rPr>
-          <w:t>Mc 6.3</w:t>
-        </w:r>
-      </w:hyperlink>
-      <w:r>
-        <w:rPr>
-          <w:lang w:val="fr_FR" w:bidi="fr_FR"/>
-        </w:rPr>
-        <w:t>). Dans l'Évangile de Matthieu, l'ordre des noms des deux derniers frères est inversé (</w:t>
-      </w:r>
-      <w:hyperlink r:id="rId469">
-        <w:r>
-          <w:rPr>
-            <w:lang w:val="fr_FR" w:bidi="fr_FR"/>
-          </w:rPr>
-          <w:rPr>
-            <w:color w:val="0000EE"/>
-            <w:u w:val="single"/>
-          </w:rPr>
-          <w:t>Mt 13.55</w:t>
-        </w:r>
-      </w:hyperlink>
-      <w:r>
-        <w:rPr>
-          <w:lang w:val="fr_FR" w:bidi="fr_FR"/>
-        </w:rPr>
-        <w:t xml:space="preserve">). Quand Jésus et ses disciples se rendent à </w:t>
-      </w:r>
-      <w:r>
-        <w:rPr>
-          <w:lang w:val="fr_FR" w:bidi="fr_FR"/>
-        </w:rPr>
-        <w:t>Capernaüm</w:t>
-      </w:r>
-      <w:r>
-        <w:rPr>
-          <w:lang w:val="fr_FR" w:bidi="fr_FR"/>
-        </w:rPr>
-        <w:t>, ils y sont accompagnés par Marie et les frères de Jésus (</w:t>
-      </w:r>
-      <w:hyperlink r:id="rId473">
-        <w:r>
-          <w:rPr>
-            <w:lang w:val="fr_FR" w:bidi="fr_FR"/>
-          </w:rPr>
-          <w:rPr>
-            <w:color w:val="0000EE"/>
-            <w:u w:val="single"/>
-          </w:rPr>
-          <w:t>Jn 2.12</w:t>
-        </w:r>
-      </w:hyperlink>
-      <w:r>
-        <w:rPr>
-          <w:lang w:val="fr_FR" w:bidi="fr_FR"/>
-        </w:rPr>
-        <w:t>). Juste avant la fête des Tabernacles, ils essayent de persuader Jésus d'aller à Jérusalem pour cette occasion. Ils ne croient pas en ses miracles, mais lui disent néanmoins qu'il devrait les montrer en public pour être reconnu (</w:t>
-      </w:r>
-      <w:hyperlink r:id="rId474">
-        <w:r>
-          <w:rPr>
-            <w:lang w:val="fr_FR" w:bidi="fr_FR"/>
-          </w:rPr>
-          <w:rPr>
-            <w:color w:val="0000EE"/>
-            <w:u w:val="single"/>
-          </w:rPr>
-          <w:t>Jn 7.4</w:t>
-        </w:r>
-      </w:hyperlink>
-      <w:r>
-        <w:rPr>
-          <w:lang w:val="fr_FR" w:bidi="fr_FR"/>
-        </w:rPr>
-        <w:t xml:space="preserve">). Jésus fait allusion à de l'opposition parmi des membres de sa famille lorsqu'il déclare : « </w:t>
-      </w:r>
-      <w:r>
-        <w:rPr>
-          <w:lang w:val="fr_FR" w:bidi="fr_FR"/>
-        </w:rPr>
-        <w:t>C’est seulement dans sa patrie et dans sa propre famille que l’on refuse d’honorer un prophète</w:t>
-      </w:r>
-      <w:r>
-        <w:rPr>
-          <w:lang w:val="fr_FR" w:bidi="fr_FR"/>
-        </w:rPr>
-        <w:t xml:space="preserve"> » (</w:t>
-      </w:r>
-      <w:hyperlink r:id="rId475">
-        <w:r>
-          <w:rPr>
-            <w:lang w:val="fr_FR" w:bidi="fr_FR"/>
-          </w:rPr>
-          <w:rPr>
-            <w:color w:val="0000EE"/>
-            <w:u w:val="single"/>
-          </w:rPr>
-          <w:t>Mt 13.57</w:t>
-        </w:r>
-      </w:hyperlink>
-      <w:r>
-        <w:rPr>
-          <w:lang w:val="fr_FR" w:bidi="fr_FR"/>
-        </w:rPr>
-        <w:t>, BDS). Alors que les foules viennent en masse vers lui au début de son ministère, ses frères ou d'autres proches pensent qu'il a perdu contact avec la réalité (</w:t>
-      </w:r>
-      <w:hyperlink r:id="rId476">
-        <w:r>
-          <w:rPr>
-            <w:lang w:val="fr_FR" w:bidi="fr_FR"/>
-          </w:rPr>
-          <w:rPr>
-            <w:color w:val="0000EE"/>
-            <w:u w:val="single"/>
-          </w:rPr>
-          <w:t>Mc 3.21</w:t>
-        </w:r>
-      </w:hyperlink>
-      <w:r>
-        <w:rPr>
-          <w:lang w:val="fr_FR" w:bidi="fr_FR"/>
-        </w:rPr>
-        <w:t xml:space="preserve">). </w:t>
-      </w:r>
-    </w:p>
-    <w:p>
-      <w:pPr/>
-      <w:r>
-        <w:rPr>
-          <w:lang w:val="fr_FR" w:bidi="fr_FR"/>
-        </w:rPr>
-      </w:r>
-      <w:r>
-        <w:rPr>
-          <w:lang w:val="fr_FR" w:bidi="fr_FR"/>
-        </w:rPr>
-        <w:t>Même s'ils ne croient tout d'abord pas en lui, les frères de Jésus deviennent en fin de compte des membres actifs de l'Église de Jérusalem, dès ses débuts. Avec Marie, ils font partie des membres du groupe qui priait fréquemment dans la chambre haute (</w:t>
-      </w:r>
-      <w:hyperlink r:id="rId441">
-        <w:r>
-          <w:rPr>
-            <w:lang w:val="fr_FR" w:bidi="fr_FR"/>
-          </w:rPr>
-          <w:rPr>
-            <w:color w:val="0000EE"/>
-            <w:u w:val="single"/>
-          </w:rPr>
-          <w:t>Ac 1.14</w:t>
-        </w:r>
-      </w:hyperlink>
-      <w:r>
-        <w:rPr>
-          <w:lang w:val="fr_FR" w:bidi="fr_FR"/>
-        </w:rPr>
-        <w:t>). Cela démontre un changement remarquable par rapport à leur manque de foi antérieur. L'une des apparitions de Jésus ressuscité est à Jacques (</w:t>
-      </w:r>
-      <w:hyperlink r:id="rId477">
-        <w:r>
-          <w:rPr>
-            <w:lang w:val="fr_FR" w:bidi="fr_FR"/>
-          </w:rPr>
-          <w:rPr>
-            <w:color w:val="0000EE"/>
-            <w:u w:val="single"/>
-          </w:rPr>
-          <w:t>1Co 15.7</w:t>
-        </w:r>
-      </w:hyperlink>
-      <w:r>
-        <w:rPr>
-          <w:lang w:val="fr_FR" w:bidi="fr_FR"/>
-        </w:rPr>
-        <w:t>). Quand Paul retourne à Jérusalem après sa conversion, il y rencontre Pierre et Jacques, « le frère du Seigneur », mais pas les autres apôtres (</w:t>
-      </w:r>
-      <w:hyperlink r:id="rId478">
-        <w:r>
-          <w:rPr>
-            <w:lang w:val="fr_FR" w:bidi="fr_FR"/>
-          </w:rPr>
-          <w:rPr>
-            <w:color w:val="0000EE"/>
-            <w:u w:val="single"/>
-          </w:rPr>
-          <w:t>Ga 1.19</w:t>
-        </w:r>
-      </w:hyperlink>
-      <w:r>
-        <w:rPr>
-          <w:lang w:val="fr_FR" w:bidi="fr_FR"/>
-        </w:rPr>
-        <w:t xml:space="preserve">). Quand l'apôtre Pierre est libéré de prison, il se rend chez Marie, la mère de Jean Marc. Malgré les réactions enthousiastes à sa libération, il demande tout de suite au groupe de l'annoncer « </w:t>
-      </w:r>
-      <w:r>
-        <w:rPr>
-          <w:lang w:val="fr_FR" w:bidi="fr_FR"/>
-        </w:rPr>
-        <w:t>à Jacques et aux frères</w:t>
-      </w:r>
-      <w:r>
-        <w:rPr>
-          <w:lang w:val="fr_FR" w:bidi="fr_FR"/>
-        </w:rPr>
-        <w:t xml:space="preserve"> » (</w:t>
-      </w:r>
-      <w:hyperlink r:id="rId479">
-        <w:r>
-          <w:rPr>
-            <w:lang w:val="fr_FR" w:bidi="fr_FR"/>
-          </w:rPr>
-          <w:rPr>
-            <w:color w:val="0000EE"/>
-            <w:u w:val="single"/>
-          </w:rPr>
-          <w:t>Ac 12.17</w:t>
-        </w:r>
-      </w:hyperlink>
-      <w:r>
-        <w:rPr>
-          <w:lang w:val="fr_FR" w:bidi="fr_FR"/>
-        </w:rPr>
-        <w:t>). Plusieurs passages dans Actes montrent que Jacques était un dirigeant important et respecté dans l'Église de Jérusalem (</w:t>
-      </w:r>
-      <w:hyperlink r:id="rId480">
-        <w:r>
-          <w:rPr>
-            <w:lang w:val="fr_FR" w:bidi="fr_FR"/>
-          </w:rPr>
-          <w:rPr>
-            <w:color w:val="0000EE"/>
-            <w:u w:val="single"/>
-          </w:rPr>
-          <w:t>Ac 15.13–21</w:t>
+      <w:hyperlink r:id="rId519">
+        <w:r>
+          <w:rPr>
+            <w:lang w:val="fr_FR" w:bidi="fr_FR"/>
+          </w:rPr>
+          <w:rPr>
+            <w:color w:val="0000EE"/>
+            <w:u w:val="single"/>
+          </w:rPr>
+          <w:t>13.11–16</w:t>
         </w:r>
       </w:hyperlink>
       <w:r>
@@ -15492,34 +17428,52 @@
         </w:rPr>
         <w:t xml:space="preserve"> ; </w:t>
       </w:r>
-      <w:hyperlink r:id="rId481">
-        <w:r>
-          <w:rPr>
-            <w:lang w:val="fr_FR" w:bidi="fr_FR"/>
-          </w:rPr>
-          <w:rPr>
-            <w:color w:val="0000EE"/>
-            <w:u w:val="single"/>
-          </w:rPr>
-          <w:t>21.18</w:t>
-        </w:r>
-      </w:hyperlink>
-      <w:r>
-        <w:rPr>
-          <w:lang w:val="fr_FR" w:bidi="fr_FR"/>
-        </w:rPr>
-        <w:t>). Lors du concile de Jérusalem, il déclare fermement son point de vue sur la question de l'acceptation des Gentils dans l'Église. Paul lui rend visite plus tard et lui raconte ce qu'il a fait en tant que missionnaire et les nombreuses conversions qui se sont produites parmi les Gentils. Jacques est celui qui est le plus souvent nommé dans le NT, mais tous les frères de Jésus semblent avoir été bien respectés à cette époque. Quand Paul explique que lui aussi aurait le droit de prendre une épouse pour l'accompagner dans ses voyages, il donne pour exemple le fait que c'est ce que font aussi les frères de Jésus (</w:t>
-      </w:r>
-      <w:hyperlink r:id="rId482">
-        <w:r>
-          <w:rPr>
-            <w:lang w:val="fr_FR" w:bidi="fr_FR"/>
-          </w:rPr>
-          <w:rPr>
-            <w:color w:val="0000EE"/>
-            <w:u w:val="single"/>
-          </w:rPr>
-          <w:t>1Co 9.5</w:t>
+      <w:hyperlink r:id="rId520">
+        <w:r>
+          <w:rPr>
+            <w:lang w:val="fr_FR" w:bidi="fr_FR"/>
+          </w:rPr>
+          <w:rPr>
+            <w:color w:val="0000EE"/>
+            <w:u w:val="single"/>
+          </w:rPr>
+          <w:t>Dt 6.4–9</w:t>
+        </w:r>
+      </w:hyperlink>
+      <w:r>
+        <w:rPr>
+          <w:lang w:val="fr_FR" w:bidi="fr_FR"/>
+        </w:rPr>
+        <w:t xml:space="preserve"> ; </w:t>
+      </w:r>
+      <w:hyperlink r:id="rId521">
+        <w:r>
+          <w:rPr>
+            <w:lang w:val="fr_FR" w:bidi="fr_FR"/>
+          </w:rPr>
+          <w:rPr>
+            <w:color w:val="0000EE"/>
+            <w:u w:val="single"/>
+          </w:rPr>
+          <w:t>11.13–21</w:t>
+        </w:r>
+      </w:hyperlink>
+      <w:r>
+        <w:rPr>
+          <w:lang w:val="fr_FR" w:bidi="fr_FR"/>
+        </w:rPr>
+        <w:t>) écrits sur du parchemin et placés dans de petites boîtes en cuir attachées au front et au bras gauche. Les phylactères pouvaient être les parchemins ou les boîtes en cuir. Nous n'avons pas de données suggérant que les Israélites fabriquaient des phylactères à l'époque de Moïse. Les commandements n'étaient sans doute pas littéraux. Ils visaient à montrer la valeur commémorative de la fête des pains sans levain et l'importance de la Loi dans la vie du peuple. Pour un pharisien, obéir visiblement à la Loi avait remplacé le besoin d'appliquer la Parole de Dieu à son cœur (</w:t>
+      </w:r>
+      <w:hyperlink r:id="rId517">
+        <w:r>
+          <w:rPr>
+            <w:lang w:val="fr_FR" w:bidi="fr_FR"/>
+          </w:rPr>
+          <w:rPr>
+            <w:color w:val="0000EE"/>
+            <w:u w:val="single"/>
+          </w:rPr>
+          <w:t>Mt 23.5</w:t>
         </w:r>
       </w:hyperlink>
       <w:r>
@@ -15538,113 +17492,154 @@
       </w:r>
       <w:r>
         <w:rPr>
-          <w:lang w:val="fr_FR" w:bidi="fr_FR"/>
-        </w:rPr>
-        <w:t>L'auteur de l'Épître de Jacques est probablement le Jacques qui est le frère du Seigneur, même s'il ne le mentionne pas quand il se présente (</w:t>
-      </w:r>
-      <w:hyperlink r:id="rId483">
-        <w:r>
-          <w:rPr>
-            <w:lang w:val="fr_FR" w:bidi="fr_FR"/>
-          </w:rPr>
-          <w:rPr>
-            <w:color w:val="0000EE"/>
-            <w:u w:val="single"/>
-          </w:rPr>
-          <w:t>1.1</w:t>
-        </w:r>
-      </w:hyperlink>
-      <w:r>
-        <w:rPr>
-          <w:lang w:val="fr_FR" w:bidi="fr_FR"/>
-        </w:rPr>
-        <w:t>). On dirait bien que l'auteur écrit en tant que dirigeant reconnu dans l'Église. Il serait donc logique de conclure que c'est bien du frère du Seigneur qu'il s'agit. L'auteur de l'Épître de Jude se présente comme frère de Jacques. Encore une fois, il s'agit très probablement du Jacques bien connu, c'est à dire du dirigeant mentionné dans Actes et de l'auteur probable de l'autre épître. Jude semble donc être le frère du Seigneur qui est aussi appelé Judas dans les Évangiles (</w:t>
-      </w:r>
-      <w:hyperlink r:id="rId469">
-        <w:r>
-          <w:rPr>
-            <w:lang w:val="fr_FR" w:bidi="fr_FR"/>
-          </w:rPr>
-          <w:rPr>
-            <w:color w:val="0000EE"/>
-            <w:u w:val="single"/>
-          </w:rPr>
-          <w:t>Mt 13.55</w:t>
-        </w:r>
-      </w:hyperlink>
+          <w:i/>
+          <w:lang w:val="fr_FR" w:bidi="fr_FR"/>
+        </w:rPr>
+        <w:t>Voir aussi</w:t>
+      </w:r>
+      <w:r>
+        <w:rPr>
+          <w:lang w:val="fr_FR" w:bidi="fr_FR"/>
+        </w:rPr>
+        <w:t xml:space="preserve"> </w:t>
+      </w:r>
+      <w:r>
+        <w:rPr>
+          <w:lang w:val="fr_FR" w:bidi="fr_FR"/>
+        </w:rPr>
+        <w:t>Phylactère</w:t>
+      </w:r>
       <w:r>
         <w:rPr>
           <w:lang w:val="fr_FR" w:bidi="fr_FR"/>
         </w:rPr>
         <w:t xml:space="preserve"> ; </w:t>
       </w:r>
-      <w:hyperlink r:id="rId439">
-        <w:r>
-          <w:rPr>
-            <w:lang w:val="fr_FR" w:bidi="fr_FR"/>
-          </w:rPr>
-          <w:rPr>
-            <w:color w:val="0000EE"/>
-            <w:u w:val="single"/>
-          </w:rPr>
-          <w:t>Mc 6.3</w:t>
-        </w:r>
-      </w:hyperlink>
-      <w:r>
-        <w:rPr>
-          <w:lang w:val="fr_FR" w:bidi="fr_FR"/>
-        </w:rPr>
-        <w:t>).</w:t>
-      </w:r>
-    </w:p>
-    <w:p>
-      <w:pPr/>
-      <w:r>
-        <w:rPr>
-          <w:lang w:val="fr_FR" w:bidi="fr_FR"/>
-        </w:rPr>
-      </w:r>
-      <w:r>
-        <w:rPr>
-          <w:lang w:val="fr_FR" w:bidi="fr_FR"/>
-        </w:rPr>
-        <w:t>Dans tout le NT, les frères de Jésus sont toujours présentés comme un autre groupe que celui des douze apôtres. Juste après avoir nommé les apôtres, Luc continue : « Tous, d'un commun accord, persévéraient dans la prière, avec les femmes, Marie, mère de Jésus, et avec les frères de Jésus » (</w:t>
-      </w:r>
-      <w:hyperlink r:id="rId484">
-        <w:r>
-          <w:rPr>
-            <w:lang w:val="fr_FR" w:bidi="fr_FR"/>
-          </w:rPr>
-          <w:rPr>
-            <w:color w:val="0000EE"/>
-            <w:u w:val="single"/>
-          </w:rPr>
-          <w:t>Ac 1.13–14</w:t>
-        </w:r>
-      </w:hyperlink>
-      <w:r>
-        <w:rPr>
-          <w:lang w:val="fr_FR" w:bidi="fr_FR"/>
-        </w:rPr>
-        <w:t>). L'apôtre Paul parle lui aussi des frères du Seigneur comme d'un groupe différent de celui des apôtres (</w:t>
-      </w:r>
-      <w:hyperlink r:id="rId482">
-        <w:r>
-          <w:rPr>
-            <w:lang w:val="fr_FR" w:bidi="fr_FR"/>
-          </w:rPr>
-          <w:rPr>
-            <w:color w:val="0000EE"/>
-            <w:u w:val="single"/>
-          </w:rPr>
-          <w:t>1Co 9.5</w:t>
-        </w:r>
-      </w:hyperlink>
-      <w:r>
-        <w:rPr>
-          <w:lang w:val="fr_FR" w:bidi="fr_FR"/>
-        </w:rPr>
-        <w:t>). A chaque fois qu'ils sont mentionnés dans les Évangiles, ils sont décrits comme des membres de la famille de Jésus, et pas comme disciples.</w:t>
+      <w:r>
+        <w:rPr>
+          <w:lang w:val="fr_FR" w:bidi="fr_FR"/>
+        </w:rPr>
+        <w:t>Amulette</w:t>
+      </w:r>
+      <w:r>
+        <w:rPr>
+          <w:lang w:val="fr_FR" w:bidi="fr_FR"/>
+        </w:rPr>
+        <w:t>.</w:t>
+      </w:r>
+      <w:r>
+        <w:rPr>
+          <w:lang w:val="fr_FR" w:bidi="fr_FR"/>
+        </w:rPr>
+      </w:r>
+      <w:r>
+        <w:rPr>
+          <w:lang w:val="fr_FR" w:bidi="fr_FR"/>
+        </w:rPr>
+      </w:r>
+    </w:p>
+    <w:p>
+      <w:pPr/>
+      <w:r>
+        <w:rPr>
+          <w:lang w:val="fr_FR" w:bidi="fr_FR"/>
+        </w:rPr>
+      </w:r>
+    </w:p>
+    <w:p>
+      <w:pPr>
+        <w:pStyle w:val="Heading2"/>
+      </w:pPr>
+      <w:r>
+        <w:rPr>
+          <w:lang w:val="fr_FR" w:bidi="fr_FR"/>
+        </w:rPr>
+        <w:t>Fumier, Porte du</w:t>
+      </w:r>
+      <w:r>
+        <w:rPr>
+          <w:lang w:val="fr_FR" w:bidi="fr_FR"/>
+        </w:rPr>
+      </w:r>
+    </w:p>
+    <w:p>
+      <w:pPr/>
+      <w:r>
+        <w:rPr>
+          <w:lang w:val="fr_FR" w:bidi="fr_FR"/>
+        </w:rPr>
+      </w:r>
+      <w:r>
+        <w:rPr>
+          <w:lang w:val="fr_FR" w:bidi="fr_FR"/>
+        </w:rPr>
+        <w:t>L'une des onze portes dans le mur de Jérusalem à l'époque de Néhémie (</w:t>
+      </w:r>
+      <w:hyperlink r:id="rId522">
+        <w:r>
+          <w:rPr>
+            <w:lang w:val="fr_FR" w:bidi="fr_FR"/>
+          </w:rPr>
+          <w:rPr>
+            <w:color w:val="0000EE"/>
+            <w:u w:val="single"/>
+          </w:rPr>
+          <w:t>Né 2.13</w:t>
+        </w:r>
+      </w:hyperlink>
+      <w:r>
+        <w:rPr>
+          <w:lang w:val="fr_FR" w:bidi="fr_FR"/>
+        </w:rPr>
+        <w:t xml:space="preserve"> ; </w:t>
+      </w:r>
+      <w:hyperlink r:id="rId523">
+        <w:r>
+          <w:rPr>
+            <w:lang w:val="fr_FR" w:bidi="fr_FR"/>
+          </w:rPr>
+          <w:rPr>
+            <w:color w:val="0000EE"/>
+            <w:u w:val="single"/>
+          </w:rPr>
+          <w:t>3.14</w:t>
+        </w:r>
+      </w:hyperlink>
+      <w:r>
+        <w:rPr>
+          <w:lang w:val="fr_FR" w:bidi="fr_FR"/>
+        </w:rPr>
+        <w:t xml:space="preserve">). Elle était située près du coin sud-ouest de la ville et menait à la vallée de Hinnom, où les ordures et les déchets étaient déposés. Cette porte particulière avait été reconstruite par </w:t>
+      </w:r>
+      <w:r>
+        <w:rPr>
+          <w:lang w:val="fr_FR" w:bidi="fr_FR"/>
+        </w:rPr>
+        <w:t>Malkija</w:t>
+      </w:r>
+      <w:r>
+        <w:rPr>
+          <w:lang w:val="fr_FR" w:bidi="fr_FR"/>
+        </w:rPr>
+        <w:t>, fils de Récab (</w:t>
+      </w:r>
+      <w:hyperlink r:id="rId523">
+        <w:r>
+          <w:rPr>
+            <w:lang w:val="fr_FR" w:bidi="fr_FR"/>
+          </w:rPr>
+          <w:rPr>
+            <w:color w:val="0000EE"/>
+            <w:u w:val="single"/>
+          </w:rPr>
+          <w:t>Né 3.14</w:t>
+        </w:r>
+      </w:hyperlink>
+      <w:r>
+        <w:rPr>
+          <w:lang w:val="fr_FR" w:bidi="fr_FR"/>
+        </w:rPr>
+        <w:t>), et était située entre la porte de la source et la porte de la vallée. Lorsque les murs restaurés de Jérusalem ont été achevés, la cérémonie de dédicace aura lieu près de cette porte. Josèphe la connaissait sous le nom de Porte des Esséniens.</w:t>
       </w:r>
     </w:p>
     <w:p>
@@ -15671,43 +17666,7 @@
         <w:rPr>
           <w:lang w:val="fr_FR" w:bidi="fr_FR"/>
         </w:rPr>
-        <w:t>Jacques (personne) n° 1</w:t>
-      </w:r>
-      <w:r>
-        <w:rPr>
-          <w:lang w:val="fr_FR" w:bidi="fr_FR"/>
-        </w:rPr>
-        <w:t xml:space="preserve"> ; </w:t>
-      </w:r>
-      <w:r>
-        <w:rPr>
-          <w:lang w:val="fr_FR" w:bidi="fr_FR"/>
-        </w:rPr>
-        <w:t>Joseph n° 7</w:t>
-      </w:r>
-      <w:r>
-        <w:rPr>
-          <w:lang w:val="fr_FR" w:bidi="fr_FR"/>
-        </w:rPr>
-        <w:t xml:space="preserve"> ; </w:t>
-      </w:r>
-      <w:r>
-        <w:rPr>
-          <w:lang w:val="fr_FR" w:bidi="fr_FR"/>
-        </w:rPr>
-        <w:t>Jude (personne)</w:t>
-      </w:r>
-      <w:r>
-        <w:rPr>
-          <w:lang w:val="fr_FR" w:bidi="fr_FR"/>
-        </w:rPr>
-        <w:t xml:space="preserve"> ; </w:t>
-      </w:r>
-      <w:r>
-        <w:rPr>
-          <w:lang w:val="fr_FR" w:bidi="fr_FR"/>
-        </w:rPr>
-        <w:t>Marie n° 1</w:t>
+        <w:t>Jérusalem</w:t>
       </w:r>
       <w:r>
         <w:rPr>
@@ -15742,360 +17701,6 @@
         <w:rPr>
           <w:lang w:val="fr_FR" w:bidi="fr_FR"/>
         </w:rPr>
-        <w:t>Frères jumeaux</w:t>
-      </w:r>
-      <w:r>
-        <w:rPr>
-          <w:lang w:val="fr_FR" w:bidi="fr_FR"/>
-        </w:rPr>
-      </w:r>
-    </w:p>
-    <w:p>
-      <w:pPr/>
-      <w:r>
-        <w:rPr>
-          <w:lang w:val="fr_FR" w:bidi="fr_FR"/>
-        </w:rPr>
-      </w:r>
-      <w:r>
-        <w:rPr>
-          <w:lang w:val="fr_FR" w:bidi="fr_FR"/>
-        </w:rPr>
-        <w:t>Les fils jumeaux de Zeus dans la mythologie grecque, également connus sous le nom de Castor et Pollux ou les Dioscures. Paul a navigué de Malte à Rome sur un navire qui portait ces frères jumeaux comme figure de proue (</w:t>
-      </w:r>
-      <w:hyperlink r:id="rId485">
-        <w:r>
-          <w:rPr>
-            <w:lang w:val="fr_FR" w:bidi="fr_FR"/>
-          </w:rPr>
-          <w:rPr>
-            <w:color w:val="0000EE"/>
-            <w:u w:val="single"/>
-          </w:rPr>
-          <w:t>Ac 28.11</w:t>
-        </w:r>
-      </w:hyperlink>
-      <w:r>
-        <w:rPr>
-          <w:lang w:val="fr_FR" w:bidi="fr_FR"/>
-        </w:rPr>
-        <w:t>).</w:t>
-      </w:r>
-    </w:p>
-    <w:p>
-      <w:pPr/>
-      <w:r>
-        <w:rPr>
-          <w:lang w:val="fr_FR" w:bidi="fr_FR"/>
-        </w:rPr>
-      </w:r>
-      <w:r>
-        <w:rPr>
-          <w:i/>
-          <w:lang w:val="fr_FR" w:bidi="fr_FR"/>
-        </w:rPr>
-        <w:t>Voir</w:t>
-      </w:r>
-      <w:r>
-        <w:rPr>
-          <w:lang w:val="fr_FR" w:bidi="fr_FR"/>
-        </w:rPr>
-        <w:t xml:space="preserve"> </w:t>
-      </w:r>
-      <w:r>
-        <w:rPr>
-          <w:lang w:val="fr_FR" w:bidi="fr_FR"/>
-        </w:rPr>
-        <w:t>Dioscures</w:t>
-      </w:r>
-      <w:r>
-        <w:rPr>
-          <w:lang w:val="fr_FR" w:bidi="fr_FR"/>
-        </w:rPr>
-        <w:t>.</w:t>
-      </w:r>
-      <w:r>
-        <w:rPr>
-          <w:lang w:val="fr_FR" w:bidi="fr_FR"/>
-        </w:rPr>
-      </w:r>
-      <w:r>
-        <w:rPr>
-          <w:lang w:val="fr_FR" w:bidi="fr_FR"/>
-        </w:rPr>
-      </w:r>
-    </w:p>
-    <w:p>
-      <w:pPr/>
-      <w:r>
-        <w:rPr>
-          <w:lang w:val="fr_FR" w:bidi="fr_FR"/>
-        </w:rPr>
-      </w:r>
-    </w:p>
-    <w:p>
-      <w:pPr>
-        <w:pStyle w:val="Heading2"/>
-      </w:pPr>
-      <w:r>
-        <w:rPr>
-          <w:lang w:val="fr_FR" w:bidi="fr_FR"/>
-        </w:rPr>
-        <w:t>Frontal</w:t>
-      </w:r>
-      <w:r>
-        <w:rPr>
-          <w:lang w:val="fr_FR" w:bidi="fr_FR"/>
-        </w:rPr>
-      </w:r>
-    </w:p>
-    <w:p>
-      <w:pPr/>
-      <w:r>
-        <w:rPr>
-          <w:lang w:val="fr_FR" w:bidi="fr_FR"/>
-        </w:rPr>
-      </w:r>
-      <w:r>
-        <w:rPr>
-          <w:lang w:val="fr_FR" w:bidi="fr_FR"/>
-        </w:rPr>
-        <w:t>Traduction d'un mot hébreu se réfère à tout ce qui est lié sur le front (</w:t>
-      </w:r>
-      <w:hyperlink r:id="rId486">
-        <w:r>
-          <w:rPr>
-            <w:lang w:val="fr_FR" w:bidi="fr_FR"/>
-          </w:rPr>
-          <w:rPr>
-            <w:color w:val="0000EE"/>
-            <w:u w:val="single"/>
-          </w:rPr>
-          <w:t>Ex 13.16</w:t>
-        </w:r>
-      </w:hyperlink>
-      <w:r>
-        <w:rPr>
-          <w:lang w:val="fr_FR" w:bidi="fr_FR"/>
-        </w:rPr>
-        <w:t xml:space="preserve"> ; </w:t>
-      </w:r>
-      <w:hyperlink r:id="rId487">
-        <w:r>
-          <w:rPr>
-            <w:lang w:val="fr_FR" w:bidi="fr_FR"/>
-          </w:rPr>
-          <w:rPr>
-            <w:color w:val="0000EE"/>
-            <w:u w:val="single"/>
-          </w:rPr>
-          <w:t>Dt 6.8</w:t>
-        </w:r>
-      </w:hyperlink>
-      <w:r>
-        <w:rPr>
-          <w:lang w:val="fr_FR" w:bidi="fr_FR"/>
-        </w:rPr>
-        <w:t xml:space="preserve"> ; </w:t>
-      </w:r>
-      <w:hyperlink r:id="rId488">
-        <w:r>
-          <w:rPr>
-            <w:lang w:val="fr_FR" w:bidi="fr_FR"/>
-          </w:rPr>
-          <w:rPr>
-            <w:color w:val="0000EE"/>
-            <w:u w:val="single"/>
-          </w:rPr>
-          <w:t>11.18</w:t>
-        </w:r>
-      </w:hyperlink>
-      <w:r>
-        <w:rPr>
-          <w:lang w:val="fr_FR" w:bidi="fr_FR"/>
-        </w:rPr>
-        <w:t>). Les phylactères (boîtes en cuir) du temps de Jésus (</w:t>
-      </w:r>
-      <w:hyperlink r:id="rId489">
-        <w:r>
-          <w:rPr>
-            <w:lang w:val="fr_FR" w:bidi="fr_FR"/>
-          </w:rPr>
-          <w:rPr>
-            <w:color w:val="0000EE"/>
-            <w:u w:val="single"/>
-          </w:rPr>
-          <w:t>Mt 23.5</w:t>
-        </w:r>
-      </w:hyperlink>
-      <w:r>
-        <w:rPr>
-          <w:lang w:val="fr_FR" w:bidi="fr_FR"/>
-        </w:rPr>
-        <w:t>) étaient portés quotidiennement lors de la prière du matin par chaque Israélite mâle de plus de 13 ans. Ils consistaient en quatre passages des Écritures (</w:t>
-      </w:r>
-      <w:hyperlink r:id="rId490">
-        <w:r>
-          <w:rPr>
-            <w:lang w:val="fr_FR" w:bidi="fr_FR"/>
-          </w:rPr>
-          <w:rPr>
-            <w:color w:val="0000EE"/>
-            <w:u w:val="single"/>
-          </w:rPr>
-          <w:t>Ex 13.1–10</w:t>
-        </w:r>
-      </w:hyperlink>
-      <w:r>
-        <w:rPr>
-          <w:lang w:val="fr_FR" w:bidi="fr_FR"/>
-        </w:rPr>
-        <w:t xml:space="preserve"> ; </w:t>
-      </w:r>
-      <w:hyperlink r:id="rId491">
-        <w:r>
-          <w:rPr>
-            <w:lang w:val="fr_FR" w:bidi="fr_FR"/>
-          </w:rPr>
-          <w:rPr>
-            <w:color w:val="0000EE"/>
-            <w:u w:val="single"/>
-          </w:rPr>
-          <w:t>13.11–16</w:t>
-        </w:r>
-      </w:hyperlink>
-      <w:r>
-        <w:rPr>
-          <w:lang w:val="fr_FR" w:bidi="fr_FR"/>
-        </w:rPr>
-        <w:t xml:space="preserve"> ; </w:t>
-      </w:r>
-      <w:hyperlink r:id="rId492">
-        <w:r>
-          <w:rPr>
-            <w:lang w:val="fr_FR" w:bidi="fr_FR"/>
-          </w:rPr>
-          <w:rPr>
-            <w:color w:val="0000EE"/>
-            <w:u w:val="single"/>
-          </w:rPr>
-          <w:t>Dt 6.4–9</w:t>
-        </w:r>
-      </w:hyperlink>
-      <w:r>
-        <w:rPr>
-          <w:lang w:val="fr_FR" w:bidi="fr_FR"/>
-        </w:rPr>
-        <w:t xml:space="preserve"> ; </w:t>
-      </w:r>
-      <w:hyperlink r:id="rId493">
-        <w:r>
-          <w:rPr>
-            <w:lang w:val="fr_FR" w:bidi="fr_FR"/>
-          </w:rPr>
-          <w:rPr>
-            <w:color w:val="0000EE"/>
-            <w:u w:val="single"/>
-          </w:rPr>
-          <w:t>11.13–21</w:t>
-        </w:r>
-      </w:hyperlink>
-      <w:r>
-        <w:rPr>
-          <w:lang w:val="fr_FR" w:bidi="fr_FR"/>
-        </w:rPr>
-        <w:t>) écrits sur du parchemin et placés dans de petites boîtes en cuir attachées au front et au bras gauche. Les phylactères pouvaient être les parchemins ou les boîtes en cuir. Nous n'avons pas de données suggérant que les Israélites fabriquaient des phylactères à l'époque de Moïse. Les commandements n'étaient sans doute pas littéraux. Ils visaient à montrer la valeur commémorative de la fête des pains sans levain et l'importance de la Loi dans la vie du peuple. Pour un pharisien, obéir visiblement à la Loi avait remplacé le besoin d'appliquer la Parole de Dieu à son cœur (</w:t>
-      </w:r>
-      <w:hyperlink r:id="rId489">
-        <w:r>
-          <w:rPr>
-            <w:lang w:val="fr_FR" w:bidi="fr_FR"/>
-          </w:rPr>
-          <w:rPr>
-            <w:color w:val="0000EE"/>
-            <w:u w:val="single"/>
-          </w:rPr>
-          <w:t>Mt 23.5</w:t>
-        </w:r>
-      </w:hyperlink>
-      <w:r>
-        <w:rPr>
-          <w:lang w:val="fr_FR" w:bidi="fr_FR"/>
-        </w:rPr>
-        <w:t>).</w:t>
-      </w:r>
-    </w:p>
-    <w:p>
-      <w:pPr/>
-      <w:r>
-        <w:rPr>
-          <w:lang w:val="fr_FR" w:bidi="fr_FR"/>
-        </w:rPr>
-      </w:r>
-      <w:r>
-        <w:rPr>
-          <w:i/>
-          <w:lang w:val="fr_FR" w:bidi="fr_FR"/>
-        </w:rPr>
-        <w:t>Voir aussi</w:t>
-      </w:r>
-      <w:r>
-        <w:rPr>
-          <w:lang w:val="fr_FR" w:bidi="fr_FR"/>
-        </w:rPr>
-        <w:t xml:space="preserve"> </w:t>
-      </w:r>
-      <w:r>
-        <w:rPr>
-          <w:lang w:val="fr_FR" w:bidi="fr_FR"/>
-        </w:rPr>
-        <w:t>Phylactère</w:t>
-      </w:r>
-      <w:r>
-        <w:rPr>
-          <w:lang w:val="fr_FR" w:bidi="fr_FR"/>
-        </w:rPr>
-        <w:t xml:space="preserve"> ; </w:t>
-      </w:r>
-      <w:r>
-        <w:rPr>
-          <w:lang w:val="fr_FR" w:bidi="fr_FR"/>
-        </w:rPr>
-        <w:t>Amulette</w:t>
-      </w:r>
-      <w:r>
-        <w:rPr>
-          <w:lang w:val="fr_FR" w:bidi="fr_FR"/>
-        </w:rPr>
-        <w:t>.</w:t>
-      </w:r>
-      <w:r>
-        <w:rPr>
-          <w:lang w:val="fr_FR" w:bidi="fr_FR"/>
-        </w:rPr>
-      </w:r>
-      <w:r>
-        <w:rPr>
-          <w:lang w:val="fr_FR" w:bidi="fr_FR"/>
-        </w:rPr>
-      </w:r>
-    </w:p>
-    <w:p>
-      <w:pPr/>
-      <w:r>
-        <w:rPr>
-          <w:lang w:val="fr_FR" w:bidi="fr_FR"/>
-        </w:rPr>
-      </w:r>
-    </w:p>
-    <w:p>
-      <w:pPr>
-        <w:pStyle w:val="Heading2"/>
-      </w:pPr>
-      <w:r>
-        <w:rPr>
-          <w:lang w:val="fr_FR" w:bidi="fr_FR"/>
-        </w:rPr>
         <w:t>Furet</w:t>
       </w:r>
       <w:r>
@@ -16117,7 +17722,7 @@
         </w:rPr>
         <w:t>Le furet est un animal mentionné dans certaines versions anciennes de la Bible (</w:t>
       </w:r>
-      <w:hyperlink r:id="rId494">
+      <w:hyperlink r:id="rId524">
         <w:r>
           <w:rPr>
             <w:lang w:val="fr_FR" w:bidi="fr_FR"/>

--- a/fra/docx/006.content.docx
+++ b/fra/docx/006.content.docx
@@ -19,7 +19,7 @@
         <w:rPr>
           <w:lang w:val="fr_FR" w:bidi="fr_FR"/>
         </w:rPr>
-        <w:t>Resource: Dictionnaire biblique (Tyndale)</w:t>
+        <w:t>Resource: Tyndale Open Bible Dictionary</w:t>
       </w:r>
       <w:r>
         <w:rPr>
@@ -112,7 +112,7 @@
         <w:rPr>
           <w:lang w:val="fr_FR" w:bidi="fr_FR"/>
         </w:rPr>
-        <w:t>Dictionnaire biblique (Tyndale)</w:t>
+        <w:t>Tyndale Open Bible Dictionary</w:t>
       </w:r>
     </w:p>
     <w:p>

--- a/fra/docx/006.content.docx
+++ b/fra/docx/006.content.docx
@@ -16513,6 +16513,641 @@
         <w:rPr>
           <w:lang w:val="fr_FR" w:bidi="fr_FR"/>
         </w:rPr>
+        <w:t>Frères de Jésus</w:t>
+      </w:r>
+      <w:r>
+        <w:rPr>
+          <w:lang w:val="fr_FR" w:bidi="fr_FR"/>
+        </w:rPr>
+      </w:r>
+    </w:p>
+    <w:p>
+      <w:pPr/>
+      <w:r>
+        <w:rPr>
+          <w:lang w:val="fr_FR" w:bidi="fr_FR"/>
+        </w:rPr>
+      </w:r>
+      <w:r>
+        <w:rPr>
+          <w:lang w:val="fr_FR" w:bidi="fr_FR"/>
+        </w:rPr>
+        <w:t>Jacques, Joses (ou Joseph), Simon et Judas (ou Jude) sont des membres de la famille de Jésus qui sont mentionnés dans le NT (</w:t>
+      </w:r>
+      <w:hyperlink r:id="rId493">
+        <w:r>
+          <w:rPr>
+            <w:lang w:val="fr_FR" w:bidi="fr_FR"/>
+          </w:rPr>
+          <w:rPr>
+            <w:color w:val="0000EE"/>
+            <w:u w:val="single"/>
+          </w:rPr>
+          <w:t>Mt 13.55</w:t>
+        </w:r>
+      </w:hyperlink>
+      <w:r>
+        <w:rPr>
+          <w:lang w:val="fr_FR" w:bidi="fr_FR"/>
+        </w:rPr>
+        <w:t xml:space="preserve"> ; </w:t>
+      </w:r>
+      <w:hyperlink r:id="rId478">
+        <w:r>
+          <w:rPr>
+            <w:lang w:val="fr_FR" w:bidi="fr_FR"/>
+          </w:rPr>
+          <w:rPr>
+            <w:color w:val="0000EE"/>
+            <w:u w:val="single"/>
+          </w:rPr>
+          <w:t>Mc 6.3</w:t>
+        </w:r>
+      </w:hyperlink>
+      <w:r>
+        <w:rPr>
+          <w:lang w:val="fr_FR" w:bidi="fr_FR"/>
+        </w:rPr>
+        <w:t>). Avec Marie, la mère de Jésus, ils vont le voir pendant qu'il prêche et guérit au milieu de la foule (</w:t>
+      </w:r>
+      <w:hyperlink r:id="rId494">
+        <w:r>
+          <w:rPr>
+            <w:lang w:val="fr_FR" w:bidi="fr_FR"/>
+          </w:rPr>
+          <w:rPr>
+            <w:color w:val="0000EE"/>
+            <w:u w:val="single"/>
+          </w:rPr>
+          <w:t>Mt 12.47–50</w:t>
+        </w:r>
+      </w:hyperlink>
+      <w:r>
+        <w:rPr>
+          <w:lang w:val="fr_FR" w:bidi="fr_FR"/>
+        </w:rPr>
+        <w:t xml:space="preserve"> ; </w:t>
+      </w:r>
+      <w:hyperlink r:id="rId495">
+        <w:r>
+          <w:rPr>
+            <w:lang w:val="fr_FR" w:bidi="fr_FR"/>
+          </w:rPr>
+          <w:rPr>
+            <w:color w:val="0000EE"/>
+            <w:u w:val="single"/>
+          </w:rPr>
+          <w:t>Mc 3.34–35</w:t>
+        </w:r>
+      </w:hyperlink>
+      <w:r>
+        <w:rPr>
+          <w:lang w:val="fr_FR" w:bidi="fr_FR"/>
+        </w:rPr>
+        <w:t xml:space="preserve"> ; </w:t>
+      </w:r>
+      <w:hyperlink r:id="rId496">
+        <w:r>
+          <w:rPr>
+            <w:lang w:val="fr_FR" w:bidi="fr_FR"/>
+          </w:rPr>
+          <w:rPr>
+            <w:color w:val="0000EE"/>
+            <w:u w:val="single"/>
+          </w:rPr>
+          <w:t>Lc 8.19–21</w:t>
+        </w:r>
+      </w:hyperlink>
+      <w:r>
+        <w:rPr>
+          <w:lang w:val="fr_FR" w:bidi="fr_FR"/>
+        </w:rPr>
+        <w:t>). Ils l'entendent déclarer que tous ceux qui font la volonté de Dieu sont ses frères, ses sœurs et ses mères.</w:t>
+      </w:r>
+    </w:p>
+    <w:p>
+      <w:pPr/>
+      <w:r>
+        <w:rPr>
+          <w:lang w:val="fr_FR" w:bidi="fr_FR"/>
+        </w:rPr>
+      </w:r>
+      <w:r>
+        <w:rPr>
+          <w:lang w:val="fr_FR" w:bidi="fr_FR"/>
+        </w:rPr>
+        <w:t xml:space="preserve">Quand Jésus retourne à Nazareth pour y prêcher, ils y sont suffisamment connus pour que les gens demandent : « </w:t>
+      </w:r>
+      <w:r>
+        <w:rPr>
+          <w:lang w:val="fr_FR" w:bidi="fr_FR"/>
+        </w:rPr>
+        <w:t xml:space="preserve">N'est-ce pas le charpentier, le fils de Marie, le frère de Jacques, de Joses, de Jude et de Simon? et ses sœurs ne sont-elles pas ici parmi nous ? </w:t>
+      </w:r>
+      <w:r>
+        <w:rPr>
+          <w:lang w:val="fr_FR" w:bidi="fr_FR"/>
+        </w:rPr>
+        <w:t>» (</w:t>
+      </w:r>
+      <w:hyperlink r:id="rId478">
+        <w:r>
+          <w:rPr>
+            <w:lang w:val="fr_FR" w:bidi="fr_FR"/>
+          </w:rPr>
+          <w:rPr>
+            <w:color w:val="0000EE"/>
+            <w:u w:val="single"/>
+          </w:rPr>
+          <w:t>Mc 6.3</w:t>
+        </w:r>
+      </w:hyperlink>
+      <w:r>
+        <w:rPr>
+          <w:lang w:val="fr_FR" w:bidi="fr_FR"/>
+        </w:rPr>
+        <w:t>). Dans l'Évangile de Matthieu, l'ordre des noms des deux derniers frères est inversé (</w:t>
+      </w:r>
+      <w:hyperlink r:id="rId493">
+        <w:r>
+          <w:rPr>
+            <w:lang w:val="fr_FR" w:bidi="fr_FR"/>
+          </w:rPr>
+          <w:rPr>
+            <w:color w:val="0000EE"/>
+            <w:u w:val="single"/>
+          </w:rPr>
+          <w:t>Mt 13.55</w:t>
+        </w:r>
+      </w:hyperlink>
+      <w:r>
+        <w:rPr>
+          <w:lang w:val="fr_FR" w:bidi="fr_FR"/>
+        </w:rPr>
+        <w:t xml:space="preserve">). Quand Jésus et ses disciples se rendent à </w:t>
+      </w:r>
+      <w:r>
+        <w:rPr>
+          <w:lang w:val="fr_FR" w:bidi="fr_FR"/>
+        </w:rPr>
+        <w:t>Capernaüm</w:t>
+      </w:r>
+      <w:r>
+        <w:rPr>
+          <w:lang w:val="fr_FR" w:bidi="fr_FR"/>
+        </w:rPr>
+        <w:t>, ils y sont accompagnés par Marie et les frères de Jésus (</w:t>
+      </w:r>
+      <w:hyperlink r:id="rId497">
+        <w:r>
+          <w:rPr>
+            <w:lang w:val="fr_FR" w:bidi="fr_FR"/>
+          </w:rPr>
+          <w:rPr>
+            <w:color w:val="0000EE"/>
+            <w:u w:val="single"/>
+          </w:rPr>
+          <w:t>Jn 2.12</w:t>
+        </w:r>
+      </w:hyperlink>
+      <w:r>
+        <w:rPr>
+          <w:lang w:val="fr_FR" w:bidi="fr_FR"/>
+        </w:rPr>
+        <w:t>). Juste avant la fête des Tabernacles, ils essayent de persuader Jésus d'aller à Jérusalem pour cette occasion. Ils ne croient pas en ses miracles, mais lui disent néanmoins qu'il devrait les montrer en public pour être reconnu (</w:t>
+      </w:r>
+      <w:hyperlink r:id="rId498">
+        <w:r>
+          <w:rPr>
+            <w:lang w:val="fr_FR" w:bidi="fr_FR"/>
+          </w:rPr>
+          <w:rPr>
+            <w:color w:val="0000EE"/>
+            <w:u w:val="single"/>
+          </w:rPr>
+          <w:t>Jn 7.4</w:t>
+        </w:r>
+      </w:hyperlink>
+      <w:r>
+        <w:rPr>
+          <w:lang w:val="fr_FR" w:bidi="fr_FR"/>
+        </w:rPr>
+        <w:t xml:space="preserve">). Jésus fait allusion à de l'opposition parmi des membres de sa famille lorsqu'il déclare : « </w:t>
+      </w:r>
+      <w:r>
+        <w:rPr>
+          <w:lang w:val="fr_FR" w:bidi="fr_FR"/>
+        </w:rPr>
+        <w:t>C’est seulement dans sa patrie et dans sa propre famille que l’on refuse d’honorer un prophète</w:t>
+      </w:r>
+      <w:r>
+        <w:rPr>
+          <w:lang w:val="fr_FR" w:bidi="fr_FR"/>
+        </w:rPr>
+        <w:t xml:space="preserve"> » (</w:t>
+      </w:r>
+      <w:hyperlink r:id="rId499">
+        <w:r>
+          <w:rPr>
+            <w:lang w:val="fr_FR" w:bidi="fr_FR"/>
+          </w:rPr>
+          <w:rPr>
+            <w:color w:val="0000EE"/>
+            <w:u w:val="single"/>
+          </w:rPr>
+          <w:t>Mt 13.57</w:t>
+        </w:r>
+      </w:hyperlink>
+      <w:r>
+        <w:rPr>
+          <w:lang w:val="fr_FR" w:bidi="fr_FR"/>
+        </w:rPr>
+        <w:t>, BDS). Alors que les foules viennent en masse vers lui au début de son ministère, ses frères ou d'autres proches pensent qu'il a perdu contact avec la réalité (</w:t>
+      </w:r>
+      <w:hyperlink r:id="rId500">
+        <w:r>
+          <w:rPr>
+            <w:lang w:val="fr_FR" w:bidi="fr_FR"/>
+          </w:rPr>
+          <w:rPr>
+            <w:color w:val="0000EE"/>
+            <w:u w:val="single"/>
+          </w:rPr>
+          <w:t>Mc 3.21</w:t>
+        </w:r>
+      </w:hyperlink>
+      <w:r>
+        <w:rPr>
+          <w:lang w:val="fr_FR" w:bidi="fr_FR"/>
+        </w:rPr>
+        <w:t xml:space="preserve">). </w:t>
+      </w:r>
+    </w:p>
+    <w:p>
+      <w:pPr/>
+      <w:r>
+        <w:rPr>
+          <w:lang w:val="fr_FR" w:bidi="fr_FR"/>
+        </w:rPr>
+      </w:r>
+      <w:r>
+        <w:rPr>
+          <w:lang w:val="fr_FR" w:bidi="fr_FR"/>
+        </w:rPr>
+        <w:t>Même s'ils ne croient tout d'abord pas en lui, les frères de Jésus deviennent en fin de compte des membres actifs de l'Église de Jérusalem, dès ses débuts. Avec Marie, ils font partie des membres du groupe qui priait fréquemment dans la chambre haute (</w:t>
+      </w:r>
+      <w:hyperlink r:id="rId480">
+        <w:r>
+          <w:rPr>
+            <w:lang w:val="fr_FR" w:bidi="fr_FR"/>
+          </w:rPr>
+          <w:rPr>
+            <w:color w:val="0000EE"/>
+            <w:u w:val="single"/>
+          </w:rPr>
+          <w:t>Ac 1.14</w:t>
+        </w:r>
+      </w:hyperlink>
+      <w:r>
+        <w:rPr>
+          <w:lang w:val="fr_FR" w:bidi="fr_FR"/>
+        </w:rPr>
+        <w:t>). Cela démontre un changement remarquable par rapport à leur manque de foi antérieur. L'une des apparitions de Jésus ressuscité est à Jacques (</w:t>
+      </w:r>
+      <w:hyperlink r:id="rId501">
+        <w:r>
+          <w:rPr>
+            <w:lang w:val="fr_FR" w:bidi="fr_FR"/>
+          </w:rPr>
+          <w:rPr>
+            <w:color w:val="0000EE"/>
+            <w:u w:val="single"/>
+          </w:rPr>
+          <w:t>1Co 15.7</w:t>
+        </w:r>
+      </w:hyperlink>
+      <w:r>
+        <w:rPr>
+          <w:lang w:val="fr_FR" w:bidi="fr_FR"/>
+        </w:rPr>
+        <w:t>). Quand Paul retourne à Jérusalem après sa conversion, il y rencontre Pierre et Jacques, « le frère du Seigneur », mais pas les autres apôtres (</w:t>
+      </w:r>
+      <w:hyperlink r:id="rId502">
+        <w:r>
+          <w:rPr>
+            <w:lang w:val="fr_FR" w:bidi="fr_FR"/>
+          </w:rPr>
+          <w:rPr>
+            <w:color w:val="0000EE"/>
+            <w:u w:val="single"/>
+          </w:rPr>
+          <w:t>Ga 1.19</w:t>
+        </w:r>
+      </w:hyperlink>
+      <w:r>
+        <w:rPr>
+          <w:lang w:val="fr_FR" w:bidi="fr_FR"/>
+        </w:rPr>
+        <w:t xml:space="preserve">). Quand l'apôtre Pierre est libéré de prison, il se rend chez Marie, la mère de Jean Marc. Malgré les réactions enthousiastes à sa libération, il demande tout de suite au groupe de l'annoncer « </w:t>
+      </w:r>
+      <w:r>
+        <w:rPr>
+          <w:lang w:val="fr_FR" w:bidi="fr_FR"/>
+        </w:rPr>
+        <w:t>à Jacques et aux frères</w:t>
+      </w:r>
+      <w:r>
+        <w:rPr>
+          <w:lang w:val="fr_FR" w:bidi="fr_FR"/>
+        </w:rPr>
+        <w:t xml:space="preserve"> » (</w:t>
+      </w:r>
+      <w:hyperlink r:id="rId503">
+        <w:r>
+          <w:rPr>
+            <w:lang w:val="fr_FR" w:bidi="fr_FR"/>
+          </w:rPr>
+          <w:rPr>
+            <w:color w:val="0000EE"/>
+            <w:u w:val="single"/>
+          </w:rPr>
+          <w:t>Ac 12.17</w:t>
+        </w:r>
+      </w:hyperlink>
+      <w:r>
+        <w:rPr>
+          <w:lang w:val="fr_FR" w:bidi="fr_FR"/>
+        </w:rPr>
+        <w:t>). Plusieurs passages dans Actes montrent que Jacques était un dirigeant important et respecté dans l'Église de Jérusalem (</w:t>
+      </w:r>
+      <w:hyperlink r:id="rId504">
+        <w:r>
+          <w:rPr>
+            <w:lang w:val="fr_FR" w:bidi="fr_FR"/>
+          </w:rPr>
+          <w:rPr>
+            <w:color w:val="0000EE"/>
+            <w:u w:val="single"/>
+          </w:rPr>
+          <w:t>Ac 15.13–21</w:t>
+        </w:r>
+      </w:hyperlink>
+      <w:r>
+        <w:rPr>
+          <w:lang w:val="fr_FR" w:bidi="fr_FR"/>
+        </w:rPr>
+        <w:t xml:space="preserve"> ; </w:t>
+      </w:r>
+      <w:hyperlink r:id="rId505">
+        <w:r>
+          <w:rPr>
+            <w:lang w:val="fr_FR" w:bidi="fr_FR"/>
+          </w:rPr>
+          <w:rPr>
+            <w:color w:val="0000EE"/>
+            <w:u w:val="single"/>
+          </w:rPr>
+          <w:t>21.18</w:t>
+        </w:r>
+      </w:hyperlink>
+      <w:r>
+        <w:rPr>
+          <w:lang w:val="fr_FR" w:bidi="fr_FR"/>
+        </w:rPr>
+        <w:t>). Lors du concile de Jérusalem, il déclare fermement son point de vue sur la question de l'acceptation des Gentils dans l'Église. Paul lui rend visite plus tard et lui raconte ce qu'il a fait en tant que missionnaire et les nombreuses conversions qui se sont produites parmi les Gentils. Jacques est celui qui est le plus souvent nommé dans le NT, mais tous les frères de Jésus semblent avoir été bien respectés à cette époque. Quand Paul explique que lui aussi aurait le droit de prendre une épouse pour l'accompagner dans ses voyages, il donne pour exemple le fait que c'est ce que font aussi les frères de Jésus (</w:t>
+      </w:r>
+      <w:hyperlink r:id="rId506">
+        <w:r>
+          <w:rPr>
+            <w:lang w:val="fr_FR" w:bidi="fr_FR"/>
+          </w:rPr>
+          <w:rPr>
+            <w:color w:val="0000EE"/>
+            <w:u w:val="single"/>
+          </w:rPr>
+          <w:t>1Co 9.5</w:t>
+        </w:r>
+      </w:hyperlink>
+      <w:r>
+        <w:rPr>
+          <w:lang w:val="fr_FR" w:bidi="fr_FR"/>
+        </w:rPr>
+        <w:t>).</w:t>
+      </w:r>
+    </w:p>
+    <w:p>
+      <w:pPr/>
+      <w:r>
+        <w:rPr>
+          <w:lang w:val="fr_FR" w:bidi="fr_FR"/>
+        </w:rPr>
+      </w:r>
+      <w:r>
+        <w:rPr>
+          <w:lang w:val="fr_FR" w:bidi="fr_FR"/>
+        </w:rPr>
+        <w:t>L'auteur de l'Épître de Jacques est probablement le Jacques qui est le frère du Seigneur, même s'il ne le mentionne pas quand il se présente (</w:t>
+      </w:r>
+      <w:hyperlink r:id="rId507">
+        <w:r>
+          <w:rPr>
+            <w:lang w:val="fr_FR" w:bidi="fr_FR"/>
+          </w:rPr>
+          <w:rPr>
+            <w:color w:val="0000EE"/>
+            <w:u w:val="single"/>
+          </w:rPr>
+          <w:t>1.1</w:t>
+        </w:r>
+      </w:hyperlink>
+      <w:r>
+        <w:rPr>
+          <w:lang w:val="fr_FR" w:bidi="fr_FR"/>
+        </w:rPr>
+        <w:t>). On dirait bien que l'auteur écrit en tant que dirigeant reconnu dans l'Église. Il serait donc logique de conclure que c'est bien du frère du Seigneur qu'il s'agit. L'auteur de l'Épître de Jude se présente comme frère de Jacques. Encore une fois, il s'agit très probablement du Jacques bien connu, c'est à dire du dirigeant mentionné dans Actes et de l'auteur probable de l'autre épître. Jude semble donc être le frère du Seigneur qui est aussi appelé Judas dans les Évangiles (</w:t>
+      </w:r>
+      <w:hyperlink r:id="rId493">
+        <w:r>
+          <w:rPr>
+            <w:lang w:val="fr_FR" w:bidi="fr_FR"/>
+          </w:rPr>
+          <w:rPr>
+            <w:color w:val="0000EE"/>
+            <w:u w:val="single"/>
+          </w:rPr>
+          <w:t>Mt 13.55</w:t>
+        </w:r>
+      </w:hyperlink>
+      <w:r>
+        <w:rPr>
+          <w:lang w:val="fr_FR" w:bidi="fr_FR"/>
+        </w:rPr>
+        <w:t xml:space="preserve"> ; </w:t>
+      </w:r>
+      <w:hyperlink r:id="rId478">
+        <w:r>
+          <w:rPr>
+            <w:lang w:val="fr_FR" w:bidi="fr_FR"/>
+          </w:rPr>
+          <w:rPr>
+            <w:color w:val="0000EE"/>
+            <w:u w:val="single"/>
+          </w:rPr>
+          <w:t>Mc 6.3</w:t>
+        </w:r>
+      </w:hyperlink>
+      <w:r>
+        <w:rPr>
+          <w:lang w:val="fr_FR" w:bidi="fr_FR"/>
+        </w:rPr>
+        <w:t>).</w:t>
+      </w:r>
+    </w:p>
+    <w:p>
+      <w:pPr/>
+      <w:r>
+        <w:rPr>
+          <w:lang w:val="fr_FR" w:bidi="fr_FR"/>
+        </w:rPr>
+      </w:r>
+      <w:r>
+        <w:rPr>
+          <w:lang w:val="fr_FR" w:bidi="fr_FR"/>
+        </w:rPr>
+        <w:t>Dans tout le NT, les frères de Jésus sont toujours présentés comme un autre groupe que celui des douze apôtres. Juste après avoir nommé les apôtres, Luc continue : « Tous, d'un commun accord, persévéraient dans la prière, avec les femmes, Marie, mère de Jésus, et avec les frères de Jésus » (</w:t>
+      </w:r>
+      <w:hyperlink r:id="rId508">
+        <w:r>
+          <w:rPr>
+            <w:lang w:val="fr_FR" w:bidi="fr_FR"/>
+          </w:rPr>
+          <w:rPr>
+            <w:color w:val="0000EE"/>
+            <w:u w:val="single"/>
+          </w:rPr>
+          <w:t>Ac 1.13–14</w:t>
+        </w:r>
+      </w:hyperlink>
+      <w:r>
+        <w:rPr>
+          <w:lang w:val="fr_FR" w:bidi="fr_FR"/>
+        </w:rPr>
+        <w:t>). L'apôtre Paul parle lui aussi des frères du Seigneur comme d'un groupe différent de celui des apôtres (</w:t>
+      </w:r>
+      <w:hyperlink r:id="rId506">
+        <w:r>
+          <w:rPr>
+            <w:lang w:val="fr_FR" w:bidi="fr_FR"/>
+          </w:rPr>
+          <w:rPr>
+            <w:color w:val="0000EE"/>
+            <w:u w:val="single"/>
+          </w:rPr>
+          <w:t>1Co 9.5</w:t>
+        </w:r>
+      </w:hyperlink>
+      <w:r>
+        <w:rPr>
+          <w:lang w:val="fr_FR" w:bidi="fr_FR"/>
+        </w:rPr>
+        <w:t>). A chaque fois qu'ils sont mentionnés dans les Évangiles, ils sont décrits comme des membres de la famille de Jésus, et pas comme disciples.</w:t>
+      </w:r>
+    </w:p>
+    <w:p>
+      <w:pPr/>
+      <w:r>
+        <w:rPr>
+          <w:lang w:val="fr_FR" w:bidi="fr_FR"/>
+        </w:rPr>
+      </w:r>
+      <w:r>
+        <w:rPr>
+          <w:i/>
+          <w:lang w:val="fr_FR" w:bidi="fr_FR"/>
+        </w:rPr>
+        <w:t>Voir aussi</w:t>
+      </w:r>
+      <w:r>
+        <w:rPr>
+          <w:lang w:val="fr_FR" w:bidi="fr_FR"/>
+        </w:rPr>
+        <w:t xml:space="preserve"> </w:t>
+      </w:r>
+      <w:r>
+        <w:rPr>
+          <w:lang w:val="fr_FR" w:bidi="fr_FR"/>
+        </w:rPr>
+        <w:t>Jacques (personne) n° 1</w:t>
+      </w:r>
+      <w:r>
+        <w:rPr>
+          <w:lang w:val="fr_FR" w:bidi="fr_FR"/>
+        </w:rPr>
+        <w:t xml:space="preserve"> ; </w:t>
+      </w:r>
+      <w:r>
+        <w:rPr>
+          <w:lang w:val="fr_FR" w:bidi="fr_FR"/>
+        </w:rPr>
+        <w:t>Joseph n° 7</w:t>
+      </w:r>
+      <w:r>
+        <w:rPr>
+          <w:lang w:val="fr_FR" w:bidi="fr_FR"/>
+        </w:rPr>
+        <w:t xml:space="preserve"> ; </w:t>
+      </w:r>
+      <w:r>
+        <w:rPr>
+          <w:lang w:val="fr_FR" w:bidi="fr_FR"/>
+        </w:rPr>
+        <w:t>Jude (personne)</w:t>
+      </w:r>
+      <w:r>
+        <w:rPr>
+          <w:lang w:val="fr_FR" w:bidi="fr_FR"/>
+        </w:rPr>
+        <w:t xml:space="preserve"> ; </w:t>
+      </w:r>
+      <w:r>
+        <w:rPr>
+          <w:lang w:val="fr_FR" w:bidi="fr_FR"/>
+        </w:rPr>
+        <w:t>Marie n° 1</w:t>
+      </w:r>
+      <w:r>
+        <w:rPr>
+          <w:lang w:val="fr_FR" w:bidi="fr_FR"/>
+        </w:rPr>
+        <w:t>.</w:t>
+      </w:r>
+      <w:r>
+        <w:rPr>
+          <w:lang w:val="fr_FR" w:bidi="fr_FR"/>
+        </w:rPr>
+      </w:r>
+      <w:r>
+        <w:rPr>
+          <w:lang w:val="fr_FR" w:bidi="fr_FR"/>
+        </w:rPr>
+      </w:r>
+    </w:p>
+    <w:p>
+      <w:pPr/>
+      <w:r>
+        <w:rPr>
+          <w:lang w:val="fr_FR" w:bidi="fr_FR"/>
+        </w:rPr>
+      </w:r>
+    </w:p>
+    <w:p>
+      <w:pPr>
+        <w:pStyle w:val="Heading2"/>
+      </w:pPr>
+      <w:r>
+        <w:rPr>
+          <w:lang w:val="fr_FR" w:bidi="fr_FR"/>
+        </w:rPr>
         <w:t>frères (et sœurs)</w:t>
       </w:r>
       <w:r>
@@ -16548,7 +17183,7 @@
         </w:rPr>
         <w:t>À l'époque de Jésus, les Juifs utilisaient souvent le mot « frères » pour désigner leurs compatriotes ou ceux qui croyaient en Dieu (</w:t>
       </w:r>
-      <w:hyperlink r:id="rId493">
+      <w:hyperlink r:id="rId509">
         <w:r>
           <w:rPr>
             <w:lang w:val="fr_FR" w:bidi="fr_FR"/>
@@ -16566,7 +17201,7 @@
         </w:rPr>
         <w:t xml:space="preserve"> ; </w:t>
       </w:r>
-      <w:hyperlink r:id="rId494">
+      <w:hyperlink r:id="rId510">
         <w:r>
           <w:rPr>
             <w:lang w:val="fr_FR" w:bidi="fr_FR"/>
@@ -16584,7 +17219,7 @@
         </w:rPr>
         <w:t xml:space="preserve"> ; </w:t>
       </w:r>
-      <w:hyperlink r:id="rId495">
+      <w:hyperlink r:id="rId511">
         <w:r>
           <w:rPr>
             <w:lang w:val="fr_FR" w:bidi="fr_FR"/>
@@ -16602,7 +17237,7 @@
         </w:rPr>
         <w:t xml:space="preserve"> ; </w:t>
       </w:r>
-      <w:hyperlink r:id="rId496">
+      <w:hyperlink r:id="rId512">
         <w:r>
           <w:rPr>
             <w:lang w:val="fr_FR" w:bidi="fr_FR"/>
@@ -16620,7 +17255,7 @@
         </w:rPr>
         <w:t xml:space="preserve"> ; </w:t>
       </w:r>
-      <w:hyperlink r:id="rId497">
+      <w:hyperlink r:id="rId513">
         <w:r>
           <w:rPr>
             <w:lang w:val="fr_FR" w:bidi="fr_FR"/>
@@ -16638,7 +17273,7 @@
         </w:rPr>
         <w:t>). Les premiers chrétiens étaient des Juifs. Il était donc naturel pour eux d'utiliser ce même terme pour s'adresser aux autres chrétiens juifs. Le terme « frères » était utilisé pour désigner un groupe qui pouvait inclure des hommes et des femmes (</w:t>
       </w:r>
-      <w:hyperlink r:id="rId498">
+      <w:hyperlink r:id="rId514">
         <w:r>
           <w:rPr>
             <w:lang w:val="fr_FR" w:bidi="fr_FR"/>
@@ -16656,7 +17291,7 @@
         </w:rPr>
         <w:t xml:space="preserve"> ; </w:t>
       </w:r>
-      <w:hyperlink r:id="rId499">
+      <w:hyperlink r:id="rId515">
         <w:r>
           <w:rPr>
             <w:lang w:val="fr_FR" w:bidi="fr_FR"/>
@@ -16674,7 +17309,7 @@
         </w:rPr>
         <w:t xml:space="preserve"> ; </w:t>
       </w:r>
-      <w:hyperlink r:id="rId500">
+      <w:hyperlink r:id="rId516">
         <w:r>
           <w:rPr>
             <w:lang w:val="fr_FR" w:bidi="fr_FR"/>
@@ -16706,7 +17341,7 @@
         </w:rPr>
         <w:t>Il était aussi coutumier parmi les non-juifs de s'appeler « frères » entre membres d'une même communauté. Les chrétiens non-juifs ont donc eux aussi adopté cet usage pour s'adresser les uns aux autres en tant que membres de la famille de Dieu (</w:t>
       </w:r>
-      <w:hyperlink r:id="rId501">
+      <w:hyperlink r:id="rId517">
         <w:r>
           <w:rPr>
             <w:lang w:val="fr_FR" w:bidi="fr_FR"/>
@@ -16724,7 +17359,7 @@
         </w:rPr>
         <w:t xml:space="preserve"> ; </w:t>
       </w:r>
-      <w:hyperlink r:id="rId502">
+      <w:hyperlink r:id="rId518">
         <w:r>
           <w:rPr>
             <w:lang w:val="fr_FR" w:bidi="fr_FR"/>
@@ -16742,7 +17377,7 @@
         </w:rPr>
         <w:t xml:space="preserve"> ; </w:t>
       </w:r>
-      <w:hyperlink r:id="rId503">
+      <w:hyperlink r:id="rId519">
         <w:r>
           <w:rPr>
             <w:lang w:val="fr_FR" w:bidi="fr_FR"/>
@@ -16788,7 +17423,7 @@
         </w:rPr>
         <w:t>Chaque chrétien était appelé un « frère » ou une « sœur ». Ce nom montrait qu'il était important pour les chrétiens de se traiter comme des proches. Cette relation pouvait se comparer à celle des membres d'une même famille. Selon Jésus, la relation entre ceux qui font la volonté de Dieu est encore plus proche que celle qu'ils ont avec les membres de leurs familles naturelles (</w:t>
       </w:r>
-      <w:hyperlink r:id="rId504">
+      <w:hyperlink r:id="rId520">
         <w:r>
           <w:rPr>
             <w:lang w:val="fr_FR" w:bidi="fr_FR"/>
@@ -16820,7 +17455,7 @@
         </w:rPr>
         <w:t>Dans 1 Jean et Jacques, ce lien fraternel implique la responsabilité que les chrétiens ont de s'aimer et de s'entraider (</w:t>
       </w:r>
-      <w:hyperlink r:id="rId505">
+      <w:hyperlink r:id="rId521">
         <w:r>
           <w:rPr>
             <w:lang w:val="fr_FR" w:bidi="fr_FR"/>
@@ -16838,7 +17473,7 @@
         </w:rPr>
         <w:t xml:space="preserve"> ; </w:t>
       </w:r>
-      <w:hyperlink r:id="rId506">
+      <w:hyperlink r:id="rId522">
         <w:r>
           <w:rPr>
             <w:lang w:val="fr_FR" w:bidi="fr_FR"/>
@@ -16856,7 +17491,7 @@
         </w:rPr>
         <w:t xml:space="preserve"> ; </w:t>
       </w:r>
-      <w:hyperlink r:id="rId507">
+      <w:hyperlink r:id="rId523">
         <w:r>
           <w:rPr>
             <w:lang w:val="fr_FR" w:bidi="fr_FR"/>
@@ -16873,641 +17508,6 @@
           <w:lang w:val="fr_FR" w:bidi="fr_FR"/>
         </w:rPr>
         <w:t>). Le mot « frères » exprime aussi que les chrétiens sont tout aussi importants les uns que les autres en tant que fils et filles de leur Père céleste.</w:t>
-      </w:r>
-      <w:r>
-        <w:rPr>
-          <w:lang w:val="fr_FR" w:bidi="fr_FR"/>
-        </w:rPr>
-      </w:r>
-      <w:r>
-        <w:rPr>
-          <w:lang w:val="fr_FR" w:bidi="fr_FR"/>
-        </w:rPr>
-      </w:r>
-    </w:p>
-    <w:p>
-      <w:pPr/>
-      <w:r>
-        <w:rPr>
-          <w:lang w:val="fr_FR" w:bidi="fr_FR"/>
-        </w:rPr>
-      </w:r>
-    </w:p>
-    <w:p>
-      <w:pPr>
-        <w:pStyle w:val="Heading2"/>
-      </w:pPr>
-      <w:r>
-        <w:rPr>
-          <w:lang w:val="fr_FR" w:bidi="fr_FR"/>
-        </w:rPr>
-        <w:t>Frères de Jésus</w:t>
-      </w:r>
-      <w:r>
-        <w:rPr>
-          <w:lang w:val="fr_FR" w:bidi="fr_FR"/>
-        </w:rPr>
-      </w:r>
-    </w:p>
-    <w:p>
-      <w:pPr/>
-      <w:r>
-        <w:rPr>
-          <w:lang w:val="fr_FR" w:bidi="fr_FR"/>
-        </w:rPr>
-      </w:r>
-      <w:r>
-        <w:rPr>
-          <w:lang w:val="fr_FR" w:bidi="fr_FR"/>
-        </w:rPr>
-        <w:t>Jacques, Joses (ou Joseph), Simon et Judas (ou Jude) sont des membres de la famille de Jésus qui sont mentionnés dans le NT (</w:t>
-      </w:r>
-      <w:hyperlink r:id="rId508">
-        <w:r>
-          <w:rPr>
-            <w:lang w:val="fr_FR" w:bidi="fr_FR"/>
-          </w:rPr>
-          <w:rPr>
-            <w:color w:val="0000EE"/>
-            <w:u w:val="single"/>
-          </w:rPr>
-          <w:t>Mt 13.55</w:t>
-        </w:r>
-      </w:hyperlink>
-      <w:r>
-        <w:rPr>
-          <w:lang w:val="fr_FR" w:bidi="fr_FR"/>
-        </w:rPr>
-        <w:t xml:space="preserve"> ; </w:t>
-      </w:r>
-      <w:hyperlink r:id="rId478">
-        <w:r>
-          <w:rPr>
-            <w:lang w:val="fr_FR" w:bidi="fr_FR"/>
-          </w:rPr>
-          <w:rPr>
-            <w:color w:val="0000EE"/>
-            <w:u w:val="single"/>
-          </w:rPr>
-          <w:t>Mc 6.3</w:t>
-        </w:r>
-      </w:hyperlink>
-      <w:r>
-        <w:rPr>
-          <w:lang w:val="fr_FR" w:bidi="fr_FR"/>
-        </w:rPr>
-        <w:t>). Avec Marie, la mère de Jésus, ils vont le voir pendant qu'il prêche et guérit au milieu de la foule (</w:t>
-      </w:r>
-      <w:hyperlink r:id="rId509">
-        <w:r>
-          <w:rPr>
-            <w:lang w:val="fr_FR" w:bidi="fr_FR"/>
-          </w:rPr>
-          <w:rPr>
-            <w:color w:val="0000EE"/>
-            <w:u w:val="single"/>
-          </w:rPr>
-          <w:t>Mt 12.47–50</w:t>
-        </w:r>
-      </w:hyperlink>
-      <w:r>
-        <w:rPr>
-          <w:lang w:val="fr_FR" w:bidi="fr_FR"/>
-        </w:rPr>
-        <w:t xml:space="preserve"> ; </w:t>
-      </w:r>
-      <w:hyperlink r:id="rId510">
-        <w:r>
-          <w:rPr>
-            <w:lang w:val="fr_FR" w:bidi="fr_FR"/>
-          </w:rPr>
-          <w:rPr>
-            <w:color w:val="0000EE"/>
-            <w:u w:val="single"/>
-          </w:rPr>
-          <w:t>Mc 3.34–35</w:t>
-        </w:r>
-      </w:hyperlink>
-      <w:r>
-        <w:rPr>
-          <w:lang w:val="fr_FR" w:bidi="fr_FR"/>
-        </w:rPr>
-        <w:t xml:space="preserve"> ; </w:t>
-      </w:r>
-      <w:hyperlink r:id="rId511">
-        <w:r>
-          <w:rPr>
-            <w:lang w:val="fr_FR" w:bidi="fr_FR"/>
-          </w:rPr>
-          <w:rPr>
-            <w:color w:val="0000EE"/>
-            <w:u w:val="single"/>
-          </w:rPr>
-          <w:t>Lc 8.19–21</w:t>
-        </w:r>
-      </w:hyperlink>
-      <w:r>
-        <w:rPr>
-          <w:lang w:val="fr_FR" w:bidi="fr_FR"/>
-        </w:rPr>
-        <w:t>). Ils l'entendent déclarer que tous ceux qui font la volonté de Dieu sont ses frères, ses sœurs et ses mères.</w:t>
-      </w:r>
-    </w:p>
-    <w:p>
-      <w:pPr/>
-      <w:r>
-        <w:rPr>
-          <w:lang w:val="fr_FR" w:bidi="fr_FR"/>
-        </w:rPr>
-      </w:r>
-      <w:r>
-        <w:rPr>
-          <w:lang w:val="fr_FR" w:bidi="fr_FR"/>
-        </w:rPr>
-        <w:t xml:space="preserve">Quand Jésus retourne à Nazareth pour y prêcher, ils y sont suffisamment connus pour que les gens demandent : « </w:t>
-      </w:r>
-      <w:r>
-        <w:rPr>
-          <w:lang w:val="fr_FR" w:bidi="fr_FR"/>
-        </w:rPr>
-        <w:t xml:space="preserve">N'est-ce pas le charpentier, le fils de Marie, le frère de Jacques, de Joses, de Jude et de Simon? et ses sœurs ne sont-elles pas ici parmi nous ? </w:t>
-      </w:r>
-      <w:r>
-        <w:rPr>
-          <w:lang w:val="fr_FR" w:bidi="fr_FR"/>
-        </w:rPr>
-        <w:t>» (</w:t>
-      </w:r>
-      <w:hyperlink r:id="rId478">
-        <w:r>
-          <w:rPr>
-            <w:lang w:val="fr_FR" w:bidi="fr_FR"/>
-          </w:rPr>
-          <w:rPr>
-            <w:color w:val="0000EE"/>
-            <w:u w:val="single"/>
-          </w:rPr>
-          <w:t>Mc 6.3</w:t>
-        </w:r>
-      </w:hyperlink>
-      <w:r>
-        <w:rPr>
-          <w:lang w:val="fr_FR" w:bidi="fr_FR"/>
-        </w:rPr>
-        <w:t>). Dans l'Évangile de Matthieu, l'ordre des noms des deux derniers frères est inversé (</w:t>
-      </w:r>
-      <w:hyperlink r:id="rId508">
-        <w:r>
-          <w:rPr>
-            <w:lang w:val="fr_FR" w:bidi="fr_FR"/>
-          </w:rPr>
-          <w:rPr>
-            <w:color w:val="0000EE"/>
-            <w:u w:val="single"/>
-          </w:rPr>
-          <w:t>Mt 13.55</w:t>
-        </w:r>
-      </w:hyperlink>
-      <w:r>
-        <w:rPr>
-          <w:lang w:val="fr_FR" w:bidi="fr_FR"/>
-        </w:rPr>
-        <w:t xml:space="preserve">). Quand Jésus et ses disciples se rendent à </w:t>
-      </w:r>
-      <w:r>
-        <w:rPr>
-          <w:lang w:val="fr_FR" w:bidi="fr_FR"/>
-        </w:rPr>
-        <w:t>Capernaüm</w:t>
-      </w:r>
-      <w:r>
-        <w:rPr>
-          <w:lang w:val="fr_FR" w:bidi="fr_FR"/>
-        </w:rPr>
-        <w:t>, ils y sont accompagnés par Marie et les frères de Jésus (</w:t>
-      </w:r>
-      <w:hyperlink r:id="rId512">
-        <w:r>
-          <w:rPr>
-            <w:lang w:val="fr_FR" w:bidi="fr_FR"/>
-          </w:rPr>
-          <w:rPr>
-            <w:color w:val="0000EE"/>
-            <w:u w:val="single"/>
-          </w:rPr>
-          <w:t>Jn 2.12</w:t>
-        </w:r>
-      </w:hyperlink>
-      <w:r>
-        <w:rPr>
-          <w:lang w:val="fr_FR" w:bidi="fr_FR"/>
-        </w:rPr>
-        <w:t>). Juste avant la fête des Tabernacles, ils essayent de persuader Jésus d'aller à Jérusalem pour cette occasion. Ils ne croient pas en ses miracles, mais lui disent néanmoins qu'il devrait les montrer en public pour être reconnu (</w:t>
-      </w:r>
-      <w:hyperlink r:id="rId513">
-        <w:r>
-          <w:rPr>
-            <w:lang w:val="fr_FR" w:bidi="fr_FR"/>
-          </w:rPr>
-          <w:rPr>
-            <w:color w:val="0000EE"/>
-            <w:u w:val="single"/>
-          </w:rPr>
-          <w:t>Jn 7.4</w:t>
-        </w:r>
-      </w:hyperlink>
-      <w:r>
-        <w:rPr>
-          <w:lang w:val="fr_FR" w:bidi="fr_FR"/>
-        </w:rPr>
-        <w:t xml:space="preserve">). Jésus fait allusion à de l'opposition parmi des membres de sa famille lorsqu'il déclare : « </w:t>
-      </w:r>
-      <w:r>
-        <w:rPr>
-          <w:lang w:val="fr_FR" w:bidi="fr_FR"/>
-        </w:rPr>
-        <w:t>C’est seulement dans sa patrie et dans sa propre famille que l’on refuse d’honorer un prophète</w:t>
-      </w:r>
-      <w:r>
-        <w:rPr>
-          <w:lang w:val="fr_FR" w:bidi="fr_FR"/>
-        </w:rPr>
-        <w:t xml:space="preserve"> » (</w:t>
-      </w:r>
-      <w:hyperlink r:id="rId514">
-        <w:r>
-          <w:rPr>
-            <w:lang w:val="fr_FR" w:bidi="fr_FR"/>
-          </w:rPr>
-          <w:rPr>
-            <w:color w:val="0000EE"/>
-            <w:u w:val="single"/>
-          </w:rPr>
-          <w:t>Mt 13.57</w:t>
-        </w:r>
-      </w:hyperlink>
-      <w:r>
-        <w:rPr>
-          <w:lang w:val="fr_FR" w:bidi="fr_FR"/>
-        </w:rPr>
-        <w:t>, BDS). Alors que les foules viennent en masse vers lui au début de son ministère, ses frères ou d'autres proches pensent qu'il a perdu contact avec la réalité (</w:t>
-      </w:r>
-      <w:hyperlink r:id="rId515">
-        <w:r>
-          <w:rPr>
-            <w:lang w:val="fr_FR" w:bidi="fr_FR"/>
-          </w:rPr>
-          <w:rPr>
-            <w:color w:val="0000EE"/>
-            <w:u w:val="single"/>
-          </w:rPr>
-          <w:t>Mc 3.21</w:t>
-        </w:r>
-      </w:hyperlink>
-      <w:r>
-        <w:rPr>
-          <w:lang w:val="fr_FR" w:bidi="fr_FR"/>
-        </w:rPr>
-        <w:t xml:space="preserve">). </w:t>
-      </w:r>
-    </w:p>
-    <w:p>
-      <w:pPr/>
-      <w:r>
-        <w:rPr>
-          <w:lang w:val="fr_FR" w:bidi="fr_FR"/>
-        </w:rPr>
-      </w:r>
-      <w:r>
-        <w:rPr>
-          <w:lang w:val="fr_FR" w:bidi="fr_FR"/>
-        </w:rPr>
-        <w:t>Même s'ils ne croient tout d'abord pas en lui, les frères de Jésus deviennent en fin de compte des membres actifs de l'Église de Jérusalem, dès ses débuts. Avec Marie, ils font partie des membres du groupe qui priait fréquemment dans la chambre haute (</w:t>
-      </w:r>
-      <w:hyperlink r:id="rId480">
-        <w:r>
-          <w:rPr>
-            <w:lang w:val="fr_FR" w:bidi="fr_FR"/>
-          </w:rPr>
-          <w:rPr>
-            <w:color w:val="0000EE"/>
-            <w:u w:val="single"/>
-          </w:rPr>
-          <w:t>Ac 1.14</w:t>
-        </w:r>
-      </w:hyperlink>
-      <w:r>
-        <w:rPr>
-          <w:lang w:val="fr_FR" w:bidi="fr_FR"/>
-        </w:rPr>
-        <w:t>). Cela démontre un changement remarquable par rapport à leur manque de foi antérieur. L'une des apparitions de Jésus ressuscité est à Jacques (</w:t>
-      </w:r>
-      <w:hyperlink r:id="rId516">
-        <w:r>
-          <w:rPr>
-            <w:lang w:val="fr_FR" w:bidi="fr_FR"/>
-          </w:rPr>
-          <w:rPr>
-            <w:color w:val="0000EE"/>
-            <w:u w:val="single"/>
-          </w:rPr>
-          <w:t>1Co 15.7</w:t>
-        </w:r>
-      </w:hyperlink>
-      <w:r>
-        <w:rPr>
-          <w:lang w:val="fr_FR" w:bidi="fr_FR"/>
-        </w:rPr>
-        <w:t>). Quand Paul retourne à Jérusalem après sa conversion, il y rencontre Pierre et Jacques, « le frère du Seigneur », mais pas les autres apôtres (</w:t>
-      </w:r>
-      <w:hyperlink r:id="rId517">
-        <w:r>
-          <w:rPr>
-            <w:lang w:val="fr_FR" w:bidi="fr_FR"/>
-          </w:rPr>
-          <w:rPr>
-            <w:color w:val="0000EE"/>
-            <w:u w:val="single"/>
-          </w:rPr>
-          <w:t>Ga 1.19</w:t>
-        </w:r>
-      </w:hyperlink>
-      <w:r>
-        <w:rPr>
-          <w:lang w:val="fr_FR" w:bidi="fr_FR"/>
-        </w:rPr>
-        <w:t xml:space="preserve">). Quand l'apôtre Pierre est libéré de prison, il se rend chez Marie, la mère de Jean Marc. Malgré les réactions enthousiastes à sa libération, il demande tout de suite au groupe de l'annoncer « </w:t>
-      </w:r>
-      <w:r>
-        <w:rPr>
-          <w:lang w:val="fr_FR" w:bidi="fr_FR"/>
-        </w:rPr>
-        <w:t>à Jacques et aux frères</w:t>
-      </w:r>
-      <w:r>
-        <w:rPr>
-          <w:lang w:val="fr_FR" w:bidi="fr_FR"/>
-        </w:rPr>
-        <w:t xml:space="preserve"> » (</w:t>
-      </w:r>
-      <w:hyperlink r:id="rId518">
-        <w:r>
-          <w:rPr>
-            <w:lang w:val="fr_FR" w:bidi="fr_FR"/>
-          </w:rPr>
-          <w:rPr>
-            <w:color w:val="0000EE"/>
-            <w:u w:val="single"/>
-          </w:rPr>
-          <w:t>Ac 12.17</w:t>
-        </w:r>
-      </w:hyperlink>
-      <w:r>
-        <w:rPr>
-          <w:lang w:val="fr_FR" w:bidi="fr_FR"/>
-        </w:rPr>
-        <w:t>). Plusieurs passages dans Actes montrent que Jacques était un dirigeant important et respecté dans l'Église de Jérusalem (</w:t>
-      </w:r>
-      <w:hyperlink r:id="rId519">
-        <w:r>
-          <w:rPr>
-            <w:lang w:val="fr_FR" w:bidi="fr_FR"/>
-          </w:rPr>
-          <w:rPr>
-            <w:color w:val="0000EE"/>
-            <w:u w:val="single"/>
-          </w:rPr>
-          <w:t>Ac 15.13–21</w:t>
-        </w:r>
-      </w:hyperlink>
-      <w:r>
-        <w:rPr>
-          <w:lang w:val="fr_FR" w:bidi="fr_FR"/>
-        </w:rPr>
-        <w:t xml:space="preserve"> ; </w:t>
-      </w:r>
-      <w:hyperlink r:id="rId520">
-        <w:r>
-          <w:rPr>
-            <w:lang w:val="fr_FR" w:bidi="fr_FR"/>
-          </w:rPr>
-          <w:rPr>
-            <w:color w:val="0000EE"/>
-            <w:u w:val="single"/>
-          </w:rPr>
-          <w:t>21.18</w:t>
-        </w:r>
-      </w:hyperlink>
-      <w:r>
-        <w:rPr>
-          <w:lang w:val="fr_FR" w:bidi="fr_FR"/>
-        </w:rPr>
-        <w:t>). Lors du concile de Jérusalem, il déclare fermement son point de vue sur la question de l'acceptation des Gentils dans l'Église. Paul lui rend visite plus tard et lui raconte ce qu'il a fait en tant que missionnaire et les nombreuses conversions qui se sont produites parmi les Gentils. Jacques est celui qui est le plus souvent nommé dans le NT, mais tous les frères de Jésus semblent avoir été bien respectés à cette époque. Quand Paul explique que lui aussi aurait le droit de prendre une épouse pour l'accompagner dans ses voyages, il donne pour exemple le fait que c'est ce que font aussi les frères de Jésus (</w:t>
-      </w:r>
-      <w:hyperlink r:id="rId521">
-        <w:r>
-          <w:rPr>
-            <w:lang w:val="fr_FR" w:bidi="fr_FR"/>
-          </w:rPr>
-          <w:rPr>
-            <w:color w:val="0000EE"/>
-            <w:u w:val="single"/>
-          </w:rPr>
-          <w:t>1Co 9.5</w:t>
-        </w:r>
-      </w:hyperlink>
-      <w:r>
-        <w:rPr>
-          <w:lang w:val="fr_FR" w:bidi="fr_FR"/>
-        </w:rPr>
-        <w:t>).</w:t>
-      </w:r>
-    </w:p>
-    <w:p>
-      <w:pPr/>
-      <w:r>
-        <w:rPr>
-          <w:lang w:val="fr_FR" w:bidi="fr_FR"/>
-        </w:rPr>
-      </w:r>
-      <w:r>
-        <w:rPr>
-          <w:lang w:val="fr_FR" w:bidi="fr_FR"/>
-        </w:rPr>
-        <w:t>L'auteur de l'Épître de Jacques est probablement le Jacques qui est le frère du Seigneur, même s'il ne le mentionne pas quand il se présente (</w:t>
-      </w:r>
-      <w:hyperlink r:id="rId522">
-        <w:r>
-          <w:rPr>
-            <w:lang w:val="fr_FR" w:bidi="fr_FR"/>
-          </w:rPr>
-          <w:rPr>
-            <w:color w:val="0000EE"/>
-            <w:u w:val="single"/>
-          </w:rPr>
-          <w:t>1.1</w:t>
-        </w:r>
-      </w:hyperlink>
-      <w:r>
-        <w:rPr>
-          <w:lang w:val="fr_FR" w:bidi="fr_FR"/>
-        </w:rPr>
-        <w:t>). On dirait bien que l'auteur écrit en tant que dirigeant reconnu dans l'Église. Il serait donc logique de conclure que c'est bien du frère du Seigneur qu'il s'agit. L'auteur de l'Épître de Jude se présente comme frère de Jacques. Encore une fois, il s'agit très probablement du Jacques bien connu, c'est à dire du dirigeant mentionné dans Actes et de l'auteur probable de l'autre épître. Jude semble donc être le frère du Seigneur qui est aussi appelé Judas dans les Évangiles (</w:t>
-      </w:r>
-      <w:hyperlink r:id="rId508">
-        <w:r>
-          <w:rPr>
-            <w:lang w:val="fr_FR" w:bidi="fr_FR"/>
-          </w:rPr>
-          <w:rPr>
-            <w:color w:val="0000EE"/>
-            <w:u w:val="single"/>
-          </w:rPr>
-          <w:t>Mt 13.55</w:t>
-        </w:r>
-      </w:hyperlink>
-      <w:r>
-        <w:rPr>
-          <w:lang w:val="fr_FR" w:bidi="fr_FR"/>
-        </w:rPr>
-        <w:t xml:space="preserve"> ; </w:t>
-      </w:r>
-      <w:hyperlink r:id="rId478">
-        <w:r>
-          <w:rPr>
-            <w:lang w:val="fr_FR" w:bidi="fr_FR"/>
-          </w:rPr>
-          <w:rPr>
-            <w:color w:val="0000EE"/>
-            <w:u w:val="single"/>
-          </w:rPr>
-          <w:t>Mc 6.3</w:t>
-        </w:r>
-      </w:hyperlink>
-      <w:r>
-        <w:rPr>
-          <w:lang w:val="fr_FR" w:bidi="fr_FR"/>
-        </w:rPr>
-        <w:t>).</w:t>
-      </w:r>
-    </w:p>
-    <w:p>
-      <w:pPr/>
-      <w:r>
-        <w:rPr>
-          <w:lang w:val="fr_FR" w:bidi="fr_FR"/>
-        </w:rPr>
-      </w:r>
-      <w:r>
-        <w:rPr>
-          <w:lang w:val="fr_FR" w:bidi="fr_FR"/>
-        </w:rPr>
-        <w:t>Dans tout le NT, les frères de Jésus sont toujours présentés comme un autre groupe que celui des douze apôtres. Juste après avoir nommé les apôtres, Luc continue : « Tous, d'un commun accord, persévéraient dans la prière, avec les femmes, Marie, mère de Jésus, et avec les frères de Jésus » (</w:t>
-      </w:r>
-      <w:hyperlink r:id="rId523">
-        <w:r>
-          <w:rPr>
-            <w:lang w:val="fr_FR" w:bidi="fr_FR"/>
-          </w:rPr>
-          <w:rPr>
-            <w:color w:val="0000EE"/>
-            <w:u w:val="single"/>
-          </w:rPr>
-          <w:t>Ac 1.13–14</w:t>
-        </w:r>
-      </w:hyperlink>
-      <w:r>
-        <w:rPr>
-          <w:lang w:val="fr_FR" w:bidi="fr_FR"/>
-        </w:rPr>
-        <w:t>). L'apôtre Paul parle lui aussi des frères du Seigneur comme d'un groupe différent de celui des apôtres (</w:t>
-      </w:r>
-      <w:hyperlink r:id="rId521">
-        <w:r>
-          <w:rPr>
-            <w:lang w:val="fr_FR" w:bidi="fr_FR"/>
-          </w:rPr>
-          <w:rPr>
-            <w:color w:val="0000EE"/>
-            <w:u w:val="single"/>
-          </w:rPr>
-          <w:t>1Co 9.5</w:t>
-        </w:r>
-      </w:hyperlink>
-      <w:r>
-        <w:rPr>
-          <w:lang w:val="fr_FR" w:bidi="fr_FR"/>
-        </w:rPr>
-        <w:t>). A chaque fois qu'ils sont mentionnés dans les Évangiles, ils sont décrits comme des membres de la famille de Jésus, et pas comme disciples.</w:t>
-      </w:r>
-    </w:p>
-    <w:p>
-      <w:pPr/>
-      <w:r>
-        <w:rPr>
-          <w:lang w:val="fr_FR" w:bidi="fr_FR"/>
-        </w:rPr>
-      </w:r>
-      <w:r>
-        <w:rPr>
-          <w:i/>
-          <w:lang w:val="fr_FR" w:bidi="fr_FR"/>
-        </w:rPr>
-        <w:t>Voir aussi</w:t>
-      </w:r>
-      <w:r>
-        <w:rPr>
-          <w:lang w:val="fr_FR" w:bidi="fr_FR"/>
-        </w:rPr>
-        <w:t xml:space="preserve"> </w:t>
-      </w:r>
-      <w:r>
-        <w:rPr>
-          <w:lang w:val="fr_FR" w:bidi="fr_FR"/>
-        </w:rPr>
-        <w:t>Jacques (personne) n° 1</w:t>
-      </w:r>
-      <w:r>
-        <w:rPr>
-          <w:lang w:val="fr_FR" w:bidi="fr_FR"/>
-        </w:rPr>
-        <w:t xml:space="preserve"> ; </w:t>
-      </w:r>
-      <w:r>
-        <w:rPr>
-          <w:lang w:val="fr_FR" w:bidi="fr_FR"/>
-        </w:rPr>
-        <w:t>Joseph n° 7</w:t>
-      </w:r>
-      <w:r>
-        <w:rPr>
-          <w:lang w:val="fr_FR" w:bidi="fr_FR"/>
-        </w:rPr>
-        <w:t xml:space="preserve"> ; </w:t>
-      </w:r>
-      <w:r>
-        <w:rPr>
-          <w:lang w:val="fr_FR" w:bidi="fr_FR"/>
-        </w:rPr>
-        <w:t>Jude (personne)</w:t>
-      </w:r>
-      <w:r>
-        <w:rPr>
-          <w:lang w:val="fr_FR" w:bidi="fr_FR"/>
-        </w:rPr>
-        <w:t xml:space="preserve"> ; </w:t>
-      </w:r>
-      <w:r>
-        <w:rPr>
-          <w:lang w:val="fr_FR" w:bidi="fr_FR"/>
-        </w:rPr>
-        <w:t>Marie n° 1</w:t>
-      </w:r>
-      <w:r>
-        <w:rPr>
-          <w:lang w:val="fr_FR" w:bidi="fr_FR"/>
-        </w:rPr>
-        <w:t>.</w:t>
       </w:r>
       <w:r>
         <w:rPr>

--- a/fra/docx/006.content.docx
+++ b/fra/docx/006.content.docx
@@ -19,7 +19,7 @@
         <w:rPr>
           <w:lang w:val="fr_FR" w:bidi="fr_FR"/>
         </w:rPr>
-        <w:t>Resource: Tyndale Open Bible Dictionary</w:t>
+        <w:t>Resource: Aquifer Open Bible Dictionary</w:t>
       </w:r>
       <w:r>
         <w:rPr>
@@ -112,7 +112,7 @@
         <w:rPr>
           <w:lang w:val="fr_FR" w:bidi="fr_FR"/>
         </w:rPr>
-        <w:t>Tyndale Open Bible Dictionary</w:t>
+        <w:t>Aquifer Open Bible Dictionary</w:t>
       </w:r>
     </w:p>
     <w:p>

--- a/fra/docx/006.content.docx
+++ b/fra/docx/006.content.docx
@@ -5615,6 +5615,87 @@
         <w:rPr>
           <w:lang w:val="fr_FR" w:bidi="fr_FR"/>
         </w:rPr>
+        <w:t>fiançailles</w:t>
+      </w:r>
+      <w:r>
+        <w:rPr>
+          <w:lang w:val="fr_FR" w:bidi="fr_FR"/>
+        </w:rPr>
+      </w:r>
+    </w:p>
+    <w:p>
+      <w:pPr/>
+      <w:r>
+        <w:rPr>
+          <w:lang w:val="fr_FR" w:bidi="fr_FR"/>
+        </w:rPr>
+      </w:r>
+      <w:r>
+        <w:rPr>
+          <w:lang w:val="fr_FR" w:bidi="fr_FR"/>
+        </w:rPr>
+        <w:t>Première étape d’un accord matrimonial.</w:t>
+      </w:r>
+    </w:p>
+    <w:p>
+      <w:pPr/>
+      <w:r>
+        <w:rPr>
+          <w:lang w:val="fr_FR" w:bidi="fr_FR"/>
+        </w:rPr>
+      </w:r>
+      <w:r>
+        <w:rPr>
+          <w:i/>
+          <w:lang w:val="fr_FR" w:bidi="fr_FR"/>
+        </w:rPr>
+        <w:t>Voir</w:t>
+      </w:r>
+      <w:r>
+        <w:rPr>
+          <w:lang w:val="fr_FR" w:bidi="fr_FR"/>
+        </w:rPr>
+        <w:t xml:space="preserve"> </w:t>
+      </w:r>
+      <w:r>
+        <w:rPr>
+          <w:lang w:val="fr_FR" w:bidi="fr_FR"/>
+        </w:rPr>
+        <w:t>mariage, coutumes matrimoniales</w:t>
+      </w:r>
+      <w:r>
+        <w:rPr>
+          <w:lang w:val="fr_FR" w:bidi="fr_FR"/>
+        </w:rPr>
+        <w:t>.</w:t>
+      </w:r>
+      <w:r>
+        <w:rPr>
+          <w:lang w:val="fr_FR" w:bidi="fr_FR"/>
+        </w:rPr>
+      </w:r>
+      <w:r>
+        <w:rPr>
+          <w:lang w:val="fr_FR" w:bidi="fr_FR"/>
+        </w:rPr>
+      </w:r>
+    </w:p>
+    <w:p>
+      <w:pPr/>
+      <w:r>
+        <w:rPr>
+          <w:lang w:val="fr_FR" w:bidi="fr_FR"/>
+        </w:rPr>
+      </w:r>
+    </w:p>
+    <w:p>
+      <w:pPr>
+        <w:pStyle w:val="Heading2"/>
+      </w:pPr>
+      <w:r>
+        <w:rPr>
+          <w:lang w:val="fr_FR" w:bidi="fr_FR"/>
+        </w:rPr>
         <w:t>Fidélité</w:t>
       </w:r>
       <w:r>
@@ -13030,6 +13111,154 @@
           <w:lang w:val="fr_FR" w:bidi="fr_FR"/>
         </w:rPr>
         <w:t>). Malkija, fils de Harim, et Haschub, fils de Pachath-Moab, sont nommés comme ses constructeurs. La tour était probablement une œuvre défensive sur la section nord-ouest du mur, nommée pour sa proximité avec des fours à pain voisins.</w:t>
+      </w:r>
+      <w:r>
+        <w:rPr>
+          <w:lang w:val="fr_FR" w:bidi="fr_FR"/>
+        </w:rPr>
+      </w:r>
+      <w:r>
+        <w:rPr>
+          <w:lang w:val="fr_FR" w:bidi="fr_FR"/>
+        </w:rPr>
+      </w:r>
+    </w:p>
+    <w:p>
+      <w:pPr/>
+      <w:r>
+        <w:rPr>
+          <w:lang w:val="fr_FR" w:bidi="fr_FR"/>
+        </w:rPr>
+      </w:r>
+    </w:p>
+    <w:p>
+      <w:pPr>
+        <w:pStyle w:val="Heading2"/>
+      </w:pPr>
+      <w:r>
+        <w:rPr>
+          <w:lang w:val="fr_FR" w:bidi="fr_FR"/>
+        </w:rPr>
+        <w:t>fraction du pain, rompre le pain</w:t>
+      </w:r>
+      <w:r>
+        <w:rPr>
+          <w:lang w:val="fr_FR" w:bidi="fr_FR"/>
+        </w:rPr>
+      </w:r>
+    </w:p>
+    <w:p>
+      <w:pPr/>
+      <w:r>
+        <w:rPr>
+          <w:lang w:val="fr_FR" w:bidi="fr_FR"/>
+        </w:rPr>
+      </w:r>
+      <w:r>
+        <w:rPr>
+          <w:lang w:val="fr_FR" w:bidi="fr_FR"/>
+        </w:rPr>
+        <w:t xml:space="preserve">L’expression </w:t>
+      </w:r>
+      <w:r>
+        <w:rPr>
+          <w:i/>
+          <w:lang w:val="fr_FR" w:bidi="fr_FR"/>
+        </w:rPr>
+        <w:t>fraction du pain</w:t>
+      </w:r>
+      <w:r>
+        <w:rPr>
+          <w:lang w:val="fr_FR" w:bidi="fr_FR"/>
+        </w:rPr>
+        <w:t xml:space="preserve"> décrit au sens premier le fait de diviser du pain en morceaux. Il était coutume pour les Juifs de se servir ou de servir aux autres des morceaux de pain en les arrachant d'un pain lors des repas. </w:t>
+      </w:r>
+    </w:p>
+    <w:p>
+      <w:pPr/>
+      <w:r>
+        <w:rPr>
+          <w:lang w:val="fr_FR" w:bidi="fr_FR"/>
+        </w:rPr>
+      </w:r>
+      <w:r>
+        <w:rPr>
+          <w:lang w:val="fr_FR" w:bidi="fr_FR"/>
+        </w:rPr>
+        <w:t xml:space="preserve">Dans le Nouveau Testament, le verbe grec d'où provient le mot traduit </w:t>
+      </w:r>
+      <w:r>
+        <w:rPr>
+          <w:i/>
+          <w:lang w:val="fr_FR" w:bidi="fr_FR"/>
+        </w:rPr>
+        <w:t>fraction</w:t>
+      </w:r>
+      <w:r>
+        <w:rPr>
+          <w:lang w:val="fr_FR" w:bidi="fr_FR"/>
+        </w:rPr>
+        <w:t xml:space="preserve"> est souvent traduit par </w:t>
+      </w:r>
+      <w:r>
+        <w:rPr>
+          <w:i/>
+          <w:lang w:val="fr_FR" w:bidi="fr_FR"/>
+        </w:rPr>
+        <w:t>rompre</w:t>
+      </w:r>
+      <w:r>
+        <w:rPr>
+          <w:lang w:val="fr_FR" w:bidi="fr_FR"/>
+        </w:rPr>
+        <w:t xml:space="preserve"> en français. Jésus a rompu du pain pour le multiplier et nourrir une multitude. Actes mentionne plusieurs fois que les disciples rompaient le pain ensemble. Cela pourrait signifier qu'ils mangeaient ensemble. </w:t>
+      </w:r>
+    </w:p>
+    <w:p>
+      <w:pPr/>
+      <w:r>
+        <w:rPr>
+          <w:lang w:val="fr_FR" w:bidi="fr_FR"/>
+        </w:rPr>
+      </w:r>
+      <w:r>
+        <w:rPr>
+          <w:lang w:val="fr_FR" w:bidi="fr_FR"/>
+        </w:rPr>
+        <w:t>Cependant, Jésus a aussi rompu du pain quand il a institué la Sainte Cène. L'apôtre Paul en parle aussi en utilisant cette expression. Pour cette raison, il est possible que les passages dans Actes ne signifient pas seulement que les disciples mangeaient ensemble, mais aussi qu'ils se réunissaient pour observer la Sainte Cène (repas du Seigneur).</w:t>
+      </w:r>
+    </w:p>
+    <w:p>
+      <w:pPr/>
+      <w:r>
+        <w:rPr>
+          <w:lang w:val="fr_FR" w:bidi="fr_FR"/>
+        </w:rPr>
+      </w:r>
+      <w:r>
+        <w:rPr>
+          <w:i/>
+          <w:lang w:val="fr_FR" w:bidi="fr_FR"/>
+        </w:rPr>
+        <w:t>Voir</w:t>
+      </w:r>
+      <w:r>
+        <w:rPr>
+          <w:lang w:val="fr_FR" w:bidi="fr_FR"/>
+        </w:rPr>
+        <w:t xml:space="preserve"> </w:t>
+      </w:r>
+      <w:r>
+        <w:rPr>
+          <w:lang w:val="fr_FR" w:bidi="fr_FR"/>
+        </w:rPr>
+        <w:t>Sainte Cène</w:t>
+      </w:r>
+      <w:r>
+        <w:rPr>
+          <w:lang w:val="fr_FR" w:bidi="fr_FR"/>
+        </w:rPr>
+        <w:t>.</w:t>
       </w:r>
       <w:r>
         <w:rPr>
